--- a/internal_doc/03.开发设计/Story-findAndModify.docx
+++ b/internal_doc/03.开发设计/Story-findAndModify.docx
@@ -6,12 +6,14 @@
       <w:pPr>
         <w:pStyle w:val="Title"/>
       </w:pPr>
+      <w:proofErr w:type="spellStart"/>
       <w:r>
         <w:rPr>
           <w:rFonts w:hint="eastAsia"/>
         </w:rPr>
         <w:t>findAndModify</w:t>
       </w:r>
+      <w:proofErr w:type="spellEnd"/>
       <w:r>
         <w:rPr>
           <w:rFonts w:hint="eastAsia"/>
@@ -106,9 +108,11 @@
               </w:rPr>
               <w:t xml:space="preserve"> </w:t>
             </w:r>
+            <w:proofErr w:type="spellStart"/>
             <w:r>
               <w:t>Weichao</w:t>
             </w:r>
+            <w:proofErr w:type="spellEnd"/>
           </w:p>
         </w:tc>
         <w:tc>
@@ -192,11 +196,6 @@
       </w:r>
     </w:p>
     <w:p>
-      <w:pPr>
-        <w:rPr>
-          <w:rFonts w:hint="eastAsia"/>
-        </w:rPr>
-      </w:pPr>
       <w:r>
         <w:t>Story</w:t>
       </w:r>
@@ -241,6 +240,7 @@
         </w:rPr>
         <w:t>提供</w:t>
       </w:r>
+      <w:proofErr w:type="spellStart"/>
       <w:r>
         <w:rPr>
           <w:rFonts w:hint="eastAsia"/>
@@ -248,6 +248,7 @@
         </w:rPr>
         <w:t>findAndUpdate</w:t>
       </w:r>
+      <w:proofErr w:type="spellEnd"/>
       <w:r>
         <w:rPr>
           <w:rFonts w:hint="eastAsia"/>
@@ -255,6 +256,7 @@
         </w:rPr>
         <w:t>和</w:t>
       </w:r>
+      <w:proofErr w:type="spellStart"/>
       <w:r>
         <w:rPr>
           <w:rFonts w:hint="eastAsia"/>
@@ -262,6 +264,7 @@
         </w:rPr>
         <w:t>findAndRemove</w:t>
       </w:r>
+      <w:proofErr w:type="spellEnd"/>
       <w:r>
         <w:rPr>
           <w:rFonts w:hint="eastAsia"/>
@@ -379,9 +382,6 @@
     <w:p>
       <w:pPr>
         <w:ind w:left="0"/>
-        <w:rPr>
-          <w:rFonts w:hint="eastAsia"/>
-        </w:rPr>
       </w:pPr>
       <w:r>
         <w:rPr>
@@ -389,6 +389,7 @@
         </w:rPr>
         <w:t>增加</w:t>
       </w:r>
+      <w:proofErr w:type="spellStart"/>
       <w:r>
         <w:rPr>
           <w:rFonts w:hint="eastAsia"/>
@@ -396,6 +397,7 @@
         </w:rPr>
         <w:t>findAndUpdate</w:t>
       </w:r>
+      <w:proofErr w:type="spellEnd"/>
       <w:r>
         <w:rPr>
           <w:rFonts w:hint="eastAsia"/>
@@ -403,6 +405,7 @@
         </w:rPr>
         <w:t>和</w:t>
       </w:r>
+      <w:proofErr w:type="spellStart"/>
       <w:r>
         <w:rPr>
           <w:rFonts w:hint="eastAsia"/>
@@ -410,6 +413,7 @@
         </w:rPr>
         <w:t>findAndRemove</w:t>
       </w:r>
+      <w:proofErr w:type="spellEnd"/>
       <w:r>
         <w:rPr>
           <w:rFonts w:hint="eastAsia"/>
@@ -460,11 +464,6 @@
       </w:r>
     </w:p>
     <w:p>
-      <w:pPr>
-        <w:rPr>
-          <w:rFonts w:hint="eastAsia"/>
-        </w:rPr>
-      </w:pPr>
       <w:r>
         <w:rPr>
           <w:rFonts w:hint="eastAsia"/>
@@ -473,11 +472,6 @@
       </w:r>
     </w:p>
     <w:p>
-      <w:pPr>
-        <w:rPr>
-          <w:rFonts w:hint="eastAsia"/>
-        </w:rPr>
-      </w:pPr>
       <w:r>
         <w:rPr>
           <w:rFonts w:hint="eastAsia"/>
@@ -522,11 +516,19 @@
         </w:rPr>
         <w:t>在</w:t>
       </w:r>
-      <w:r>
-        <w:rPr>
-          <w:rFonts w:hint="eastAsia"/>
-        </w:rPr>
-        <w:t>sdb shell</w:t>
+      <w:proofErr w:type="spellStart"/>
+      <w:r>
+        <w:rPr>
+          <w:rFonts w:hint="eastAsia"/>
+        </w:rPr>
+        <w:t>sdb</w:t>
+      </w:r>
+      <w:proofErr w:type="spellEnd"/>
+      <w:r>
+        <w:rPr>
+          <w:rFonts w:hint="eastAsia"/>
+        </w:rPr>
+        <w:t xml:space="preserve"> shell</w:t>
       </w:r>
       <w:r>
         <w:rPr>
@@ -564,9 +566,6 @@
     <w:p>
       <w:pPr>
         <w:pStyle w:val="Heading3"/>
-        <w:rPr>
-          <w:rFonts w:hint="eastAsia"/>
-        </w:rPr>
       </w:pPr>
       <w:r>
         <w:rPr>
@@ -583,9 +582,6 @@
           <w:numId w:val="14"/>
         </w:numPr>
         <w:ind w:firstLineChars="0"/>
-        <w:rPr>
-          <w:rFonts w:hint="eastAsia"/>
-        </w:rPr>
       </w:pPr>
       <w:r>
         <w:rPr>
@@ -593,9 +589,11 @@
         </w:rPr>
         <w:t>在</w:t>
       </w:r>
+      <w:proofErr w:type="spellStart"/>
       <w:r>
         <w:t>MsgOpQuery</w:t>
       </w:r>
+      <w:proofErr w:type="spellEnd"/>
       <w:r>
         <w:rPr>
           <w:rFonts w:hint="eastAsia"/>
@@ -634,11 +632,6 @@
       </w:r>
     </w:p>
     <w:p>
-      <w:pPr>
-        <w:rPr>
-          <w:rFonts w:hint="eastAsia"/>
-        </w:rPr>
-      </w:pPr>
       <w:r>
         <w:rPr>
           <w:rFonts w:hint="eastAsia"/>
@@ -647,11 +640,6 @@
       </w:r>
     </w:p>
     <w:p>
-      <w:pPr>
-        <w:rPr>
-          <w:rFonts w:hint="eastAsia"/>
-        </w:rPr>
-      </w:pPr>
       <w:r>
         <w:rPr>
           <w:rFonts w:hint="eastAsia"/>
@@ -662,9 +650,6 @@
     <w:p>
       <w:pPr>
         <w:ind w:firstLine="405"/>
-        <w:rPr>
-          <w:rFonts w:hint="eastAsia"/>
-        </w:rPr>
       </w:pPr>
       <w:r>
         <w:rPr>
@@ -694,9 +679,6 @@
     <w:p>
       <w:pPr>
         <w:ind w:firstLine="405"/>
-        <w:rPr>
-          <w:rFonts w:hint="eastAsia"/>
-        </w:rPr>
       </w:pPr>
       <w:r>
         <w:rPr>
@@ -708,37 +690,62 @@
     <w:p>
       <w:pPr>
         <w:ind w:firstLine="405"/>
-        <w:rPr>
-          <w:rFonts w:hint="eastAsia"/>
-        </w:rPr>
-      </w:pPr>
-      <w:r>
-        <w:rPr>
-          <w:rFonts w:hint="eastAsia"/>
-        </w:rPr>
-        <w:t>returnnew: &lt;boolean&gt;,</w:t>
+      </w:pPr>
+      <w:proofErr w:type="spellStart"/>
+      <w:r>
+        <w:rPr>
+          <w:rFonts w:hint="eastAsia"/>
+        </w:rPr>
+        <w:t>returnnew</w:t>
+      </w:r>
+      <w:proofErr w:type="spellEnd"/>
+      <w:r>
+        <w:rPr>
+          <w:rFonts w:hint="eastAsia"/>
+        </w:rPr>
+        <w:t>: &lt;</w:t>
+      </w:r>
+      <w:proofErr w:type="spellStart"/>
+      <w:r>
+        <w:rPr>
+          <w:rFonts w:hint="eastAsia"/>
+        </w:rPr>
+        <w:t>boolean</w:t>
+      </w:r>
+      <w:proofErr w:type="spellEnd"/>
+      <w:r>
+        <w:rPr>
+          <w:rFonts w:hint="eastAsia"/>
+        </w:rPr>
+        <w:t>&gt;,</w:t>
       </w:r>
     </w:p>
     <w:p>
       <w:pPr>
         <w:ind w:firstLine="405"/>
-        <w:rPr>
-          <w:rFonts w:hint="eastAsia"/>
-        </w:rPr>
-      </w:pPr>
-      <w:r>
-        <w:rPr>
-          <w:rFonts w:hint="eastAsia"/>
-        </w:rPr>
-        <w:t>remove: &lt;boolean&gt;</w:t>
+      </w:pPr>
+      <w:r>
+        <w:rPr>
+          <w:rFonts w:hint="eastAsia"/>
+        </w:rPr>
+        <w:t>remove: &lt;</w:t>
+      </w:r>
+      <w:proofErr w:type="spellStart"/>
+      <w:r>
+        <w:rPr>
+          <w:rFonts w:hint="eastAsia"/>
+        </w:rPr>
+        <w:t>boolean</w:t>
+      </w:r>
+      <w:proofErr w:type="spellEnd"/>
+      <w:r>
+        <w:rPr>
+          <w:rFonts w:hint="eastAsia"/>
+        </w:rPr>
+        <w:t>&gt;</w:t>
       </w:r>
     </w:p>
     <w:p>
-      <w:pPr>
-        <w:rPr>
-          <w:rFonts w:hint="eastAsia"/>
-        </w:rPr>
-      </w:pPr>
       <w:r>
         <w:rPr>
           <w:rFonts w:hint="eastAsia"/>
@@ -754,9 +761,6 @@
           <w:numId w:val="18"/>
         </w:numPr>
         <w:ind w:firstLineChars="0"/>
-        <w:rPr>
-          <w:rFonts w:hint="eastAsia"/>
-        </w:rPr>
       </w:pPr>
       <w:r>
         <w:rPr>
@@ -864,9 +868,6 @@
           <w:numId w:val="18"/>
         </w:numPr>
         <w:ind w:firstLineChars="0"/>
-        <w:rPr>
-          <w:rFonts w:hint="eastAsia"/>
-        </w:rPr>
       </w:pPr>
       <w:r>
         <w:rPr>
@@ -901,16 +902,15 @@
           <w:numId w:val="18"/>
         </w:numPr>
         <w:ind w:firstLineChars="0"/>
-        <w:rPr>
-          <w:rFonts w:hint="eastAsia"/>
-        </w:rPr>
-      </w:pPr>
+      </w:pPr>
+      <w:proofErr w:type="spellStart"/>
       <w:r>
         <w:rPr>
           <w:rFonts w:hint="eastAsia"/>
         </w:rPr>
         <w:t>returnnew</w:t>
       </w:r>
+      <w:proofErr w:type="spellEnd"/>
       <w:r>
         <w:rPr>
           <w:rFonts w:hint="eastAsia"/>
@@ -974,9 +974,6 @@
           <w:numId w:val="18"/>
         </w:numPr>
         <w:ind w:firstLineChars="0"/>
-        <w:rPr>
-          <w:rFonts w:hint="eastAsia"/>
-        </w:rPr>
       </w:pPr>
       <w:r>
         <w:rPr>
@@ -1033,13 +1030,7 @@
         <w:t>。</w:t>
       </w:r>
     </w:p>
-    <w:p>
-      <w:pPr>
-        <w:rPr>
-          <w:rFonts w:hint="eastAsia"/>
-        </w:rPr>
-      </w:pPr>
-    </w:p>
+    <w:p/>
     <w:p>
       <w:pPr>
         <w:pStyle w:val="ListParagraph"/>
@@ -1055,9 +1046,11 @@
         </w:rPr>
         <w:t>在</w:t>
       </w:r>
+      <w:proofErr w:type="spellStart"/>
       <w:r>
         <w:t>MsgOpQuery</w:t>
       </w:r>
+      <w:proofErr w:type="spellEnd"/>
       <w:r>
         <w:rPr>
           <w:rFonts w:hint="eastAsia"/>
@@ -1111,7 +1104,7 @@
       <w:pPr>
         <w:pStyle w:val="Heading3"/>
         <w:rPr>
-          <w:rFonts w:eastAsiaTheme="minorEastAsia" w:hint="eastAsia"/>
+          <w:rFonts w:eastAsiaTheme="minorEastAsia"/>
         </w:rPr>
       </w:pPr>
       <w:r>
@@ -1129,9 +1122,6 @@
           <w:numId w:val="16"/>
         </w:numPr>
         <w:ind w:firstLineChars="0"/>
-        <w:rPr>
-          <w:rFonts w:hint="eastAsia"/>
-        </w:rPr>
       </w:pPr>
       <w:r>
         <w:rPr>
@@ -1139,12 +1129,14 @@
         </w:rPr>
         <w:t>增加类</w:t>
       </w:r>
+      <w:proofErr w:type="spellStart"/>
       <w:r>
         <w:rPr>
           <w:rFonts w:hint="eastAsia"/>
         </w:rPr>
         <w:t>rtnQueryModifier</w:t>
       </w:r>
+      <w:proofErr w:type="spellEnd"/>
       <w:r>
         <w:rPr>
           <w:rFonts w:hint="eastAsia"/>
@@ -1172,9 +1164,6 @@
           <w:numId w:val="16"/>
         </w:numPr>
         <w:ind w:firstLineChars="0"/>
-        <w:rPr>
-          <w:rFonts w:hint="eastAsia"/>
-        </w:rPr>
       </w:pPr>
       <w:r>
         <w:rPr>
@@ -1182,21 +1171,25 @@
         </w:rPr>
         <w:t>将</w:t>
       </w:r>
+      <w:proofErr w:type="spellStart"/>
       <w:r>
         <w:rPr>
           <w:rFonts w:hint="eastAsia"/>
         </w:rPr>
         <w:t>rtnQueryModifier</w:t>
       </w:r>
+      <w:proofErr w:type="spellEnd"/>
       <w:r>
         <w:rPr>
           <w:rFonts w:hint="eastAsia"/>
         </w:rPr>
         <w:t>关联到</w:t>
       </w:r>
+      <w:proofErr w:type="spellStart"/>
       <w:r>
         <w:t>rtnContextData</w:t>
       </w:r>
+      <w:proofErr w:type="spellEnd"/>
       <w:r>
         <w:rPr>
           <w:rFonts w:hint="eastAsia"/>
@@ -1236,9 +1229,6 @@
           <w:numId w:val="16"/>
         </w:numPr>
         <w:ind w:firstLineChars="0"/>
-        <w:rPr>
-          <w:rFonts w:hint="eastAsia"/>
-        </w:rPr>
       </w:pPr>
       <w:r>
         <w:rPr>
@@ -1246,11 +1236,19 @@
         </w:rPr>
         <w:t>在查询操作执行</w:t>
       </w:r>
-      <w:r>
-        <w:rPr>
-          <w:rFonts w:hint="eastAsia"/>
-        </w:rPr>
-        <w:t>rtnGetMore()</w:t>
+      <w:proofErr w:type="spellStart"/>
+      <w:r>
+        <w:rPr>
+          <w:rFonts w:hint="eastAsia"/>
+        </w:rPr>
+        <w:t>rtnGetMore</w:t>
+      </w:r>
+      <w:proofErr w:type="spellEnd"/>
+      <w:r>
+        <w:rPr>
+          <w:rFonts w:hint="eastAsia"/>
+        </w:rPr>
+        <w:t>()</w:t>
       </w:r>
       <w:r>
         <w:rPr>
@@ -1262,8 +1260,16 @@
         <w:rPr>
           <w:rFonts w:hint="eastAsia"/>
         </w:rPr>
-        <w:t>_prepareData</w:t>
-      </w:r>
+        <w:t>_</w:t>
+      </w:r>
+      <w:proofErr w:type="spellStart"/>
+      <w:r>
+        <w:rPr>
+          <w:rFonts w:hint="eastAsia"/>
+        </w:rPr>
+        <w:t>prepareData</w:t>
+      </w:r>
+      <w:proofErr w:type="spellEnd"/>
       <w:r>
         <w:rPr>
           <w:rFonts w:hint="eastAsia"/>
@@ -1339,9 +1345,6 @@
           <w:numId w:val="16"/>
         </w:numPr>
         <w:ind w:firstLineChars="0"/>
-        <w:rPr>
-          <w:rFonts w:hint="eastAsia"/>
-        </w:rPr>
       </w:pPr>
       <w:r>
         <w:rPr>
@@ -1373,12 +1376,14 @@
         </w:rPr>
         <w:t>操作修改记录，并根据</w:t>
       </w:r>
+      <w:proofErr w:type="spellStart"/>
       <w:r>
         <w:rPr>
           <w:rFonts w:hint="eastAsia"/>
         </w:rPr>
         <w:t>returnnew</w:t>
       </w:r>
+      <w:proofErr w:type="spellEnd"/>
       <w:r>
         <w:rPr>
           <w:rFonts w:hint="eastAsia"/>
@@ -1406,7 +1411,7 @@
       <w:pPr>
         <w:pStyle w:val="Heading3"/>
         <w:rPr>
-          <w:rFonts w:eastAsiaTheme="minorEastAsia" w:hint="eastAsia"/>
+          <w:rFonts w:eastAsiaTheme="minorEastAsia"/>
         </w:rPr>
       </w:pPr>
       <w:r>
@@ -1417,11 +1422,6 @@
       </w:r>
     </w:p>
     <w:p>
-      <w:pPr>
-        <w:rPr>
-          <w:rFonts w:hint="eastAsia"/>
-        </w:rPr>
-      </w:pPr>
       <w:r>
         <w:rPr>
           <w:rFonts w:hint="eastAsia"/>
@@ -1511,7 +1511,7 @@
       <w:pPr>
         <w:pStyle w:val="Heading3"/>
         <w:rPr>
-          <w:rFonts w:eastAsiaTheme="minorEastAsia" w:hint="eastAsia"/>
+          <w:rFonts w:eastAsiaTheme="minorEastAsia"/>
         </w:rPr>
       </w:pPr>
       <w:r>
@@ -1528,24 +1528,28 @@
         </w:rPr>
         <w:t>需要为目前支持的各种语言的驱动增加</w:t>
       </w:r>
+      <w:proofErr w:type="spellStart"/>
       <w:r>
         <w:rPr>
           <w:rFonts w:hint="eastAsia"/>
         </w:rPr>
         <w:t>queryAndUpdate</w:t>
       </w:r>
+      <w:proofErr w:type="spellEnd"/>
       <w:r>
         <w:rPr>
           <w:rFonts w:hint="eastAsia"/>
         </w:rPr>
         <w:t>、</w:t>
       </w:r>
+      <w:proofErr w:type="spellStart"/>
       <w:r>
         <w:rPr>
           <w:rFonts w:hint="eastAsia"/>
         </w:rPr>
         <w:t>queryAndRemove</w:t>
       </w:r>
+      <w:proofErr w:type="spellEnd"/>
       <w:r>
         <w:rPr>
           <w:rFonts w:hint="eastAsia"/>
@@ -1841,24 +1845,24 @@
         <w:t>;</w:t>
       </w:r>
     </w:p>
-    <w:p/>
     <w:tbl>
       <w:tblPr>
         <w:tblStyle w:val="TableGrid"/>
-        <w:tblW w:w="0" w:type="auto"/>
-        <w:tblInd w:w="357" w:type="dxa"/>
+        <w:tblpPr w:leftFromText="180" w:rightFromText="180" w:vertAnchor="text" w:horzAnchor="margin" w:tblpX="-318" w:tblpY="238"/>
+        <w:tblW w:w="8934" w:type="dxa"/>
+        <w:tblLayout w:type="fixed"/>
         <w:tblLook w:val="04A0"/>
       </w:tblPr>
       <w:tblGrid>
-        <w:gridCol w:w="2527"/>
-        <w:gridCol w:w="1511"/>
-        <w:gridCol w:w="2376"/>
-        <w:gridCol w:w="1751"/>
+        <w:gridCol w:w="2696"/>
+        <w:gridCol w:w="1132"/>
+        <w:gridCol w:w="3352"/>
+        <w:gridCol w:w="1754"/>
       </w:tblGrid>
       <w:tr>
         <w:tc>
           <w:tcPr>
-            <w:tcW w:w="2527" w:type="dxa"/>
+            <w:tcW w:w="2696" w:type="dxa"/>
             <w:tcBorders>
               <w:top w:val="single" w:sz="4" w:space="0" w:color="000000" w:themeColor="text1"/>
               <w:left w:val="single" w:sz="4" w:space="0" w:color="000000" w:themeColor="text1"/>
@@ -1887,7 +1891,7 @@
         </w:tc>
         <w:tc>
           <w:tcPr>
-            <w:tcW w:w="1511" w:type="dxa"/>
+            <w:tcW w:w="1132" w:type="dxa"/>
             <w:tcBorders>
               <w:top w:val="single" w:sz="4" w:space="0" w:color="000000" w:themeColor="text1"/>
               <w:left w:val="single" w:sz="4" w:space="0" w:color="000000" w:themeColor="text1"/>
@@ -1916,7 +1920,7 @@
         </w:tc>
         <w:tc>
           <w:tcPr>
-            <w:tcW w:w="2376" w:type="dxa"/>
+            <w:tcW w:w="3352" w:type="dxa"/>
             <w:tcBorders>
               <w:top w:val="single" w:sz="4" w:space="0" w:color="000000" w:themeColor="text1"/>
               <w:left w:val="single" w:sz="4" w:space="0" w:color="000000" w:themeColor="text1"/>
@@ -1945,7 +1949,7 @@
         </w:tc>
         <w:tc>
           <w:tcPr>
-            <w:tcW w:w="1751" w:type="dxa"/>
+            <w:tcW w:w="1754" w:type="dxa"/>
             <w:tcBorders>
               <w:top w:val="single" w:sz="4" w:space="0" w:color="000000" w:themeColor="text1"/>
               <w:left w:val="single" w:sz="4" w:space="0" w:color="000000" w:themeColor="text1"/>
@@ -1976,7 +1980,7 @@
       <w:tr>
         <w:tc>
           <w:tcPr>
-            <w:tcW w:w="2527" w:type="dxa"/>
+            <w:tcW w:w="2696" w:type="dxa"/>
             <w:tcBorders>
               <w:top w:val="single" w:sz="4" w:space="0" w:color="000000" w:themeColor="text1"/>
               <w:left w:val="single" w:sz="4" w:space="0" w:color="000000" w:themeColor="text1"/>
@@ -1987,15 +1991,27 @@
           <w:p>
             <w:pPr>
               <w:ind w:left="0"/>
-              <w:rPr>
-                <w:rFonts w:eastAsiaTheme="minorEastAsia"/>
-              </w:rPr>
-            </w:pPr>
+            </w:pPr>
+            <w:r>
+              <w:t>Story</w:t>
+            </w:r>
+            <w:r>
+              <w:rPr>
+                <w:rFonts w:hint="eastAsia"/>
+              </w:rPr>
+              <w:t>.query.modify.001</w:t>
+            </w:r>
+            <w:r>
+              <w:rPr>
+                <w:rFonts w:hint="eastAsia"/>
+              </w:rPr>
+              <w:t>.001</w:t>
+            </w:r>
           </w:p>
         </w:tc>
         <w:tc>
           <w:tcPr>
-            <w:tcW w:w="1511" w:type="dxa"/>
+            <w:tcW w:w="1132" w:type="dxa"/>
             <w:tcBorders>
               <w:top w:val="single" w:sz="4" w:space="0" w:color="000000" w:themeColor="text1"/>
               <w:left w:val="single" w:sz="4" w:space="0" w:color="000000" w:themeColor="text1"/>
@@ -2010,11 +2026,53 @@
                 <w:rFonts w:eastAsiaTheme="minorEastAsia"/>
               </w:rPr>
             </w:pPr>
+            <w:r>
+              <w:rPr>
+                <w:rFonts w:eastAsiaTheme="minorEastAsia" w:hint="eastAsia"/>
+              </w:rPr>
+              <w:t>op</w:t>
+            </w:r>
+            <w:r>
+              <w:rPr>
+                <w:rFonts w:eastAsiaTheme="minorEastAsia" w:hint="eastAsia"/>
+              </w:rPr>
+              <w:t>为</w:t>
+            </w:r>
+            <w:r>
+              <w:rPr>
+                <w:rFonts w:eastAsiaTheme="minorEastAsia" w:hint="eastAsia"/>
+              </w:rPr>
+              <w:t>u</w:t>
+            </w:r>
+            <w:r>
+              <w:rPr>
+                <w:rFonts w:eastAsiaTheme="minorEastAsia" w:hint="eastAsia"/>
+              </w:rPr>
+              <w:t>pdate,</w:t>
+            </w:r>
+            <w:r>
+              <w:rPr>
+                <w:rFonts w:hint="eastAsia"/>
+              </w:rPr>
+              <w:t xml:space="preserve"> update</w:t>
+            </w:r>
+            <w:r>
+              <w:rPr>
+                <w:rFonts w:eastAsiaTheme="minorEastAsia" w:hint="eastAsia"/>
+              </w:rPr>
+              <w:t>字段</w:t>
+            </w:r>
+            <w:r>
+              <w:rPr>
+                <w:rFonts w:eastAsiaTheme="minorEastAsia" w:hint="eastAsia"/>
+              </w:rPr>
+              <w:t>为空</w:t>
+            </w:r>
           </w:p>
         </w:tc>
         <w:tc>
           <w:tcPr>
-            <w:tcW w:w="2376" w:type="dxa"/>
+            <w:tcW w:w="3352" w:type="dxa"/>
             <w:tcBorders>
               <w:top w:val="single" w:sz="4" w:space="0" w:color="000000" w:themeColor="text1"/>
               <w:left w:val="single" w:sz="4" w:space="0" w:color="000000" w:themeColor="text1"/>
@@ -2031,11 +2089,161 @@
               </w:numPr>
               <w:ind w:firstLineChars="0"/>
             </w:pPr>
+            <w:r>
+              <w:rPr>
+                <w:rFonts w:eastAsiaTheme="minorEastAsia" w:hint="eastAsia"/>
+              </w:rPr>
+              <w:t>部署测试环境</w:t>
+            </w:r>
+            <w:r>
+              <w:rPr>
+                <w:rFonts w:eastAsiaTheme="minorEastAsia" w:hint="eastAsia"/>
+              </w:rPr>
+              <w:t>(</w:t>
+            </w:r>
+            <w:r>
+              <w:rPr>
+                <w:rFonts w:eastAsiaTheme="minorEastAsia" w:hint="eastAsia"/>
+              </w:rPr>
+              <w:t>独立模式</w:t>
+            </w:r>
+            <w:r>
+              <w:rPr>
+                <w:rFonts w:eastAsiaTheme="minorEastAsia" w:hint="eastAsia"/>
+              </w:rPr>
+              <w:t>/</w:t>
+            </w:r>
+            <w:r>
+              <w:rPr>
+                <w:rFonts w:eastAsiaTheme="minorEastAsia" w:hint="eastAsia"/>
+              </w:rPr>
+              <w:t>集群</w:t>
+            </w:r>
+            <w:r>
+              <w:rPr>
+                <w:rFonts w:eastAsiaTheme="minorEastAsia" w:hint="eastAsia"/>
+              </w:rPr>
+              <w:t>)</w:t>
+            </w:r>
+          </w:p>
+          <w:p>
+            <w:pPr>
+              <w:pStyle w:val="ListParagraph"/>
+              <w:numPr>
+                <w:ilvl w:val="0"/>
+                <w:numId w:val="10"/>
+              </w:numPr>
+              <w:ind w:firstLineChars="0"/>
+            </w:pPr>
+            <w:r>
+              <w:rPr>
+                <w:rFonts w:eastAsiaTheme="minorEastAsia" w:hint="eastAsia"/>
+              </w:rPr>
+              <w:t>创建测试用集合空间和集合</w:t>
+            </w:r>
+            <w:r>
+              <w:rPr>
+                <w:rFonts w:eastAsiaTheme="minorEastAsia" w:hint="eastAsia"/>
+              </w:rPr>
+              <w:t>(</w:t>
+            </w:r>
+            <w:proofErr w:type="spellStart"/>
+            <w:r>
+              <w:rPr>
+                <w:rFonts w:eastAsiaTheme="minorEastAsia" w:hint="eastAsia"/>
+              </w:rPr>
+              <w:t>testfindandmodify.test</w:t>
+            </w:r>
+            <w:proofErr w:type="spellEnd"/>
+            <w:r>
+              <w:rPr>
+                <w:rFonts w:eastAsiaTheme="minorEastAsia" w:hint="eastAsia"/>
+              </w:rPr>
+              <w:t>)</w:t>
+            </w:r>
+          </w:p>
+          <w:p>
+            <w:pPr>
+              <w:pStyle w:val="ListParagraph"/>
+              <w:numPr>
+                <w:ilvl w:val="0"/>
+                <w:numId w:val="10"/>
+              </w:numPr>
+              <w:ind w:firstLineChars="0"/>
+            </w:pPr>
+            <w:r>
+              <w:rPr>
+                <w:rFonts w:eastAsiaTheme="minorEastAsia" w:hint="eastAsia"/>
+              </w:rPr>
+              <w:t>通过</w:t>
+            </w:r>
+            <w:proofErr w:type="spellStart"/>
+            <w:r>
+              <w:rPr>
+                <w:rFonts w:eastAsiaTheme="minorEastAsia" w:hint="eastAsia"/>
+              </w:rPr>
+              <w:t>js</w:t>
+            </w:r>
+            <w:proofErr w:type="spellEnd"/>
+            <w:r>
+              <w:rPr>
+                <w:rFonts w:eastAsiaTheme="minorEastAsia" w:hint="eastAsia"/>
+              </w:rPr>
+              <w:t>执行</w:t>
+            </w:r>
+            <w:proofErr w:type="spellStart"/>
+            <w:r>
+              <w:rPr>
+                <w:rFonts w:eastAsiaTheme="minorEastAsia" w:hint="eastAsia"/>
+              </w:rPr>
+              <w:t>db.testfindandmodify.test.find</w:t>
+            </w:r>
+            <w:proofErr w:type="spellEnd"/>
+            <w:r>
+              <w:rPr>
+                <w:rFonts w:eastAsiaTheme="minorEastAsia" w:hint="eastAsia"/>
+              </w:rPr>
+              <w:t>().update()</w:t>
+            </w:r>
+          </w:p>
+          <w:p>
+            <w:pPr>
+              <w:ind w:left="0"/>
+              <w:rPr>
+                <w:rFonts w:eastAsiaTheme="minorEastAsia"/>
+              </w:rPr>
+            </w:pPr>
+            <w:r>
+              <w:rPr>
+                <w:rFonts w:eastAsiaTheme="minorEastAsia" w:hint="eastAsia"/>
+              </w:rPr>
+              <w:t xml:space="preserve">4. </w:t>
+            </w:r>
+            <w:r>
+              <w:rPr>
+                <w:rFonts w:eastAsiaTheme="minorEastAsia" w:hint="eastAsia"/>
+              </w:rPr>
+              <w:t>确认结果后，无论成功失败都执行</w:t>
+            </w:r>
+            <w:proofErr w:type="spellStart"/>
+            <w:r>
+              <w:rPr>
+                <w:rFonts w:eastAsiaTheme="minorEastAsia" w:hint="eastAsia"/>
+              </w:rPr>
+              <w:t>db.dropCL</w:t>
+            </w:r>
+            <w:proofErr w:type="spellEnd"/>
+            <w:r>
+              <w:rPr>
+                <w:rFonts w:eastAsiaTheme="minorEastAsia" w:hint="eastAsia"/>
+              </w:rPr>
+              <w:t>('test')</w:t>
+            </w:r>
           </w:p>
         </w:tc>
         <w:tc>
           <w:tcPr>
-            <w:tcW w:w="1751" w:type="dxa"/>
+            <w:tcW w:w="1754" w:type="dxa"/>
             <w:tcBorders>
               <w:top w:val="single" w:sz="4" w:space="0" w:color="000000" w:themeColor="text1"/>
               <w:left w:val="single" w:sz="4" w:space="0" w:color="000000" w:themeColor="text1"/>
@@ -2050,13 +2258,68 @@
                 <w:rFonts w:eastAsiaTheme="minorEastAsia"/>
               </w:rPr>
             </w:pPr>
+            <w:r>
+              <w:rPr>
+                <w:rFonts w:eastAsiaTheme="minorEastAsia"/>
+              </w:rPr>
+              <w:t>T</w:t>
+            </w:r>
+            <w:r>
+              <w:rPr>
+                <w:rFonts w:eastAsiaTheme="minorEastAsia" w:hint="eastAsia"/>
+              </w:rPr>
+              <w:t>hrow</w:t>
+            </w:r>
+            <w:r>
+              <w:rPr>
+                <w:rFonts w:eastAsiaTheme="minorEastAsia" w:hint="eastAsia"/>
+              </w:rPr>
+              <w:t>如下异常</w:t>
+            </w:r>
+            <w:r>
+              <w:rPr>
+                <w:rFonts w:eastAsiaTheme="minorEastAsia" w:hint="eastAsia"/>
+              </w:rPr>
+              <w:t>:</w:t>
+            </w:r>
+            <w:r>
+              <w:t xml:space="preserve"> </w:t>
+            </w:r>
+            <w:proofErr w:type="spellStart"/>
+            <w:r>
+              <w:rPr>
+                <w:rFonts w:eastAsiaTheme="minorEastAsia"/>
+              </w:rPr>
+              <w:t>SdbQuery.update</w:t>
+            </w:r>
+            <w:proofErr w:type="spellEnd"/>
+            <w:r>
+              <w:rPr>
+                <w:rFonts w:eastAsiaTheme="minorEastAsia"/>
+              </w:rPr>
+              <w:t xml:space="preserve">(): the 1st </w:t>
+            </w:r>
+            <w:proofErr w:type="spellStart"/>
+            <w:r>
+              <w:rPr>
+                <w:rFonts w:eastAsiaTheme="minorEastAsia"/>
+              </w:rPr>
+              <w:t>param</w:t>
+            </w:r>
+            <w:proofErr w:type="spellEnd"/>
+            <w:r>
+              <w:rPr>
+                <w:rFonts w:eastAsiaTheme="minorEastAsia"/>
+              </w:rPr>
+              <w:t xml:space="preserve"> should be non-empty object</w:t>
+            </w:r>
           </w:p>
         </w:tc>
       </w:tr>
       <w:tr>
         <w:tc>
           <w:tcPr>
-            <w:tcW w:w="2527" w:type="dxa"/>
+            <w:tcW w:w="2696" w:type="dxa"/>
             <w:tcBorders>
               <w:top w:val="single" w:sz="4" w:space="0" w:color="000000" w:themeColor="text1"/>
               <w:left w:val="single" w:sz="4" w:space="0" w:color="000000" w:themeColor="text1"/>
@@ -2071,11 +2334,26 @@
                 <w:rFonts w:eastAsiaTheme="minorEastAsia"/>
               </w:rPr>
             </w:pPr>
+            <w:r>
+              <w:t>Story</w:t>
+            </w:r>
+            <w:r>
+              <w:rPr>
+                <w:rFonts w:hint="eastAsia"/>
+              </w:rPr>
+              <w:t>.query.modify.001</w:t>
+            </w:r>
+            <w:r>
+              <w:rPr>
+                <w:rFonts w:eastAsiaTheme="minorEastAsia" w:hint="eastAsia"/>
+              </w:rPr>
+              <w:t>.002</w:t>
+            </w:r>
           </w:p>
         </w:tc>
         <w:tc>
           <w:tcPr>
-            <w:tcW w:w="1511" w:type="dxa"/>
+            <w:tcW w:w="1132" w:type="dxa"/>
             <w:tcBorders>
               <w:top w:val="single" w:sz="4" w:space="0" w:color="000000" w:themeColor="text1"/>
               <w:left w:val="single" w:sz="4" w:space="0" w:color="000000" w:themeColor="text1"/>
@@ -2090,11 +2368,63 @@
                 <w:rFonts w:eastAsiaTheme="minorEastAsia"/>
               </w:rPr>
             </w:pPr>
+            <w:r>
+              <w:rPr>
+                <w:rFonts w:eastAsiaTheme="minorEastAsia" w:hint="eastAsia"/>
+              </w:rPr>
+              <w:t>op</w:t>
+            </w:r>
+            <w:r>
+              <w:rPr>
+                <w:rFonts w:eastAsiaTheme="minorEastAsia" w:hint="eastAsia"/>
+              </w:rPr>
+              <w:t>为</w:t>
+            </w:r>
+            <w:r>
+              <w:rPr>
+                <w:rFonts w:eastAsiaTheme="minorEastAsia" w:hint="eastAsia"/>
+              </w:rPr>
+              <w:t>update</w:t>
+            </w:r>
+            <w:r>
+              <w:rPr>
+                <w:rFonts w:eastAsiaTheme="minorEastAsia" w:hint="eastAsia"/>
+              </w:rPr>
+              <w:t>，</w:t>
+            </w:r>
+            <w:proofErr w:type="spellStart"/>
+            <w:r>
+              <w:rPr>
+                <w:rFonts w:eastAsiaTheme="minorEastAsia" w:hint="eastAsia"/>
+              </w:rPr>
+              <w:t>returnnew</w:t>
+            </w:r>
+            <w:proofErr w:type="spellEnd"/>
+            <w:r>
+              <w:rPr>
+                <w:rFonts w:eastAsiaTheme="minorEastAsia" w:hint="eastAsia"/>
+              </w:rPr>
+              <w:t>字段不为</w:t>
+            </w:r>
+            <w:proofErr w:type="spellStart"/>
+            <w:r>
+              <w:rPr>
+                <w:rFonts w:eastAsiaTheme="minorEastAsia" w:hint="eastAsia"/>
+              </w:rPr>
+              <w:t>bool</w:t>
+            </w:r>
+            <w:proofErr w:type="spellEnd"/>
+            <w:r>
+              <w:rPr>
+                <w:rFonts w:eastAsiaTheme="minorEastAsia" w:hint="eastAsia"/>
+              </w:rPr>
+              <w:t>型</w:t>
+            </w:r>
           </w:p>
         </w:tc>
         <w:tc>
           <w:tcPr>
-            <w:tcW w:w="2376" w:type="dxa"/>
+            <w:tcW w:w="3352" w:type="dxa"/>
             <w:tcBorders>
               <w:top w:val="single" w:sz="4" w:space="0" w:color="000000" w:themeColor="text1"/>
               <w:left w:val="single" w:sz="4" w:space="0" w:color="000000" w:themeColor="text1"/>
@@ -2105,15 +2435,193 @@
           <w:p>
             <w:pPr>
               <w:ind w:left="0"/>
-              <w:rPr>
-                <w:rFonts w:eastAsiaTheme="minorEastAsia"/>
-              </w:rPr>
-            </w:pPr>
+            </w:pPr>
+            <w:r>
+              <w:rPr>
+                <w:rFonts w:eastAsiaTheme="minorEastAsia" w:hint="eastAsia"/>
+              </w:rPr>
+              <w:t>1.</w:t>
+            </w:r>
+            <w:r>
+              <w:rPr>
+                <w:rFonts w:eastAsiaTheme="minorEastAsia" w:hint="eastAsia"/>
+              </w:rPr>
+              <w:t>部署测试环境</w:t>
+            </w:r>
+            <w:r>
+              <w:rPr>
+                <w:rFonts w:eastAsiaTheme="minorEastAsia" w:hint="eastAsia"/>
+              </w:rPr>
+              <w:t>(</w:t>
+            </w:r>
+            <w:r>
+              <w:rPr>
+                <w:rFonts w:eastAsiaTheme="minorEastAsia" w:hint="eastAsia"/>
+              </w:rPr>
+              <w:t>独立模式</w:t>
+            </w:r>
+            <w:r>
+              <w:rPr>
+                <w:rFonts w:eastAsiaTheme="minorEastAsia" w:hint="eastAsia"/>
+              </w:rPr>
+              <w:t>/</w:t>
+            </w:r>
+            <w:r>
+              <w:rPr>
+                <w:rFonts w:eastAsiaTheme="minorEastAsia" w:hint="eastAsia"/>
+              </w:rPr>
+              <w:t>集群</w:t>
+            </w:r>
+            <w:r>
+              <w:rPr>
+                <w:rFonts w:eastAsiaTheme="minorEastAsia" w:hint="eastAsia"/>
+              </w:rPr>
+              <w:t>)</w:t>
+            </w:r>
+          </w:p>
+          <w:p>
+            <w:pPr>
+              <w:ind w:left="0"/>
+            </w:pPr>
+            <w:r>
+              <w:rPr>
+                <w:rFonts w:eastAsiaTheme="minorEastAsia" w:hint="eastAsia"/>
+              </w:rPr>
+              <w:t>2.</w:t>
+            </w:r>
+            <w:r>
+              <w:rPr>
+                <w:rFonts w:eastAsiaTheme="minorEastAsia" w:hint="eastAsia"/>
+              </w:rPr>
+              <w:t>创建测试用集合空间和集合</w:t>
+            </w:r>
+            <w:r>
+              <w:rPr>
+                <w:rFonts w:eastAsiaTheme="minorEastAsia" w:hint="eastAsia"/>
+              </w:rPr>
+              <w:t>(</w:t>
+            </w:r>
+            <w:proofErr w:type="spellStart"/>
+            <w:r>
+              <w:rPr>
+                <w:rFonts w:eastAsiaTheme="minorEastAsia" w:hint="eastAsia"/>
+              </w:rPr>
+              <w:t>testfindandmodify.test</w:t>
+            </w:r>
+            <w:proofErr w:type="spellEnd"/>
+            <w:r>
+              <w:rPr>
+                <w:rFonts w:eastAsiaTheme="minorEastAsia" w:hint="eastAsia"/>
+              </w:rPr>
+              <w:t>)</w:t>
+            </w:r>
+          </w:p>
+          <w:p>
+            <w:pPr>
+              <w:ind w:left="0"/>
+              <w:rPr>
+                <w:rFonts w:eastAsiaTheme="minorEastAsia"/>
+              </w:rPr>
+            </w:pPr>
+            <w:r>
+              <w:rPr>
+                <w:rFonts w:eastAsiaTheme="minorEastAsia" w:hint="eastAsia"/>
+              </w:rPr>
+              <w:t>3.</w:t>
+            </w:r>
+            <w:r>
+              <w:rPr>
+                <w:rFonts w:eastAsiaTheme="minorEastAsia" w:hint="eastAsia"/>
+              </w:rPr>
+              <w:t>通过</w:t>
+            </w:r>
+            <w:proofErr w:type="spellStart"/>
+            <w:r>
+              <w:rPr>
+                <w:rFonts w:eastAsiaTheme="minorEastAsia" w:hint="eastAsia"/>
+              </w:rPr>
+              <w:t>js</w:t>
+            </w:r>
+            <w:proofErr w:type="spellEnd"/>
+            <w:r>
+              <w:rPr>
+                <w:rFonts w:eastAsiaTheme="minorEastAsia" w:hint="eastAsia"/>
+              </w:rPr>
+              <w:t>执行</w:t>
+            </w:r>
+          </w:p>
+          <w:p>
+            <w:pPr>
+              <w:ind w:left="0"/>
+              <w:rPr>
+                <w:rFonts w:eastAsiaTheme="minorEastAsia"/>
+              </w:rPr>
+            </w:pPr>
+            <w:proofErr w:type="spellStart"/>
+            <w:r>
+              <w:rPr>
+                <w:rFonts w:eastAsiaTheme="minorEastAsia" w:hint="eastAsia"/>
+              </w:rPr>
+              <w:t>db.testfindandmodify.test.find</w:t>
+            </w:r>
+            <w:proofErr w:type="spellEnd"/>
+            <w:r>
+              <w:rPr>
+                <w:rFonts w:eastAsiaTheme="minorEastAsia" w:hint="eastAsia"/>
+              </w:rPr>
+              <w:t>().update(</w:t>
+            </w:r>
+            <w:r>
+              <w:rPr>
+                <w:rFonts w:eastAsiaTheme="minorEastAsia" w:hint="eastAsia"/>
+              </w:rPr>
+              <w:t>{$set:{a:1}},1</w:t>
+            </w:r>
+            <w:r>
+              <w:rPr>
+                <w:rFonts w:eastAsiaTheme="minorEastAsia" w:hint="eastAsia"/>
+              </w:rPr>
+              <w:t>)</w:t>
+            </w:r>
+          </w:p>
+          <w:p>
+            <w:pPr>
+              <w:ind w:left="0"/>
+              <w:rPr>
+                <w:rFonts w:eastAsiaTheme="minorEastAsia"/>
+              </w:rPr>
+            </w:pPr>
+            <w:r>
+              <w:rPr>
+                <w:rFonts w:eastAsiaTheme="minorEastAsia" w:hint="eastAsia"/>
+              </w:rPr>
+              <w:t>4.</w:t>
+            </w:r>
+            <w:r>
+              <w:rPr>
+                <w:rFonts w:eastAsiaTheme="minorEastAsia" w:hint="eastAsia"/>
+              </w:rPr>
+              <w:t>确认结果后，无论成功失败都执行</w:t>
+            </w:r>
+            <w:proofErr w:type="spellStart"/>
+            <w:r>
+              <w:rPr>
+                <w:rFonts w:eastAsiaTheme="minorEastAsia" w:hint="eastAsia"/>
+              </w:rPr>
+              <w:t>db.dropCL</w:t>
+            </w:r>
+            <w:proofErr w:type="spellEnd"/>
+            <w:r>
+              <w:rPr>
+                <w:rFonts w:eastAsiaTheme="minorEastAsia" w:hint="eastAsia"/>
+              </w:rPr>
+              <w:t>('test')</w:t>
+            </w:r>
           </w:p>
         </w:tc>
         <w:tc>
           <w:tcPr>
-            <w:tcW w:w="1751" w:type="dxa"/>
+            <w:tcW w:w="1754" w:type="dxa"/>
             <w:tcBorders>
               <w:top w:val="single" w:sz="4" w:space="0" w:color="000000" w:themeColor="text1"/>
               <w:left w:val="single" w:sz="4" w:space="0" w:color="000000" w:themeColor="text1"/>
@@ -2128,10 +2636,6824 @@
                 <w:rFonts w:eastAsiaTheme="minorEastAsia"/>
               </w:rPr>
             </w:pPr>
+            <w:r>
+              <w:rPr>
+                <w:rFonts w:eastAsiaTheme="minorEastAsia"/>
+              </w:rPr>
+              <w:t>T</w:t>
+            </w:r>
+            <w:r>
+              <w:rPr>
+                <w:rFonts w:eastAsiaTheme="minorEastAsia" w:hint="eastAsia"/>
+              </w:rPr>
+              <w:t>hrow</w:t>
+            </w:r>
+            <w:r>
+              <w:rPr>
+                <w:rFonts w:eastAsiaTheme="minorEastAsia" w:hint="eastAsia"/>
+              </w:rPr>
+              <w:t>如下异常</w:t>
+            </w:r>
+            <w:r>
+              <w:rPr>
+                <w:rFonts w:eastAsiaTheme="minorEastAsia" w:hint="eastAsia"/>
+              </w:rPr>
+              <w:t>:</w:t>
+            </w:r>
+            <w:r>
+              <w:t xml:space="preserve">  </w:t>
+            </w:r>
+            <w:proofErr w:type="spellStart"/>
+            <w:r>
+              <w:rPr>
+                <w:rFonts w:eastAsiaTheme="minorEastAsia"/>
+              </w:rPr>
+              <w:t>SdbQuery.update</w:t>
+            </w:r>
+            <w:proofErr w:type="spellEnd"/>
+            <w:r>
+              <w:rPr>
+                <w:rFonts w:eastAsiaTheme="minorEastAsia"/>
+              </w:rPr>
+              <w:t xml:space="preserve">(): the 2nd </w:t>
+            </w:r>
+            <w:proofErr w:type="spellStart"/>
+            <w:r>
+              <w:rPr>
+                <w:rFonts w:eastAsiaTheme="minorEastAsia"/>
+              </w:rPr>
+              <w:t>param</w:t>
+            </w:r>
+            <w:proofErr w:type="spellEnd"/>
+            <w:r>
+              <w:rPr>
+                <w:rFonts w:eastAsiaTheme="minorEastAsia"/>
+              </w:rPr>
+              <w:t xml:space="preserve"> should be </w:t>
+            </w:r>
+            <w:proofErr w:type="spellStart"/>
+            <w:r>
+              <w:rPr>
+                <w:rFonts w:eastAsiaTheme="minorEastAsia"/>
+              </w:rPr>
+              <w:t>boolean</w:t>
+            </w:r>
+            <w:proofErr w:type="spellEnd"/>
+          </w:p>
+        </w:tc>
+      </w:tr>
+      <w:tr>
+        <w:tc>
+          <w:tcPr>
+            <w:tcW w:w="2696" w:type="dxa"/>
+            <w:tcBorders>
+              <w:top w:val="single" w:sz="4" w:space="0" w:color="000000" w:themeColor="text1"/>
+              <w:left w:val="single" w:sz="4" w:space="0" w:color="000000" w:themeColor="text1"/>
+              <w:bottom w:val="single" w:sz="4" w:space="0" w:color="000000" w:themeColor="text1"/>
+              <w:right w:val="single" w:sz="4" w:space="0" w:color="000000" w:themeColor="text1"/>
+            </w:tcBorders>
+          </w:tcPr>
+          <w:p>
+            <w:pPr>
+              <w:ind w:left="0"/>
+            </w:pPr>
+            <w:r>
+              <w:t>Story</w:t>
+            </w:r>
+            <w:r>
+              <w:rPr>
+                <w:rFonts w:hint="eastAsia"/>
+              </w:rPr>
+              <w:t>.query.modify.001</w:t>
+            </w:r>
+            <w:r>
+              <w:rPr>
+                <w:rFonts w:eastAsiaTheme="minorEastAsia" w:hint="eastAsia"/>
+              </w:rPr>
+              <w:t>.003</w:t>
+            </w:r>
+          </w:p>
+        </w:tc>
+        <w:tc>
+          <w:tcPr>
+            <w:tcW w:w="1132" w:type="dxa"/>
+            <w:tcBorders>
+              <w:top w:val="single" w:sz="4" w:space="0" w:color="000000" w:themeColor="text1"/>
+              <w:left w:val="single" w:sz="4" w:space="0" w:color="000000" w:themeColor="text1"/>
+              <w:bottom w:val="single" w:sz="4" w:space="0" w:color="000000" w:themeColor="text1"/>
+              <w:right w:val="single" w:sz="4" w:space="0" w:color="000000" w:themeColor="text1"/>
+            </w:tcBorders>
+          </w:tcPr>
+          <w:p>
+            <w:pPr>
+              <w:ind w:left="0"/>
+              <w:rPr>
+                <w:rFonts w:eastAsiaTheme="minorEastAsia"/>
+              </w:rPr>
+            </w:pPr>
+            <w:r>
+              <w:rPr>
+                <w:rFonts w:eastAsiaTheme="minorEastAsia" w:hint="eastAsia"/>
+              </w:rPr>
+              <w:t>op</w:t>
+            </w:r>
+            <w:r>
+              <w:rPr>
+                <w:rFonts w:eastAsiaTheme="minorEastAsia" w:hint="eastAsia"/>
+              </w:rPr>
+              <w:t>为</w:t>
+            </w:r>
+            <w:r>
+              <w:rPr>
+                <w:rFonts w:eastAsiaTheme="minorEastAsia" w:hint="eastAsia"/>
+              </w:rPr>
+              <w:t>update</w:t>
+            </w:r>
+            <w:r>
+              <w:rPr>
+                <w:rFonts w:eastAsiaTheme="minorEastAsia" w:hint="eastAsia"/>
+              </w:rPr>
+              <w:t>，</w:t>
+            </w:r>
+            <w:proofErr w:type="spellStart"/>
+            <w:r>
+              <w:rPr>
+                <w:rFonts w:eastAsiaTheme="minorEastAsia" w:hint="eastAsia"/>
+              </w:rPr>
+              <w:t>returnnew</w:t>
+            </w:r>
+            <w:proofErr w:type="spellEnd"/>
+            <w:r>
+              <w:rPr>
+                <w:rFonts w:eastAsiaTheme="minorEastAsia" w:hint="eastAsia"/>
+              </w:rPr>
+              <w:t>字段为默认值时</w:t>
+            </w:r>
+          </w:p>
+        </w:tc>
+        <w:tc>
+          <w:tcPr>
+            <w:tcW w:w="3352" w:type="dxa"/>
+            <w:tcBorders>
+              <w:top w:val="single" w:sz="4" w:space="0" w:color="000000" w:themeColor="text1"/>
+              <w:left w:val="single" w:sz="4" w:space="0" w:color="000000" w:themeColor="text1"/>
+              <w:bottom w:val="single" w:sz="4" w:space="0" w:color="000000" w:themeColor="text1"/>
+              <w:right w:val="single" w:sz="4" w:space="0" w:color="000000" w:themeColor="text1"/>
+            </w:tcBorders>
+          </w:tcPr>
+          <w:p>
+            <w:pPr>
+              <w:ind w:left="0"/>
+            </w:pPr>
+            <w:r>
+              <w:rPr>
+                <w:rFonts w:eastAsiaTheme="minorEastAsia" w:hint="eastAsia"/>
+              </w:rPr>
+              <w:t>1.</w:t>
+            </w:r>
+            <w:r>
+              <w:rPr>
+                <w:rFonts w:eastAsiaTheme="minorEastAsia" w:hint="eastAsia"/>
+              </w:rPr>
+              <w:t>部署测试环境</w:t>
+            </w:r>
+            <w:r>
+              <w:rPr>
+                <w:rFonts w:eastAsiaTheme="minorEastAsia" w:hint="eastAsia"/>
+              </w:rPr>
+              <w:t>(</w:t>
+            </w:r>
+            <w:r>
+              <w:rPr>
+                <w:rFonts w:eastAsiaTheme="minorEastAsia" w:hint="eastAsia"/>
+              </w:rPr>
+              <w:t>独立模式</w:t>
+            </w:r>
+            <w:r>
+              <w:rPr>
+                <w:rFonts w:eastAsiaTheme="minorEastAsia" w:hint="eastAsia"/>
+              </w:rPr>
+              <w:t>/</w:t>
+            </w:r>
+            <w:r>
+              <w:rPr>
+                <w:rFonts w:eastAsiaTheme="minorEastAsia" w:hint="eastAsia"/>
+              </w:rPr>
+              <w:t>集群</w:t>
+            </w:r>
+            <w:r>
+              <w:rPr>
+                <w:rFonts w:eastAsiaTheme="minorEastAsia" w:hint="eastAsia"/>
+              </w:rPr>
+              <w:t>)</w:t>
+            </w:r>
+          </w:p>
+          <w:p>
+            <w:pPr>
+              <w:ind w:left="0"/>
+            </w:pPr>
+            <w:r>
+              <w:rPr>
+                <w:rFonts w:eastAsiaTheme="minorEastAsia" w:hint="eastAsia"/>
+              </w:rPr>
+              <w:t>2.</w:t>
+            </w:r>
+            <w:r>
+              <w:rPr>
+                <w:rFonts w:eastAsiaTheme="minorEastAsia" w:hint="eastAsia"/>
+              </w:rPr>
+              <w:t>创建测试用集合空间和集合</w:t>
+            </w:r>
+            <w:r>
+              <w:rPr>
+                <w:rFonts w:eastAsiaTheme="minorEastAsia" w:hint="eastAsia"/>
+              </w:rPr>
+              <w:t>(</w:t>
+            </w:r>
+            <w:proofErr w:type="spellStart"/>
+            <w:r>
+              <w:rPr>
+                <w:rFonts w:eastAsiaTheme="minorEastAsia" w:hint="eastAsia"/>
+              </w:rPr>
+              <w:t>testfindandmodify.test</w:t>
+            </w:r>
+            <w:proofErr w:type="spellEnd"/>
+            <w:r>
+              <w:rPr>
+                <w:rFonts w:eastAsiaTheme="minorEastAsia" w:hint="eastAsia"/>
+              </w:rPr>
+              <w:t>)</w:t>
+            </w:r>
+          </w:p>
+          <w:p>
+            <w:pPr>
+              <w:ind w:left="0"/>
+              <w:rPr>
+                <w:rFonts w:eastAsiaTheme="minorEastAsia"/>
+              </w:rPr>
+            </w:pPr>
+            <w:r>
+              <w:rPr>
+                <w:rFonts w:eastAsiaTheme="minorEastAsia" w:hint="eastAsia"/>
+              </w:rPr>
+              <w:t>3.</w:t>
+            </w:r>
+            <w:r>
+              <w:rPr>
+                <w:rFonts w:eastAsiaTheme="minorEastAsia" w:hint="eastAsia"/>
+              </w:rPr>
+              <w:t>通过</w:t>
+            </w:r>
+            <w:proofErr w:type="spellStart"/>
+            <w:r>
+              <w:rPr>
+                <w:rFonts w:eastAsiaTheme="minorEastAsia" w:hint="eastAsia"/>
+              </w:rPr>
+              <w:t>js</w:t>
+            </w:r>
+            <w:proofErr w:type="spellEnd"/>
+            <w:r>
+              <w:rPr>
+                <w:rFonts w:eastAsiaTheme="minorEastAsia" w:hint="eastAsia"/>
+              </w:rPr>
+              <w:t>执行</w:t>
+            </w:r>
+          </w:p>
+          <w:p>
+            <w:pPr>
+              <w:ind w:left="0"/>
+              <w:rPr>
+                <w:rFonts w:eastAsiaTheme="minorEastAsia"/>
+              </w:rPr>
+            </w:pPr>
+            <w:proofErr w:type="spellStart"/>
+            <w:r>
+              <w:rPr>
+                <w:rFonts w:eastAsiaTheme="minorEastAsia" w:hint="eastAsia"/>
+              </w:rPr>
+              <w:t>db.testfindandmodify.test.insert</w:t>
+            </w:r>
+            <w:proofErr w:type="spellEnd"/>
+            <w:r>
+              <w:rPr>
+                <w:rFonts w:eastAsiaTheme="minorEastAsia" w:hint="eastAsia"/>
+              </w:rPr>
+              <w:t>({a:1})</w:t>
+            </w:r>
+          </w:p>
+          <w:p>
+            <w:pPr>
+              <w:ind w:left="0"/>
+              <w:rPr>
+                <w:rFonts w:eastAsiaTheme="minorEastAsia"/>
+              </w:rPr>
+            </w:pPr>
+            <w:proofErr w:type="spellStart"/>
+            <w:r>
+              <w:rPr>
+                <w:rFonts w:eastAsiaTheme="minorEastAsia" w:hint="eastAsia"/>
+              </w:rPr>
+              <w:t>db.testfindandmodify.test.find</w:t>
+            </w:r>
+            <w:proofErr w:type="spellEnd"/>
+            <w:r>
+              <w:rPr>
+                <w:rFonts w:eastAsiaTheme="minorEastAsia" w:hint="eastAsia"/>
+              </w:rPr>
+              <w:t>().update({$inc:{a:1}})</w:t>
+            </w:r>
+          </w:p>
+          <w:p>
+            <w:pPr>
+              <w:ind w:left="0"/>
+              <w:rPr>
+                <w:rFonts w:eastAsiaTheme="minorEastAsia"/>
+              </w:rPr>
+            </w:pPr>
+            <w:r>
+              <w:rPr>
+                <w:rFonts w:eastAsiaTheme="minorEastAsia" w:hint="eastAsia"/>
+              </w:rPr>
+              <w:t>4.</w:t>
+            </w:r>
+            <w:r>
+              <w:rPr>
+                <w:rFonts w:eastAsiaTheme="minorEastAsia" w:hint="eastAsia"/>
+              </w:rPr>
+              <w:t>确认结果后，无论成功失败都执行</w:t>
+            </w:r>
+            <w:proofErr w:type="spellStart"/>
+            <w:r>
+              <w:rPr>
+                <w:rFonts w:eastAsiaTheme="minorEastAsia" w:hint="eastAsia"/>
+              </w:rPr>
+              <w:t>db.dropCL</w:t>
+            </w:r>
+            <w:proofErr w:type="spellEnd"/>
+            <w:r>
+              <w:rPr>
+                <w:rFonts w:eastAsiaTheme="minorEastAsia" w:hint="eastAsia"/>
+              </w:rPr>
+              <w:t>('test')</w:t>
+            </w:r>
+          </w:p>
+        </w:tc>
+        <w:tc>
+          <w:tcPr>
+            <w:tcW w:w="1754" w:type="dxa"/>
+            <w:tcBorders>
+              <w:top w:val="single" w:sz="4" w:space="0" w:color="000000" w:themeColor="text1"/>
+              <w:left w:val="single" w:sz="4" w:space="0" w:color="000000" w:themeColor="text1"/>
+              <w:bottom w:val="single" w:sz="4" w:space="0" w:color="000000" w:themeColor="text1"/>
+              <w:right w:val="single" w:sz="4" w:space="0" w:color="000000" w:themeColor="text1"/>
+            </w:tcBorders>
+          </w:tcPr>
+          <w:p>
+            <w:pPr>
+              <w:ind w:left="0"/>
+              <w:rPr>
+                <w:rFonts w:eastAsiaTheme="minorEastAsia"/>
+              </w:rPr>
+            </w:pPr>
+            <w:r>
+              <w:rPr>
+                <w:rFonts w:eastAsiaTheme="minorEastAsia" w:hint="eastAsia"/>
+              </w:rPr>
+              <w:t>检查返回文档中的</w:t>
+            </w:r>
+            <w:r>
+              <w:rPr>
+                <w:rFonts w:eastAsiaTheme="minorEastAsia" w:hint="eastAsia"/>
+              </w:rPr>
+              <w:t>a</w:t>
+            </w:r>
+            <w:r>
+              <w:rPr>
+                <w:rFonts w:eastAsiaTheme="minorEastAsia" w:hint="eastAsia"/>
+              </w:rPr>
+              <w:t>字段为</w:t>
+            </w:r>
+            <w:r>
+              <w:rPr>
+                <w:rFonts w:eastAsiaTheme="minorEastAsia" w:hint="eastAsia"/>
+              </w:rPr>
+              <w:t>1</w:t>
+            </w:r>
+          </w:p>
+          <w:p>
+            <w:pPr>
+              <w:ind w:left="0"/>
+              <w:rPr>
+                <w:rFonts w:eastAsiaTheme="minorEastAsia"/>
+              </w:rPr>
+            </w:pPr>
+            <w:proofErr w:type="spellStart"/>
+            <w:r>
+              <w:rPr>
+                <w:rFonts w:eastAsiaTheme="minorEastAsia" w:hint="eastAsia"/>
+              </w:rPr>
+              <w:t>db.testfindandmodify.test.</w:t>
+            </w:r>
+            <w:r>
+              <w:rPr>
+                <w:rFonts w:eastAsiaTheme="minorEastAsia"/>
+              </w:rPr>
+              <w:t>F</w:t>
+            </w:r>
+            <w:r>
+              <w:rPr>
+                <w:rFonts w:eastAsiaTheme="minorEastAsia" w:hint="eastAsia"/>
+              </w:rPr>
+              <w:t>ind</w:t>
+            </w:r>
+            <w:proofErr w:type="spellEnd"/>
+            <w:r>
+              <w:rPr>
+                <w:rFonts w:eastAsiaTheme="minorEastAsia" w:hint="eastAsia"/>
+              </w:rPr>
+              <w:t>({a:2}).count()</w:t>
+            </w:r>
+            <w:r>
+              <w:rPr>
+                <w:rFonts w:eastAsiaTheme="minorEastAsia" w:hint="eastAsia"/>
+              </w:rPr>
+              <w:t>返回值为</w:t>
+            </w:r>
+            <w:r>
+              <w:rPr>
+                <w:rFonts w:eastAsiaTheme="minorEastAsia" w:hint="eastAsia"/>
+              </w:rPr>
+              <w:t>1</w:t>
+            </w:r>
+          </w:p>
+        </w:tc>
+      </w:tr>
+      <w:tr>
+        <w:tc>
+          <w:tcPr>
+            <w:tcW w:w="2696" w:type="dxa"/>
+            <w:tcBorders>
+              <w:top w:val="single" w:sz="4" w:space="0" w:color="000000" w:themeColor="text1"/>
+              <w:left w:val="single" w:sz="4" w:space="0" w:color="000000" w:themeColor="text1"/>
+              <w:bottom w:val="single" w:sz="4" w:space="0" w:color="000000" w:themeColor="text1"/>
+              <w:right w:val="single" w:sz="4" w:space="0" w:color="000000" w:themeColor="text1"/>
+            </w:tcBorders>
+          </w:tcPr>
+          <w:p>
+            <w:pPr>
+              <w:ind w:left="0"/>
+            </w:pPr>
+            <w:r>
+              <w:t>Story</w:t>
+            </w:r>
+            <w:r>
+              <w:rPr>
+                <w:rFonts w:hint="eastAsia"/>
+              </w:rPr>
+              <w:t>.query.modify.001</w:t>
+            </w:r>
+            <w:r>
+              <w:rPr>
+                <w:rFonts w:eastAsiaTheme="minorEastAsia" w:hint="eastAsia"/>
+              </w:rPr>
+              <w:t>.004</w:t>
+            </w:r>
+          </w:p>
+        </w:tc>
+        <w:tc>
+          <w:tcPr>
+            <w:tcW w:w="1132" w:type="dxa"/>
+            <w:tcBorders>
+              <w:top w:val="single" w:sz="4" w:space="0" w:color="000000" w:themeColor="text1"/>
+              <w:left w:val="single" w:sz="4" w:space="0" w:color="000000" w:themeColor="text1"/>
+              <w:bottom w:val="single" w:sz="4" w:space="0" w:color="000000" w:themeColor="text1"/>
+              <w:right w:val="single" w:sz="4" w:space="0" w:color="000000" w:themeColor="text1"/>
+            </w:tcBorders>
+          </w:tcPr>
+          <w:p>
+            <w:pPr>
+              <w:ind w:left="0"/>
+              <w:rPr>
+                <w:rFonts w:eastAsiaTheme="minorEastAsia"/>
+              </w:rPr>
+            </w:pPr>
+            <w:r>
+              <w:rPr>
+                <w:rFonts w:eastAsiaTheme="minorEastAsia" w:hint="eastAsia"/>
+              </w:rPr>
+              <w:t>op</w:t>
+            </w:r>
+            <w:r>
+              <w:rPr>
+                <w:rFonts w:eastAsiaTheme="minorEastAsia" w:hint="eastAsia"/>
+              </w:rPr>
+              <w:t>为</w:t>
+            </w:r>
+            <w:r>
+              <w:rPr>
+                <w:rFonts w:eastAsiaTheme="minorEastAsia" w:hint="eastAsia"/>
+              </w:rPr>
+              <w:t>update</w:t>
+            </w:r>
+            <w:r>
+              <w:rPr>
+                <w:rFonts w:eastAsiaTheme="minorEastAsia" w:hint="eastAsia"/>
+              </w:rPr>
+              <w:t>，</w:t>
+            </w:r>
+            <w:proofErr w:type="spellStart"/>
+            <w:r>
+              <w:rPr>
+                <w:rFonts w:eastAsiaTheme="minorEastAsia" w:hint="eastAsia"/>
+              </w:rPr>
+              <w:t>returnnew</w:t>
+            </w:r>
+            <w:proofErr w:type="spellEnd"/>
+            <w:r>
+              <w:rPr>
+                <w:rFonts w:eastAsiaTheme="minorEastAsia" w:hint="eastAsia"/>
+              </w:rPr>
+              <w:t>字段为</w:t>
+            </w:r>
+            <w:r>
+              <w:rPr>
+                <w:rFonts w:eastAsiaTheme="minorEastAsia" w:hint="eastAsia"/>
+              </w:rPr>
+              <w:t>true</w:t>
+            </w:r>
+            <w:r>
+              <w:rPr>
+                <w:rFonts w:eastAsiaTheme="minorEastAsia" w:hint="eastAsia"/>
+              </w:rPr>
+              <w:t>时</w:t>
+            </w:r>
+          </w:p>
+        </w:tc>
+        <w:tc>
+          <w:tcPr>
+            <w:tcW w:w="3352" w:type="dxa"/>
+            <w:tcBorders>
+              <w:top w:val="single" w:sz="4" w:space="0" w:color="000000" w:themeColor="text1"/>
+              <w:left w:val="single" w:sz="4" w:space="0" w:color="000000" w:themeColor="text1"/>
+              <w:bottom w:val="single" w:sz="4" w:space="0" w:color="000000" w:themeColor="text1"/>
+              <w:right w:val="single" w:sz="4" w:space="0" w:color="000000" w:themeColor="text1"/>
+            </w:tcBorders>
+          </w:tcPr>
+          <w:p>
+            <w:pPr>
+              <w:ind w:left="0"/>
+            </w:pPr>
+            <w:r>
+              <w:rPr>
+                <w:rFonts w:eastAsiaTheme="minorEastAsia" w:hint="eastAsia"/>
+              </w:rPr>
+              <w:t>1.</w:t>
+            </w:r>
+            <w:r>
+              <w:rPr>
+                <w:rFonts w:eastAsiaTheme="minorEastAsia" w:hint="eastAsia"/>
+              </w:rPr>
+              <w:t>部署测试环境</w:t>
+            </w:r>
+            <w:r>
+              <w:rPr>
+                <w:rFonts w:eastAsiaTheme="minorEastAsia" w:hint="eastAsia"/>
+              </w:rPr>
+              <w:t>(</w:t>
+            </w:r>
+            <w:r>
+              <w:rPr>
+                <w:rFonts w:eastAsiaTheme="minorEastAsia" w:hint="eastAsia"/>
+              </w:rPr>
+              <w:t>独立模式</w:t>
+            </w:r>
+            <w:r>
+              <w:rPr>
+                <w:rFonts w:eastAsiaTheme="minorEastAsia" w:hint="eastAsia"/>
+              </w:rPr>
+              <w:t>/</w:t>
+            </w:r>
+            <w:r>
+              <w:rPr>
+                <w:rFonts w:eastAsiaTheme="minorEastAsia" w:hint="eastAsia"/>
+              </w:rPr>
+              <w:t>集群</w:t>
+            </w:r>
+            <w:r>
+              <w:rPr>
+                <w:rFonts w:eastAsiaTheme="minorEastAsia" w:hint="eastAsia"/>
+              </w:rPr>
+              <w:t>)</w:t>
+            </w:r>
+          </w:p>
+          <w:p>
+            <w:pPr>
+              <w:ind w:left="0"/>
+            </w:pPr>
+            <w:r>
+              <w:rPr>
+                <w:rFonts w:eastAsiaTheme="minorEastAsia" w:hint="eastAsia"/>
+              </w:rPr>
+              <w:t>2.</w:t>
+            </w:r>
+            <w:r>
+              <w:rPr>
+                <w:rFonts w:eastAsiaTheme="minorEastAsia" w:hint="eastAsia"/>
+              </w:rPr>
+              <w:t>创建测试用集合空间和集合</w:t>
+            </w:r>
+            <w:r>
+              <w:rPr>
+                <w:rFonts w:eastAsiaTheme="minorEastAsia" w:hint="eastAsia"/>
+              </w:rPr>
+              <w:t>(</w:t>
+            </w:r>
+            <w:proofErr w:type="spellStart"/>
+            <w:r>
+              <w:rPr>
+                <w:rFonts w:eastAsiaTheme="minorEastAsia" w:hint="eastAsia"/>
+              </w:rPr>
+              <w:t>testfindandmodify.test</w:t>
+            </w:r>
+            <w:proofErr w:type="spellEnd"/>
+            <w:r>
+              <w:rPr>
+                <w:rFonts w:eastAsiaTheme="minorEastAsia" w:hint="eastAsia"/>
+              </w:rPr>
+              <w:t>)</w:t>
+            </w:r>
+          </w:p>
+          <w:p>
+            <w:pPr>
+              <w:ind w:left="0"/>
+              <w:rPr>
+                <w:rFonts w:eastAsiaTheme="minorEastAsia"/>
+              </w:rPr>
+            </w:pPr>
+            <w:r>
+              <w:rPr>
+                <w:rFonts w:eastAsiaTheme="minorEastAsia" w:hint="eastAsia"/>
+              </w:rPr>
+              <w:t>3.</w:t>
+            </w:r>
+            <w:r>
+              <w:rPr>
+                <w:rFonts w:eastAsiaTheme="minorEastAsia" w:hint="eastAsia"/>
+              </w:rPr>
+              <w:t>通过</w:t>
+            </w:r>
+            <w:proofErr w:type="spellStart"/>
+            <w:r>
+              <w:rPr>
+                <w:rFonts w:eastAsiaTheme="minorEastAsia" w:hint="eastAsia"/>
+              </w:rPr>
+              <w:t>js</w:t>
+            </w:r>
+            <w:proofErr w:type="spellEnd"/>
+            <w:r>
+              <w:rPr>
+                <w:rFonts w:eastAsiaTheme="minorEastAsia" w:hint="eastAsia"/>
+              </w:rPr>
+              <w:t>执行</w:t>
+            </w:r>
+          </w:p>
+          <w:p>
+            <w:pPr>
+              <w:ind w:left="0"/>
+              <w:rPr>
+                <w:rFonts w:eastAsiaTheme="minorEastAsia"/>
+              </w:rPr>
+            </w:pPr>
+            <w:proofErr w:type="spellStart"/>
+            <w:r>
+              <w:rPr>
+                <w:rFonts w:eastAsiaTheme="minorEastAsia" w:hint="eastAsia"/>
+              </w:rPr>
+              <w:t>db.testfindandmodify.test.insert</w:t>
+            </w:r>
+            <w:proofErr w:type="spellEnd"/>
+            <w:r>
+              <w:rPr>
+                <w:rFonts w:eastAsiaTheme="minorEastAsia" w:hint="eastAsia"/>
+              </w:rPr>
+              <w:t>({a:1},true)</w:t>
+            </w:r>
+          </w:p>
+          <w:p>
+            <w:pPr>
+              <w:ind w:left="0"/>
+              <w:rPr>
+                <w:rFonts w:eastAsiaTheme="minorEastAsia"/>
+              </w:rPr>
+            </w:pPr>
+            <w:r>
+              <w:rPr>
+                <w:rFonts w:eastAsiaTheme="minorEastAsia" w:hint="eastAsia"/>
+              </w:rPr>
+              <w:t>db.testfindandmodify.test.find().update({$inc:{a:1}})</w:t>
+            </w:r>
+          </w:p>
+          <w:p>
+            <w:pPr>
+              <w:ind w:left="0"/>
+              <w:rPr>
+                <w:rFonts w:eastAsiaTheme="minorEastAsia"/>
+              </w:rPr>
+            </w:pPr>
+            <w:r>
+              <w:rPr>
+                <w:rFonts w:eastAsiaTheme="minorEastAsia" w:hint="eastAsia"/>
+              </w:rPr>
+              <w:t>4.</w:t>
+            </w:r>
+            <w:r>
+              <w:rPr>
+                <w:rFonts w:eastAsiaTheme="minorEastAsia" w:hint="eastAsia"/>
+              </w:rPr>
+              <w:t>确认结果后，无论成功失败都执行</w:t>
+            </w:r>
+            <w:proofErr w:type="spellStart"/>
+            <w:r>
+              <w:rPr>
+                <w:rFonts w:eastAsiaTheme="minorEastAsia" w:hint="eastAsia"/>
+              </w:rPr>
+              <w:t>db.dropCL</w:t>
+            </w:r>
+            <w:proofErr w:type="spellEnd"/>
+            <w:r>
+              <w:rPr>
+                <w:rFonts w:eastAsiaTheme="minorEastAsia" w:hint="eastAsia"/>
+              </w:rPr>
+              <w:t>('test')</w:t>
+            </w:r>
+          </w:p>
+        </w:tc>
+        <w:tc>
+          <w:tcPr>
+            <w:tcW w:w="1754" w:type="dxa"/>
+            <w:tcBorders>
+              <w:top w:val="single" w:sz="4" w:space="0" w:color="000000" w:themeColor="text1"/>
+              <w:left w:val="single" w:sz="4" w:space="0" w:color="000000" w:themeColor="text1"/>
+              <w:bottom w:val="single" w:sz="4" w:space="0" w:color="000000" w:themeColor="text1"/>
+              <w:right w:val="single" w:sz="4" w:space="0" w:color="000000" w:themeColor="text1"/>
+            </w:tcBorders>
+          </w:tcPr>
+          <w:p>
+            <w:pPr>
+              <w:ind w:left="0"/>
+              <w:rPr>
+                <w:rFonts w:eastAsiaTheme="minorEastAsia"/>
+              </w:rPr>
+            </w:pPr>
+            <w:r>
+              <w:rPr>
+                <w:rFonts w:eastAsiaTheme="minorEastAsia" w:hint="eastAsia"/>
+              </w:rPr>
+              <w:t>检查返回文档中的</w:t>
+            </w:r>
+            <w:r>
+              <w:rPr>
+                <w:rFonts w:eastAsiaTheme="minorEastAsia" w:hint="eastAsia"/>
+              </w:rPr>
+              <w:t>a</w:t>
+            </w:r>
+            <w:r>
+              <w:rPr>
+                <w:rFonts w:eastAsiaTheme="minorEastAsia" w:hint="eastAsia"/>
+              </w:rPr>
+              <w:t>字段为</w:t>
+            </w:r>
+            <w:r>
+              <w:rPr>
+                <w:rFonts w:eastAsiaTheme="minorEastAsia" w:hint="eastAsia"/>
+              </w:rPr>
+              <w:t>2</w:t>
+            </w:r>
+          </w:p>
+          <w:p>
+            <w:pPr>
+              <w:ind w:left="0"/>
+            </w:pPr>
+            <w:proofErr w:type="spellStart"/>
+            <w:r>
+              <w:rPr>
+                <w:rFonts w:eastAsiaTheme="minorEastAsia" w:hint="eastAsia"/>
+              </w:rPr>
+              <w:t>db.testfindandmodify.test.</w:t>
+            </w:r>
+            <w:r>
+              <w:rPr>
+                <w:rFonts w:eastAsiaTheme="minorEastAsia"/>
+              </w:rPr>
+              <w:t>F</w:t>
+            </w:r>
+            <w:r>
+              <w:rPr>
+                <w:rFonts w:eastAsiaTheme="minorEastAsia" w:hint="eastAsia"/>
+              </w:rPr>
+              <w:t>ind</w:t>
+            </w:r>
+            <w:proofErr w:type="spellEnd"/>
+            <w:r>
+              <w:rPr>
+                <w:rFonts w:eastAsiaTheme="minorEastAsia" w:hint="eastAsia"/>
+              </w:rPr>
+              <w:t>({a:2}).count()</w:t>
+            </w:r>
+            <w:r>
+              <w:rPr>
+                <w:rFonts w:eastAsiaTheme="minorEastAsia" w:hint="eastAsia"/>
+              </w:rPr>
+              <w:t>返回值为</w:t>
+            </w:r>
+            <w:r>
+              <w:rPr>
+                <w:rFonts w:eastAsiaTheme="minorEastAsia" w:hint="eastAsia"/>
+              </w:rPr>
+              <w:t>1</w:t>
+            </w:r>
+          </w:p>
+        </w:tc>
+      </w:tr>
+      <w:tr>
+        <w:tc>
+          <w:tcPr>
+            <w:tcW w:w="2696" w:type="dxa"/>
+            <w:tcBorders>
+              <w:top w:val="single" w:sz="4" w:space="0" w:color="000000" w:themeColor="text1"/>
+              <w:left w:val="single" w:sz="4" w:space="0" w:color="000000" w:themeColor="text1"/>
+              <w:bottom w:val="single" w:sz="4" w:space="0" w:color="000000" w:themeColor="text1"/>
+              <w:right w:val="single" w:sz="4" w:space="0" w:color="000000" w:themeColor="text1"/>
+            </w:tcBorders>
+          </w:tcPr>
+          <w:p>
+            <w:pPr>
+              <w:ind w:left="0"/>
+            </w:pPr>
+            <w:r>
+              <w:t>Story</w:t>
+            </w:r>
+            <w:r>
+              <w:rPr>
+                <w:rFonts w:hint="eastAsia"/>
+              </w:rPr>
+              <w:t>.query.modify.001</w:t>
+            </w:r>
+            <w:r>
+              <w:rPr>
+                <w:rFonts w:eastAsiaTheme="minorEastAsia" w:hint="eastAsia"/>
+              </w:rPr>
+              <w:t>.005</w:t>
+            </w:r>
+          </w:p>
+        </w:tc>
+        <w:tc>
+          <w:tcPr>
+            <w:tcW w:w="1132" w:type="dxa"/>
+            <w:tcBorders>
+              <w:top w:val="single" w:sz="4" w:space="0" w:color="000000" w:themeColor="text1"/>
+              <w:left w:val="single" w:sz="4" w:space="0" w:color="000000" w:themeColor="text1"/>
+              <w:bottom w:val="single" w:sz="4" w:space="0" w:color="000000" w:themeColor="text1"/>
+              <w:right w:val="single" w:sz="4" w:space="0" w:color="000000" w:themeColor="text1"/>
+            </w:tcBorders>
+          </w:tcPr>
+          <w:p>
+            <w:pPr>
+              <w:ind w:left="0"/>
+              <w:rPr>
+                <w:rFonts w:eastAsiaTheme="minorEastAsia"/>
+              </w:rPr>
+            </w:pPr>
+            <w:r>
+              <w:rPr>
+                <w:rFonts w:eastAsiaTheme="minorEastAsia" w:hint="eastAsia"/>
+              </w:rPr>
+              <w:t>op</w:t>
+            </w:r>
+            <w:r>
+              <w:rPr>
+                <w:rFonts w:eastAsiaTheme="minorEastAsia" w:hint="eastAsia"/>
+              </w:rPr>
+              <w:t>为</w:t>
+            </w:r>
+            <w:r>
+              <w:rPr>
+                <w:rFonts w:eastAsiaTheme="minorEastAsia" w:hint="eastAsia"/>
+              </w:rPr>
+              <w:t>update</w:t>
+            </w:r>
+            <w:r>
+              <w:rPr>
+                <w:rFonts w:eastAsiaTheme="minorEastAsia" w:hint="eastAsia"/>
+              </w:rPr>
+              <w:t>,</w:t>
+            </w:r>
+            <w:r>
+              <w:rPr>
+                <w:rFonts w:eastAsiaTheme="minorEastAsia" w:hint="eastAsia"/>
+              </w:rPr>
+              <w:t>对结果</w:t>
+            </w:r>
+            <w:r>
+              <w:rPr>
+                <w:rFonts w:eastAsiaTheme="minorEastAsia" w:hint="eastAsia"/>
+              </w:rPr>
+              <w:t>sort</w:t>
+            </w:r>
+            <w:r>
+              <w:rPr>
+                <w:rFonts w:eastAsiaTheme="minorEastAsia" w:hint="eastAsia"/>
+              </w:rPr>
+              <w:t>，</w:t>
+            </w:r>
+            <w:r>
+              <w:rPr>
+                <w:rFonts w:eastAsiaTheme="minorEastAsia" w:hint="eastAsia"/>
+              </w:rPr>
+              <w:t>sort</w:t>
+            </w:r>
+            <w:r>
+              <w:rPr>
+                <w:rFonts w:eastAsiaTheme="minorEastAsia" w:hint="eastAsia"/>
+              </w:rPr>
+              <w:t>中</w:t>
+            </w:r>
+            <w:r>
+              <w:rPr>
+                <w:rFonts w:eastAsiaTheme="minorEastAsia" w:hint="eastAsia"/>
+              </w:rPr>
+              <w:t>所用字段没</w:t>
+            </w:r>
+            <w:r>
+              <w:rPr>
+                <w:rFonts w:eastAsiaTheme="minorEastAsia" w:hint="eastAsia"/>
+              </w:rPr>
+              <w:lastRenderedPageBreak/>
+              <w:t>有索引</w:t>
+            </w:r>
+          </w:p>
+        </w:tc>
+        <w:tc>
+          <w:tcPr>
+            <w:tcW w:w="3352" w:type="dxa"/>
+            <w:tcBorders>
+              <w:top w:val="single" w:sz="4" w:space="0" w:color="000000" w:themeColor="text1"/>
+              <w:left w:val="single" w:sz="4" w:space="0" w:color="000000" w:themeColor="text1"/>
+              <w:bottom w:val="single" w:sz="4" w:space="0" w:color="000000" w:themeColor="text1"/>
+              <w:right w:val="single" w:sz="4" w:space="0" w:color="000000" w:themeColor="text1"/>
+            </w:tcBorders>
+          </w:tcPr>
+          <w:p>
+            <w:pPr>
+              <w:ind w:left="0"/>
+            </w:pPr>
+            <w:r>
+              <w:rPr>
+                <w:rFonts w:eastAsiaTheme="minorEastAsia" w:hint="eastAsia"/>
+              </w:rPr>
+              <w:lastRenderedPageBreak/>
+              <w:t>1.</w:t>
+            </w:r>
+            <w:r>
+              <w:rPr>
+                <w:rFonts w:eastAsiaTheme="minorEastAsia" w:hint="eastAsia"/>
+              </w:rPr>
+              <w:t>部署测试环境</w:t>
+            </w:r>
+            <w:r>
+              <w:rPr>
+                <w:rFonts w:eastAsiaTheme="minorEastAsia" w:hint="eastAsia"/>
+              </w:rPr>
+              <w:t>(</w:t>
+            </w:r>
+            <w:r>
+              <w:rPr>
+                <w:rFonts w:eastAsiaTheme="minorEastAsia" w:hint="eastAsia"/>
+              </w:rPr>
+              <w:t>独立模式</w:t>
+            </w:r>
+            <w:r>
+              <w:rPr>
+                <w:rFonts w:eastAsiaTheme="minorEastAsia" w:hint="eastAsia"/>
+              </w:rPr>
+              <w:t>/</w:t>
+            </w:r>
+            <w:r>
+              <w:rPr>
+                <w:rFonts w:eastAsiaTheme="minorEastAsia" w:hint="eastAsia"/>
+              </w:rPr>
+              <w:t>集群</w:t>
+            </w:r>
+            <w:r>
+              <w:rPr>
+                <w:rFonts w:eastAsiaTheme="minorEastAsia" w:hint="eastAsia"/>
+              </w:rPr>
+              <w:t>)</w:t>
+            </w:r>
+          </w:p>
+          <w:p>
+            <w:pPr>
+              <w:ind w:left="0"/>
+            </w:pPr>
+            <w:r>
+              <w:rPr>
+                <w:rFonts w:eastAsiaTheme="minorEastAsia" w:hint="eastAsia"/>
+              </w:rPr>
+              <w:t>2.</w:t>
+            </w:r>
+            <w:r>
+              <w:rPr>
+                <w:rFonts w:eastAsiaTheme="minorEastAsia" w:hint="eastAsia"/>
+              </w:rPr>
+              <w:t>创建测试用集合空间和集合</w:t>
+            </w:r>
+            <w:r>
+              <w:rPr>
+                <w:rFonts w:eastAsiaTheme="minorEastAsia" w:hint="eastAsia"/>
+              </w:rPr>
+              <w:t>(</w:t>
+            </w:r>
+            <w:proofErr w:type="spellStart"/>
+            <w:r>
+              <w:rPr>
+                <w:rFonts w:eastAsiaTheme="minorEastAsia" w:hint="eastAsia"/>
+              </w:rPr>
+              <w:t>testfindandmodify.test</w:t>
+            </w:r>
+            <w:proofErr w:type="spellEnd"/>
+            <w:r>
+              <w:rPr>
+                <w:rFonts w:eastAsiaTheme="minorEastAsia" w:hint="eastAsia"/>
+              </w:rPr>
+              <w:t>)</w:t>
+            </w:r>
+          </w:p>
+          <w:p>
+            <w:pPr>
+              <w:ind w:left="0"/>
+              <w:rPr>
+                <w:rFonts w:eastAsiaTheme="minorEastAsia"/>
+              </w:rPr>
+            </w:pPr>
+            <w:r>
+              <w:rPr>
+                <w:rFonts w:eastAsiaTheme="minorEastAsia" w:hint="eastAsia"/>
+              </w:rPr>
+              <w:t>3.</w:t>
+            </w:r>
+            <w:r>
+              <w:rPr>
+                <w:rFonts w:eastAsiaTheme="minorEastAsia" w:hint="eastAsia"/>
+              </w:rPr>
+              <w:t>通过</w:t>
+            </w:r>
+            <w:proofErr w:type="spellStart"/>
+            <w:r>
+              <w:rPr>
+                <w:rFonts w:eastAsiaTheme="minorEastAsia" w:hint="eastAsia"/>
+              </w:rPr>
+              <w:t>js</w:t>
+            </w:r>
+            <w:proofErr w:type="spellEnd"/>
+            <w:r>
+              <w:rPr>
+                <w:rFonts w:eastAsiaTheme="minorEastAsia" w:hint="eastAsia"/>
+              </w:rPr>
+              <w:t>执行</w:t>
+            </w:r>
+          </w:p>
+          <w:p>
+            <w:pPr>
+              <w:ind w:left="0"/>
+              <w:rPr>
+                <w:rFonts w:eastAsiaTheme="minorEastAsia"/>
+              </w:rPr>
+            </w:pPr>
+            <w:proofErr w:type="spellStart"/>
+            <w:r>
+              <w:rPr>
+                <w:rFonts w:eastAsiaTheme="minorEastAsia" w:hint="eastAsia"/>
+              </w:rPr>
+              <w:t>db.testfindandmodify.test.insert</w:t>
+            </w:r>
+            <w:proofErr w:type="spellEnd"/>
+            <w:r>
+              <w:rPr>
+                <w:rFonts w:eastAsiaTheme="minorEastAsia" w:hint="eastAsia"/>
+              </w:rPr>
+              <w:t>({c:1</w:t>
+            </w:r>
+            <w:r>
+              <w:rPr>
+                <w:rFonts w:eastAsiaTheme="minorEastAsia" w:hint="eastAsia"/>
+              </w:rPr>
+              <w:lastRenderedPageBreak/>
+              <w:t>,d:1},true).sort({d:1})</w:t>
+            </w:r>
+          </w:p>
+          <w:p>
+            <w:pPr>
+              <w:ind w:left="0"/>
+              <w:rPr>
+                <w:rFonts w:eastAsiaTheme="minorEastAsia"/>
+              </w:rPr>
+            </w:pPr>
+            <w:proofErr w:type="spellStart"/>
+            <w:r>
+              <w:rPr>
+                <w:rFonts w:eastAsiaTheme="minorEastAsia" w:hint="eastAsia"/>
+              </w:rPr>
+              <w:t>db.testfindandmodify.test.find</w:t>
+            </w:r>
+            <w:proofErr w:type="spellEnd"/>
+            <w:r>
+              <w:rPr>
+                <w:rFonts w:eastAsiaTheme="minorEastAsia" w:hint="eastAsia"/>
+              </w:rPr>
+              <w:t>().update({$inc:{c:1}})</w:t>
+            </w:r>
+          </w:p>
+          <w:p>
+            <w:pPr>
+              <w:ind w:left="0"/>
+              <w:rPr>
+                <w:rFonts w:eastAsiaTheme="minorEastAsia"/>
+              </w:rPr>
+            </w:pPr>
+            <w:r>
+              <w:rPr>
+                <w:rFonts w:eastAsiaTheme="minorEastAsia" w:hint="eastAsia"/>
+              </w:rPr>
+              <w:t>4.</w:t>
+            </w:r>
+            <w:r>
+              <w:rPr>
+                <w:rFonts w:eastAsiaTheme="minorEastAsia" w:hint="eastAsia"/>
+              </w:rPr>
+              <w:t>确认结果后，无论成功失败都执行</w:t>
+            </w:r>
+            <w:proofErr w:type="spellStart"/>
+            <w:r>
+              <w:rPr>
+                <w:rFonts w:eastAsiaTheme="minorEastAsia" w:hint="eastAsia"/>
+              </w:rPr>
+              <w:t>db.dropCL</w:t>
+            </w:r>
+            <w:proofErr w:type="spellEnd"/>
+            <w:r>
+              <w:rPr>
+                <w:rFonts w:eastAsiaTheme="minorEastAsia" w:hint="eastAsia"/>
+              </w:rPr>
+              <w:t>('test')</w:t>
+            </w:r>
+          </w:p>
+        </w:tc>
+        <w:tc>
+          <w:tcPr>
+            <w:tcW w:w="1754" w:type="dxa"/>
+            <w:tcBorders>
+              <w:top w:val="single" w:sz="4" w:space="0" w:color="000000" w:themeColor="text1"/>
+              <w:left w:val="single" w:sz="4" w:space="0" w:color="000000" w:themeColor="text1"/>
+              <w:bottom w:val="single" w:sz="4" w:space="0" w:color="000000" w:themeColor="text1"/>
+              <w:right w:val="single" w:sz="4" w:space="0" w:color="000000" w:themeColor="text1"/>
+            </w:tcBorders>
+          </w:tcPr>
+          <w:p>
+            <w:pPr>
+              <w:ind w:left="0"/>
+              <w:rPr>
+                <w:rFonts w:eastAsiaTheme="minorEastAsia"/>
+              </w:rPr>
+            </w:pPr>
+            <w:r>
+              <w:rPr>
+                <w:rFonts w:eastAsiaTheme="minorEastAsia" w:hint="eastAsia"/>
+              </w:rPr>
+              <w:lastRenderedPageBreak/>
+              <w:t>返回</w:t>
+            </w:r>
+            <w:r>
+              <w:rPr>
+                <w:rFonts w:eastAsiaTheme="minorEastAsia" w:hint="eastAsia"/>
+              </w:rPr>
+              <w:t>-288</w:t>
+            </w:r>
+            <w:r>
+              <w:rPr>
+                <w:rFonts w:eastAsiaTheme="minorEastAsia" w:hint="eastAsia"/>
+              </w:rPr>
+              <w:t>错误</w:t>
+            </w:r>
+          </w:p>
+        </w:tc>
+      </w:tr>
+      <w:tr>
+        <w:tc>
+          <w:tcPr>
+            <w:tcW w:w="2696" w:type="dxa"/>
+            <w:tcBorders>
+              <w:top w:val="single" w:sz="4" w:space="0" w:color="000000" w:themeColor="text1"/>
+              <w:left w:val="single" w:sz="4" w:space="0" w:color="000000" w:themeColor="text1"/>
+              <w:bottom w:val="single" w:sz="4" w:space="0" w:color="000000" w:themeColor="text1"/>
+              <w:right w:val="single" w:sz="4" w:space="0" w:color="000000" w:themeColor="text1"/>
+            </w:tcBorders>
+          </w:tcPr>
+          <w:p>
+            <w:pPr>
+              <w:ind w:left="0"/>
+            </w:pPr>
+            <w:r>
+              <w:lastRenderedPageBreak/>
+              <w:t>Story</w:t>
+            </w:r>
+            <w:r>
+              <w:rPr>
+                <w:rFonts w:hint="eastAsia"/>
+              </w:rPr>
+              <w:t>.query.modify.001</w:t>
+            </w:r>
+            <w:r>
+              <w:rPr>
+                <w:rFonts w:eastAsiaTheme="minorEastAsia" w:hint="eastAsia"/>
+              </w:rPr>
+              <w:t>.006</w:t>
+            </w:r>
+          </w:p>
+        </w:tc>
+        <w:tc>
+          <w:tcPr>
+            <w:tcW w:w="1132" w:type="dxa"/>
+            <w:tcBorders>
+              <w:top w:val="single" w:sz="4" w:space="0" w:color="000000" w:themeColor="text1"/>
+              <w:left w:val="single" w:sz="4" w:space="0" w:color="000000" w:themeColor="text1"/>
+              <w:bottom w:val="single" w:sz="4" w:space="0" w:color="000000" w:themeColor="text1"/>
+              <w:right w:val="single" w:sz="4" w:space="0" w:color="000000" w:themeColor="text1"/>
+            </w:tcBorders>
+          </w:tcPr>
+          <w:p>
+            <w:pPr>
+              <w:ind w:left="0"/>
+              <w:rPr>
+                <w:rFonts w:eastAsiaTheme="minorEastAsia"/>
+              </w:rPr>
+            </w:pPr>
+            <w:r>
+              <w:rPr>
+                <w:rFonts w:eastAsiaTheme="minorEastAsia" w:hint="eastAsia"/>
+              </w:rPr>
+              <w:t>op</w:t>
+            </w:r>
+            <w:r>
+              <w:rPr>
+                <w:rFonts w:eastAsiaTheme="minorEastAsia" w:hint="eastAsia"/>
+              </w:rPr>
+              <w:t>为</w:t>
+            </w:r>
+            <w:r>
+              <w:rPr>
+                <w:rFonts w:eastAsiaTheme="minorEastAsia" w:hint="eastAsia"/>
+              </w:rPr>
+              <w:t>u</w:t>
+            </w:r>
+            <w:r>
+              <w:rPr>
+                <w:rFonts w:eastAsiaTheme="minorEastAsia" w:hint="eastAsia"/>
+              </w:rPr>
+              <w:t>pdate</w:t>
+            </w:r>
+            <w:r>
+              <w:rPr>
+                <w:rFonts w:eastAsiaTheme="minorEastAsia" w:hint="eastAsia"/>
+              </w:rPr>
+              <w:t>,</w:t>
+            </w:r>
+            <w:r>
+              <w:rPr>
+                <w:rFonts w:eastAsiaTheme="minorEastAsia" w:hint="eastAsia"/>
+              </w:rPr>
+              <w:t>对结果</w:t>
+            </w:r>
+            <w:r>
+              <w:rPr>
+                <w:rFonts w:eastAsiaTheme="minorEastAsia" w:hint="eastAsia"/>
+              </w:rPr>
+              <w:t>sort</w:t>
+            </w:r>
+            <w:r>
+              <w:rPr>
+                <w:rFonts w:eastAsiaTheme="minorEastAsia" w:hint="eastAsia"/>
+              </w:rPr>
+              <w:t>，</w:t>
+            </w:r>
+            <w:r>
+              <w:rPr>
+                <w:rFonts w:eastAsiaTheme="minorEastAsia" w:hint="eastAsia"/>
+              </w:rPr>
+              <w:t>sort</w:t>
+            </w:r>
+            <w:r>
+              <w:rPr>
+                <w:rFonts w:eastAsiaTheme="minorEastAsia" w:hint="eastAsia"/>
+              </w:rPr>
+              <w:t>中字段存在索引</w:t>
+            </w:r>
+          </w:p>
+        </w:tc>
+        <w:tc>
+          <w:tcPr>
+            <w:tcW w:w="3352" w:type="dxa"/>
+            <w:tcBorders>
+              <w:top w:val="single" w:sz="4" w:space="0" w:color="000000" w:themeColor="text1"/>
+              <w:left w:val="single" w:sz="4" w:space="0" w:color="000000" w:themeColor="text1"/>
+              <w:bottom w:val="single" w:sz="4" w:space="0" w:color="000000" w:themeColor="text1"/>
+              <w:right w:val="single" w:sz="4" w:space="0" w:color="000000" w:themeColor="text1"/>
+            </w:tcBorders>
+          </w:tcPr>
+          <w:p>
+            <w:pPr>
+              <w:ind w:left="0"/>
+            </w:pPr>
+            <w:r>
+              <w:rPr>
+                <w:rFonts w:eastAsiaTheme="minorEastAsia" w:hint="eastAsia"/>
+              </w:rPr>
+              <w:t>1.</w:t>
+            </w:r>
+            <w:r>
+              <w:rPr>
+                <w:rFonts w:eastAsiaTheme="minorEastAsia" w:hint="eastAsia"/>
+              </w:rPr>
+              <w:t>部署测试环境</w:t>
+            </w:r>
+            <w:r>
+              <w:rPr>
+                <w:rFonts w:eastAsiaTheme="minorEastAsia" w:hint="eastAsia"/>
+              </w:rPr>
+              <w:t>(</w:t>
+            </w:r>
+            <w:r>
+              <w:rPr>
+                <w:rFonts w:eastAsiaTheme="minorEastAsia" w:hint="eastAsia"/>
+              </w:rPr>
+              <w:t>独立模式</w:t>
+            </w:r>
+            <w:r>
+              <w:rPr>
+                <w:rFonts w:eastAsiaTheme="minorEastAsia" w:hint="eastAsia"/>
+              </w:rPr>
+              <w:t>/</w:t>
+            </w:r>
+            <w:r>
+              <w:rPr>
+                <w:rFonts w:eastAsiaTheme="minorEastAsia" w:hint="eastAsia"/>
+              </w:rPr>
+              <w:t>集群</w:t>
+            </w:r>
+            <w:r>
+              <w:rPr>
+                <w:rFonts w:eastAsiaTheme="minorEastAsia" w:hint="eastAsia"/>
+              </w:rPr>
+              <w:t>)</w:t>
+            </w:r>
+          </w:p>
+          <w:p>
+            <w:pPr>
+              <w:ind w:left="0"/>
+            </w:pPr>
+            <w:r>
+              <w:rPr>
+                <w:rFonts w:eastAsiaTheme="minorEastAsia" w:hint="eastAsia"/>
+              </w:rPr>
+              <w:t>2.</w:t>
+            </w:r>
+            <w:r>
+              <w:rPr>
+                <w:rFonts w:eastAsiaTheme="minorEastAsia" w:hint="eastAsia"/>
+              </w:rPr>
+              <w:t>创建测试用集合空间和集合</w:t>
+            </w:r>
+            <w:r>
+              <w:rPr>
+                <w:rFonts w:eastAsiaTheme="minorEastAsia" w:hint="eastAsia"/>
+              </w:rPr>
+              <w:t>(</w:t>
+            </w:r>
+            <w:proofErr w:type="spellStart"/>
+            <w:r>
+              <w:rPr>
+                <w:rFonts w:eastAsiaTheme="minorEastAsia" w:hint="eastAsia"/>
+              </w:rPr>
+              <w:t>testfindandmodify.test</w:t>
+            </w:r>
+            <w:proofErr w:type="spellEnd"/>
+            <w:r>
+              <w:rPr>
+                <w:rFonts w:eastAsiaTheme="minorEastAsia" w:hint="eastAsia"/>
+              </w:rPr>
+              <w:t>)</w:t>
+            </w:r>
+          </w:p>
+          <w:p>
+            <w:pPr>
+              <w:ind w:left="0"/>
+              <w:rPr>
+                <w:rFonts w:eastAsiaTheme="minorEastAsia"/>
+              </w:rPr>
+            </w:pPr>
+            <w:r>
+              <w:rPr>
+                <w:rFonts w:eastAsiaTheme="minorEastAsia" w:hint="eastAsia"/>
+              </w:rPr>
+              <w:t>3.</w:t>
+            </w:r>
+            <w:r>
+              <w:rPr>
+                <w:rFonts w:eastAsiaTheme="minorEastAsia" w:hint="eastAsia"/>
+              </w:rPr>
+              <w:t>通过</w:t>
+            </w:r>
+            <w:proofErr w:type="spellStart"/>
+            <w:r>
+              <w:rPr>
+                <w:rFonts w:eastAsiaTheme="minorEastAsia" w:hint="eastAsia"/>
+              </w:rPr>
+              <w:t>js</w:t>
+            </w:r>
+            <w:proofErr w:type="spellEnd"/>
+            <w:r>
+              <w:rPr>
+                <w:rFonts w:eastAsiaTheme="minorEastAsia" w:hint="eastAsia"/>
+              </w:rPr>
+              <w:t>执行</w:t>
+            </w:r>
+          </w:p>
+          <w:p>
+            <w:pPr>
+              <w:ind w:left="0"/>
+              <w:rPr>
+                <w:rFonts w:eastAsiaTheme="minorEastAsia"/>
+              </w:rPr>
+            </w:pPr>
+            <w:proofErr w:type="spellStart"/>
+            <w:r>
+              <w:rPr>
+                <w:rFonts w:eastAsiaTheme="minorEastAsia"/>
+              </w:rPr>
+              <w:t>db.testfindandmodify.</w:t>
+            </w:r>
+            <w:r>
+              <w:rPr>
+                <w:rFonts w:eastAsiaTheme="minorEastAsia" w:hint="eastAsia"/>
+              </w:rPr>
+              <w:t>test.createIndex</w:t>
+            </w:r>
+            <w:proofErr w:type="spellEnd"/>
+            <w:r>
+              <w:rPr>
+                <w:rFonts w:eastAsiaTheme="minorEastAsia" w:hint="eastAsia"/>
+              </w:rPr>
+              <w:t>('</w:t>
+            </w:r>
+            <w:proofErr w:type="spellStart"/>
+            <w:r>
+              <w:rPr>
+                <w:rFonts w:eastAsiaTheme="minorEastAsia" w:hint="eastAsia"/>
+              </w:rPr>
+              <w:t>tmpindex</w:t>
+            </w:r>
+            <w:proofErr w:type="spellEnd"/>
+            <w:r>
+              <w:rPr>
+                <w:rFonts w:eastAsiaTheme="minorEastAsia" w:hint="eastAsia"/>
+              </w:rPr>
+              <w:t>',{d:1})</w:t>
+            </w:r>
+          </w:p>
+          <w:p>
+            <w:pPr>
+              <w:ind w:left="0"/>
+              <w:rPr>
+                <w:rFonts w:eastAsiaTheme="minorEastAsia"/>
+              </w:rPr>
+            </w:pPr>
+            <w:r>
+              <w:rPr>
+                <w:rFonts w:eastAsiaTheme="minorEastAsia" w:hint="eastAsia"/>
+              </w:rPr>
+              <w:t>for(</w:t>
+            </w:r>
+            <w:proofErr w:type="spellStart"/>
+            <w:r>
+              <w:rPr>
+                <w:rFonts w:eastAsiaTheme="minorEastAsia" w:hint="eastAsia"/>
+              </w:rPr>
+              <w:t>i</w:t>
+            </w:r>
+            <w:proofErr w:type="spellEnd"/>
+            <w:r>
+              <w:rPr>
+                <w:rFonts w:eastAsiaTheme="minorEastAsia" w:hint="eastAsia"/>
+              </w:rPr>
+              <w:t>=0;i&lt;10;++</w:t>
+            </w:r>
+            <w:proofErr w:type="spellStart"/>
+            <w:r>
+              <w:rPr>
+                <w:rFonts w:eastAsiaTheme="minorEastAsia" w:hint="eastAsia"/>
+              </w:rPr>
+              <w:t>i</w:t>
+            </w:r>
+            <w:proofErr w:type="spellEnd"/>
+            <w:r>
+              <w:rPr>
+                <w:rFonts w:eastAsiaTheme="minorEastAsia" w:hint="eastAsia"/>
+              </w:rPr>
+              <w:t>){</w:t>
+            </w:r>
+          </w:p>
+          <w:p>
+            <w:pPr>
+              <w:ind w:left="0"/>
+              <w:rPr>
+                <w:rFonts w:eastAsiaTheme="minorEastAsia"/>
+              </w:rPr>
+            </w:pPr>
+            <w:proofErr w:type="spellStart"/>
+            <w:r>
+              <w:rPr>
+                <w:rFonts w:eastAsiaTheme="minorEastAsia" w:hint="eastAsia"/>
+              </w:rPr>
+              <w:t>db.testfindandmodify.test.insert</w:t>
+            </w:r>
+            <w:proofErr w:type="spellEnd"/>
+            <w:r>
+              <w:rPr>
+                <w:rFonts w:eastAsiaTheme="minorEastAsia" w:hint="eastAsia"/>
+              </w:rPr>
+              <w:t>({c:1,d:i},true)</w:t>
+            </w:r>
+          </w:p>
+          <w:p>
+            <w:pPr>
+              <w:ind w:left="0"/>
+              <w:rPr>
+                <w:rFonts w:eastAsiaTheme="minorEastAsia"/>
+              </w:rPr>
+            </w:pPr>
+            <w:r>
+              <w:rPr>
+                <w:rFonts w:eastAsiaTheme="minorEastAsia" w:hint="eastAsia"/>
+              </w:rPr>
+              <w:t>}</w:t>
+            </w:r>
+          </w:p>
+          <w:p>
+            <w:pPr>
+              <w:ind w:left="0"/>
+              <w:rPr>
+                <w:rFonts w:eastAsiaTheme="minorEastAsia"/>
+              </w:rPr>
+            </w:pPr>
+            <w:r>
+              <w:rPr>
+                <w:rFonts w:eastAsiaTheme="minorEastAsia" w:hint="eastAsia"/>
+              </w:rPr>
+              <w:t>db.testfindandmodify.test.find().update({$inc:{c:1}}).sort({d:</w:t>
+            </w:r>
+            <w:r>
+              <w:rPr>
+                <w:rFonts w:eastAsiaTheme="minorEastAsia" w:hint="eastAsia"/>
+              </w:rPr>
+              <w:t>-</w:t>
+            </w:r>
+            <w:r>
+              <w:rPr>
+                <w:rFonts w:eastAsiaTheme="minorEastAsia" w:hint="eastAsia"/>
+              </w:rPr>
+              <w:t>1})</w:t>
+            </w:r>
+          </w:p>
+          <w:p>
+            <w:pPr>
+              <w:ind w:left="0"/>
+              <w:rPr>
+                <w:rFonts w:eastAsiaTheme="minorEastAsia"/>
+              </w:rPr>
+            </w:pPr>
+            <w:r>
+              <w:rPr>
+                <w:rFonts w:eastAsiaTheme="minorEastAsia" w:hint="eastAsia"/>
+              </w:rPr>
+              <w:t>4.</w:t>
+            </w:r>
+            <w:r>
+              <w:rPr>
+                <w:rFonts w:eastAsiaTheme="minorEastAsia" w:hint="eastAsia"/>
+              </w:rPr>
+              <w:t>确认结果后，无论成功失败都执行</w:t>
+            </w:r>
+            <w:proofErr w:type="spellStart"/>
+            <w:r>
+              <w:rPr>
+                <w:rFonts w:eastAsiaTheme="minorEastAsia" w:hint="eastAsia"/>
+              </w:rPr>
+              <w:t>db.dropCL</w:t>
+            </w:r>
+            <w:proofErr w:type="spellEnd"/>
+            <w:r>
+              <w:rPr>
+                <w:rFonts w:eastAsiaTheme="minorEastAsia" w:hint="eastAsia"/>
+              </w:rPr>
+              <w:t>('test')</w:t>
+            </w:r>
+          </w:p>
+        </w:tc>
+        <w:tc>
+          <w:tcPr>
+            <w:tcW w:w="1754" w:type="dxa"/>
+            <w:tcBorders>
+              <w:top w:val="single" w:sz="4" w:space="0" w:color="000000" w:themeColor="text1"/>
+              <w:left w:val="single" w:sz="4" w:space="0" w:color="000000" w:themeColor="text1"/>
+              <w:bottom w:val="single" w:sz="4" w:space="0" w:color="000000" w:themeColor="text1"/>
+              <w:right w:val="single" w:sz="4" w:space="0" w:color="000000" w:themeColor="text1"/>
+            </w:tcBorders>
+          </w:tcPr>
+          <w:p>
+            <w:pPr>
+              <w:ind w:left="0"/>
+              <w:rPr>
+                <w:rFonts w:eastAsiaTheme="minorEastAsia"/>
+              </w:rPr>
+            </w:pPr>
+            <w:r>
+              <w:rPr>
+                <w:rFonts w:eastAsiaTheme="minorEastAsia" w:hint="eastAsia"/>
+              </w:rPr>
+              <w:t>返回的第一条记录中</w:t>
+            </w:r>
+            <w:r>
+              <w:rPr>
+                <w:rFonts w:eastAsiaTheme="minorEastAsia" w:hint="eastAsia"/>
+              </w:rPr>
+              <w:t>{</w:t>
+            </w:r>
+            <w:r>
+              <w:rPr>
+                <w:rFonts w:eastAsiaTheme="minorEastAsia" w:hint="eastAsia"/>
+              </w:rPr>
+              <w:t>c:1,</w:t>
+            </w:r>
+            <w:r>
+              <w:rPr>
+                <w:rFonts w:eastAsiaTheme="minorEastAsia" w:hint="eastAsia"/>
+              </w:rPr>
+              <w:t>d:</w:t>
+            </w:r>
+            <w:r>
+              <w:rPr>
+                <w:rFonts w:eastAsiaTheme="minorEastAsia" w:hint="eastAsia"/>
+              </w:rPr>
+              <w:t>9},</w:t>
+            </w:r>
+            <w:r>
+              <w:rPr>
+                <w:rFonts w:eastAsiaTheme="minorEastAsia" w:hint="eastAsia"/>
+              </w:rPr>
+              <w:t>返回的最后一条记录中</w:t>
+            </w:r>
+            <w:r>
+              <w:rPr>
+                <w:rFonts w:eastAsiaTheme="minorEastAsia" w:hint="eastAsia"/>
+              </w:rPr>
+              <w:t>{c:1,d:0}</w:t>
+            </w:r>
+          </w:p>
+        </w:tc>
+      </w:tr>
+      <w:tr>
+        <w:tc>
+          <w:tcPr>
+            <w:tcW w:w="2696" w:type="dxa"/>
+            <w:tcBorders>
+              <w:top w:val="single" w:sz="4" w:space="0" w:color="000000" w:themeColor="text1"/>
+              <w:left w:val="single" w:sz="4" w:space="0" w:color="000000" w:themeColor="text1"/>
+              <w:bottom w:val="single" w:sz="4" w:space="0" w:color="000000" w:themeColor="text1"/>
+              <w:right w:val="single" w:sz="4" w:space="0" w:color="000000" w:themeColor="text1"/>
+            </w:tcBorders>
+          </w:tcPr>
+          <w:p>
+            <w:pPr>
+              <w:ind w:left="0"/>
+            </w:pPr>
+            <w:r>
+              <w:t>Story</w:t>
+            </w:r>
+            <w:r>
+              <w:rPr>
+                <w:rFonts w:hint="eastAsia"/>
+              </w:rPr>
+              <w:t>.query.modify.001</w:t>
+            </w:r>
+            <w:r>
+              <w:rPr>
+                <w:rFonts w:eastAsiaTheme="minorEastAsia" w:hint="eastAsia"/>
+              </w:rPr>
+              <w:t>.007</w:t>
+            </w:r>
+          </w:p>
+        </w:tc>
+        <w:tc>
+          <w:tcPr>
+            <w:tcW w:w="1132" w:type="dxa"/>
+            <w:tcBorders>
+              <w:top w:val="single" w:sz="4" w:space="0" w:color="000000" w:themeColor="text1"/>
+              <w:left w:val="single" w:sz="4" w:space="0" w:color="000000" w:themeColor="text1"/>
+              <w:bottom w:val="single" w:sz="4" w:space="0" w:color="000000" w:themeColor="text1"/>
+              <w:right w:val="single" w:sz="4" w:space="0" w:color="000000" w:themeColor="text1"/>
+            </w:tcBorders>
+          </w:tcPr>
+          <w:p>
+            <w:pPr>
+              <w:ind w:left="0"/>
+              <w:rPr>
+                <w:rFonts w:eastAsiaTheme="minorEastAsia"/>
+              </w:rPr>
+            </w:pPr>
+            <w:r>
+              <w:rPr>
+                <w:rFonts w:eastAsiaTheme="minorEastAsia" w:hint="eastAsia"/>
+              </w:rPr>
+              <w:t>op</w:t>
+            </w:r>
+            <w:r>
+              <w:rPr>
+                <w:rFonts w:eastAsiaTheme="minorEastAsia" w:hint="eastAsia"/>
+              </w:rPr>
+              <w:t>为</w:t>
+            </w:r>
+            <w:r>
+              <w:rPr>
+                <w:rFonts w:eastAsiaTheme="minorEastAsia" w:hint="eastAsia"/>
+              </w:rPr>
+              <w:t>update</w:t>
+            </w:r>
+            <w:r>
+              <w:rPr>
+                <w:rFonts w:eastAsiaTheme="minorEastAsia" w:hint="eastAsia"/>
+              </w:rPr>
+              <w:t>/remove</w:t>
+            </w:r>
+            <w:r>
+              <w:rPr>
+                <w:rFonts w:eastAsiaTheme="minorEastAsia" w:hint="eastAsia"/>
+              </w:rPr>
+              <w:t>,</w:t>
+            </w:r>
+            <w:r>
+              <w:rPr>
+                <w:rFonts w:eastAsiaTheme="minorEastAsia" w:hint="eastAsia"/>
+              </w:rPr>
+              <w:t>对其结果再作</w:t>
+            </w:r>
+            <w:r>
+              <w:rPr>
+                <w:rFonts w:eastAsiaTheme="minorEastAsia" w:hint="eastAsia"/>
+              </w:rPr>
+              <w:t>count</w:t>
+            </w:r>
+          </w:p>
+        </w:tc>
+        <w:tc>
+          <w:tcPr>
+            <w:tcW w:w="3352" w:type="dxa"/>
+            <w:tcBorders>
+              <w:top w:val="single" w:sz="4" w:space="0" w:color="000000" w:themeColor="text1"/>
+              <w:left w:val="single" w:sz="4" w:space="0" w:color="000000" w:themeColor="text1"/>
+              <w:bottom w:val="single" w:sz="4" w:space="0" w:color="000000" w:themeColor="text1"/>
+              <w:right w:val="single" w:sz="4" w:space="0" w:color="000000" w:themeColor="text1"/>
+            </w:tcBorders>
+          </w:tcPr>
+          <w:p>
+            <w:pPr>
+              <w:ind w:left="0"/>
+            </w:pPr>
+            <w:r>
+              <w:rPr>
+                <w:rFonts w:eastAsiaTheme="minorEastAsia" w:hint="eastAsia"/>
+              </w:rPr>
+              <w:t>1.</w:t>
+            </w:r>
+            <w:r>
+              <w:rPr>
+                <w:rFonts w:eastAsiaTheme="minorEastAsia" w:hint="eastAsia"/>
+              </w:rPr>
+              <w:t>部署测试环境</w:t>
+            </w:r>
+            <w:r>
+              <w:rPr>
+                <w:rFonts w:eastAsiaTheme="minorEastAsia" w:hint="eastAsia"/>
+              </w:rPr>
+              <w:t>(</w:t>
+            </w:r>
+            <w:r>
+              <w:rPr>
+                <w:rFonts w:eastAsiaTheme="minorEastAsia" w:hint="eastAsia"/>
+              </w:rPr>
+              <w:t>独立模式</w:t>
+            </w:r>
+            <w:r>
+              <w:rPr>
+                <w:rFonts w:eastAsiaTheme="minorEastAsia" w:hint="eastAsia"/>
+              </w:rPr>
+              <w:t>/</w:t>
+            </w:r>
+            <w:r>
+              <w:rPr>
+                <w:rFonts w:eastAsiaTheme="minorEastAsia" w:hint="eastAsia"/>
+              </w:rPr>
+              <w:t>集群</w:t>
+            </w:r>
+            <w:r>
+              <w:rPr>
+                <w:rFonts w:eastAsiaTheme="minorEastAsia" w:hint="eastAsia"/>
+              </w:rPr>
+              <w:t>)</w:t>
+            </w:r>
+          </w:p>
+          <w:p>
+            <w:pPr>
+              <w:ind w:left="0"/>
+            </w:pPr>
+            <w:r>
+              <w:rPr>
+                <w:rFonts w:eastAsiaTheme="minorEastAsia" w:hint="eastAsia"/>
+              </w:rPr>
+              <w:t>2.</w:t>
+            </w:r>
+            <w:r>
+              <w:rPr>
+                <w:rFonts w:eastAsiaTheme="minorEastAsia" w:hint="eastAsia"/>
+              </w:rPr>
+              <w:t>创建测试用集合空间和集合</w:t>
+            </w:r>
+            <w:r>
+              <w:rPr>
+                <w:rFonts w:eastAsiaTheme="minorEastAsia" w:hint="eastAsia"/>
+              </w:rPr>
+              <w:t>(</w:t>
+            </w:r>
+            <w:proofErr w:type="spellStart"/>
+            <w:r>
+              <w:rPr>
+                <w:rFonts w:eastAsiaTheme="minorEastAsia" w:hint="eastAsia"/>
+              </w:rPr>
+              <w:t>testfindandmodify.test</w:t>
+            </w:r>
+            <w:proofErr w:type="spellEnd"/>
+            <w:r>
+              <w:rPr>
+                <w:rFonts w:eastAsiaTheme="minorEastAsia" w:hint="eastAsia"/>
+              </w:rPr>
+              <w:t>)</w:t>
+            </w:r>
+          </w:p>
+          <w:p>
+            <w:pPr>
+              <w:ind w:left="0"/>
+              <w:rPr>
+                <w:rFonts w:eastAsiaTheme="minorEastAsia"/>
+              </w:rPr>
+            </w:pPr>
+            <w:r>
+              <w:rPr>
+                <w:rFonts w:eastAsiaTheme="minorEastAsia" w:hint="eastAsia"/>
+              </w:rPr>
+              <w:t>3.</w:t>
+            </w:r>
+            <w:r>
+              <w:rPr>
+                <w:rFonts w:eastAsiaTheme="minorEastAsia" w:hint="eastAsia"/>
+              </w:rPr>
+              <w:t>通过</w:t>
+            </w:r>
+            <w:proofErr w:type="spellStart"/>
+            <w:r>
+              <w:rPr>
+                <w:rFonts w:eastAsiaTheme="minorEastAsia" w:hint="eastAsia"/>
+              </w:rPr>
+              <w:t>js</w:t>
+            </w:r>
+            <w:proofErr w:type="spellEnd"/>
+            <w:r>
+              <w:rPr>
+                <w:rFonts w:eastAsiaTheme="minorEastAsia" w:hint="eastAsia"/>
+              </w:rPr>
+              <w:t>执行</w:t>
+            </w:r>
+          </w:p>
+          <w:p>
+            <w:pPr>
+              <w:ind w:left="0"/>
+              <w:rPr>
+                <w:rFonts w:eastAsiaTheme="minorEastAsia"/>
+              </w:rPr>
+            </w:pPr>
+            <w:r>
+              <w:rPr>
+                <w:rFonts w:eastAsiaTheme="minorEastAsia" w:hint="eastAsia"/>
+              </w:rPr>
+              <w:t>for(</w:t>
+            </w:r>
+            <w:proofErr w:type="spellStart"/>
+            <w:r>
+              <w:rPr>
+                <w:rFonts w:eastAsiaTheme="minorEastAsia" w:hint="eastAsia"/>
+              </w:rPr>
+              <w:t>i</w:t>
+            </w:r>
+            <w:proofErr w:type="spellEnd"/>
+            <w:r>
+              <w:rPr>
+                <w:rFonts w:eastAsiaTheme="minorEastAsia" w:hint="eastAsia"/>
+              </w:rPr>
+              <w:t>=0;i&lt;10;++</w:t>
+            </w:r>
+            <w:proofErr w:type="spellStart"/>
+            <w:r>
+              <w:rPr>
+                <w:rFonts w:eastAsiaTheme="minorEastAsia" w:hint="eastAsia"/>
+              </w:rPr>
+              <w:t>i</w:t>
+            </w:r>
+            <w:proofErr w:type="spellEnd"/>
+            <w:r>
+              <w:rPr>
+                <w:rFonts w:eastAsiaTheme="minorEastAsia" w:hint="eastAsia"/>
+              </w:rPr>
+              <w:t>){</w:t>
+            </w:r>
+          </w:p>
+          <w:p>
+            <w:pPr>
+              <w:ind w:left="0"/>
+              <w:rPr>
+                <w:rFonts w:eastAsiaTheme="minorEastAsia"/>
+              </w:rPr>
+            </w:pPr>
+            <w:proofErr w:type="spellStart"/>
+            <w:r>
+              <w:rPr>
+                <w:rFonts w:eastAsiaTheme="minorEastAsia" w:hint="eastAsia"/>
+              </w:rPr>
+              <w:t>db.testfindandmodify.test.insert</w:t>
+            </w:r>
+            <w:proofErr w:type="spellEnd"/>
+            <w:r>
+              <w:rPr>
+                <w:rFonts w:eastAsiaTheme="minorEastAsia" w:hint="eastAsia"/>
+              </w:rPr>
+              <w:t>({c:1,d:i},true)</w:t>
+            </w:r>
+          </w:p>
+          <w:p>
+            <w:pPr>
+              <w:ind w:left="0"/>
+              <w:rPr>
+                <w:rFonts w:eastAsiaTheme="minorEastAsia"/>
+              </w:rPr>
+            </w:pPr>
+            <w:r>
+              <w:rPr>
+                <w:rFonts w:eastAsiaTheme="minorEastAsia" w:hint="eastAsia"/>
+              </w:rPr>
+              <w:t>}</w:t>
+            </w:r>
+          </w:p>
+          <w:p>
+            <w:pPr>
+              <w:ind w:left="0"/>
+              <w:rPr>
+                <w:rFonts w:eastAsiaTheme="minorEastAsia"/>
+              </w:rPr>
+            </w:pPr>
+            <w:proofErr w:type="spellStart"/>
+            <w:r>
+              <w:rPr>
+                <w:rFonts w:eastAsiaTheme="minorEastAsia" w:hint="eastAsia"/>
+              </w:rPr>
+              <w:t>db.testfindandmodify.test.find</w:t>
+            </w:r>
+            <w:proofErr w:type="spellEnd"/>
+            <w:r>
+              <w:rPr>
+                <w:rFonts w:eastAsiaTheme="minorEastAsia" w:hint="eastAsia"/>
+              </w:rPr>
+              <w:t>().update({$inc:{c:1}}).count()</w:t>
+            </w:r>
+          </w:p>
+          <w:p>
+            <w:pPr>
+              <w:ind w:left="0"/>
+              <w:rPr>
+                <w:rFonts w:eastAsiaTheme="minorEastAsia"/>
+              </w:rPr>
+            </w:pPr>
+            <w:r>
+              <w:rPr>
+                <w:rFonts w:eastAsiaTheme="minorEastAsia" w:hint="eastAsia"/>
+              </w:rPr>
+              <w:t>4.</w:t>
+            </w:r>
+            <w:r>
+              <w:rPr>
+                <w:rFonts w:eastAsiaTheme="minorEastAsia" w:hint="eastAsia"/>
+              </w:rPr>
+              <w:t>确认结果后，无论成功失败都执行</w:t>
+            </w:r>
+            <w:proofErr w:type="spellStart"/>
+            <w:r>
+              <w:rPr>
+                <w:rFonts w:eastAsiaTheme="minorEastAsia" w:hint="eastAsia"/>
+              </w:rPr>
+              <w:t>db.dropCL</w:t>
+            </w:r>
+            <w:proofErr w:type="spellEnd"/>
+            <w:r>
+              <w:rPr>
+                <w:rFonts w:eastAsiaTheme="minorEastAsia" w:hint="eastAsia"/>
+              </w:rPr>
+              <w:t>('test')</w:t>
+            </w:r>
+          </w:p>
+        </w:tc>
+        <w:tc>
+          <w:tcPr>
+            <w:tcW w:w="1754" w:type="dxa"/>
+            <w:tcBorders>
+              <w:top w:val="single" w:sz="4" w:space="0" w:color="000000" w:themeColor="text1"/>
+              <w:left w:val="single" w:sz="4" w:space="0" w:color="000000" w:themeColor="text1"/>
+              <w:bottom w:val="single" w:sz="4" w:space="0" w:color="000000" w:themeColor="text1"/>
+              <w:right w:val="single" w:sz="4" w:space="0" w:color="000000" w:themeColor="text1"/>
+            </w:tcBorders>
+          </w:tcPr>
+          <w:p>
+            <w:pPr>
+              <w:ind w:left="0"/>
+              <w:rPr>
+                <w:rFonts w:eastAsiaTheme="minorEastAsia"/>
+              </w:rPr>
+            </w:pPr>
+            <w:r>
+              <w:rPr>
+                <w:rFonts w:eastAsiaTheme="minorEastAsia"/>
+              </w:rPr>
+              <w:t>T</w:t>
+            </w:r>
+            <w:r>
+              <w:rPr>
+                <w:rFonts w:eastAsiaTheme="minorEastAsia" w:hint="eastAsia"/>
+              </w:rPr>
+              <w:t>hrow</w:t>
+            </w:r>
+            <w:r>
+              <w:rPr>
+                <w:rFonts w:eastAsiaTheme="minorEastAsia" w:hint="eastAsia"/>
+              </w:rPr>
+              <w:t>如下异常</w:t>
+            </w:r>
+          </w:p>
+          <w:p>
+            <w:pPr>
+              <w:ind w:left="0"/>
+              <w:rPr>
+                <w:rFonts w:eastAsiaTheme="minorEastAsia"/>
+              </w:rPr>
+            </w:pPr>
+            <w:r>
+              <w:rPr>
+                <w:rFonts w:eastAsiaTheme="minorEastAsia"/>
+              </w:rPr>
+              <w:t>count() cannot be executed with update() or remove()</w:t>
+            </w:r>
+          </w:p>
+        </w:tc>
+      </w:tr>
+      <w:tr>
+        <w:tc>
+          <w:tcPr>
+            <w:tcW w:w="2696" w:type="dxa"/>
+            <w:tcBorders>
+              <w:top w:val="single" w:sz="4" w:space="0" w:color="000000" w:themeColor="text1"/>
+              <w:left w:val="single" w:sz="4" w:space="0" w:color="000000" w:themeColor="text1"/>
+              <w:bottom w:val="single" w:sz="4" w:space="0" w:color="000000" w:themeColor="text1"/>
+              <w:right w:val="single" w:sz="4" w:space="0" w:color="000000" w:themeColor="text1"/>
+            </w:tcBorders>
+          </w:tcPr>
+          <w:p>
+            <w:pPr>
+              <w:ind w:left="0"/>
+            </w:pPr>
+            <w:r>
+              <w:t>Story</w:t>
+            </w:r>
+            <w:r>
+              <w:rPr>
+                <w:rFonts w:hint="eastAsia"/>
+              </w:rPr>
+              <w:t>.query.modify.001</w:t>
+            </w:r>
+            <w:r>
+              <w:rPr>
+                <w:rFonts w:eastAsiaTheme="minorEastAsia" w:hint="eastAsia"/>
+              </w:rPr>
+              <w:t>.008</w:t>
+            </w:r>
+          </w:p>
+        </w:tc>
+        <w:tc>
+          <w:tcPr>
+            <w:tcW w:w="1132" w:type="dxa"/>
+            <w:tcBorders>
+              <w:top w:val="single" w:sz="4" w:space="0" w:color="000000" w:themeColor="text1"/>
+              <w:left w:val="single" w:sz="4" w:space="0" w:color="000000" w:themeColor="text1"/>
+              <w:bottom w:val="single" w:sz="4" w:space="0" w:color="000000" w:themeColor="text1"/>
+              <w:right w:val="single" w:sz="4" w:space="0" w:color="000000" w:themeColor="text1"/>
+            </w:tcBorders>
+          </w:tcPr>
+          <w:p>
+            <w:pPr>
+              <w:ind w:left="0"/>
+              <w:rPr>
+                <w:rFonts w:eastAsiaTheme="minorEastAsia"/>
+              </w:rPr>
+            </w:pPr>
+            <w:r>
+              <w:rPr>
+                <w:rFonts w:eastAsiaTheme="minorEastAsia" w:hint="eastAsia"/>
+              </w:rPr>
+              <w:t>op</w:t>
+            </w:r>
+            <w:r>
+              <w:rPr>
+                <w:rFonts w:eastAsiaTheme="minorEastAsia" w:hint="eastAsia"/>
+              </w:rPr>
+              <w:t>为</w:t>
+            </w:r>
+            <w:r>
+              <w:rPr>
+                <w:rFonts w:eastAsiaTheme="minorEastAsia" w:hint="eastAsia"/>
+              </w:rPr>
+              <w:t>u</w:t>
+            </w:r>
+            <w:r>
+              <w:rPr>
+                <w:rFonts w:eastAsiaTheme="minorEastAsia" w:hint="eastAsia"/>
+              </w:rPr>
+              <w:t>pdate</w:t>
+            </w:r>
+            <w:r>
+              <w:rPr>
+                <w:rFonts w:eastAsiaTheme="minorEastAsia" w:hint="eastAsia"/>
+              </w:rPr>
+              <w:t>，</w:t>
+            </w:r>
+            <w:r>
+              <w:rPr>
+                <w:rFonts w:eastAsiaTheme="minorEastAsia" w:hint="eastAsia"/>
+              </w:rPr>
+              <w:t>结合</w:t>
+            </w:r>
+            <w:r>
+              <w:rPr>
+                <w:rFonts w:eastAsiaTheme="minorEastAsia" w:hint="eastAsia"/>
+              </w:rPr>
+              <w:t>skip</w:t>
+            </w:r>
+            <w:r>
+              <w:rPr>
+                <w:rFonts w:eastAsiaTheme="minorEastAsia" w:hint="eastAsia"/>
+              </w:rPr>
+              <w:t>或者</w:t>
+            </w:r>
+            <w:r>
+              <w:rPr>
+                <w:rFonts w:eastAsiaTheme="minorEastAsia" w:hint="eastAsia"/>
+              </w:rPr>
+              <w:t>limit</w:t>
+            </w:r>
+          </w:p>
+        </w:tc>
+        <w:tc>
+          <w:tcPr>
+            <w:tcW w:w="3352" w:type="dxa"/>
+            <w:tcBorders>
+              <w:top w:val="single" w:sz="4" w:space="0" w:color="000000" w:themeColor="text1"/>
+              <w:left w:val="single" w:sz="4" w:space="0" w:color="000000" w:themeColor="text1"/>
+              <w:bottom w:val="single" w:sz="4" w:space="0" w:color="000000" w:themeColor="text1"/>
+              <w:right w:val="single" w:sz="4" w:space="0" w:color="000000" w:themeColor="text1"/>
+            </w:tcBorders>
+          </w:tcPr>
+          <w:p>
+            <w:pPr>
+              <w:ind w:left="0"/>
+            </w:pPr>
+            <w:r>
+              <w:rPr>
+                <w:rFonts w:eastAsiaTheme="minorEastAsia" w:hint="eastAsia"/>
+              </w:rPr>
+              <w:t>1.</w:t>
+            </w:r>
+            <w:r>
+              <w:rPr>
+                <w:rFonts w:eastAsiaTheme="minorEastAsia" w:hint="eastAsia"/>
+              </w:rPr>
+              <w:t>部署测试环境</w:t>
+            </w:r>
+            <w:r>
+              <w:rPr>
+                <w:rFonts w:eastAsiaTheme="minorEastAsia" w:hint="eastAsia"/>
+              </w:rPr>
+              <w:t>(</w:t>
+            </w:r>
+            <w:r>
+              <w:rPr>
+                <w:rFonts w:eastAsiaTheme="minorEastAsia" w:hint="eastAsia"/>
+              </w:rPr>
+              <w:t>独立模式</w:t>
+            </w:r>
+            <w:r>
+              <w:rPr>
+                <w:rFonts w:eastAsiaTheme="minorEastAsia" w:hint="eastAsia"/>
+              </w:rPr>
+              <w:t>/</w:t>
+            </w:r>
+            <w:r>
+              <w:rPr>
+                <w:rFonts w:eastAsiaTheme="minorEastAsia" w:hint="eastAsia"/>
+              </w:rPr>
+              <w:t>集群</w:t>
+            </w:r>
+            <w:r>
+              <w:rPr>
+                <w:rFonts w:eastAsiaTheme="minorEastAsia" w:hint="eastAsia"/>
+              </w:rPr>
+              <w:t>)</w:t>
+            </w:r>
+          </w:p>
+          <w:p>
+            <w:pPr>
+              <w:ind w:left="0"/>
+            </w:pPr>
+            <w:r>
+              <w:rPr>
+                <w:rFonts w:eastAsiaTheme="minorEastAsia" w:hint="eastAsia"/>
+              </w:rPr>
+              <w:t>2.</w:t>
+            </w:r>
+            <w:r>
+              <w:rPr>
+                <w:rFonts w:eastAsiaTheme="minorEastAsia" w:hint="eastAsia"/>
+              </w:rPr>
+              <w:t>创建测试用集合空间和集合</w:t>
+            </w:r>
+            <w:r>
+              <w:rPr>
+                <w:rFonts w:eastAsiaTheme="minorEastAsia" w:hint="eastAsia"/>
+              </w:rPr>
+              <w:t>(</w:t>
+            </w:r>
+            <w:proofErr w:type="spellStart"/>
+            <w:r>
+              <w:rPr>
+                <w:rFonts w:eastAsiaTheme="minorEastAsia" w:hint="eastAsia"/>
+              </w:rPr>
+              <w:t>testfindandmodify.test</w:t>
+            </w:r>
+            <w:proofErr w:type="spellEnd"/>
+            <w:r>
+              <w:rPr>
+                <w:rFonts w:eastAsiaTheme="minorEastAsia" w:hint="eastAsia"/>
+              </w:rPr>
+              <w:t>)</w:t>
+            </w:r>
+          </w:p>
+          <w:p>
+            <w:pPr>
+              <w:ind w:left="0"/>
+              <w:rPr>
+                <w:rFonts w:eastAsiaTheme="minorEastAsia"/>
+              </w:rPr>
+            </w:pPr>
+            <w:r>
+              <w:rPr>
+                <w:rFonts w:eastAsiaTheme="minorEastAsia" w:hint="eastAsia"/>
+              </w:rPr>
+              <w:t>3.</w:t>
+            </w:r>
+            <w:r>
+              <w:rPr>
+                <w:rFonts w:eastAsiaTheme="minorEastAsia" w:hint="eastAsia"/>
+              </w:rPr>
+              <w:t>通过</w:t>
+            </w:r>
+            <w:proofErr w:type="spellStart"/>
+            <w:r>
+              <w:rPr>
+                <w:rFonts w:eastAsiaTheme="minorEastAsia" w:hint="eastAsia"/>
+              </w:rPr>
+              <w:t>js</w:t>
+            </w:r>
+            <w:proofErr w:type="spellEnd"/>
+            <w:r>
+              <w:rPr>
+                <w:rFonts w:eastAsiaTheme="minorEastAsia" w:hint="eastAsia"/>
+              </w:rPr>
+              <w:t>执行</w:t>
+            </w:r>
+          </w:p>
+          <w:p>
+            <w:pPr>
+              <w:ind w:left="0"/>
+              <w:rPr>
+                <w:rFonts w:eastAsiaTheme="minorEastAsia"/>
+              </w:rPr>
+            </w:pPr>
+            <w:r>
+              <w:rPr>
+                <w:rFonts w:eastAsiaTheme="minorEastAsia" w:hint="eastAsia"/>
+              </w:rPr>
+              <w:t>for(</w:t>
+            </w:r>
+            <w:proofErr w:type="spellStart"/>
+            <w:r>
+              <w:rPr>
+                <w:rFonts w:eastAsiaTheme="minorEastAsia" w:hint="eastAsia"/>
+              </w:rPr>
+              <w:t>i</w:t>
+            </w:r>
+            <w:proofErr w:type="spellEnd"/>
+            <w:r>
+              <w:rPr>
+                <w:rFonts w:eastAsiaTheme="minorEastAsia" w:hint="eastAsia"/>
+              </w:rPr>
+              <w:t>=0;i&lt;10;++</w:t>
+            </w:r>
+            <w:proofErr w:type="spellStart"/>
+            <w:r>
+              <w:rPr>
+                <w:rFonts w:eastAsiaTheme="minorEastAsia" w:hint="eastAsia"/>
+              </w:rPr>
+              <w:t>i</w:t>
+            </w:r>
+            <w:proofErr w:type="spellEnd"/>
+            <w:r>
+              <w:rPr>
+                <w:rFonts w:eastAsiaTheme="minorEastAsia" w:hint="eastAsia"/>
+              </w:rPr>
+              <w:t>){</w:t>
+            </w:r>
+          </w:p>
+          <w:p>
+            <w:pPr>
+              <w:ind w:left="0"/>
+              <w:rPr>
+                <w:rFonts w:eastAsiaTheme="minorEastAsia"/>
+              </w:rPr>
+            </w:pPr>
+            <w:proofErr w:type="spellStart"/>
+            <w:r>
+              <w:rPr>
+                <w:rFonts w:eastAsiaTheme="minorEastAsia" w:hint="eastAsia"/>
+              </w:rPr>
+              <w:t>db.testfindandm</w:t>
+            </w:r>
+            <w:r>
+              <w:rPr>
+                <w:rFonts w:eastAsiaTheme="minorEastAsia" w:hint="eastAsia"/>
+              </w:rPr>
+              <w:t>odify.test.insert</w:t>
+            </w:r>
+            <w:proofErr w:type="spellEnd"/>
+            <w:r>
+              <w:rPr>
+                <w:rFonts w:eastAsiaTheme="minorEastAsia" w:hint="eastAsia"/>
+              </w:rPr>
+              <w:t>({c:1,d:i}</w:t>
+            </w:r>
+            <w:r>
+              <w:rPr>
+                <w:rFonts w:eastAsiaTheme="minorEastAsia" w:hint="eastAsia"/>
+              </w:rPr>
+              <w:t>)</w:t>
+            </w:r>
+          </w:p>
+          <w:p>
+            <w:pPr>
+              <w:ind w:left="0"/>
+              <w:rPr>
+                <w:rFonts w:eastAsiaTheme="minorEastAsia"/>
+              </w:rPr>
+            </w:pPr>
+            <w:r>
+              <w:rPr>
+                <w:rFonts w:eastAsiaTheme="minorEastAsia" w:hint="eastAsia"/>
+              </w:rPr>
+              <w:t>}</w:t>
+            </w:r>
+          </w:p>
+          <w:p>
+            <w:pPr>
+              <w:ind w:left="0"/>
+              <w:rPr>
+                <w:rFonts w:eastAsiaTheme="minorEastAsia"/>
+              </w:rPr>
+            </w:pPr>
+            <w:proofErr w:type="spellStart"/>
+            <w:r>
+              <w:rPr>
+                <w:rFonts w:eastAsiaTheme="minorEastAsia" w:hint="eastAsia"/>
+              </w:rPr>
+              <w:t>db.testfindandmodify.test.find</w:t>
+            </w:r>
+            <w:proofErr w:type="spellEnd"/>
+            <w:r>
+              <w:rPr>
+                <w:rFonts w:eastAsiaTheme="minorEastAsia" w:hint="eastAsia"/>
+              </w:rPr>
+              <w:t>().</w:t>
+            </w:r>
+            <w:r>
+              <w:rPr>
+                <w:rFonts w:eastAsiaTheme="minorEastAsia" w:hint="eastAsia"/>
+              </w:rPr>
+              <w:t>skip(</w:t>
+            </w:r>
+            <w:r>
+              <w:rPr>
+                <w:rFonts w:eastAsiaTheme="minorEastAsia" w:hint="eastAsia"/>
+              </w:rPr>
+              <w:t>5</w:t>
+            </w:r>
+            <w:r>
+              <w:rPr>
+                <w:rFonts w:eastAsiaTheme="minorEastAsia" w:hint="eastAsia"/>
+              </w:rPr>
+              <w:t>).</w:t>
+            </w:r>
+            <w:r>
+              <w:rPr>
+                <w:rFonts w:eastAsiaTheme="minorEastAsia" w:hint="eastAsia"/>
+              </w:rPr>
+              <w:t>update({$inc:{c:1}})</w:t>
+            </w:r>
+          </w:p>
+          <w:p>
+            <w:pPr>
+              <w:ind w:left="0"/>
+              <w:rPr>
+                <w:rFonts w:eastAsiaTheme="minorEastAsia"/>
+              </w:rPr>
+            </w:pPr>
+            <w:proofErr w:type="spellStart"/>
+            <w:r>
+              <w:rPr>
+                <w:rFonts w:eastAsiaTheme="minorEastAsia" w:hint="eastAsia"/>
+              </w:rPr>
+              <w:t>db.testfindandmodify.test.find</w:t>
+            </w:r>
+            <w:proofErr w:type="spellEnd"/>
+            <w:r>
+              <w:rPr>
+                <w:rFonts w:eastAsiaTheme="minorEastAsia" w:hint="eastAsia"/>
+              </w:rPr>
+              <w:t>().limit(1).update({$inc:{c:1}})</w:t>
+            </w:r>
+          </w:p>
+          <w:p>
+            <w:pPr>
+              <w:ind w:left="0"/>
+              <w:rPr>
+                <w:rFonts w:eastAsiaTheme="minorEastAsia"/>
+              </w:rPr>
+            </w:pPr>
+            <w:r>
+              <w:rPr>
+                <w:rFonts w:eastAsiaTheme="minorEastAsia" w:hint="eastAsia"/>
+              </w:rPr>
+              <w:t>db.testfindandmodify.test.find().skip</w:t>
+            </w:r>
+            <w:r>
+              <w:rPr>
+                <w:rFonts w:eastAsiaTheme="minorEastAsia" w:hint="eastAsia"/>
+              </w:rPr>
+              <w:lastRenderedPageBreak/>
+              <w:t>(5).limit(1).update({$inc:{c:1}})</w:t>
+            </w:r>
+          </w:p>
+          <w:p>
+            <w:pPr>
+              <w:ind w:left="0"/>
+              <w:rPr>
+                <w:rFonts w:eastAsiaTheme="minorEastAsia"/>
+              </w:rPr>
+            </w:pPr>
+          </w:p>
+          <w:p>
+            <w:pPr>
+              <w:ind w:left="0"/>
+              <w:rPr>
+                <w:rFonts w:eastAsiaTheme="minorEastAsia"/>
+              </w:rPr>
+            </w:pPr>
+            <w:r>
+              <w:rPr>
+                <w:rFonts w:eastAsiaTheme="minorEastAsia" w:hint="eastAsia"/>
+              </w:rPr>
+              <w:t>4.</w:t>
+            </w:r>
+            <w:r>
+              <w:rPr>
+                <w:rFonts w:eastAsiaTheme="minorEastAsia" w:hint="eastAsia"/>
+              </w:rPr>
+              <w:t>确认结果后，无论成功失败都</w:t>
+            </w:r>
+            <w:r>
+              <w:rPr>
+                <w:rFonts w:eastAsiaTheme="minorEastAsia" w:hint="eastAsia"/>
+              </w:rPr>
+              <w:t>执行</w:t>
+            </w:r>
+            <w:proofErr w:type="spellStart"/>
+            <w:r>
+              <w:rPr>
+                <w:rFonts w:eastAsiaTheme="minorEastAsia" w:hint="eastAsia"/>
+              </w:rPr>
+              <w:t>db.dropCL</w:t>
+            </w:r>
+            <w:proofErr w:type="spellEnd"/>
+            <w:r>
+              <w:rPr>
+                <w:rFonts w:eastAsiaTheme="minorEastAsia" w:hint="eastAsia"/>
+              </w:rPr>
+              <w:t>('test')</w:t>
+            </w:r>
+          </w:p>
+        </w:tc>
+        <w:tc>
+          <w:tcPr>
+            <w:tcW w:w="1754" w:type="dxa"/>
+            <w:tcBorders>
+              <w:top w:val="single" w:sz="4" w:space="0" w:color="000000" w:themeColor="text1"/>
+              <w:left w:val="single" w:sz="4" w:space="0" w:color="000000" w:themeColor="text1"/>
+              <w:bottom w:val="single" w:sz="4" w:space="0" w:color="000000" w:themeColor="text1"/>
+              <w:right w:val="single" w:sz="4" w:space="0" w:color="000000" w:themeColor="text1"/>
+            </w:tcBorders>
+          </w:tcPr>
+          <w:p>
+            <w:pPr>
+              <w:ind w:left="0"/>
+              <w:rPr>
+                <w:rFonts w:eastAsiaTheme="minorEastAsia"/>
+              </w:rPr>
+            </w:pPr>
+            <w:r>
+              <w:rPr>
+                <w:rFonts w:eastAsiaTheme="minorEastAsia" w:hint="eastAsia"/>
+              </w:rPr>
+              <w:lastRenderedPageBreak/>
+              <w:t>独立模式下能正确执行，并且拿返回记录的</w:t>
+            </w:r>
+            <w:r>
+              <w:rPr>
+                <w:rFonts w:eastAsiaTheme="minorEastAsia" w:hint="eastAsia"/>
+              </w:rPr>
+              <w:t>_id</w:t>
+            </w:r>
+            <w:r>
+              <w:rPr>
+                <w:rFonts w:eastAsiaTheme="minorEastAsia" w:hint="eastAsia"/>
+              </w:rPr>
+              <w:t>值去查能够找到</w:t>
+            </w:r>
+            <w:r>
+              <w:rPr>
+                <w:rFonts w:eastAsiaTheme="minorEastAsia" w:hint="eastAsia"/>
+              </w:rPr>
+              <w:t>c</w:t>
+            </w:r>
+            <w:r>
+              <w:rPr>
+                <w:rFonts w:eastAsiaTheme="minorEastAsia" w:hint="eastAsia"/>
+              </w:rPr>
+              <w:t>字段值被更新。</w:t>
+            </w:r>
+          </w:p>
+          <w:p>
+            <w:pPr>
+              <w:ind w:left="0"/>
+              <w:rPr>
+                <w:rFonts w:eastAsiaTheme="minorEastAsia"/>
+              </w:rPr>
+            </w:pPr>
+          </w:p>
+          <w:p>
+            <w:pPr>
+              <w:ind w:left="0"/>
+              <w:rPr>
+                <w:rFonts w:eastAsiaTheme="minorEastAsia"/>
+              </w:rPr>
+            </w:pPr>
+            <w:r>
+              <w:rPr>
+                <w:rFonts w:eastAsiaTheme="minorEastAsia" w:hint="eastAsia"/>
+              </w:rPr>
+              <w:t>集群针对表做切分后，报</w:t>
+            </w:r>
+            <w:r>
+              <w:rPr>
+                <w:rFonts w:eastAsiaTheme="minorEastAsia" w:hint="eastAsia"/>
+              </w:rPr>
+              <w:t>-289</w:t>
+            </w:r>
+            <w:r>
+              <w:rPr>
+                <w:rFonts w:eastAsiaTheme="minorEastAsia" w:hint="eastAsia"/>
+              </w:rPr>
+              <w:t>错误</w:t>
+            </w:r>
+          </w:p>
+        </w:tc>
+      </w:tr>
+      <w:tr>
+        <w:tc>
+          <w:tcPr>
+            <w:tcW w:w="2696" w:type="dxa"/>
+            <w:tcBorders>
+              <w:top w:val="single" w:sz="4" w:space="0" w:color="000000" w:themeColor="text1"/>
+              <w:left w:val="single" w:sz="4" w:space="0" w:color="000000" w:themeColor="text1"/>
+              <w:bottom w:val="single" w:sz="4" w:space="0" w:color="000000" w:themeColor="text1"/>
+              <w:right w:val="single" w:sz="4" w:space="0" w:color="000000" w:themeColor="text1"/>
+            </w:tcBorders>
+          </w:tcPr>
+          <w:p>
+            <w:pPr>
+              <w:ind w:left="0"/>
+            </w:pPr>
+            <w:r>
+              <w:lastRenderedPageBreak/>
+              <w:t>Story</w:t>
+            </w:r>
+            <w:r>
+              <w:rPr>
+                <w:rFonts w:hint="eastAsia"/>
+              </w:rPr>
+              <w:t>.query.modify.001</w:t>
+            </w:r>
+            <w:r>
+              <w:rPr>
+                <w:rFonts w:eastAsiaTheme="minorEastAsia" w:hint="eastAsia"/>
+              </w:rPr>
+              <w:t>.009</w:t>
+            </w:r>
+          </w:p>
+        </w:tc>
+        <w:tc>
+          <w:tcPr>
+            <w:tcW w:w="1132" w:type="dxa"/>
+            <w:tcBorders>
+              <w:top w:val="single" w:sz="4" w:space="0" w:color="000000" w:themeColor="text1"/>
+              <w:left w:val="single" w:sz="4" w:space="0" w:color="000000" w:themeColor="text1"/>
+              <w:bottom w:val="single" w:sz="4" w:space="0" w:color="000000" w:themeColor="text1"/>
+              <w:right w:val="single" w:sz="4" w:space="0" w:color="000000" w:themeColor="text1"/>
+            </w:tcBorders>
+          </w:tcPr>
+          <w:p>
+            <w:pPr>
+              <w:ind w:left="0"/>
+              <w:rPr>
+                <w:rFonts w:eastAsiaTheme="minorEastAsia"/>
+              </w:rPr>
+            </w:pPr>
+            <w:r>
+              <w:rPr>
+                <w:rFonts w:eastAsiaTheme="minorEastAsia" w:hint="eastAsia"/>
+              </w:rPr>
+              <w:t>o</w:t>
+            </w:r>
+            <w:r>
+              <w:rPr>
+                <w:rFonts w:eastAsiaTheme="minorEastAsia" w:hint="eastAsia"/>
+              </w:rPr>
+              <w:t>p</w:t>
+            </w:r>
+            <w:r>
+              <w:rPr>
+                <w:rFonts w:eastAsiaTheme="minorEastAsia" w:hint="eastAsia"/>
+              </w:rPr>
+              <w:t>为</w:t>
+            </w:r>
+            <w:r>
+              <w:rPr>
+                <w:rFonts w:eastAsiaTheme="minorEastAsia" w:hint="eastAsia"/>
+              </w:rPr>
+              <w:t>update</w:t>
+            </w:r>
+            <w:r>
+              <w:rPr>
+                <w:rFonts w:eastAsiaTheme="minorEastAsia" w:hint="eastAsia"/>
+              </w:rPr>
+              <w:t>,</w:t>
+            </w:r>
+            <w:r>
+              <w:rPr>
+                <w:rFonts w:eastAsiaTheme="minorEastAsia" w:hint="eastAsia"/>
+              </w:rPr>
+              <w:t>结合</w:t>
+            </w:r>
+            <w:r>
+              <w:rPr>
+                <w:rFonts w:eastAsiaTheme="minorEastAsia" w:hint="eastAsia"/>
+              </w:rPr>
+              <w:t>skip</w:t>
+            </w:r>
+            <w:r>
+              <w:rPr>
+                <w:rFonts w:eastAsiaTheme="minorEastAsia" w:hint="eastAsia"/>
+              </w:rPr>
+              <w:t>和</w:t>
+            </w:r>
+            <w:r>
+              <w:rPr>
+                <w:rFonts w:eastAsiaTheme="minorEastAsia" w:hint="eastAsia"/>
+              </w:rPr>
+              <w:t xml:space="preserve">limit </w:t>
+            </w:r>
+            <w:r>
+              <w:rPr>
+                <w:rFonts w:eastAsiaTheme="minorEastAsia" w:hint="eastAsia"/>
+              </w:rPr>
+              <w:t>,</w:t>
+            </w:r>
+            <w:r>
+              <w:rPr>
+                <w:rFonts w:eastAsiaTheme="minorEastAsia" w:hint="eastAsia"/>
+              </w:rPr>
+              <w:t>数据只会由单分区处理</w:t>
+            </w:r>
+          </w:p>
+        </w:tc>
+        <w:tc>
+          <w:tcPr>
+            <w:tcW w:w="3352" w:type="dxa"/>
+            <w:tcBorders>
+              <w:top w:val="single" w:sz="4" w:space="0" w:color="000000" w:themeColor="text1"/>
+              <w:left w:val="single" w:sz="4" w:space="0" w:color="000000" w:themeColor="text1"/>
+              <w:bottom w:val="single" w:sz="4" w:space="0" w:color="000000" w:themeColor="text1"/>
+              <w:right w:val="single" w:sz="4" w:space="0" w:color="000000" w:themeColor="text1"/>
+            </w:tcBorders>
+          </w:tcPr>
+          <w:p>
+            <w:pPr>
+              <w:ind w:left="0"/>
+              <w:rPr>
+                <w:rFonts w:eastAsiaTheme="minorEastAsia"/>
+              </w:rPr>
+            </w:pPr>
+            <w:r>
+              <w:rPr>
+                <w:rFonts w:eastAsiaTheme="minorEastAsia" w:hint="eastAsia"/>
+              </w:rPr>
+              <w:t>1.</w:t>
+            </w:r>
+            <w:r>
+              <w:rPr>
+                <w:rFonts w:eastAsiaTheme="minorEastAsia" w:hint="eastAsia"/>
+              </w:rPr>
+              <w:t>部署测试环境</w:t>
+            </w:r>
+            <w:r>
+              <w:rPr>
+                <w:rFonts w:eastAsiaTheme="minorEastAsia" w:hint="eastAsia"/>
+              </w:rPr>
+              <w:t>(</w:t>
+            </w:r>
+            <w:r>
+              <w:rPr>
+                <w:rFonts w:eastAsiaTheme="minorEastAsia" w:hint="eastAsia"/>
+              </w:rPr>
+              <w:t>集群</w:t>
+            </w:r>
+            <w:r>
+              <w:rPr>
+                <w:rFonts w:eastAsiaTheme="minorEastAsia" w:hint="eastAsia"/>
+              </w:rPr>
+              <w:t>)</w:t>
+            </w:r>
+          </w:p>
+          <w:p>
+            <w:pPr>
+              <w:ind w:left="0"/>
+              <w:rPr>
+                <w:rFonts w:eastAsiaTheme="minorEastAsia"/>
+              </w:rPr>
+            </w:pPr>
+            <w:r>
+              <w:rPr>
+                <w:rFonts w:eastAsiaTheme="minorEastAsia" w:hint="eastAsia"/>
+              </w:rPr>
+              <w:t>集群创建</w:t>
+            </w:r>
+            <w:r>
+              <w:rPr>
+                <w:rFonts w:eastAsiaTheme="minorEastAsia" w:hint="eastAsia"/>
+              </w:rPr>
+              <w:t>range</w:t>
+            </w:r>
+            <w:r>
+              <w:rPr>
+                <w:rFonts w:eastAsiaTheme="minorEastAsia" w:hint="eastAsia"/>
+              </w:rPr>
+              <w:t>分区</w:t>
+            </w:r>
+            <w:r>
+              <w:rPr>
+                <w:rFonts w:eastAsiaTheme="minorEastAsia" w:hint="eastAsia"/>
+              </w:rPr>
+              <w:t>，</w:t>
+            </w:r>
+          </w:p>
+          <w:p>
+            <w:pPr>
+              <w:ind w:left="0"/>
+            </w:pPr>
+            <w:r>
+              <w:t>db.total.t01.split("db2","db1",{_id:0},{_id:5})</w:t>
+            </w:r>
+          </w:p>
+          <w:p>
+            <w:pPr>
+              <w:ind w:left="0"/>
+            </w:pPr>
+            <w:r>
+              <w:rPr>
+                <w:rFonts w:eastAsiaTheme="minorEastAsia" w:hint="eastAsia"/>
+              </w:rPr>
+              <w:t>2.</w:t>
+            </w:r>
+            <w:r>
+              <w:rPr>
+                <w:rFonts w:eastAsiaTheme="minorEastAsia" w:hint="eastAsia"/>
+              </w:rPr>
+              <w:t>创建测试用集合空间和集合</w:t>
+            </w:r>
+            <w:r>
+              <w:rPr>
+                <w:rFonts w:eastAsiaTheme="minorEastAsia" w:hint="eastAsia"/>
+              </w:rPr>
+              <w:t>(</w:t>
+            </w:r>
+            <w:proofErr w:type="spellStart"/>
+            <w:r>
+              <w:rPr>
+                <w:rFonts w:eastAsiaTheme="minorEastAsia" w:hint="eastAsia"/>
+              </w:rPr>
+              <w:t>testfindandmodify.test</w:t>
+            </w:r>
+            <w:proofErr w:type="spellEnd"/>
+            <w:r>
+              <w:rPr>
+                <w:rFonts w:eastAsiaTheme="minorEastAsia" w:hint="eastAsia"/>
+              </w:rPr>
+              <w:t>)</w:t>
+            </w:r>
+          </w:p>
+          <w:p>
+            <w:pPr>
+              <w:ind w:left="0"/>
+              <w:rPr>
+                <w:rFonts w:eastAsiaTheme="minorEastAsia"/>
+              </w:rPr>
+            </w:pPr>
+            <w:r>
+              <w:rPr>
+                <w:rFonts w:eastAsiaTheme="minorEastAsia" w:hint="eastAsia"/>
+              </w:rPr>
+              <w:t>3.</w:t>
+            </w:r>
+            <w:r>
+              <w:rPr>
+                <w:rFonts w:eastAsiaTheme="minorEastAsia" w:hint="eastAsia"/>
+              </w:rPr>
+              <w:t>通过</w:t>
+            </w:r>
+            <w:proofErr w:type="spellStart"/>
+            <w:r>
+              <w:rPr>
+                <w:rFonts w:eastAsiaTheme="minorEastAsia" w:hint="eastAsia"/>
+              </w:rPr>
+              <w:t>js</w:t>
+            </w:r>
+            <w:proofErr w:type="spellEnd"/>
+            <w:r>
+              <w:rPr>
+                <w:rFonts w:eastAsiaTheme="minorEastAsia" w:hint="eastAsia"/>
+              </w:rPr>
+              <w:t>执行</w:t>
+            </w:r>
+          </w:p>
+          <w:p>
+            <w:pPr>
+              <w:ind w:left="0"/>
+              <w:rPr>
+                <w:rFonts w:eastAsiaTheme="minorEastAsia"/>
+              </w:rPr>
+            </w:pPr>
+            <w:r>
+              <w:rPr>
+                <w:rFonts w:eastAsiaTheme="minorEastAsia" w:hint="eastAsia"/>
+              </w:rPr>
+              <w:t>for(</w:t>
+            </w:r>
+            <w:proofErr w:type="spellStart"/>
+            <w:r>
+              <w:rPr>
+                <w:rFonts w:eastAsiaTheme="minorEastAsia" w:hint="eastAsia"/>
+              </w:rPr>
+              <w:t>i</w:t>
+            </w:r>
+            <w:proofErr w:type="spellEnd"/>
+            <w:r>
+              <w:rPr>
+                <w:rFonts w:eastAsiaTheme="minorEastAsia" w:hint="eastAsia"/>
+              </w:rPr>
+              <w:t>=0;i&lt;10;++</w:t>
+            </w:r>
+            <w:proofErr w:type="spellStart"/>
+            <w:r>
+              <w:rPr>
+                <w:rFonts w:eastAsiaTheme="minorEastAsia" w:hint="eastAsia"/>
+              </w:rPr>
+              <w:t>i</w:t>
+            </w:r>
+            <w:proofErr w:type="spellEnd"/>
+            <w:r>
+              <w:rPr>
+                <w:rFonts w:eastAsiaTheme="minorEastAsia" w:hint="eastAsia"/>
+              </w:rPr>
+              <w:t>){</w:t>
+            </w:r>
+          </w:p>
+          <w:p>
+            <w:pPr>
+              <w:ind w:left="0"/>
+              <w:rPr>
+                <w:rFonts w:eastAsiaTheme="minorEastAsia"/>
+              </w:rPr>
+            </w:pPr>
+            <w:proofErr w:type="spellStart"/>
+            <w:r>
+              <w:rPr>
+                <w:rFonts w:eastAsiaTheme="minorEastAsia" w:hint="eastAsia"/>
+              </w:rPr>
+              <w:t>db.testfindandm</w:t>
+            </w:r>
+            <w:r>
+              <w:rPr>
+                <w:rFonts w:eastAsiaTheme="minorEastAsia" w:hint="eastAsia"/>
+              </w:rPr>
+              <w:t>odify.test.insert</w:t>
+            </w:r>
+            <w:proofErr w:type="spellEnd"/>
+            <w:r>
+              <w:rPr>
+                <w:rFonts w:eastAsiaTheme="minorEastAsia" w:hint="eastAsia"/>
+              </w:rPr>
+              <w:t>({c:1,d:i}</w:t>
+            </w:r>
+            <w:r>
+              <w:rPr>
+                <w:rFonts w:eastAsiaTheme="minorEastAsia" w:hint="eastAsia"/>
+              </w:rPr>
+              <w:t>)</w:t>
+            </w:r>
+          </w:p>
+          <w:p>
+            <w:pPr>
+              <w:ind w:left="0"/>
+              <w:rPr>
+                <w:rFonts w:eastAsiaTheme="minorEastAsia"/>
+              </w:rPr>
+            </w:pPr>
+            <w:r>
+              <w:rPr>
+                <w:rFonts w:eastAsiaTheme="minorEastAsia" w:hint="eastAsia"/>
+              </w:rPr>
+              <w:t>}</w:t>
+            </w:r>
+          </w:p>
+          <w:p>
+            <w:pPr>
+              <w:ind w:left="0"/>
+              <w:rPr>
+                <w:rFonts w:eastAsiaTheme="minorEastAsia"/>
+              </w:rPr>
+            </w:pPr>
+            <w:r>
+              <w:rPr>
+                <w:rFonts w:eastAsiaTheme="minorEastAsia" w:hint="eastAsia"/>
+              </w:rPr>
+              <w:t>db.testfindandmodify.test.find(</w:t>
+            </w:r>
+            <w:r>
+              <w:rPr>
+                <w:rFonts w:eastAsiaTheme="minorEastAsia" w:hint="eastAsia"/>
+              </w:rPr>
+              <w:t>{_id:{$gte:5}}</w:t>
+            </w:r>
+            <w:r>
+              <w:rPr>
+                <w:rFonts w:eastAsiaTheme="minorEastAsia" w:hint="eastAsia"/>
+              </w:rPr>
+              <w:t>).skip(</w:t>
+            </w:r>
+            <w:r>
+              <w:rPr>
+                <w:rFonts w:eastAsiaTheme="minorEastAsia" w:hint="eastAsia"/>
+              </w:rPr>
+              <w:t>1</w:t>
+            </w:r>
+            <w:r>
+              <w:rPr>
+                <w:rFonts w:eastAsiaTheme="minorEastAsia" w:hint="eastAsia"/>
+              </w:rPr>
+              <w:t>).update({$inc:{c:1}})</w:t>
+            </w:r>
+          </w:p>
+          <w:p>
+            <w:pPr>
+              <w:ind w:left="0"/>
+              <w:rPr>
+                <w:rFonts w:eastAsiaTheme="minorEastAsia"/>
+              </w:rPr>
+            </w:pPr>
+            <w:r>
+              <w:rPr>
+                <w:rFonts w:eastAsiaTheme="minorEastAsia" w:hint="eastAsia"/>
+              </w:rPr>
+              <w:t>db.testfindandmodify.test.find(</w:t>
+            </w:r>
+            <w:r>
+              <w:rPr>
+                <w:rFonts w:eastAsiaTheme="minorEastAsia" w:hint="eastAsia"/>
+              </w:rPr>
+              <w:t>{_id:{$gte:5}}</w:t>
+            </w:r>
+            <w:r>
+              <w:rPr>
+                <w:rFonts w:eastAsiaTheme="minorEastAsia" w:hint="eastAsia"/>
+              </w:rPr>
+              <w:t>).limit(1).update({$inc:{c:1}})</w:t>
+            </w:r>
+          </w:p>
+          <w:p>
+            <w:pPr>
+              <w:ind w:left="0"/>
+              <w:rPr>
+                <w:rFonts w:eastAsiaTheme="minorEastAsia"/>
+              </w:rPr>
+            </w:pPr>
+            <w:r>
+              <w:rPr>
+                <w:rFonts w:eastAsiaTheme="minorEastAsia" w:hint="eastAsia"/>
+              </w:rPr>
+              <w:t>db.testfindandmodify.test.find(</w:t>
+            </w:r>
+            <w:r>
+              <w:rPr>
+                <w:rFonts w:eastAsiaTheme="minorEastAsia" w:hint="eastAsia"/>
+              </w:rPr>
+              <w:t>{_id:{$gte:5}}</w:t>
+            </w:r>
+            <w:r>
+              <w:rPr>
+                <w:rFonts w:eastAsiaTheme="minorEastAsia" w:hint="eastAsia"/>
+              </w:rPr>
+              <w:t>).skip(5).limit(1).update({$inc:{c:1}})</w:t>
+            </w:r>
+          </w:p>
+          <w:p>
+            <w:pPr>
+              <w:ind w:left="0"/>
+              <w:rPr>
+                <w:rFonts w:eastAsiaTheme="minorEastAsia"/>
+              </w:rPr>
+            </w:pPr>
+          </w:p>
+          <w:p>
+            <w:pPr>
+              <w:ind w:left="0"/>
+              <w:rPr>
+                <w:rFonts w:eastAsiaTheme="minorEastAsia"/>
+              </w:rPr>
+            </w:pPr>
+            <w:r>
+              <w:rPr>
+                <w:rFonts w:eastAsiaTheme="minorEastAsia" w:hint="eastAsia"/>
+              </w:rPr>
+              <w:t>4.</w:t>
+            </w:r>
+            <w:r>
+              <w:rPr>
+                <w:rFonts w:eastAsiaTheme="minorEastAsia" w:hint="eastAsia"/>
+              </w:rPr>
+              <w:t>确认结果后，无论成功失败都执行</w:t>
+            </w:r>
+            <w:proofErr w:type="spellStart"/>
+            <w:r>
+              <w:rPr>
+                <w:rFonts w:eastAsiaTheme="minorEastAsia" w:hint="eastAsia"/>
+              </w:rPr>
+              <w:t>db.dropCL</w:t>
+            </w:r>
+            <w:proofErr w:type="spellEnd"/>
+            <w:r>
+              <w:rPr>
+                <w:rFonts w:eastAsiaTheme="minorEastAsia" w:hint="eastAsia"/>
+              </w:rPr>
+              <w:t>('test')</w:t>
+            </w:r>
+          </w:p>
+        </w:tc>
+        <w:tc>
+          <w:tcPr>
+            <w:tcW w:w="1754" w:type="dxa"/>
+            <w:tcBorders>
+              <w:top w:val="single" w:sz="4" w:space="0" w:color="000000" w:themeColor="text1"/>
+              <w:left w:val="single" w:sz="4" w:space="0" w:color="000000" w:themeColor="text1"/>
+              <w:bottom w:val="single" w:sz="4" w:space="0" w:color="000000" w:themeColor="text1"/>
+              <w:right w:val="single" w:sz="4" w:space="0" w:color="000000" w:themeColor="text1"/>
+            </w:tcBorders>
+          </w:tcPr>
+          <w:p>
+            <w:pPr>
+              <w:ind w:left="0"/>
+              <w:rPr>
+                <w:rFonts w:eastAsiaTheme="minorEastAsia"/>
+              </w:rPr>
+            </w:pPr>
+            <w:r>
+              <w:rPr>
+                <w:rFonts w:eastAsiaTheme="minorEastAsia" w:hint="eastAsia"/>
+              </w:rPr>
+              <w:t>拿返回记录的</w:t>
+            </w:r>
+            <w:r>
+              <w:rPr>
+                <w:rFonts w:eastAsiaTheme="minorEastAsia" w:hint="eastAsia"/>
+              </w:rPr>
+              <w:t>_id</w:t>
+            </w:r>
+            <w:r>
+              <w:rPr>
+                <w:rFonts w:eastAsiaTheme="minorEastAsia" w:hint="eastAsia"/>
+              </w:rPr>
+              <w:t>去查询，相应记录的</w:t>
+            </w:r>
+            <w:r>
+              <w:rPr>
+                <w:rFonts w:eastAsiaTheme="minorEastAsia" w:hint="eastAsia"/>
+              </w:rPr>
+              <w:t>c</w:t>
+            </w:r>
+            <w:r>
+              <w:rPr>
+                <w:rFonts w:eastAsiaTheme="minorEastAsia" w:hint="eastAsia"/>
+              </w:rPr>
+              <w:t>字段被自增</w:t>
+            </w:r>
+          </w:p>
+        </w:tc>
+      </w:tr>
+      <w:tr>
+        <w:tc>
+          <w:tcPr>
+            <w:tcW w:w="2696" w:type="dxa"/>
+            <w:tcBorders>
+              <w:top w:val="single" w:sz="4" w:space="0" w:color="000000" w:themeColor="text1"/>
+              <w:left w:val="single" w:sz="4" w:space="0" w:color="000000" w:themeColor="text1"/>
+              <w:bottom w:val="single" w:sz="4" w:space="0" w:color="000000" w:themeColor="text1"/>
+              <w:right w:val="single" w:sz="4" w:space="0" w:color="000000" w:themeColor="text1"/>
+            </w:tcBorders>
+          </w:tcPr>
+          <w:p>
+            <w:pPr>
+              <w:ind w:left="0"/>
+            </w:pPr>
+            <w:r>
+              <w:t>Story</w:t>
+            </w:r>
+            <w:r>
+              <w:rPr>
+                <w:rFonts w:hint="eastAsia"/>
+              </w:rPr>
+              <w:t>.query.modify.001</w:t>
+            </w:r>
+            <w:r>
+              <w:rPr>
+                <w:rFonts w:eastAsiaTheme="minorEastAsia" w:hint="eastAsia"/>
+              </w:rPr>
+              <w:t>.010</w:t>
+            </w:r>
+          </w:p>
+        </w:tc>
+        <w:tc>
+          <w:tcPr>
+            <w:tcW w:w="1132" w:type="dxa"/>
+            <w:tcBorders>
+              <w:top w:val="single" w:sz="4" w:space="0" w:color="000000" w:themeColor="text1"/>
+              <w:left w:val="single" w:sz="4" w:space="0" w:color="000000" w:themeColor="text1"/>
+              <w:bottom w:val="single" w:sz="4" w:space="0" w:color="000000" w:themeColor="text1"/>
+              <w:right w:val="single" w:sz="4" w:space="0" w:color="000000" w:themeColor="text1"/>
+            </w:tcBorders>
+          </w:tcPr>
+          <w:p>
+            <w:pPr>
+              <w:ind w:left="0"/>
+              <w:rPr>
+                <w:rFonts w:eastAsiaTheme="minorEastAsia"/>
+              </w:rPr>
+            </w:pPr>
+            <w:r>
+              <w:rPr>
+                <w:rFonts w:eastAsiaTheme="minorEastAsia" w:hint="eastAsia"/>
+              </w:rPr>
+              <w:t>op</w:t>
+            </w:r>
+            <w:r>
+              <w:rPr>
+                <w:rFonts w:eastAsiaTheme="minorEastAsia" w:hint="eastAsia"/>
+              </w:rPr>
+              <w:t>为</w:t>
+            </w:r>
+            <w:r>
+              <w:rPr>
+                <w:rFonts w:eastAsiaTheme="minorEastAsia" w:hint="eastAsia"/>
+              </w:rPr>
+              <w:t>remove</w:t>
+            </w:r>
+            <w:r>
+              <w:rPr>
+                <w:rFonts w:eastAsiaTheme="minorEastAsia" w:hint="eastAsia"/>
+              </w:rPr>
+              <w:t>，对结果</w:t>
+            </w:r>
+            <w:r>
+              <w:rPr>
+                <w:rFonts w:eastAsiaTheme="minorEastAsia" w:hint="eastAsia"/>
+              </w:rPr>
+              <w:t>sort</w:t>
+            </w:r>
+            <w:r>
+              <w:rPr>
+                <w:rFonts w:eastAsiaTheme="minorEastAsia" w:hint="eastAsia"/>
+              </w:rPr>
+              <w:t>，</w:t>
+            </w:r>
+            <w:r>
+              <w:rPr>
+                <w:rFonts w:eastAsiaTheme="minorEastAsia" w:hint="eastAsia"/>
+              </w:rPr>
+              <w:t>sort</w:t>
+            </w:r>
+            <w:r>
+              <w:rPr>
+                <w:rFonts w:eastAsiaTheme="minorEastAsia" w:hint="eastAsia"/>
+              </w:rPr>
+              <w:t>中所用字段没有索引</w:t>
+            </w:r>
+          </w:p>
+        </w:tc>
+        <w:tc>
+          <w:tcPr>
+            <w:tcW w:w="3352" w:type="dxa"/>
+            <w:tcBorders>
+              <w:top w:val="single" w:sz="4" w:space="0" w:color="000000" w:themeColor="text1"/>
+              <w:left w:val="single" w:sz="4" w:space="0" w:color="000000" w:themeColor="text1"/>
+              <w:bottom w:val="single" w:sz="4" w:space="0" w:color="000000" w:themeColor="text1"/>
+              <w:right w:val="single" w:sz="4" w:space="0" w:color="000000" w:themeColor="text1"/>
+            </w:tcBorders>
+          </w:tcPr>
+          <w:p>
+            <w:pPr>
+              <w:ind w:left="0"/>
+            </w:pPr>
+            <w:r>
+              <w:rPr>
+                <w:rFonts w:eastAsiaTheme="minorEastAsia" w:hint="eastAsia"/>
+              </w:rPr>
+              <w:t>1.</w:t>
+            </w:r>
+            <w:r>
+              <w:rPr>
+                <w:rFonts w:eastAsiaTheme="minorEastAsia" w:hint="eastAsia"/>
+              </w:rPr>
+              <w:t>部署测试环境</w:t>
+            </w:r>
+            <w:r>
+              <w:rPr>
+                <w:rFonts w:eastAsiaTheme="minorEastAsia" w:hint="eastAsia"/>
+              </w:rPr>
+              <w:t>(</w:t>
+            </w:r>
+            <w:r>
+              <w:rPr>
+                <w:rFonts w:eastAsiaTheme="minorEastAsia" w:hint="eastAsia"/>
+              </w:rPr>
+              <w:t>独立模式</w:t>
+            </w:r>
+            <w:r>
+              <w:rPr>
+                <w:rFonts w:eastAsiaTheme="minorEastAsia" w:hint="eastAsia"/>
+              </w:rPr>
+              <w:t>/</w:t>
+            </w:r>
+            <w:r>
+              <w:rPr>
+                <w:rFonts w:eastAsiaTheme="minorEastAsia" w:hint="eastAsia"/>
+              </w:rPr>
+              <w:t>集群</w:t>
+            </w:r>
+            <w:r>
+              <w:rPr>
+                <w:rFonts w:eastAsiaTheme="minorEastAsia" w:hint="eastAsia"/>
+              </w:rPr>
+              <w:t>)</w:t>
+            </w:r>
+          </w:p>
+          <w:p>
+            <w:pPr>
+              <w:ind w:left="0"/>
+            </w:pPr>
+            <w:r>
+              <w:rPr>
+                <w:rFonts w:eastAsiaTheme="minorEastAsia" w:hint="eastAsia"/>
+              </w:rPr>
+              <w:t>2.</w:t>
+            </w:r>
+            <w:r>
+              <w:rPr>
+                <w:rFonts w:eastAsiaTheme="minorEastAsia" w:hint="eastAsia"/>
+              </w:rPr>
+              <w:t>创建测试用集合空间和集合</w:t>
+            </w:r>
+            <w:r>
+              <w:rPr>
+                <w:rFonts w:eastAsiaTheme="minorEastAsia" w:hint="eastAsia"/>
+              </w:rPr>
+              <w:t>(</w:t>
+            </w:r>
+            <w:proofErr w:type="spellStart"/>
+            <w:r>
+              <w:rPr>
+                <w:rFonts w:eastAsiaTheme="minorEastAsia" w:hint="eastAsia"/>
+              </w:rPr>
+              <w:t>testfindandmodify.test</w:t>
+            </w:r>
+            <w:proofErr w:type="spellEnd"/>
+            <w:r>
+              <w:rPr>
+                <w:rFonts w:eastAsiaTheme="minorEastAsia" w:hint="eastAsia"/>
+              </w:rPr>
+              <w:t>)</w:t>
+            </w:r>
+          </w:p>
+          <w:p>
+            <w:pPr>
+              <w:ind w:left="0"/>
+              <w:rPr>
+                <w:rFonts w:eastAsiaTheme="minorEastAsia"/>
+              </w:rPr>
+            </w:pPr>
+            <w:r>
+              <w:rPr>
+                <w:rFonts w:eastAsiaTheme="minorEastAsia" w:hint="eastAsia"/>
+              </w:rPr>
+              <w:t>3.</w:t>
+            </w:r>
+            <w:r>
+              <w:rPr>
+                <w:rFonts w:eastAsiaTheme="minorEastAsia" w:hint="eastAsia"/>
+              </w:rPr>
+              <w:t>通过</w:t>
+            </w:r>
+            <w:proofErr w:type="spellStart"/>
+            <w:r>
+              <w:rPr>
+                <w:rFonts w:eastAsiaTheme="minorEastAsia" w:hint="eastAsia"/>
+              </w:rPr>
+              <w:t>js</w:t>
+            </w:r>
+            <w:proofErr w:type="spellEnd"/>
+            <w:r>
+              <w:rPr>
+                <w:rFonts w:eastAsiaTheme="minorEastAsia" w:hint="eastAsia"/>
+              </w:rPr>
+              <w:t>执行</w:t>
+            </w:r>
+          </w:p>
+          <w:p>
+            <w:pPr>
+              <w:ind w:left="0"/>
+              <w:rPr>
+                <w:rFonts w:eastAsiaTheme="minorEastAsia"/>
+              </w:rPr>
+            </w:pPr>
+            <w:proofErr w:type="spellStart"/>
+            <w:r>
+              <w:rPr>
+                <w:rFonts w:eastAsiaTheme="minorEastAsia" w:hint="eastAsia"/>
+              </w:rPr>
+              <w:t>db.testfindandm</w:t>
+            </w:r>
+            <w:r>
+              <w:rPr>
+                <w:rFonts w:eastAsiaTheme="minorEastAsia" w:hint="eastAsia"/>
+              </w:rPr>
+              <w:t>odify.test.insert</w:t>
+            </w:r>
+            <w:proofErr w:type="spellEnd"/>
+            <w:r>
+              <w:rPr>
+                <w:rFonts w:eastAsiaTheme="minorEastAsia" w:hint="eastAsia"/>
+              </w:rPr>
+              <w:t>({c:1,d:1}</w:t>
+            </w:r>
+            <w:r>
+              <w:rPr>
+                <w:rFonts w:eastAsiaTheme="minorEastAsia" w:hint="eastAsia"/>
+              </w:rPr>
+              <w:t>)</w:t>
+            </w:r>
+          </w:p>
+          <w:p>
+            <w:pPr>
+              <w:ind w:left="0"/>
+              <w:rPr>
+                <w:rFonts w:eastAsiaTheme="minorEastAsia"/>
+              </w:rPr>
+            </w:pPr>
+            <w:proofErr w:type="spellStart"/>
+            <w:r>
+              <w:rPr>
+                <w:rFonts w:eastAsiaTheme="minorEastAsia" w:hint="eastAsia"/>
+              </w:rPr>
+              <w:t>db.testfind</w:t>
+            </w:r>
+            <w:r>
+              <w:rPr>
+                <w:rFonts w:eastAsiaTheme="minorEastAsia" w:hint="eastAsia"/>
+              </w:rPr>
+              <w:t>andmodify.test.find</w:t>
+            </w:r>
+            <w:proofErr w:type="spellEnd"/>
+            <w:r>
+              <w:rPr>
+                <w:rFonts w:eastAsiaTheme="minorEastAsia" w:hint="eastAsia"/>
+              </w:rPr>
+              <w:t>().remove().</w:t>
+            </w:r>
+            <w:r>
+              <w:rPr>
+                <w:rFonts w:eastAsiaTheme="minorEastAsia" w:hint="eastAsia"/>
+              </w:rPr>
+              <w:t>sort({d:1})</w:t>
+            </w:r>
+          </w:p>
+          <w:p>
+            <w:pPr>
+              <w:ind w:left="0"/>
+            </w:pPr>
+            <w:r>
+              <w:rPr>
+                <w:rFonts w:eastAsiaTheme="minorEastAsia" w:hint="eastAsia"/>
+              </w:rPr>
+              <w:t>4.</w:t>
+            </w:r>
+            <w:r>
+              <w:rPr>
+                <w:rFonts w:eastAsiaTheme="minorEastAsia" w:hint="eastAsia"/>
+              </w:rPr>
+              <w:t>确认结果后，无论成功失败都执行</w:t>
+            </w:r>
+            <w:proofErr w:type="spellStart"/>
+            <w:r>
+              <w:rPr>
+                <w:rFonts w:eastAsiaTheme="minorEastAsia" w:hint="eastAsia"/>
+              </w:rPr>
+              <w:t>db.dropCL</w:t>
+            </w:r>
+            <w:proofErr w:type="spellEnd"/>
+            <w:r>
+              <w:rPr>
+                <w:rFonts w:eastAsiaTheme="minorEastAsia" w:hint="eastAsia"/>
+              </w:rPr>
+              <w:t>('test')</w:t>
+            </w:r>
+          </w:p>
+        </w:tc>
+        <w:tc>
+          <w:tcPr>
+            <w:tcW w:w="1754" w:type="dxa"/>
+            <w:tcBorders>
+              <w:top w:val="single" w:sz="4" w:space="0" w:color="000000" w:themeColor="text1"/>
+              <w:left w:val="single" w:sz="4" w:space="0" w:color="000000" w:themeColor="text1"/>
+              <w:bottom w:val="single" w:sz="4" w:space="0" w:color="000000" w:themeColor="text1"/>
+              <w:right w:val="single" w:sz="4" w:space="0" w:color="000000" w:themeColor="text1"/>
+            </w:tcBorders>
+          </w:tcPr>
+          <w:p>
+            <w:pPr>
+              <w:ind w:left="0"/>
+            </w:pPr>
+            <w:r>
+              <w:rPr>
+                <w:rFonts w:eastAsiaTheme="minorEastAsia" w:hint="eastAsia"/>
+              </w:rPr>
+              <w:t>返回</w:t>
+            </w:r>
+            <w:r>
+              <w:rPr>
+                <w:rFonts w:eastAsiaTheme="minorEastAsia" w:hint="eastAsia"/>
+              </w:rPr>
+              <w:t>-288</w:t>
+            </w:r>
+            <w:r>
+              <w:rPr>
+                <w:rFonts w:eastAsiaTheme="minorEastAsia" w:hint="eastAsia"/>
+              </w:rPr>
+              <w:t>错误</w:t>
+            </w:r>
+          </w:p>
+        </w:tc>
+      </w:tr>
+      <w:tr>
+        <w:tc>
+          <w:tcPr>
+            <w:tcW w:w="2696" w:type="dxa"/>
+            <w:tcBorders>
+              <w:top w:val="single" w:sz="4" w:space="0" w:color="000000" w:themeColor="text1"/>
+              <w:left w:val="single" w:sz="4" w:space="0" w:color="000000" w:themeColor="text1"/>
+              <w:bottom w:val="single" w:sz="4" w:space="0" w:color="000000" w:themeColor="text1"/>
+              <w:right w:val="single" w:sz="4" w:space="0" w:color="000000" w:themeColor="text1"/>
+            </w:tcBorders>
+          </w:tcPr>
+          <w:p>
+            <w:pPr>
+              <w:ind w:left="0"/>
+            </w:pPr>
+            <w:r>
+              <w:t>Story</w:t>
+            </w:r>
+            <w:r>
+              <w:rPr>
+                <w:rFonts w:hint="eastAsia"/>
+              </w:rPr>
+              <w:t>.query.modify.001</w:t>
+            </w:r>
+            <w:r>
+              <w:rPr>
+                <w:rFonts w:eastAsiaTheme="minorEastAsia" w:hint="eastAsia"/>
+              </w:rPr>
+              <w:t>.011</w:t>
+            </w:r>
+          </w:p>
+        </w:tc>
+        <w:tc>
+          <w:tcPr>
+            <w:tcW w:w="1132" w:type="dxa"/>
+            <w:tcBorders>
+              <w:top w:val="single" w:sz="4" w:space="0" w:color="000000" w:themeColor="text1"/>
+              <w:left w:val="single" w:sz="4" w:space="0" w:color="000000" w:themeColor="text1"/>
+              <w:bottom w:val="single" w:sz="4" w:space="0" w:color="000000" w:themeColor="text1"/>
+              <w:right w:val="single" w:sz="4" w:space="0" w:color="000000" w:themeColor="text1"/>
+            </w:tcBorders>
+          </w:tcPr>
+          <w:p>
+            <w:pPr>
+              <w:ind w:left="0"/>
+            </w:pPr>
+            <w:r>
+              <w:rPr>
+                <w:rFonts w:eastAsiaTheme="minorEastAsia" w:hint="eastAsia"/>
+              </w:rPr>
+              <w:t>op</w:t>
+            </w:r>
+            <w:r>
+              <w:rPr>
+                <w:rFonts w:eastAsiaTheme="minorEastAsia" w:hint="eastAsia"/>
+              </w:rPr>
+              <w:t>为</w:t>
+            </w:r>
+            <w:r>
+              <w:rPr>
+                <w:rFonts w:eastAsiaTheme="minorEastAsia" w:hint="eastAsia"/>
+              </w:rPr>
+              <w:t>remove</w:t>
+            </w:r>
+            <w:r>
+              <w:rPr>
+                <w:rFonts w:eastAsiaTheme="minorEastAsia" w:hint="eastAsia"/>
+              </w:rPr>
+              <w:t>，对结果</w:t>
+            </w:r>
+            <w:r>
+              <w:rPr>
+                <w:rFonts w:eastAsiaTheme="minorEastAsia" w:hint="eastAsia"/>
+              </w:rPr>
+              <w:t>sort</w:t>
+            </w:r>
+            <w:r>
+              <w:rPr>
+                <w:rFonts w:eastAsiaTheme="minorEastAsia" w:hint="eastAsia"/>
+              </w:rPr>
+              <w:t>，</w:t>
+            </w:r>
+            <w:r>
+              <w:rPr>
+                <w:rFonts w:eastAsiaTheme="minorEastAsia" w:hint="eastAsia"/>
+              </w:rPr>
+              <w:t>sort</w:t>
+            </w:r>
+            <w:r>
+              <w:rPr>
+                <w:rFonts w:eastAsiaTheme="minorEastAsia" w:hint="eastAsia"/>
+              </w:rPr>
+              <w:t>中所用字段有索引</w:t>
+            </w:r>
+          </w:p>
+        </w:tc>
+        <w:tc>
+          <w:tcPr>
+            <w:tcW w:w="3352" w:type="dxa"/>
+            <w:tcBorders>
+              <w:top w:val="single" w:sz="4" w:space="0" w:color="000000" w:themeColor="text1"/>
+              <w:left w:val="single" w:sz="4" w:space="0" w:color="000000" w:themeColor="text1"/>
+              <w:bottom w:val="single" w:sz="4" w:space="0" w:color="000000" w:themeColor="text1"/>
+              <w:right w:val="single" w:sz="4" w:space="0" w:color="000000" w:themeColor="text1"/>
+            </w:tcBorders>
+          </w:tcPr>
+          <w:p>
+            <w:pPr>
+              <w:ind w:left="0"/>
+            </w:pPr>
+            <w:r>
+              <w:rPr>
+                <w:rFonts w:eastAsiaTheme="minorEastAsia" w:hint="eastAsia"/>
+              </w:rPr>
+              <w:t>1.</w:t>
+            </w:r>
+            <w:r>
+              <w:rPr>
+                <w:rFonts w:eastAsiaTheme="minorEastAsia" w:hint="eastAsia"/>
+              </w:rPr>
+              <w:t>部署测试环境</w:t>
+            </w:r>
+            <w:r>
+              <w:rPr>
+                <w:rFonts w:eastAsiaTheme="minorEastAsia" w:hint="eastAsia"/>
+              </w:rPr>
+              <w:t>(</w:t>
+            </w:r>
+            <w:r>
+              <w:rPr>
+                <w:rFonts w:eastAsiaTheme="minorEastAsia" w:hint="eastAsia"/>
+              </w:rPr>
+              <w:t>独立模式</w:t>
+            </w:r>
+            <w:r>
+              <w:rPr>
+                <w:rFonts w:eastAsiaTheme="minorEastAsia" w:hint="eastAsia"/>
+              </w:rPr>
+              <w:t>/</w:t>
+            </w:r>
+            <w:r>
+              <w:rPr>
+                <w:rFonts w:eastAsiaTheme="minorEastAsia" w:hint="eastAsia"/>
+              </w:rPr>
+              <w:t>集群</w:t>
+            </w:r>
+            <w:r>
+              <w:rPr>
+                <w:rFonts w:eastAsiaTheme="minorEastAsia" w:hint="eastAsia"/>
+              </w:rPr>
+              <w:t>)</w:t>
+            </w:r>
+          </w:p>
+          <w:p>
+            <w:pPr>
+              <w:ind w:left="0"/>
+            </w:pPr>
+            <w:r>
+              <w:rPr>
+                <w:rFonts w:eastAsiaTheme="minorEastAsia" w:hint="eastAsia"/>
+              </w:rPr>
+              <w:t>2.</w:t>
+            </w:r>
+            <w:r>
+              <w:rPr>
+                <w:rFonts w:eastAsiaTheme="minorEastAsia" w:hint="eastAsia"/>
+              </w:rPr>
+              <w:t>创建测试用集合空间和集合</w:t>
+            </w:r>
+            <w:r>
+              <w:rPr>
+                <w:rFonts w:eastAsiaTheme="minorEastAsia" w:hint="eastAsia"/>
+              </w:rPr>
+              <w:t>(</w:t>
+            </w:r>
+            <w:proofErr w:type="spellStart"/>
+            <w:r>
+              <w:rPr>
+                <w:rFonts w:eastAsiaTheme="minorEastAsia" w:hint="eastAsia"/>
+              </w:rPr>
+              <w:t>testfindandmodify.test</w:t>
+            </w:r>
+            <w:proofErr w:type="spellEnd"/>
+            <w:r>
+              <w:rPr>
+                <w:rFonts w:eastAsiaTheme="minorEastAsia" w:hint="eastAsia"/>
+              </w:rPr>
+              <w:t>)</w:t>
+            </w:r>
+          </w:p>
+          <w:p>
+            <w:pPr>
+              <w:ind w:left="0"/>
+              <w:rPr>
+                <w:rFonts w:eastAsiaTheme="minorEastAsia"/>
+              </w:rPr>
+            </w:pPr>
+            <w:r>
+              <w:rPr>
+                <w:rFonts w:eastAsiaTheme="minorEastAsia" w:hint="eastAsia"/>
+              </w:rPr>
+              <w:t>3.</w:t>
+            </w:r>
+            <w:r>
+              <w:rPr>
+                <w:rFonts w:eastAsiaTheme="minorEastAsia" w:hint="eastAsia"/>
+              </w:rPr>
+              <w:t>通过</w:t>
+            </w:r>
+            <w:proofErr w:type="spellStart"/>
+            <w:r>
+              <w:rPr>
+                <w:rFonts w:eastAsiaTheme="minorEastAsia" w:hint="eastAsia"/>
+              </w:rPr>
+              <w:t>js</w:t>
+            </w:r>
+            <w:proofErr w:type="spellEnd"/>
+            <w:r>
+              <w:rPr>
+                <w:rFonts w:eastAsiaTheme="minorEastAsia" w:hint="eastAsia"/>
+              </w:rPr>
+              <w:t>执行</w:t>
+            </w:r>
+          </w:p>
+          <w:p>
+            <w:pPr>
+              <w:ind w:left="0"/>
+              <w:rPr>
+                <w:rFonts w:eastAsiaTheme="minorEastAsia"/>
+              </w:rPr>
+            </w:pPr>
+            <w:proofErr w:type="spellStart"/>
+            <w:r>
+              <w:rPr>
+                <w:rFonts w:eastAsiaTheme="minorEastAsia"/>
+              </w:rPr>
+              <w:t>db.testfindandmodify.</w:t>
+            </w:r>
+            <w:r>
+              <w:rPr>
+                <w:rFonts w:eastAsiaTheme="minorEastAsia" w:hint="eastAsia"/>
+              </w:rPr>
+              <w:t>test.createIndex</w:t>
+            </w:r>
+            <w:proofErr w:type="spellEnd"/>
+            <w:r>
+              <w:rPr>
+                <w:rFonts w:eastAsiaTheme="minorEastAsia" w:hint="eastAsia"/>
+              </w:rPr>
+              <w:t>('</w:t>
+            </w:r>
+            <w:proofErr w:type="spellStart"/>
+            <w:r>
+              <w:rPr>
+                <w:rFonts w:eastAsiaTheme="minorEastAsia" w:hint="eastAsia"/>
+              </w:rPr>
+              <w:t>tmpindex</w:t>
+            </w:r>
+            <w:proofErr w:type="spellEnd"/>
+            <w:r>
+              <w:rPr>
+                <w:rFonts w:eastAsiaTheme="minorEastAsia" w:hint="eastAsia"/>
+              </w:rPr>
+              <w:t>',{d:1})</w:t>
+            </w:r>
+          </w:p>
+          <w:p>
+            <w:pPr>
+              <w:ind w:left="0"/>
+              <w:rPr>
+                <w:rFonts w:eastAsiaTheme="minorEastAsia"/>
+              </w:rPr>
+            </w:pPr>
+            <w:r>
+              <w:rPr>
+                <w:rFonts w:eastAsiaTheme="minorEastAsia" w:hint="eastAsia"/>
+              </w:rPr>
+              <w:t>for(</w:t>
+            </w:r>
+            <w:proofErr w:type="spellStart"/>
+            <w:r>
+              <w:rPr>
+                <w:rFonts w:eastAsiaTheme="minorEastAsia" w:hint="eastAsia"/>
+              </w:rPr>
+              <w:t>i</w:t>
+            </w:r>
+            <w:proofErr w:type="spellEnd"/>
+            <w:r>
+              <w:rPr>
+                <w:rFonts w:eastAsiaTheme="minorEastAsia" w:hint="eastAsia"/>
+              </w:rPr>
+              <w:t>=0;i&lt;10;++</w:t>
+            </w:r>
+            <w:proofErr w:type="spellStart"/>
+            <w:r>
+              <w:rPr>
+                <w:rFonts w:eastAsiaTheme="minorEastAsia" w:hint="eastAsia"/>
+              </w:rPr>
+              <w:t>i</w:t>
+            </w:r>
+            <w:proofErr w:type="spellEnd"/>
+            <w:r>
+              <w:rPr>
+                <w:rFonts w:eastAsiaTheme="minorEastAsia" w:hint="eastAsia"/>
+              </w:rPr>
+              <w:t>){</w:t>
+            </w:r>
+          </w:p>
+          <w:p>
+            <w:pPr>
+              <w:ind w:left="0"/>
+              <w:rPr>
+                <w:rFonts w:eastAsiaTheme="minorEastAsia"/>
+              </w:rPr>
+            </w:pPr>
+            <w:proofErr w:type="spellStart"/>
+            <w:r>
+              <w:rPr>
+                <w:rFonts w:eastAsiaTheme="minorEastAsia" w:hint="eastAsia"/>
+              </w:rPr>
+              <w:t>db.testfindandm</w:t>
+            </w:r>
+            <w:r>
+              <w:rPr>
+                <w:rFonts w:eastAsiaTheme="minorEastAsia" w:hint="eastAsia"/>
+              </w:rPr>
+              <w:t>odify.test.insert</w:t>
+            </w:r>
+            <w:proofErr w:type="spellEnd"/>
+            <w:r>
+              <w:rPr>
+                <w:rFonts w:eastAsiaTheme="minorEastAsia" w:hint="eastAsia"/>
+              </w:rPr>
+              <w:t>({c:1,d:i}</w:t>
+            </w:r>
+            <w:r>
+              <w:rPr>
+                <w:rFonts w:eastAsiaTheme="minorEastAsia" w:hint="eastAsia"/>
+              </w:rPr>
+              <w:t>)</w:t>
+            </w:r>
+          </w:p>
+          <w:p>
+            <w:pPr>
+              <w:ind w:left="0"/>
+              <w:rPr>
+                <w:rFonts w:eastAsiaTheme="minorEastAsia"/>
+              </w:rPr>
+            </w:pPr>
+            <w:r>
+              <w:rPr>
+                <w:rFonts w:eastAsiaTheme="minorEastAsia" w:hint="eastAsia"/>
+              </w:rPr>
+              <w:lastRenderedPageBreak/>
+              <w:t>}</w:t>
+            </w:r>
+          </w:p>
+          <w:p>
+            <w:pPr>
+              <w:ind w:left="0"/>
+              <w:rPr>
+                <w:rFonts w:eastAsiaTheme="minorEastAsia"/>
+              </w:rPr>
+            </w:pPr>
+            <w:r>
+              <w:rPr>
+                <w:rFonts w:eastAsiaTheme="minorEastAsia" w:hint="eastAsia"/>
+              </w:rPr>
+              <w:t>db.testfindandmodify.test.find({d:{$gt:5}}).remove().sort({d:-1})</w:t>
+            </w:r>
+          </w:p>
+          <w:p>
+            <w:pPr>
+              <w:ind w:left="0"/>
+              <w:rPr>
+                <w:rFonts w:eastAsiaTheme="minorEastAsia"/>
+              </w:rPr>
+            </w:pPr>
+            <w:r>
+              <w:rPr>
+                <w:rFonts w:eastAsiaTheme="minorEastAsia" w:hint="eastAsia"/>
+              </w:rPr>
+              <w:t>4.</w:t>
+            </w:r>
+            <w:r>
+              <w:rPr>
+                <w:rFonts w:eastAsiaTheme="minorEastAsia" w:hint="eastAsia"/>
+              </w:rPr>
+              <w:t>确认结果后，无论成功失败都执行</w:t>
+            </w:r>
+            <w:proofErr w:type="spellStart"/>
+            <w:r>
+              <w:rPr>
+                <w:rFonts w:eastAsiaTheme="minorEastAsia" w:hint="eastAsia"/>
+              </w:rPr>
+              <w:t>db.dropCL</w:t>
+            </w:r>
+            <w:proofErr w:type="spellEnd"/>
+            <w:r>
+              <w:rPr>
+                <w:rFonts w:eastAsiaTheme="minorEastAsia" w:hint="eastAsia"/>
+              </w:rPr>
+              <w:t>('test')</w:t>
+            </w:r>
+          </w:p>
+        </w:tc>
+        <w:tc>
+          <w:tcPr>
+            <w:tcW w:w="1754" w:type="dxa"/>
+            <w:tcBorders>
+              <w:top w:val="single" w:sz="4" w:space="0" w:color="000000" w:themeColor="text1"/>
+              <w:left w:val="single" w:sz="4" w:space="0" w:color="000000" w:themeColor="text1"/>
+              <w:bottom w:val="single" w:sz="4" w:space="0" w:color="000000" w:themeColor="text1"/>
+              <w:right w:val="single" w:sz="4" w:space="0" w:color="000000" w:themeColor="text1"/>
+            </w:tcBorders>
+          </w:tcPr>
+          <w:p>
+            <w:pPr>
+              <w:ind w:left="0"/>
+            </w:pPr>
+            <w:r>
+              <w:rPr>
+                <w:rFonts w:eastAsiaTheme="minorEastAsia" w:hint="eastAsia"/>
+              </w:rPr>
+              <w:lastRenderedPageBreak/>
+              <w:t>返回的第一条记录中</w:t>
+            </w:r>
+            <w:r>
+              <w:rPr>
+                <w:rFonts w:eastAsiaTheme="minorEastAsia" w:hint="eastAsia"/>
+              </w:rPr>
+              <w:t>{c:1,d:9},</w:t>
+            </w:r>
+            <w:r>
+              <w:rPr>
+                <w:rFonts w:eastAsiaTheme="minorEastAsia" w:hint="eastAsia"/>
+              </w:rPr>
+              <w:t>返回的最后一条记录中</w:t>
+            </w:r>
+            <w:r>
+              <w:rPr>
+                <w:rFonts w:eastAsiaTheme="minorEastAsia" w:hint="eastAsia"/>
+              </w:rPr>
+              <w:t>{c:1,d:6</w:t>
+            </w:r>
+            <w:r>
+              <w:rPr>
+                <w:rFonts w:eastAsiaTheme="minorEastAsia" w:hint="eastAsia"/>
+              </w:rPr>
+              <w:t>}</w:t>
+            </w:r>
+          </w:p>
+        </w:tc>
+      </w:tr>
+      <w:tr>
+        <w:tc>
+          <w:tcPr>
+            <w:tcW w:w="2696" w:type="dxa"/>
+            <w:tcBorders>
+              <w:top w:val="single" w:sz="4" w:space="0" w:color="000000" w:themeColor="text1"/>
+              <w:left w:val="single" w:sz="4" w:space="0" w:color="000000" w:themeColor="text1"/>
+              <w:bottom w:val="single" w:sz="4" w:space="0" w:color="000000" w:themeColor="text1"/>
+              <w:right w:val="single" w:sz="4" w:space="0" w:color="000000" w:themeColor="text1"/>
+            </w:tcBorders>
+          </w:tcPr>
+          <w:p>
+            <w:pPr>
+              <w:ind w:left="0"/>
+            </w:pPr>
+            <w:r>
+              <w:lastRenderedPageBreak/>
+              <w:t>Story</w:t>
+            </w:r>
+            <w:r>
+              <w:rPr>
+                <w:rFonts w:hint="eastAsia"/>
+              </w:rPr>
+              <w:t>.query.modify.001</w:t>
+            </w:r>
+            <w:r>
+              <w:rPr>
+                <w:rFonts w:eastAsiaTheme="minorEastAsia" w:hint="eastAsia"/>
+              </w:rPr>
+              <w:t>.012</w:t>
+            </w:r>
+          </w:p>
+        </w:tc>
+        <w:tc>
+          <w:tcPr>
+            <w:tcW w:w="1132" w:type="dxa"/>
+            <w:tcBorders>
+              <w:top w:val="single" w:sz="4" w:space="0" w:color="000000" w:themeColor="text1"/>
+              <w:left w:val="single" w:sz="4" w:space="0" w:color="000000" w:themeColor="text1"/>
+              <w:bottom w:val="single" w:sz="4" w:space="0" w:color="000000" w:themeColor="text1"/>
+              <w:right w:val="single" w:sz="4" w:space="0" w:color="000000" w:themeColor="text1"/>
+            </w:tcBorders>
+          </w:tcPr>
+          <w:p>
+            <w:pPr>
+              <w:ind w:left="0"/>
+              <w:rPr>
+                <w:rFonts w:eastAsiaTheme="minorEastAsia"/>
+              </w:rPr>
+            </w:pPr>
+            <w:r>
+              <w:rPr>
+                <w:rFonts w:eastAsiaTheme="minorEastAsia" w:hint="eastAsia"/>
+              </w:rPr>
+              <w:t>o</w:t>
+            </w:r>
+            <w:r>
+              <w:rPr>
+                <w:rFonts w:eastAsiaTheme="minorEastAsia" w:hint="eastAsia"/>
+              </w:rPr>
+              <w:t>p</w:t>
+            </w:r>
+            <w:r>
+              <w:rPr>
+                <w:rFonts w:eastAsiaTheme="minorEastAsia" w:hint="eastAsia"/>
+              </w:rPr>
+              <w:t>为</w:t>
+            </w:r>
+            <w:r>
+              <w:rPr>
+                <w:rFonts w:eastAsiaTheme="minorEastAsia" w:hint="eastAsia"/>
+              </w:rPr>
+              <w:t>remove</w:t>
+            </w:r>
+            <w:r>
+              <w:rPr>
+                <w:rFonts w:eastAsiaTheme="minorEastAsia" w:hint="eastAsia"/>
+              </w:rPr>
+              <w:t>时，结合</w:t>
+            </w:r>
+            <w:r>
+              <w:rPr>
+                <w:rFonts w:eastAsiaTheme="minorEastAsia" w:hint="eastAsia"/>
+              </w:rPr>
+              <w:t>skip</w:t>
+            </w:r>
+            <w:r>
+              <w:rPr>
+                <w:rFonts w:eastAsiaTheme="minorEastAsia" w:hint="eastAsia"/>
+              </w:rPr>
+              <w:t>或者</w:t>
+            </w:r>
+            <w:r>
+              <w:rPr>
+                <w:rFonts w:eastAsiaTheme="minorEastAsia" w:hint="eastAsia"/>
+              </w:rPr>
+              <w:t>limit</w:t>
+            </w:r>
+            <w:r>
+              <w:rPr>
+                <w:rFonts w:eastAsiaTheme="minorEastAsia" w:hint="eastAsia"/>
+              </w:rPr>
+              <w:t>，数据只会由单分区处理</w:t>
+            </w:r>
+          </w:p>
+        </w:tc>
+        <w:tc>
+          <w:tcPr>
+            <w:tcW w:w="3352" w:type="dxa"/>
+            <w:tcBorders>
+              <w:top w:val="single" w:sz="4" w:space="0" w:color="000000" w:themeColor="text1"/>
+              <w:left w:val="single" w:sz="4" w:space="0" w:color="000000" w:themeColor="text1"/>
+              <w:bottom w:val="single" w:sz="4" w:space="0" w:color="000000" w:themeColor="text1"/>
+              <w:right w:val="single" w:sz="4" w:space="0" w:color="000000" w:themeColor="text1"/>
+            </w:tcBorders>
+          </w:tcPr>
+          <w:p>
+            <w:pPr>
+              <w:ind w:left="0"/>
+              <w:rPr>
+                <w:rFonts w:eastAsiaTheme="minorEastAsia"/>
+              </w:rPr>
+            </w:pPr>
+            <w:r>
+              <w:rPr>
+                <w:rFonts w:eastAsiaTheme="minorEastAsia" w:hint="eastAsia"/>
+              </w:rPr>
+              <w:t>1.</w:t>
+            </w:r>
+            <w:r>
+              <w:rPr>
+                <w:rFonts w:eastAsiaTheme="minorEastAsia" w:hint="eastAsia"/>
+              </w:rPr>
+              <w:t>部署测试环境</w:t>
+            </w:r>
+            <w:r>
+              <w:rPr>
+                <w:rFonts w:eastAsiaTheme="minorEastAsia" w:hint="eastAsia"/>
+              </w:rPr>
+              <w:t>(</w:t>
+            </w:r>
+            <w:r>
+              <w:rPr>
+                <w:rFonts w:eastAsiaTheme="minorEastAsia" w:hint="eastAsia"/>
+              </w:rPr>
+              <w:t>集群</w:t>
+            </w:r>
+            <w:r>
+              <w:rPr>
+                <w:rFonts w:eastAsiaTheme="minorEastAsia" w:hint="eastAsia"/>
+              </w:rPr>
+              <w:t>)</w:t>
+            </w:r>
+          </w:p>
+          <w:p>
+            <w:pPr>
+              <w:ind w:left="0"/>
+              <w:rPr>
+                <w:rFonts w:eastAsiaTheme="minorEastAsia"/>
+              </w:rPr>
+            </w:pPr>
+            <w:r>
+              <w:rPr>
+                <w:rFonts w:eastAsiaTheme="minorEastAsia" w:hint="eastAsia"/>
+              </w:rPr>
+              <w:t>集群创建</w:t>
+            </w:r>
+            <w:r>
+              <w:rPr>
+                <w:rFonts w:eastAsiaTheme="minorEastAsia" w:hint="eastAsia"/>
+              </w:rPr>
+              <w:t>range</w:t>
+            </w:r>
+            <w:r>
+              <w:rPr>
+                <w:rFonts w:eastAsiaTheme="minorEastAsia" w:hint="eastAsia"/>
+              </w:rPr>
+              <w:t>分区，</w:t>
+            </w:r>
+          </w:p>
+          <w:p>
+            <w:pPr>
+              <w:ind w:left="0"/>
+            </w:pPr>
+            <w:r>
+              <w:t>db.total.t01.split("db2","db1",{_id:0},{_id:5})</w:t>
+            </w:r>
+          </w:p>
+          <w:p>
+            <w:pPr>
+              <w:ind w:left="0"/>
+            </w:pPr>
+            <w:r>
+              <w:rPr>
+                <w:rFonts w:eastAsiaTheme="minorEastAsia" w:hint="eastAsia"/>
+              </w:rPr>
+              <w:t>2.</w:t>
+            </w:r>
+            <w:r>
+              <w:rPr>
+                <w:rFonts w:eastAsiaTheme="minorEastAsia" w:hint="eastAsia"/>
+              </w:rPr>
+              <w:t>创建测试用集合空间和集合</w:t>
+            </w:r>
+            <w:r>
+              <w:rPr>
+                <w:rFonts w:eastAsiaTheme="minorEastAsia" w:hint="eastAsia"/>
+              </w:rPr>
+              <w:t>(</w:t>
+            </w:r>
+            <w:proofErr w:type="spellStart"/>
+            <w:r>
+              <w:rPr>
+                <w:rFonts w:eastAsiaTheme="minorEastAsia" w:hint="eastAsia"/>
+              </w:rPr>
+              <w:t>testfindandmodify.test</w:t>
+            </w:r>
+            <w:proofErr w:type="spellEnd"/>
+            <w:r>
+              <w:rPr>
+                <w:rFonts w:eastAsiaTheme="minorEastAsia" w:hint="eastAsia"/>
+              </w:rPr>
+              <w:t>)</w:t>
+            </w:r>
+          </w:p>
+          <w:p>
+            <w:pPr>
+              <w:ind w:left="0"/>
+              <w:rPr>
+                <w:rFonts w:eastAsiaTheme="minorEastAsia"/>
+              </w:rPr>
+            </w:pPr>
+            <w:r>
+              <w:rPr>
+                <w:rFonts w:eastAsiaTheme="minorEastAsia" w:hint="eastAsia"/>
+              </w:rPr>
+              <w:t>3.</w:t>
+            </w:r>
+            <w:r>
+              <w:rPr>
+                <w:rFonts w:eastAsiaTheme="minorEastAsia" w:hint="eastAsia"/>
+              </w:rPr>
+              <w:t>通过</w:t>
+            </w:r>
+            <w:proofErr w:type="spellStart"/>
+            <w:r>
+              <w:rPr>
+                <w:rFonts w:eastAsiaTheme="minorEastAsia" w:hint="eastAsia"/>
+              </w:rPr>
+              <w:t>js</w:t>
+            </w:r>
+            <w:proofErr w:type="spellEnd"/>
+            <w:r>
+              <w:rPr>
+                <w:rFonts w:eastAsiaTheme="minorEastAsia" w:hint="eastAsia"/>
+              </w:rPr>
+              <w:t>执行</w:t>
+            </w:r>
+          </w:p>
+          <w:p>
+            <w:pPr>
+              <w:ind w:left="0"/>
+              <w:rPr>
+                <w:rFonts w:eastAsiaTheme="minorEastAsia"/>
+              </w:rPr>
+            </w:pPr>
+            <w:r>
+              <w:rPr>
+                <w:rFonts w:eastAsiaTheme="minorEastAsia" w:hint="eastAsia"/>
+              </w:rPr>
+              <w:t>for(</w:t>
+            </w:r>
+            <w:proofErr w:type="spellStart"/>
+            <w:r>
+              <w:rPr>
+                <w:rFonts w:eastAsiaTheme="minorEastAsia" w:hint="eastAsia"/>
+              </w:rPr>
+              <w:t>i</w:t>
+            </w:r>
+            <w:proofErr w:type="spellEnd"/>
+            <w:r>
+              <w:rPr>
+                <w:rFonts w:eastAsiaTheme="minorEastAsia" w:hint="eastAsia"/>
+              </w:rPr>
+              <w:t>=0;i&lt;10;++</w:t>
+            </w:r>
+            <w:proofErr w:type="spellStart"/>
+            <w:r>
+              <w:rPr>
+                <w:rFonts w:eastAsiaTheme="minorEastAsia" w:hint="eastAsia"/>
+              </w:rPr>
+              <w:t>i</w:t>
+            </w:r>
+            <w:proofErr w:type="spellEnd"/>
+            <w:r>
+              <w:rPr>
+                <w:rFonts w:eastAsiaTheme="minorEastAsia" w:hint="eastAsia"/>
+              </w:rPr>
+              <w:t>){</w:t>
+            </w:r>
+          </w:p>
+          <w:p>
+            <w:pPr>
+              <w:ind w:left="0"/>
+              <w:rPr>
+                <w:rFonts w:eastAsiaTheme="minorEastAsia"/>
+              </w:rPr>
+            </w:pPr>
+            <w:proofErr w:type="spellStart"/>
+            <w:r>
+              <w:rPr>
+                <w:rFonts w:eastAsiaTheme="minorEastAsia" w:hint="eastAsia"/>
+              </w:rPr>
+              <w:t>db.testfindandmodify.test.insert</w:t>
+            </w:r>
+            <w:proofErr w:type="spellEnd"/>
+            <w:r>
+              <w:rPr>
+                <w:rFonts w:eastAsiaTheme="minorEastAsia" w:hint="eastAsia"/>
+              </w:rPr>
+              <w:t>({_id:1,c:i})</w:t>
+            </w:r>
+          </w:p>
+          <w:p>
+            <w:pPr>
+              <w:ind w:left="0"/>
+              <w:rPr>
+                <w:rFonts w:eastAsiaTheme="minorEastAsia"/>
+              </w:rPr>
+            </w:pPr>
+            <w:r>
+              <w:rPr>
+                <w:rFonts w:eastAsiaTheme="minorEastAsia" w:hint="eastAsia"/>
+              </w:rPr>
+              <w:t>}</w:t>
+            </w:r>
+          </w:p>
+          <w:p>
+            <w:pPr>
+              <w:ind w:left="0"/>
+              <w:rPr>
+                <w:rFonts w:eastAsiaTheme="minorEastAsia"/>
+              </w:rPr>
+            </w:pPr>
+            <w:proofErr w:type="spellStart"/>
+            <w:r>
+              <w:rPr>
+                <w:rFonts w:eastAsiaTheme="minorEastAsia" w:hint="eastAsia"/>
+              </w:rPr>
+              <w:t>db.testfindandmodify.</w:t>
+            </w:r>
+            <w:r>
+              <w:rPr>
+                <w:rFonts w:eastAsiaTheme="minorEastAsia" w:hint="eastAsia"/>
+              </w:rPr>
+              <w:t>test.find</w:t>
+            </w:r>
+            <w:proofErr w:type="spellEnd"/>
+            <w:r>
+              <w:rPr>
+                <w:rFonts w:eastAsiaTheme="minorEastAsia" w:hint="eastAsia"/>
+              </w:rPr>
+              <w:t>({_id:{$gte:5}}).skip(3</w:t>
+            </w:r>
+            <w:r>
+              <w:rPr>
+                <w:rFonts w:eastAsiaTheme="minorEastAsia" w:hint="eastAsia"/>
+              </w:rPr>
+              <w:t>).remove()</w:t>
+            </w:r>
+          </w:p>
+          <w:p>
+            <w:pPr>
+              <w:ind w:left="0"/>
+              <w:rPr>
+                <w:rFonts w:eastAsiaTheme="minorEastAsia"/>
+              </w:rPr>
+            </w:pPr>
+            <w:proofErr w:type="spellStart"/>
+            <w:r>
+              <w:rPr>
+                <w:rFonts w:eastAsiaTheme="minorEastAsia" w:hint="eastAsia"/>
+              </w:rPr>
+              <w:t>db.testfindandmodify.test.find</w:t>
+            </w:r>
+            <w:proofErr w:type="spellEnd"/>
+            <w:r>
+              <w:rPr>
+                <w:rFonts w:eastAsiaTheme="minorEastAsia" w:hint="eastAsia"/>
+              </w:rPr>
+              <w:t>({_id:{$gte:5}}).limit(1). remove()</w:t>
+            </w:r>
+          </w:p>
+          <w:p>
+            <w:pPr>
+              <w:ind w:left="0"/>
+              <w:rPr>
+                <w:rFonts w:eastAsiaTheme="minorEastAsia"/>
+              </w:rPr>
+            </w:pPr>
+            <w:proofErr w:type="spellStart"/>
+            <w:r>
+              <w:rPr>
+                <w:rFonts w:eastAsiaTheme="minorEastAsia" w:hint="eastAsia"/>
+              </w:rPr>
+              <w:t>db.testfindandmodify.</w:t>
+            </w:r>
+            <w:r>
+              <w:rPr>
+                <w:rFonts w:eastAsiaTheme="minorEastAsia" w:hint="eastAsia"/>
+              </w:rPr>
+              <w:t>test.find</w:t>
+            </w:r>
+            <w:proofErr w:type="spellEnd"/>
+            <w:r>
+              <w:rPr>
+                <w:rFonts w:eastAsiaTheme="minorEastAsia" w:hint="eastAsia"/>
+              </w:rPr>
+              <w:t>({_id:{$gte:5}}).skip(1</w:t>
+            </w:r>
+            <w:r>
+              <w:rPr>
+                <w:rFonts w:eastAsiaTheme="minorEastAsia" w:hint="eastAsia"/>
+              </w:rPr>
+              <w:t>).limit(1). remove()</w:t>
+            </w:r>
+          </w:p>
+          <w:p>
+            <w:pPr>
+              <w:ind w:left="0"/>
+              <w:rPr>
+                <w:rFonts w:eastAsiaTheme="minorEastAsia"/>
+              </w:rPr>
+            </w:pPr>
+          </w:p>
+          <w:p>
+            <w:pPr>
+              <w:ind w:left="0"/>
+              <w:rPr>
+                <w:rFonts w:eastAsiaTheme="minorEastAsia"/>
+              </w:rPr>
+            </w:pPr>
+            <w:r>
+              <w:rPr>
+                <w:rFonts w:eastAsiaTheme="minorEastAsia" w:hint="eastAsia"/>
+              </w:rPr>
+              <w:t>4.</w:t>
+            </w:r>
+            <w:r>
+              <w:rPr>
+                <w:rFonts w:eastAsiaTheme="minorEastAsia" w:hint="eastAsia"/>
+              </w:rPr>
+              <w:t>确认结果后，无论成功失败都执行</w:t>
+            </w:r>
+            <w:proofErr w:type="spellStart"/>
+            <w:r>
+              <w:rPr>
+                <w:rFonts w:eastAsiaTheme="minorEastAsia" w:hint="eastAsia"/>
+              </w:rPr>
+              <w:t>db.dropCL</w:t>
+            </w:r>
+            <w:proofErr w:type="spellEnd"/>
+            <w:r>
+              <w:rPr>
+                <w:rFonts w:eastAsiaTheme="minorEastAsia" w:hint="eastAsia"/>
+              </w:rPr>
+              <w:t>('test')</w:t>
+            </w:r>
+          </w:p>
+        </w:tc>
+        <w:tc>
+          <w:tcPr>
+            <w:tcW w:w="1754" w:type="dxa"/>
+            <w:tcBorders>
+              <w:top w:val="single" w:sz="4" w:space="0" w:color="000000" w:themeColor="text1"/>
+              <w:left w:val="single" w:sz="4" w:space="0" w:color="000000" w:themeColor="text1"/>
+              <w:bottom w:val="single" w:sz="4" w:space="0" w:color="000000" w:themeColor="text1"/>
+              <w:right w:val="single" w:sz="4" w:space="0" w:color="000000" w:themeColor="text1"/>
+            </w:tcBorders>
+          </w:tcPr>
+          <w:p>
+            <w:pPr>
+              <w:ind w:left="0"/>
+            </w:pPr>
+            <w:r>
+              <w:rPr>
+                <w:rFonts w:eastAsiaTheme="minorEastAsia" w:hint="eastAsia"/>
+              </w:rPr>
+              <w:t>拿返回记录的</w:t>
+            </w:r>
+            <w:r>
+              <w:rPr>
+                <w:rFonts w:eastAsiaTheme="minorEastAsia" w:hint="eastAsia"/>
+              </w:rPr>
+              <w:t>_id</w:t>
+            </w:r>
+            <w:r>
+              <w:rPr>
+                <w:rFonts w:eastAsiaTheme="minorEastAsia" w:hint="eastAsia"/>
+              </w:rPr>
+              <w:t>字段去查，相应的记录不存在</w:t>
+            </w:r>
+          </w:p>
+        </w:tc>
+      </w:tr>
+      <w:tr>
+        <w:tc>
+          <w:tcPr>
+            <w:tcW w:w="2696" w:type="dxa"/>
+            <w:tcBorders>
+              <w:top w:val="single" w:sz="4" w:space="0" w:color="000000" w:themeColor="text1"/>
+              <w:left w:val="single" w:sz="4" w:space="0" w:color="000000" w:themeColor="text1"/>
+              <w:bottom w:val="single" w:sz="4" w:space="0" w:color="000000" w:themeColor="text1"/>
+              <w:right w:val="single" w:sz="4" w:space="0" w:color="000000" w:themeColor="text1"/>
+            </w:tcBorders>
+          </w:tcPr>
+          <w:p>
+            <w:pPr>
+              <w:ind w:left="0"/>
+            </w:pPr>
+            <w:r>
+              <w:t>Story</w:t>
+            </w:r>
+            <w:r>
+              <w:rPr>
+                <w:rFonts w:hint="eastAsia"/>
+              </w:rPr>
+              <w:t>.query.modify.001</w:t>
+            </w:r>
+            <w:r>
+              <w:rPr>
+                <w:rFonts w:eastAsiaTheme="minorEastAsia" w:hint="eastAsia"/>
+              </w:rPr>
+              <w:t>.013</w:t>
+            </w:r>
+          </w:p>
+        </w:tc>
+        <w:tc>
+          <w:tcPr>
+            <w:tcW w:w="1132" w:type="dxa"/>
+            <w:tcBorders>
+              <w:top w:val="single" w:sz="4" w:space="0" w:color="000000" w:themeColor="text1"/>
+              <w:left w:val="single" w:sz="4" w:space="0" w:color="000000" w:themeColor="text1"/>
+              <w:bottom w:val="single" w:sz="4" w:space="0" w:color="000000" w:themeColor="text1"/>
+              <w:right w:val="single" w:sz="4" w:space="0" w:color="000000" w:themeColor="text1"/>
+            </w:tcBorders>
+          </w:tcPr>
+          <w:p>
+            <w:pPr>
+              <w:ind w:left="0"/>
+            </w:pPr>
+            <w:r>
+              <w:rPr>
+                <w:rFonts w:eastAsiaTheme="minorEastAsia" w:hint="eastAsia"/>
+              </w:rPr>
+              <w:t>op</w:t>
+            </w:r>
+            <w:r>
+              <w:rPr>
+                <w:rFonts w:eastAsiaTheme="minorEastAsia" w:hint="eastAsia"/>
+              </w:rPr>
+              <w:t>为</w:t>
+            </w:r>
+            <w:r>
+              <w:rPr>
+                <w:rFonts w:eastAsiaTheme="minorEastAsia" w:hint="eastAsia"/>
+              </w:rPr>
+              <w:t>remove</w:t>
+            </w:r>
+            <w:r>
+              <w:rPr>
+                <w:rFonts w:eastAsiaTheme="minorEastAsia" w:hint="eastAsia"/>
+              </w:rPr>
+              <w:t>时，结合</w:t>
+            </w:r>
+            <w:r>
+              <w:rPr>
+                <w:rFonts w:eastAsiaTheme="minorEastAsia" w:hint="eastAsia"/>
+              </w:rPr>
+              <w:t>skip</w:t>
+            </w:r>
+            <w:r>
+              <w:rPr>
+                <w:rFonts w:eastAsiaTheme="minorEastAsia" w:hint="eastAsia"/>
+              </w:rPr>
+              <w:t>或者</w:t>
+            </w:r>
+            <w:r>
+              <w:rPr>
+                <w:rFonts w:eastAsiaTheme="minorEastAsia" w:hint="eastAsia"/>
+              </w:rPr>
+              <w:t>limit</w:t>
+            </w:r>
+          </w:p>
+        </w:tc>
+        <w:tc>
+          <w:tcPr>
+            <w:tcW w:w="3352" w:type="dxa"/>
+            <w:tcBorders>
+              <w:top w:val="single" w:sz="4" w:space="0" w:color="000000" w:themeColor="text1"/>
+              <w:left w:val="single" w:sz="4" w:space="0" w:color="000000" w:themeColor="text1"/>
+              <w:bottom w:val="single" w:sz="4" w:space="0" w:color="000000" w:themeColor="text1"/>
+              <w:right w:val="single" w:sz="4" w:space="0" w:color="000000" w:themeColor="text1"/>
+            </w:tcBorders>
+          </w:tcPr>
+          <w:p>
+            <w:pPr>
+              <w:ind w:left="0"/>
+            </w:pPr>
+            <w:r>
+              <w:rPr>
+                <w:rFonts w:eastAsiaTheme="minorEastAsia" w:hint="eastAsia"/>
+              </w:rPr>
+              <w:t>1.</w:t>
+            </w:r>
+            <w:r>
+              <w:rPr>
+                <w:rFonts w:eastAsiaTheme="minorEastAsia" w:hint="eastAsia"/>
+              </w:rPr>
+              <w:t>部署测试环境</w:t>
+            </w:r>
+            <w:r>
+              <w:rPr>
+                <w:rFonts w:eastAsiaTheme="minorEastAsia" w:hint="eastAsia"/>
+              </w:rPr>
+              <w:t>(</w:t>
+            </w:r>
+            <w:r>
+              <w:rPr>
+                <w:rFonts w:eastAsiaTheme="minorEastAsia" w:hint="eastAsia"/>
+              </w:rPr>
+              <w:t>独立模式</w:t>
+            </w:r>
+            <w:r>
+              <w:rPr>
+                <w:rFonts w:eastAsiaTheme="minorEastAsia" w:hint="eastAsia"/>
+              </w:rPr>
+              <w:t>/</w:t>
+            </w:r>
+            <w:r>
+              <w:rPr>
+                <w:rFonts w:eastAsiaTheme="minorEastAsia" w:hint="eastAsia"/>
+              </w:rPr>
+              <w:t>集群</w:t>
+            </w:r>
+            <w:r>
+              <w:rPr>
+                <w:rFonts w:eastAsiaTheme="minorEastAsia" w:hint="eastAsia"/>
+              </w:rPr>
+              <w:t>)</w:t>
+            </w:r>
+          </w:p>
+          <w:p>
+            <w:pPr>
+              <w:ind w:left="0"/>
+            </w:pPr>
+            <w:r>
+              <w:rPr>
+                <w:rFonts w:eastAsiaTheme="minorEastAsia" w:hint="eastAsia"/>
+              </w:rPr>
+              <w:t>2.</w:t>
+            </w:r>
+            <w:r>
+              <w:rPr>
+                <w:rFonts w:eastAsiaTheme="minorEastAsia" w:hint="eastAsia"/>
+              </w:rPr>
+              <w:t>创建测试用集合空间和集合</w:t>
+            </w:r>
+            <w:r>
+              <w:rPr>
+                <w:rFonts w:eastAsiaTheme="minorEastAsia" w:hint="eastAsia"/>
+              </w:rPr>
+              <w:t>(</w:t>
+            </w:r>
+            <w:proofErr w:type="spellStart"/>
+            <w:r>
+              <w:rPr>
+                <w:rFonts w:eastAsiaTheme="minorEastAsia" w:hint="eastAsia"/>
+              </w:rPr>
+              <w:t>testfindandmodify.test</w:t>
+            </w:r>
+            <w:proofErr w:type="spellEnd"/>
+            <w:r>
+              <w:rPr>
+                <w:rFonts w:eastAsiaTheme="minorEastAsia" w:hint="eastAsia"/>
+              </w:rPr>
+              <w:t>)</w:t>
+            </w:r>
+          </w:p>
+          <w:p>
+            <w:pPr>
+              <w:ind w:left="0"/>
+              <w:rPr>
+                <w:rFonts w:eastAsiaTheme="minorEastAsia"/>
+              </w:rPr>
+            </w:pPr>
+            <w:r>
+              <w:rPr>
+                <w:rFonts w:eastAsiaTheme="minorEastAsia" w:hint="eastAsia"/>
+              </w:rPr>
+              <w:t>3.</w:t>
+            </w:r>
+            <w:r>
+              <w:rPr>
+                <w:rFonts w:eastAsiaTheme="minorEastAsia" w:hint="eastAsia"/>
+              </w:rPr>
+              <w:t>通过</w:t>
+            </w:r>
+            <w:proofErr w:type="spellStart"/>
+            <w:r>
+              <w:rPr>
+                <w:rFonts w:eastAsiaTheme="minorEastAsia" w:hint="eastAsia"/>
+              </w:rPr>
+              <w:t>js</w:t>
+            </w:r>
+            <w:proofErr w:type="spellEnd"/>
+            <w:r>
+              <w:rPr>
+                <w:rFonts w:eastAsiaTheme="minorEastAsia" w:hint="eastAsia"/>
+              </w:rPr>
+              <w:t>执行</w:t>
+            </w:r>
+          </w:p>
+          <w:p>
+            <w:pPr>
+              <w:ind w:left="0"/>
+              <w:rPr>
+                <w:rFonts w:eastAsiaTheme="minorEastAsia"/>
+              </w:rPr>
+            </w:pPr>
+            <w:r>
+              <w:rPr>
+                <w:rFonts w:eastAsiaTheme="minorEastAsia" w:hint="eastAsia"/>
+              </w:rPr>
+              <w:t>for(</w:t>
+            </w:r>
+            <w:proofErr w:type="spellStart"/>
+            <w:r>
+              <w:rPr>
+                <w:rFonts w:eastAsiaTheme="minorEastAsia" w:hint="eastAsia"/>
+              </w:rPr>
+              <w:t>i</w:t>
+            </w:r>
+            <w:proofErr w:type="spellEnd"/>
+            <w:r>
+              <w:rPr>
+                <w:rFonts w:eastAsiaTheme="minorEastAsia" w:hint="eastAsia"/>
+              </w:rPr>
+              <w:t>=0;i&lt;10;++</w:t>
+            </w:r>
+            <w:proofErr w:type="spellStart"/>
+            <w:r>
+              <w:rPr>
+                <w:rFonts w:eastAsiaTheme="minorEastAsia" w:hint="eastAsia"/>
+              </w:rPr>
+              <w:t>i</w:t>
+            </w:r>
+            <w:proofErr w:type="spellEnd"/>
+            <w:r>
+              <w:rPr>
+                <w:rFonts w:eastAsiaTheme="minorEastAsia" w:hint="eastAsia"/>
+              </w:rPr>
+              <w:t>){</w:t>
+            </w:r>
+          </w:p>
+          <w:p>
+            <w:pPr>
+              <w:ind w:left="0"/>
+              <w:rPr>
+                <w:rFonts w:eastAsiaTheme="minorEastAsia"/>
+              </w:rPr>
+            </w:pPr>
+            <w:proofErr w:type="spellStart"/>
+            <w:r>
+              <w:rPr>
+                <w:rFonts w:eastAsiaTheme="minorEastAsia" w:hint="eastAsia"/>
+              </w:rPr>
+              <w:t>db.testfindandmodify.test.insert</w:t>
+            </w:r>
+            <w:proofErr w:type="spellEnd"/>
+            <w:r>
+              <w:rPr>
+                <w:rFonts w:eastAsiaTheme="minorEastAsia" w:hint="eastAsia"/>
+              </w:rPr>
+              <w:t>({c:1,d:i})</w:t>
+            </w:r>
+          </w:p>
+          <w:p>
+            <w:pPr>
+              <w:ind w:left="0"/>
+              <w:rPr>
+                <w:rFonts w:eastAsiaTheme="minorEastAsia"/>
+              </w:rPr>
+            </w:pPr>
+            <w:r>
+              <w:rPr>
+                <w:rFonts w:eastAsiaTheme="minorEastAsia" w:hint="eastAsia"/>
+              </w:rPr>
+              <w:t>}</w:t>
+            </w:r>
+          </w:p>
+          <w:p>
+            <w:pPr>
+              <w:ind w:left="0"/>
+              <w:rPr>
+                <w:rFonts w:eastAsiaTheme="minorEastAsia"/>
+              </w:rPr>
+            </w:pPr>
+            <w:proofErr w:type="spellStart"/>
+            <w:r>
+              <w:rPr>
+                <w:rFonts w:eastAsiaTheme="minorEastAsia" w:hint="eastAsia"/>
+              </w:rPr>
+              <w:t>db.testfindandmodify.test.find</w:t>
+            </w:r>
+            <w:proofErr w:type="spellEnd"/>
+            <w:r>
+              <w:rPr>
+                <w:rFonts w:eastAsiaTheme="minorEastAsia" w:hint="eastAsia"/>
+              </w:rPr>
+              <w:t>().skip(5).remove()</w:t>
+            </w:r>
+          </w:p>
+          <w:p>
+            <w:pPr>
+              <w:ind w:left="0"/>
+              <w:rPr>
+                <w:rFonts w:eastAsiaTheme="minorEastAsia"/>
+              </w:rPr>
+            </w:pPr>
+            <w:proofErr w:type="spellStart"/>
+            <w:r>
+              <w:rPr>
+                <w:rFonts w:eastAsiaTheme="minorEastAsia" w:hint="eastAsia"/>
+              </w:rPr>
+              <w:t>db.testfindandmodify.test.find</w:t>
+            </w:r>
+            <w:proofErr w:type="spellEnd"/>
+            <w:r>
+              <w:rPr>
+                <w:rFonts w:eastAsiaTheme="minorEastAsia" w:hint="eastAsia"/>
+              </w:rPr>
+              <w:t>().limit(1). remove()</w:t>
+            </w:r>
+          </w:p>
+          <w:p>
+            <w:pPr>
+              <w:ind w:left="0"/>
+              <w:rPr>
+                <w:rFonts w:eastAsiaTheme="minorEastAsia"/>
+              </w:rPr>
+            </w:pPr>
+            <w:proofErr w:type="spellStart"/>
+            <w:r>
+              <w:rPr>
+                <w:rFonts w:eastAsiaTheme="minorEastAsia" w:hint="eastAsia"/>
+              </w:rPr>
+              <w:t>db.testfindandmodify.test.find</w:t>
+            </w:r>
+            <w:proofErr w:type="spellEnd"/>
+            <w:r>
+              <w:rPr>
+                <w:rFonts w:eastAsiaTheme="minorEastAsia" w:hint="eastAsia"/>
+              </w:rPr>
+              <w:t>().skip(5).limit(1). remove()</w:t>
+            </w:r>
+          </w:p>
+          <w:p>
+            <w:pPr>
+              <w:ind w:left="0"/>
+            </w:pPr>
+            <w:r>
+              <w:rPr>
+                <w:rFonts w:eastAsiaTheme="minorEastAsia" w:hint="eastAsia"/>
+              </w:rPr>
+              <w:t>4.</w:t>
+            </w:r>
+            <w:r>
+              <w:rPr>
+                <w:rFonts w:eastAsiaTheme="minorEastAsia" w:hint="eastAsia"/>
+              </w:rPr>
+              <w:t>确认结果后，无论成功失败都执行</w:t>
+            </w:r>
+            <w:proofErr w:type="spellStart"/>
+            <w:r>
+              <w:rPr>
+                <w:rFonts w:eastAsiaTheme="minorEastAsia" w:hint="eastAsia"/>
+              </w:rPr>
+              <w:t>db.dropCL</w:t>
+            </w:r>
+            <w:proofErr w:type="spellEnd"/>
+            <w:r>
+              <w:rPr>
+                <w:rFonts w:eastAsiaTheme="minorEastAsia" w:hint="eastAsia"/>
+              </w:rPr>
+              <w:t>('test')</w:t>
+            </w:r>
+          </w:p>
+        </w:tc>
+        <w:tc>
+          <w:tcPr>
+            <w:tcW w:w="1754" w:type="dxa"/>
+            <w:tcBorders>
+              <w:top w:val="single" w:sz="4" w:space="0" w:color="000000" w:themeColor="text1"/>
+              <w:left w:val="single" w:sz="4" w:space="0" w:color="000000" w:themeColor="text1"/>
+              <w:bottom w:val="single" w:sz="4" w:space="0" w:color="000000" w:themeColor="text1"/>
+              <w:right w:val="single" w:sz="4" w:space="0" w:color="000000" w:themeColor="text1"/>
+            </w:tcBorders>
+          </w:tcPr>
+          <w:p>
+            <w:pPr>
+              <w:ind w:left="0"/>
+              <w:rPr>
+                <w:rFonts w:eastAsiaTheme="minorEastAsia"/>
+              </w:rPr>
+            </w:pPr>
+            <w:r>
+              <w:rPr>
+                <w:rFonts w:eastAsiaTheme="minorEastAsia" w:hint="eastAsia"/>
+              </w:rPr>
+              <w:t>独立模式，检查返回记录已经不存在</w:t>
+            </w:r>
+          </w:p>
+          <w:p>
+            <w:pPr>
+              <w:ind w:left="0"/>
+              <w:rPr>
+                <w:rFonts w:eastAsiaTheme="minorEastAsia"/>
+              </w:rPr>
+            </w:pPr>
+            <w:r>
+              <w:rPr>
+                <w:rFonts w:eastAsiaTheme="minorEastAsia" w:hint="eastAsia"/>
+              </w:rPr>
+              <w:t>集群模式，针对表做切分后，报</w:t>
+            </w:r>
+            <w:r>
+              <w:rPr>
+                <w:rFonts w:eastAsiaTheme="minorEastAsia" w:hint="eastAsia"/>
+              </w:rPr>
+              <w:t>-289</w:t>
+            </w:r>
+          </w:p>
+        </w:tc>
+      </w:tr>
+      <w:tr>
+        <w:tc>
+          <w:tcPr>
+            <w:tcW w:w="2696" w:type="dxa"/>
+            <w:tcBorders>
+              <w:top w:val="single" w:sz="4" w:space="0" w:color="000000" w:themeColor="text1"/>
+              <w:left w:val="single" w:sz="4" w:space="0" w:color="000000" w:themeColor="text1"/>
+              <w:bottom w:val="single" w:sz="4" w:space="0" w:color="000000" w:themeColor="text1"/>
+              <w:right w:val="single" w:sz="4" w:space="0" w:color="000000" w:themeColor="text1"/>
+            </w:tcBorders>
+          </w:tcPr>
+          <w:p>
+            <w:pPr>
+              <w:ind w:left="0"/>
+            </w:pPr>
+            <w:r>
+              <w:t>Story</w:t>
+            </w:r>
+            <w:r>
+              <w:rPr>
+                <w:rFonts w:hint="eastAsia"/>
+              </w:rPr>
+              <w:t>.query.modify.001</w:t>
+            </w:r>
+            <w:r>
+              <w:rPr>
+                <w:rFonts w:eastAsiaTheme="minorEastAsia" w:hint="eastAsia"/>
+              </w:rPr>
+              <w:t>.014</w:t>
+            </w:r>
+          </w:p>
+        </w:tc>
+        <w:tc>
+          <w:tcPr>
+            <w:tcW w:w="1132" w:type="dxa"/>
+            <w:tcBorders>
+              <w:top w:val="single" w:sz="4" w:space="0" w:color="000000" w:themeColor="text1"/>
+              <w:left w:val="single" w:sz="4" w:space="0" w:color="000000" w:themeColor="text1"/>
+              <w:bottom w:val="single" w:sz="4" w:space="0" w:color="000000" w:themeColor="text1"/>
+              <w:right w:val="single" w:sz="4" w:space="0" w:color="000000" w:themeColor="text1"/>
+            </w:tcBorders>
+          </w:tcPr>
+          <w:p>
+            <w:pPr>
+              <w:ind w:left="0"/>
+              <w:rPr>
+                <w:rFonts w:eastAsiaTheme="minorEastAsia"/>
+              </w:rPr>
+            </w:pPr>
+            <w:r>
+              <w:rPr>
+                <w:rFonts w:eastAsiaTheme="minorEastAsia" w:hint="eastAsia"/>
+              </w:rPr>
+              <w:t>并发执行</w:t>
+            </w:r>
+            <w:proofErr w:type="spellStart"/>
+            <w:r>
+              <w:rPr>
+                <w:rFonts w:eastAsiaTheme="minorEastAsia" w:hint="eastAsia"/>
+              </w:rPr>
+              <w:t>findandupdate</w:t>
+            </w:r>
+            <w:proofErr w:type="spellEnd"/>
+          </w:p>
+        </w:tc>
+        <w:tc>
+          <w:tcPr>
+            <w:tcW w:w="3352" w:type="dxa"/>
+            <w:tcBorders>
+              <w:top w:val="single" w:sz="4" w:space="0" w:color="000000" w:themeColor="text1"/>
+              <w:left w:val="single" w:sz="4" w:space="0" w:color="000000" w:themeColor="text1"/>
+              <w:bottom w:val="single" w:sz="4" w:space="0" w:color="000000" w:themeColor="text1"/>
+              <w:right w:val="single" w:sz="4" w:space="0" w:color="000000" w:themeColor="text1"/>
+            </w:tcBorders>
+          </w:tcPr>
+          <w:p>
+            <w:pPr>
+              <w:ind w:left="0"/>
+            </w:pPr>
+            <w:r>
+              <w:rPr>
+                <w:rFonts w:eastAsiaTheme="minorEastAsia" w:hint="eastAsia"/>
+              </w:rPr>
+              <w:t>1.</w:t>
+            </w:r>
+            <w:r>
+              <w:rPr>
+                <w:rFonts w:eastAsiaTheme="minorEastAsia" w:hint="eastAsia"/>
+              </w:rPr>
+              <w:t>部署测试环境</w:t>
+            </w:r>
+            <w:r>
+              <w:rPr>
+                <w:rFonts w:eastAsiaTheme="minorEastAsia" w:hint="eastAsia"/>
+              </w:rPr>
+              <w:t>(</w:t>
+            </w:r>
+            <w:r>
+              <w:rPr>
+                <w:rFonts w:eastAsiaTheme="minorEastAsia" w:hint="eastAsia"/>
+              </w:rPr>
+              <w:t>独立模式</w:t>
+            </w:r>
+            <w:r>
+              <w:rPr>
+                <w:rFonts w:eastAsiaTheme="minorEastAsia" w:hint="eastAsia"/>
+              </w:rPr>
+              <w:t>/</w:t>
+            </w:r>
+            <w:r>
+              <w:rPr>
+                <w:rFonts w:eastAsiaTheme="minorEastAsia" w:hint="eastAsia"/>
+              </w:rPr>
+              <w:t>集群</w:t>
+            </w:r>
+            <w:r>
+              <w:rPr>
+                <w:rFonts w:eastAsiaTheme="minorEastAsia" w:hint="eastAsia"/>
+              </w:rPr>
+              <w:t>)</w:t>
+            </w:r>
+          </w:p>
+          <w:p>
+            <w:pPr>
+              <w:ind w:left="0"/>
+            </w:pPr>
+            <w:r>
+              <w:rPr>
+                <w:rFonts w:eastAsiaTheme="minorEastAsia" w:hint="eastAsia"/>
+              </w:rPr>
+              <w:t>2.</w:t>
+            </w:r>
+            <w:r>
+              <w:rPr>
+                <w:rFonts w:eastAsiaTheme="minorEastAsia" w:hint="eastAsia"/>
+              </w:rPr>
+              <w:t>创建测试用集合空间和集合</w:t>
+            </w:r>
+            <w:r>
+              <w:rPr>
+                <w:rFonts w:eastAsiaTheme="minorEastAsia" w:hint="eastAsia"/>
+              </w:rPr>
+              <w:t>(</w:t>
+            </w:r>
+            <w:proofErr w:type="spellStart"/>
+            <w:r>
+              <w:rPr>
+                <w:rFonts w:eastAsiaTheme="minorEastAsia" w:hint="eastAsia"/>
+              </w:rPr>
+              <w:t>testfindandmodify.test</w:t>
+            </w:r>
+            <w:proofErr w:type="spellEnd"/>
+            <w:r>
+              <w:rPr>
+                <w:rFonts w:eastAsiaTheme="minorEastAsia" w:hint="eastAsia"/>
+              </w:rPr>
+              <w:t>)</w:t>
+            </w:r>
+          </w:p>
+          <w:p>
+            <w:pPr>
+              <w:ind w:left="0"/>
+              <w:rPr>
+                <w:rFonts w:eastAsiaTheme="minorEastAsia"/>
+              </w:rPr>
+            </w:pPr>
+            <w:r>
+              <w:rPr>
+                <w:rFonts w:eastAsiaTheme="minorEastAsia" w:hint="eastAsia"/>
+              </w:rPr>
+              <w:lastRenderedPageBreak/>
+              <w:t>3.</w:t>
+            </w:r>
+            <w:r>
+              <w:rPr>
+                <w:rFonts w:eastAsiaTheme="minorEastAsia" w:hint="eastAsia"/>
+              </w:rPr>
+              <w:t>通过</w:t>
+            </w:r>
+            <w:proofErr w:type="spellStart"/>
+            <w:r>
+              <w:rPr>
+                <w:rFonts w:eastAsiaTheme="minorEastAsia" w:hint="eastAsia"/>
+              </w:rPr>
+              <w:t>js</w:t>
+            </w:r>
+            <w:proofErr w:type="spellEnd"/>
+            <w:r>
+              <w:rPr>
+                <w:rFonts w:eastAsiaTheme="minorEastAsia" w:hint="eastAsia"/>
+              </w:rPr>
+              <w:t>执行</w:t>
+            </w:r>
+          </w:p>
+          <w:p>
+            <w:pPr>
+              <w:ind w:left="0"/>
+              <w:rPr>
+                <w:rFonts w:eastAsiaTheme="minorEastAsia"/>
+              </w:rPr>
+            </w:pPr>
+            <w:r>
+              <w:rPr>
+                <w:rFonts w:eastAsiaTheme="minorEastAsia" w:hint="eastAsia"/>
+              </w:rPr>
+              <w:t>for(</w:t>
+            </w:r>
+            <w:proofErr w:type="spellStart"/>
+            <w:r>
+              <w:rPr>
+                <w:rFonts w:eastAsiaTheme="minorEastAsia" w:hint="eastAsia"/>
+              </w:rPr>
+              <w:t>i</w:t>
+            </w:r>
+            <w:proofErr w:type="spellEnd"/>
+            <w:r>
+              <w:rPr>
+                <w:rFonts w:eastAsiaTheme="minorEastAsia" w:hint="eastAsia"/>
+              </w:rPr>
+              <w:t>=0;i&lt;1000;++</w:t>
+            </w:r>
+            <w:proofErr w:type="spellStart"/>
+            <w:r>
+              <w:rPr>
+                <w:rFonts w:eastAsiaTheme="minorEastAsia" w:hint="eastAsia"/>
+              </w:rPr>
+              <w:t>i</w:t>
+            </w:r>
+            <w:proofErr w:type="spellEnd"/>
+            <w:r>
+              <w:rPr>
+                <w:rFonts w:eastAsiaTheme="minorEastAsia" w:hint="eastAsia"/>
+              </w:rPr>
+              <w:t>){</w:t>
+            </w:r>
+          </w:p>
+          <w:p>
+            <w:pPr>
+              <w:ind w:left="0"/>
+              <w:rPr>
+                <w:rFonts w:eastAsiaTheme="minorEastAsia"/>
+              </w:rPr>
+            </w:pPr>
+            <w:proofErr w:type="spellStart"/>
+            <w:r>
+              <w:rPr>
+                <w:rFonts w:eastAsiaTheme="minorEastAsia" w:hint="eastAsia"/>
+              </w:rPr>
+              <w:t>db.testfindandmodify.test.insert</w:t>
+            </w:r>
+            <w:proofErr w:type="spellEnd"/>
+            <w:r>
+              <w:rPr>
+                <w:rFonts w:eastAsiaTheme="minorEastAsia" w:hint="eastAsia"/>
+              </w:rPr>
+              <w:t>({a:i})</w:t>
+            </w:r>
+          </w:p>
+          <w:p>
+            <w:pPr>
+              <w:ind w:left="0"/>
+              <w:rPr>
+                <w:rFonts w:eastAsiaTheme="minorEastAsia"/>
+              </w:rPr>
+            </w:pPr>
+            <w:r>
+              <w:rPr>
+                <w:rFonts w:eastAsiaTheme="minorEastAsia" w:hint="eastAsia"/>
+              </w:rPr>
+              <w:t>}</w:t>
+            </w:r>
+          </w:p>
+          <w:p>
+            <w:pPr>
+              <w:ind w:left="0"/>
+              <w:rPr>
+                <w:rFonts w:eastAsiaTheme="minorEastAsia"/>
+              </w:rPr>
+            </w:pPr>
+            <w:proofErr w:type="spellStart"/>
+            <w:r>
+              <w:rPr>
+                <w:rFonts w:eastAsiaTheme="minorEastAsia" w:hint="eastAsia"/>
+              </w:rPr>
+              <w:t>db.testfindandmodify.test.find</w:t>
+            </w:r>
+            <w:proofErr w:type="spellEnd"/>
+            <w:r>
+              <w:rPr>
+                <w:rFonts w:eastAsiaTheme="minorEastAsia" w:hint="eastAsia"/>
+              </w:rPr>
+              <w:t xml:space="preserve">().update({$set:{b:1}}) </w:t>
+            </w:r>
+            <w:r>
+              <w:rPr>
+                <w:rFonts w:eastAsiaTheme="minorEastAsia" w:hint="eastAsia"/>
+              </w:rPr>
+              <w:t>（一个连接上执行）</w:t>
+            </w:r>
+          </w:p>
+          <w:p>
+            <w:pPr>
+              <w:ind w:left="0"/>
+              <w:rPr>
+                <w:rFonts w:eastAsiaTheme="minorEastAsia"/>
+              </w:rPr>
+            </w:pPr>
+            <w:proofErr w:type="spellStart"/>
+            <w:r>
+              <w:rPr>
+                <w:rFonts w:eastAsiaTheme="minorEastAsia" w:hint="eastAsia"/>
+              </w:rPr>
+              <w:t>db.testfindandmodify.test.find</w:t>
+            </w:r>
+            <w:proofErr w:type="spellEnd"/>
+            <w:r>
+              <w:rPr>
+                <w:rFonts w:eastAsiaTheme="minorEastAsia" w:hint="eastAsia"/>
+              </w:rPr>
+              <w:t>().update({$set:{c:1}})(</w:t>
+            </w:r>
+            <w:r>
+              <w:rPr>
+                <w:rFonts w:eastAsiaTheme="minorEastAsia" w:hint="eastAsia"/>
+              </w:rPr>
+              <w:t>另一个连接上执行</w:t>
+            </w:r>
+            <w:r>
+              <w:rPr>
+                <w:rFonts w:eastAsiaTheme="minorEastAsia" w:hint="eastAsia"/>
+              </w:rPr>
+              <w:t>)</w:t>
+            </w:r>
+          </w:p>
+          <w:p>
+            <w:pPr>
+              <w:ind w:left="0"/>
+            </w:pPr>
+            <w:r>
+              <w:rPr>
+                <w:rFonts w:eastAsiaTheme="minorEastAsia" w:hint="eastAsia"/>
+              </w:rPr>
+              <w:t>4.</w:t>
+            </w:r>
+            <w:r>
+              <w:rPr>
+                <w:rFonts w:eastAsiaTheme="minorEastAsia" w:hint="eastAsia"/>
+              </w:rPr>
+              <w:t>确认结果后，无论成功失败都执行</w:t>
+            </w:r>
+            <w:proofErr w:type="spellStart"/>
+            <w:r>
+              <w:rPr>
+                <w:rFonts w:eastAsiaTheme="minorEastAsia" w:hint="eastAsia"/>
+              </w:rPr>
+              <w:t>db.dropCL</w:t>
+            </w:r>
+            <w:proofErr w:type="spellEnd"/>
+            <w:r>
+              <w:rPr>
+                <w:rFonts w:eastAsiaTheme="minorEastAsia" w:hint="eastAsia"/>
+              </w:rPr>
+              <w:t>('test')</w:t>
+            </w:r>
+          </w:p>
+        </w:tc>
+        <w:tc>
+          <w:tcPr>
+            <w:tcW w:w="1754" w:type="dxa"/>
+            <w:tcBorders>
+              <w:top w:val="single" w:sz="4" w:space="0" w:color="000000" w:themeColor="text1"/>
+              <w:left w:val="single" w:sz="4" w:space="0" w:color="000000" w:themeColor="text1"/>
+              <w:bottom w:val="single" w:sz="4" w:space="0" w:color="000000" w:themeColor="text1"/>
+              <w:right w:val="single" w:sz="4" w:space="0" w:color="000000" w:themeColor="text1"/>
+            </w:tcBorders>
+          </w:tcPr>
+          <w:p>
+            <w:pPr>
+              <w:ind w:left="0"/>
+              <w:rPr>
+                <w:rFonts w:eastAsiaTheme="minorEastAsia"/>
+              </w:rPr>
+            </w:pPr>
+            <w:r>
+              <w:rPr>
+                <w:rFonts w:eastAsiaTheme="minorEastAsia" w:hint="eastAsia"/>
+              </w:rPr>
+              <w:lastRenderedPageBreak/>
+              <w:t>所有记录的</w:t>
+            </w:r>
+            <w:r>
+              <w:rPr>
+                <w:rFonts w:eastAsiaTheme="minorEastAsia" w:hint="eastAsia"/>
+              </w:rPr>
+              <w:t>b</w:t>
+            </w:r>
+            <w:r>
+              <w:rPr>
+                <w:rFonts w:eastAsiaTheme="minorEastAsia" w:hint="eastAsia"/>
+              </w:rPr>
+              <w:t>字段为</w:t>
+            </w:r>
+            <w:r>
+              <w:rPr>
+                <w:rFonts w:eastAsiaTheme="minorEastAsia" w:hint="eastAsia"/>
+              </w:rPr>
+              <w:t>1,c</w:t>
+            </w:r>
+            <w:r>
+              <w:rPr>
+                <w:rFonts w:eastAsiaTheme="minorEastAsia" w:hint="eastAsia"/>
+              </w:rPr>
+              <w:t>字段也为</w:t>
+            </w:r>
+            <w:r>
+              <w:rPr>
+                <w:rFonts w:eastAsiaTheme="minorEastAsia" w:hint="eastAsia"/>
+              </w:rPr>
+              <w:t>1</w:t>
+            </w:r>
+          </w:p>
+        </w:tc>
+      </w:tr>
+      <w:tr>
+        <w:tc>
+          <w:tcPr>
+            <w:tcW w:w="2696" w:type="dxa"/>
+            <w:tcBorders>
+              <w:top w:val="single" w:sz="4" w:space="0" w:color="000000" w:themeColor="text1"/>
+              <w:left w:val="single" w:sz="4" w:space="0" w:color="000000" w:themeColor="text1"/>
+              <w:bottom w:val="single" w:sz="4" w:space="0" w:color="000000" w:themeColor="text1"/>
+              <w:right w:val="single" w:sz="4" w:space="0" w:color="000000" w:themeColor="text1"/>
+            </w:tcBorders>
+          </w:tcPr>
+          <w:p>
+            <w:pPr>
+              <w:ind w:left="0"/>
+            </w:pPr>
+            <w:r>
+              <w:lastRenderedPageBreak/>
+              <w:t>Story</w:t>
+            </w:r>
+            <w:r>
+              <w:rPr>
+                <w:rFonts w:hint="eastAsia"/>
+              </w:rPr>
+              <w:t>.query.modify.001</w:t>
+            </w:r>
+            <w:r>
+              <w:rPr>
+                <w:rFonts w:eastAsiaTheme="minorEastAsia" w:hint="eastAsia"/>
+              </w:rPr>
+              <w:t>.015</w:t>
+            </w:r>
+          </w:p>
+        </w:tc>
+        <w:tc>
+          <w:tcPr>
+            <w:tcW w:w="1132" w:type="dxa"/>
+            <w:tcBorders>
+              <w:top w:val="single" w:sz="4" w:space="0" w:color="000000" w:themeColor="text1"/>
+              <w:left w:val="single" w:sz="4" w:space="0" w:color="000000" w:themeColor="text1"/>
+              <w:bottom w:val="single" w:sz="4" w:space="0" w:color="000000" w:themeColor="text1"/>
+              <w:right w:val="single" w:sz="4" w:space="0" w:color="000000" w:themeColor="text1"/>
+            </w:tcBorders>
+          </w:tcPr>
+          <w:p>
+            <w:pPr>
+              <w:ind w:left="0"/>
+            </w:pPr>
+            <w:r>
+              <w:rPr>
+                <w:rFonts w:eastAsiaTheme="minorEastAsia" w:hint="eastAsia"/>
+              </w:rPr>
+              <w:t>并发执行</w:t>
+            </w:r>
+            <w:proofErr w:type="spellStart"/>
+            <w:r>
+              <w:rPr>
+                <w:rFonts w:eastAsiaTheme="minorEastAsia" w:hint="eastAsia"/>
+              </w:rPr>
+              <w:t>findandremove</w:t>
+            </w:r>
+            <w:proofErr w:type="spellEnd"/>
+          </w:p>
+        </w:tc>
+        <w:tc>
+          <w:tcPr>
+            <w:tcW w:w="3352" w:type="dxa"/>
+            <w:tcBorders>
+              <w:top w:val="single" w:sz="4" w:space="0" w:color="000000" w:themeColor="text1"/>
+              <w:left w:val="single" w:sz="4" w:space="0" w:color="000000" w:themeColor="text1"/>
+              <w:bottom w:val="single" w:sz="4" w:space="0" w:color="000000" w:themeColor="text1"/>
+              <w:right w:val="single" w:sz="4" w:space="0" w:color="000000" w:themeColor="text1"/>
+            </w:tcBorders>
+          </w:tcPr>
+          <w:p>
+            <w:pPr>
+              <w:ind w:left="0"/>
+            </w:pPr>
+            <w:r>
+              <w:rPr>
+                <w:rFonts w:eastAsiaTheme="minorEastAsia" w:hint="eastAsia"/>
+              </w:rPr>
+              <w:t>1.</w:t>
+            </w:r>
+            <w:r>
+              <w:rPr>
+                <w:rFonts w:eastAsiaTheme="minorEastAsia" w:hint="eastAsia"/>
+              </w:rPr>
+              <w:t>部署测试环境</w:t>
+            </w:r>
+            <w:r>
+              <w:rPr>
+                <w:rFonts w:eastAsiaTheme="minorEastAsia" w:hint="eastAsia"/>
+              </w:rPr>
+              <w:t>(</w:t>
+            </w:r>
+            <w:r>
+              <w:rPr>
+                <w:rFonts w:eastAsiaTheme="minorEastAsia" w:hint="eastAsia"/>
+              </w:rPr>
+              <w:t>独立模式</w:t>
+            </w:r>
+            <w:r>
+              <w:rPr>
+                <w:rFonts w:eastAsiaTheme="minorEastAsia" w:hint="eastAsia"/>
+              </w:rPr>
+              <w:t>/</w:t>
+            </w:r>
+            <w:r>
+              <w:rPr>
+                <w:rFonts w:eastAsiaTheme="minorEastAsia" w:hint="eastAsia"/>
+              </w:rPr>
+              <w:t>集群</w:t>
+            </w:r>
+            <w:r>
+              <w:rPr>
+                <w:rFonts w:eastAsiaTheme="minorEastAsia" w:hint="eastAsia"/>
+              </w:rPr>
+              <w:t>)</w:t>
+            </w:r>
+          </w:p>
+          <w:p>
+            <w:pPr>
+              <w:ind w:left="0"/>
+            </w:pPr>
+            <w:r>
+              <w:rPr>
+                <w:rFonts w:eastAsiaTheme="minorEastAsia" w:hint="eastAsia"/>
+              </w:rPr>
+              <w:t>2.</w:t>
+            </w:r>
+            <w:r>
+              <w:rPr>
+                <w:rFonts w:eastAsiaTheme="minorEastAsia" w:hint="eastAsia"/>
+              </w:rPr>
+              <w:t>创建测试用集合空间和集合</w:t>
+            </w:r>
+            <w:r>
+              <w:rPr>
+                <w:rFonts w:eastAsiaTheme="minorEastAsia" w:hint="eastAsia"/>
+              </w:rPr>
+              <w:t>(</w:t>
+            </w:r>
+            <w:proofErr w:type="spellStart"/>
+            <w:r>
+              <w:rPr>
+                <w:rFonts w:eastAsiaTheme="minorEastAsia" w:hint="eastAsia"/>
+              </w:rPr>
+              <w:t>testfindandmodify.test</w:t>
+            </w:r>
+            <w:proofErr w:type="spellEnd"/>
+            <w:r>
+              <w:rPr>
+                <w:rFonts w:eastAsiaTheme="minorEastAsia" w:hint="eastAsia"/>
+              </w:rPr>
+              <w:t>)</w:t>
+            </w:r>
+          </w:p>
+          <w:p>
+            <w:pPr>
+              <w:ind w:left="0"/>
+              <w:rPr>
+                <w:rFonts w:eastAsiaTheme="minorEastAsia"/>
+              </w:rPr>
+            </w:pPr>
+            <w:r>
+              <w:rPr>
+                <w:rFonts w:eastAsiaTheme="minorEastAsia" w:hint="eastAsia"/>
+              </w:rPr>
+              <w:t>3.</w:t>
+            </w:r>
+            <w:r>
+              <w:rPr>
+                <w:rFonts w:eastAsiaTheme="minorEastAsia" w:hint="eastAsia"/>
+              </w:rPr>
+              <w:t>通过</w:t>
+            </w:r>
+            <w:proofErr w:type="spellStart"/>
+            <w:r>
+              <w:rPr>
+                <w:rFonts w:eastAsiaTheme="minorEastAsia" w:hint="eastAsia"/>
+              </w:rPr>
+              <w:t>js</w:t>
+            </w:r>
+            <w:proofErr w:type="spellEnd"/>
+            <w:r>
+              <w:rPr>
+                <w:rFonts w:eastAsiaTheme="minorEastAsia" w:hint="eastAsia"/>
+              </w:rPr>
+              <w:t>执行</w:t>
+            </w:r>
+          </w:p>
+          <w:p>
+            <w:pPr>
+              <w:ind w:left="0"/>
+              <w:rPr>
+                <w:rFonts w:eastAsiaTheme="minorEastAsia"/>
+              </w:rPr>
+            </w:pPr>
+            <w:r>
+              <w:rPr>
+                <w:rFonts w:eastAsiaTheme="minorEastAsia" w:hint="eastAsia"/>
+              </w:rPr>
+              <w:t>for(</w:t>
+            </w:r>
+            <w:proofErr w:type="spellStart"/>
+            <w:r>
+              <w:rPr>
+                <w:rFonts w:eastAsiaTheme="minorEastAsia" w:hint="eastAsia"/>
+              </w:rPr>
+              <w:t>i</w:t>
+            </w:r>
+            <w:proofErr w:type="spellEnd"/>
+            <w:r>
+              <w:rPr>
+                <w:rFonts w:eastAsiaTheme="minorEastAsia" w:hint="eastAsia"/>
+              </w:rPr>
+              <w:t>=0;i&lt;1000;++</w:t>
+            </w:r>
+            <w:proofErr w:type="spellStart"/>
+            <w:r>
+              <w:rPr>
+                <w:rFonts w:eastAsiaTheme="minorEastAsia" w:hint="eastAsia"/>
+              </w:rPr>
+              <w:t>i</w:t>
+            </w:r>
+            <w:proofErr w:type="spellEnd"/>
+            <w:r>
+              <w:rPr>
+                <w:rFonts w:eastAsiaTheme="minorEastAsia" w:hint="eastAsia"/>
+              </w:rPr>
+              <w:t>){</w:t>
+            </w:r>
+          </w:p>
+          <w:p>
+            <w:pPr>
+              <w:ind w:left="0"/>
+              <w:rPr>
+                <w:rFonts w:eastAsiaTheme="minorEastAsia"/>
+              </w:rPr>
+            </w:pPr>
+            <w:proofErr w:type="spellStart"/>
+            <w:r>
+              <w:rPr>
+                <w:rFonts w:eastAsiaTheme="minorEastAsia" w:hint="eastAsia"/>
+              </w:rPr>
+              <w:t>db.testfindandmodify.test.insert</w:t>
+            </w:r>
+            <w:proofErr w:type="spellEnd"/>
+            <w:r>
+              <w:rPr>
+                <w:rFonts w:eastAsiaTheme="minorEastAsia" w:hint="eastAsia"/>
+              </w:rPr>
+              <w:t>({a:i})</w:t>
+            </w:r>
+          </w:p>
+          <w:p>
+            <w:pPr>
+              <w:ind w:left="0"/>
+              <w:rPr>
+                <w:rFonts w:eastAsiaTheme="minorEastAsia"/>
+              </w:rPr>
+            </w:pPr>
+            <w:r>
+              <w:rPr>
+                <w:rFonts w:eastAsiaTheme="minorEastAsia" w:hint="eastAsia"/>
+              </w:rPr>
+              <w:t>}</w:t>
+            </w:r>
+          </w:p>
+          <w:p>
+            <w:pPr>
+              <w:ind w:left="0"/>
+              <w:rPr>
+                <w:rFonts w:eastAsiaTheme="minorEastAsia"/>
+              </w:rPr>
+            </w:pPr>
+            <w:proofErr w:type="spellStart"/>
+            <w:r>
+              <w:rPr>
+                <w:rFonts w:eastAsiaTheme="minorEastAsia" w:hint="eastAsia"/>
+              </w:rPr>
+              <w:t>db.testfindandmodify.test.find</w:t>
+            </w:r>
+            <w:proofErr w:type="spellEnd"/>
+            <w:r>
+              <w:rPr>
+                <w:rFonts w:eastAsiaTheme="minorEastAsia" w:hint="eastAsia"/>
+              </w:rPr>
+              <w:t>().remove() (</w:t>
+            </w:r>
+            <w:r>
+              <w:rPr>
+                <w:rFonts w:eastAsiaTheme="minorEastAsia" w:hint="eastAsia"/>
+              </w:rPr>
+              <w:t>一个连接上执行</w:t>
+            </w:r>
+            <w:r>
+              <w:rPr>
+                <w:rFonts w:eastAsiaTheme="minorEastAsia" w:hint="eastAsia"/>
+              </w:rPr>
+              <w:t>)</w:t>
+            </w:r>
+          </w:p>
+          <w:p>
+            <w:pPr>
+              <w:ind w:left="0"/>
+              <w:rPr>
+                <w:rFonts w:eastAsiaTheme="minorEastAsia"/>
+              </w:rPr>
+            </w:pPr>
+            <w:proofErr w:type="spellStart"/>
+            <w:r>
+              <w:rPr>
+                <w:rFonts w:eastAsiaTheme="minorEastAsia" w:hint="eastAsia"/>
+              </w:rPr>
+              <w:t>db.testfindandmodify.test.find</w:t>
+            </w:r>
+            <w:proofErr w:type="spellEnd"/>
+            <w:r>
+              <w:rPr>
+                <w:rFonts w:eastAsiaTheme="minorEastAsia" w:hint="eastAsia"/>
+              </w:rPr>
+              <w:t>(). remove()(</w:t>
+            </w:r>
+            <w:r>
+              <w:rPr>
+                <w:rFonts w:eastAsiaTheme="minorEastAsia" w:hint="eastAsia"/>
+              </w:rPr>
+              <w:t>另一个连接上执行</w:t>
+            </w:r>
+            <w:r>
+              <w:rPr>
+                <w:rFonts w:eastAsiaTheme="minorEastAsia" w:hint="eastAsia"/>
+              </w:rPr>
+              <w:t>)</w:t>
+            </w:r>
+          </w:p>
+          <w:p>
+            <w:pPr>
+              <w:ind w:left="0"/>
+            </w:pPr>
+            <w:r>
+              <w:rPr>
+                <w:rFonts w:eastAsiaTheme="minorEastAsia" w:hint="eastAsia"/>
+              </w:rPr>
+              <w:t>4.</w:t>
+            </w:r>
+            <w:r>
+              <w:rPr>
+                <w:rFonts w:eastAsiaTheme="minorEastAsia" w:hint="eastAsia"/>
+              </w:rPr>
+              <w:t>确认结果后，无论成功失败都执行</w:t>
+            </w:r>
+            <w:proofErr w:type="spellStart"/>
+            <w:r>
+              <w:rPr>
+                <w:rFonts w:eastAsiaTheme="minorEastAsia" w:hint="eastAsia"/>
+              </w:rPr>
+              <w:t>db.dropCL</w:t>
+            </w:r>
+            <w:proofErr w:type="spellEnd"/>
+            <w:r>
+              <w:rPr>
+                <w:rFonts w:eastAsiaTheme="minorEastAsia" w:hint="eastAsia"/>
+              </w:rPr>
+              <w:t>('test')</w:t>
+            </w:r>
+          </w:p>
+        </w:tc>
+        <w:tc>
+          <w:tcPr>
+            <w:tcW w:w="1754" w:type="dxa"/>
+            <w:tcBorders>
+              <w:top w:val="single" w:sz="4" w:space="0" w:color="000000" w:themeColor="text1"/>
+              <w:left w:val="single" w:sz="4" w:space="0" w:color="000000" w:themeColor="text1"/>
+              <w:bottom w:val="single" w:sz="4" w:space="0" w:color="000000" w:themeColor="text1"/>
+              <w:right w:val="single" w:sz="4" w:space="0" w:color="000000" w:themeColor="text1"/>
+            </w:tcBorders>
+          </w:tcPr>
+          <w:p>
+            <w:pPr>
+              <w:ind w:left="0"/>
+              <w:rPr>
+                <w:rFonts w:eastAsiaTheme="minorEastAsia"/>
+              </w:rPr>
+            </w:pPr>
+            <w:r>
+              <w:rPr>
+                <w:rFonts w:eastAsiaTheme="minorEastAsia" w:hint="eastAsia"/>
+              </w:rPr>
+              <w:t>所有记录皆被删除</w:t>
+            </w:r>
+          </w:p>
+        </w:tc>
+      </w:tr>
+      <w:tr>
+        <w:tc>
+          <w:tcPr>
+            <w:tcW w:w="2696" w:type="dxa"/>
+            <w:tcBorders>
+              <w:top w:val="single" w:sz="4" w:space="0" w:color="000000" w:themeColor="text1"/>
+              <w:left w:val="single" w:sz="4" w:space="0" w:color="000000" w:themeColor="text1"/>
+              <w:bottom w:val="single" w:sz="4" w:space="0" w:color="000000" w:themeColor="text1"/>
+              <w:right w:val="single" w:sz="4" w:space="0" w:color="000000" w:themeColor="text1"/>
+            </w:tcBorders>
+          </w:tcPr>
+          <w:p>
+            <w:pPr>
+              <w:ind w:left="0"/>
+            </w:pPr>
+            <w:r>
+              <w:t>Story</w:t>
+            </w:r>
+            <w:r>
+              <w:rPr>
+                <w:rFonts w:hint="eastAsia"/>
+              </w:rPr>
+              <w:t>.query.modify.001</w:t>
+            </w:r>
+            <w:r>
+              <w:rPr>
+                <w:rFonts w:eastAsiaTheme="minorEastAsia" w:hint="eastAsia"/>
+              </w:rPr>
+              <w:t>.015</w:t>
+            </w:r>
+          </w:p>
+        </w:tc>
+        <w:tc>
+          <w:tcPr>
+            <w:tcW w:w="1132" w:type="dxa"/>
+            <w:tcBorders>
+              <w:top w:val="single" w:sz="4" w:space="0" w:color="000000" w:themeColor="text1"/>
+              <w:left w:val="single" w:sz="4" w:space="0" w:color="000000" w:themeColor="text1"/>
+              <w:bottom w:val="single" w:sz="4" w:space="0" w:color="000000" w:themeColor="text1"/>
+              <w:right w:val="single" w:sz="4" w:space="0" w:color="000000" w:themeColor="text1"/>
+            </w:tcBorders>
+          </w:tcPr>
+          <w:p>
+            <w:pPr>
+              <w:ind w:left="0"/>
+              <w:rPr>
+                <w:rFonts w:eastAsiaTheme="minorEastAsia"/>
+              </w:rPr>
+            </w:pPr>
+            <w:r>
+              <w:rPr>
+                <w:rFonts w:eastAsiaTheme="minorEastAsia" w:hint="eastAsia"/>
+              </w:rPr>
+              <w:t>并发执行</w:t>
+            </w:r>
+            <w:proofErr w:type="spellStart"/>
+            <w:r>
+              <w:rPr>
+                <w:rFonts w:eastAsiaTheme="minorEastAsia" w:hint="eastAsia"/>
+              </w:rPr>
+              <w:t>findandupdate</w:t>
+            </w:r>
+            <w:proofErr w:type="spellEnd"/>
+            <w:r>
+              <w:rPr>
+                <w:rFonts w:eastAsiaTheme="minorEastAsia" w:hint="eastAsia"/>
+              </w:rPr>
+              <w:t>和</w:t>
+            </w:r>
+            <w:proofErr w:type="spellStart"/>
+            <w:r>
+              <w:rPr>
+                <w:rFonts w:eastAsiaTheme="minorEastAsia" w:hint="eastAsia"/>
+              </w:rPr>
+              <w:t>findandremove</w:t>
+            </w:r>
+            <w:proofErr w:type="spellEnd"/>
+          </w:p>
+        </w:tc>
+        <w:tc>
+          <w:tcPr>
+            <w:tcW w:w="3352" w:type="dxa"/>
+            <w:tcBorders>
+              <w:top w:val="single" w:sz="4" w:space="0" w:color="000000" w:themeColor="text1"/>
+              <w:left w:val="single" w:sz="4" w:space="0" w:color="000000" w:themeColor="text1"/>
+              <w:bottom w:val="single" w:sz="4" w:space="0" w:color="000000" w:themeColor="text1"/>
+              <w:right w:val="single" w:sz="4" w:space="0" w:color="000000" w:themeColor="text1"/>
+            </w:tcBorders>
+          </w:tcPr>
+          <w:p>
+            <w:pPr>
+              <w:ind w:left="0"/>
+            </w:pPr>
+            <w:r>
+              <w:rPr>
+                <w:rFonts w:eastAsiaTheme="minorEastAsia" w:hint="eastAsia"/>
+              </w:rPr>
+              <w:t>1.</w:t>
+            </w:r>
+            <w:r>
+              <w:rPr>
+                <w:rFonts w:eastAsiaTheme="minorEastAsia" w:hint="eastAsia"/>
+              </w:rPr>
+              <w:t>部署测试环境</w:t>
+            </w:r>
+            <w:r>
+              <w:rPr>
+                <w:rFonts w:eastAsiaTheme="minorEastAsia" w:hint="eastAsia"/>
+              </w:rPr>
+              <w:t>(</w:t>
+            </w:r>
+            <w:r>
+              <w:rPr>
+                <w:rFonts w:eastAsiaTheme="minorEastAsia" w:hint="eastAsia"/>
+              </w:rPr>
+              <w:t>独立模式</w:t>
+            </w:r>
+            <w:r>
+              <w:rPr>
+                <w:rFonts w:eastAsiaTheme="minorEastAsia" w:hint="eastAsia"/>
+              </w:rPr>
+              <w:t>/</w:t>
+            </w:r>
+            <w:r>
+              <w:rPr>
+                <w:rFonts w:eastAsiaTheme="minorEastAsia" w:hint="eastAsia"/>
+              </w:rPr>
+              <w:t>集群</w:t>
+            </w:r>
+            <w:r>
+              <w:rPr>
+                <w:rFonts w:eastAsiaTheme="minorEastAsia" w:hint="eastAsia"/>
+              </w:rPr>
+              <w:t>)</w:t>
+            </w:r>
+          </w:p>
+          <w:p>
+            <w:pPr>
+              <w:ind w:left="0"/>
+            </w:pPr>
+            <w:r>
+              <w:rPr>
+                <w:rFonts w:eastAsiaTheme="minorEastAsia" w:hint="eastAsia"/>
+              </w:rPr>
+              <w:t>2.</w:t>
+            </w:r>
+            <w:r>
+              <w:rPr>
+                <w:rFonts w:eastAsiaTheme="minorEastAsia" w:hint="eastAsia"/>
+              </w:rPr>
+              <w:t>创建测试用集合空间和集合</w:t>
+            </w:r>
+            <w:r>
+              <w:rPr>
+                <w:rFonts w:eastAsiaTheme="minorEastAsia" w:hint="eastAsia"/>
+              </w:rPr>
+              <w:t>(</w:t>
+            </w:r>
+            <w:proofErr w:type="spellStart"/>
+            <w:r>
+              <w:rPr>
+                <w:rFonts w:eastAsiaTheme="minorEastAsia" w:hint="eastAsia"/>
+              </w:rPr>
+              <w:t>testfindandmodify.test</w:t>
+            </w:r>
+            <w:proofErr w:type="spellEnd"/>
+            <w:r>
+              <w:rPr>
+                <w:rFonts w:eastAsiaTheme="minorEastAsia" w:hint="eastAsia"/>
+              </w:rPr>
+              <w:t>)</w:t>
+            </w:r>
+          </w:p>
+          <w:p>
+            <w:pPr>
+              <w:ind w:left="0"/>
+              <w:rPr>
+                <w:rFonts w:eastAsiaTheme="minorEastAsia"/>
+              </w:rPr>
+            </w:pPr>
+            <w:r>
+              <w:rPr>
+                <w:rFonts w:eastAsiaTheme="minorEastAsia" w:hint="eastAsia"/>
+              </w:rPr>
+              <w:t>3.</w:t>
+            </w:r>
+            <w:r>
+              <w:rPr>
+                <w:rFonts w:eastAsiaTheme="minorEastAsia" w:hint="eastAsia"/>
+              </w:rPr>
+              <w:t>通过</w:t>
+            </w:r>
+            <w:proofErr w:type="spellStart"/>
+            <w:r>
+              <w:rPr>
+                <w:rFonts w:eastAsiaTheme="minorEastAsia" w:hint="eastAsia"/>
+              </w:rPr>
+              <w:t>js</w:t>
+            </w:r>
+            <w:proofErr w:type="spellEnd"/>
+            <w:r>
+              <w:rPr>
+                <w:rFonts w:eastAsiaTheme="minorEastAsia" w:hint="eastAsia"/>
+              </w:rPr>
+              <w:t>执行</w:t>
+            </w:r>
+          </w:p>
+          <w:p>
+            <w:pPr>
+              <w:ind w:left="0"/>
+              <w:rPr>
+                <w:rFonts w:eastAsiaTheme="minorEastAsia"/>
+              </w:rPr>
+            </w:pPr>
+            <w:r>
+              <w:rPr>
+                <w:rFonts w:eastAsiaTheme="minorEastAsia" w:hint="eastAsia"/>
+              </w:rPr>
+              <w:t>for(</w:t>
+            </w:r>
+            <w:proofErr w:type="spellStart"/>
+            <w:r>
+              <w:rPr>
+                <w:rFonts w:eastAsiaTheme="minorEastAsia" w:hint="eastAsia"/>
+              </w:rPr>
+              <w:t>i</w:t>
+            </w:r>
+            <w:proofErr w:type="spellEnd"/>
+            <w:r>
+              <w:rPr>
+                <w:rFonts w:eastAsiaTheme="minorEastAsia" w:hint="eastAsia"/>
+              </w:rPr>
+              <w:t>=0;i&lt;1000;++</w:t>
+            </w:r>
+            <w:proofErr w:type="spellStart"/>
+            <w:r>
+              <w:rPr>
+                <w:rFonts w:eastAsiaTheme="minorEastAsia" w:hint="eastAsia"/>
+              </w:rPr>
+              <w:t>i</w:t>
+            </w:r>
+            <w:proofErr w:type="spellEnd"/>
+            <w:r>
+              <w:rPr>
+                <w:rFonts w:eastAsiaTheme="minorEastAsia" w:hint="eastAsia"/>
+              </w:rPr>
+              <w:t>){</w:t>
+            </w:r>
+          </w:p>
+          <w:p>
+            <w:pPr>
+              <w:ind w:left="0"/>
+              <w:rPr>
+                <w:rFonts w:eastAsiaTheme="minorEastAsia"/>
+              </w:rPr>
+            </w:pPr>
+            <w:proofErr w:type="spellStart"/>
+            <w:r>
+              <w:rPr>
+                <w:rFonts w:eastAsiaTheme="minorEastAsia" w:hint="eastAsia"/>
+              </w:rPr>
+              <w:t>db.testfindandmodify.test.insert</w:t>
+            </w:r>
+            <w:proofErr w:type="spellEnd"/>
+            <w:r>
+              <w:rPr>
+                <w:rFonts w:eastAsiaTheme="minorEastAsia" w:hint="eastAsia"/>
+              </w:rPr>
+              <w:t>({a:i})</w:t>
+            </w:r>
+          </w:p>
+          <w:p>
+            <w:pPr>
+              <w:ind w:left="0"/>
+              <w:rPr>
+                <w:rFonts w:eastAsiaTheme="minorEastAsia"/>
+              </w:rPr>
+            </w:pPr>
+            <w:r>
+              <w:rPr>
+                <w:rFonts w:eastAsiaTheme="minorEastAsia" w:hint="eastAsia"/>
+              </w:rPr>
+              <w:t>}</w:t>
+            </w:r>
+          </w:p>
+          <w:p>
+            <w:pPr>
+              <w:ind w:left="0"/>
+              <w:rPr>
+                <w:rFonts w:eastAsiaTheme="minorEastAsia"/>
+              </w:rPr>
+            </w:pPr>
+            <w:proofErr w:type="spellStart"/>
+            <w:r>
+              <w:rPr>
+                <w:rFonts w:eastAsiaTheme="minorEastAsia" w:hint="eastAsia"/>
+              </w:rPr>
+              <w:t>db.testfindandmodify.test.find</w:t>
+            </w:r>
+            <w:proofErr w:type="spellEnd"/>
+            <w:r>
+              <w:rPr>
+                <w:rFonts w:eastAsiaTheme="minorEastAsia" w:hint="eastAsia"/>
+              </w:rPr>
+              <w:t>()..remove()</w:t>
+            </w:r>
+            <w:r>
+              <w:rPr>
+                <w:rFonts w:eastAsiaTheme="minorEastAsia" w:hint="eastAsia"/>
+              </w:rPr>
+              <w:t>(</w:t>
+            </w:r>
+            <w:r>
+              <w:rPr>
+                <w:rFonts w:eastAsiaTheme="minorEastAsia" w:hint="eastAsia"/>
+              </w:rPr>
+              <w:t>一个连接上执行</w:t>
+            </w:r>
+            <w:r>
+              <w:rPr>
+                <w:rFonts w:eastAsiaTheme="minorEastAsia" w:hint="eastAsia"/>
+              </w:rPr>
+              <w:t>)</w:t>
+            </w:r>
+          </w:p>
+          <w:p>
+            <w:pPr>
+              <w:ind w:left="0"/>
+              <w:rPr>
+                <w:rFonts w:eastAsiaTheme="minorEastAsia"/>
+              </w:rPr>
+            </w:pPr>
+            <w:proofErr w:type="spellStart"/>
+            <w:r>
+              <w:rPr>
+                <w:rFonts w:eastAsiaTheme="minorEastAsia" w:hint="eastAsia"/>
+              </w:rPr>
+              <w:t>db.testfindandmodify.test.find</w:t>
+            </w:r>
+            <w:proofErr w:type="spellEnd"/>
+            <w:r>
+              <w:rPr>
+                <w:rFonts w:eastAsiaTheme="minorEastAsia" w:hint="eastAsia"/>
+              </w:rPr>
+              <w:t>().update({$set:{b:1}})</w:t>
+            </w:r>
+            <w:r>
+              <w:rPr>
+                <w:rFonts w:eastAsiaTheme="minorEastAsia" w:hint="eastAsia"/>
+              </w:rPr>
+              <w:t>(</w:t>
+            </w:r>
+            <w:r>
+              <w:rPr>
+                <w:rFonts w:eastAsiaTheme="minorEastAsia" w:hint="eastAsia"/>
+              </w:rPr>
+              <w:t>另一个连接上执行</w:t>
+            </w:r>
+            <w:r>
+              <w:rPr>
+                <w:rFonts w:eastAsiaTheme="minorEastAsia" w:hint="eastAsia"/>
+              </w:rPr>
+              <w:t>)</w:t>
+            </w:r>
+          </w:p>
+          <w:p>
+            <w:pPr>
+              <w:ind w:left="0"/>
+            </w:pPr>
+            <w:r>
+              <w:rPr>
+                <w:rFonts w:eastAsiaTheme="minorEastAsia" w:hint="eastAsia"/>
+              </w:rPr>
+              <w:t>4.</w:t>
+            </w:r>
+            <w:r>
+              <w:rPr>
+                <w:rFonts w:eastAsiaTheme="minorEastAsia" w:hint="eastAsia"/>
+              </w:rPr>
+              <w:t>确认结果后，无论成功失败都执行</w:t>
+            </w:r>
+            <w:proofErr w:type="spellStart"/>
+            <w:r>
+              <w:rPr>
+                <w:rFonts w:eastAsiaTheme="minorEastAsia" w:hint="eastAsia"/>
+              </w:rPr>
+              <w:t>db.dropCL</w:t>
+            </w:r>
+            <w:proofErr w:type="spellEnd"/>
+            <w:r>
+              <w:rPr>
+                <w:rFonts w:eastAsiaTheme="minorEastAsia" w:hint="eastAsia"/>
+              </w:rPr>
+              <w:t>('test')</w:t>
+            </w:r>
+          </w:p>
+        </w:tc>
+        <w:tc>
+          <w:tcPr>
+            <w:tcW w:w="1754" w:type="dxa"/>
+            <w:tcBorders>
+              <w:top w:val="single" w:sz="4" w:space="0" w:color="000000" w:themeColor="text1"/>
+              <w:left w:val="single" w:sz="4" w:space="0" w:color="000000" w:themeColor="text1"/>
+              <w:bottom w:val="single" w:sz="4" w:space="0" w:color="000000" w:themeColor="text1"/>
+              <w:right w:val="single" w:sz="4" w:space="0" w:color="000000" w:themeColor="text1"/>
+            </w:tcBorders>
+          </w:tcPr>
+          <w:p>
+            <w:pPr>
+              <w:ind w:left="0"/>
+              <w:rPr>
+                <w:rFonts w:eastAsiaTheme="minorEastAsia"/>
+              </w:rPr>
+            </w:pPr>
+            <w:r>
+              <w:rPr>
+                <w:rFonts w:eastAsiaTheme="minorEastAsia" w:hint="eastAsia"/>
+              </w:rPr>
+              <w:t>最终记录数为</w:t>
+            </w:r>
+            <w:r>
+              <w:rPr>
+                <w:rFonts w:eastAsiaTheme="minorEastAsia" w:hint="eastAsia"/>
+              </w:rPr>
+              <w:t>0</w:t>
+            </w:r>
+          </w:p>
+        </w:tc>
+      </w:tr>
+      <w:tr>
+        <w:tc>
+          <w:tcPr>
+            <w:tcW w:w="2696" w:type="dxa"/>
+            <w:tcBorders>
+              <w:top w:val="single" w:sz="4" w:space="0" w:color="000000" w:themeColor="text1"/>
+              <w:left w:val="single" w:sz="4" w:space="0" w:color="000000" w:themeColor="text1"/>
+              <w:bottom w:val="single" w:sz="4" w:space="0" w:color="000000" w:themeColor="text1"/>
+              <w:right w:val="single" w:sz="4" w:space="0" w:color="000000" w:themeColor="text1"/>
+            </w:tcBorders>
+          </w:tcPr>
+          <w:p>
+            <w:pPr>
+              <w:ind w:left="0"/>
+            </w:pPr>
+            <w:r>
+              <w:t>Story</w:t>
+            </w:r>
+            <w:r>
+              <w:rPr>
+                <w:rFonts w:hint="eastAsia"/>
+              </w:rPr>
+              <w:t>.query.modify.001</w:t>
+            </w:r>
+            <w:r>
+              <w:rPr>
+                <w:rFonts w:eastAsiaTheme="minorEastAsia" w:hint="eastAsia"/>
+              </w:rPr>
+              <w:t>.015</w:t>
+            </w:r>
+          </w:p>
+        </w:tc>
+        <w:tc>
+          <w:tcPr>
+            <w:tcW w:w="1132" w:type="dxa"/>
+            <w:tcBorders>
+              <w:top w:val="single" w:sz="4" w:space="0" w:color="000000" w:themeColor="text1"/>
+              <w:left w:val="single" w:sz="4" w:space="0" w:color="000000" w:themeColor="text1"/>
+              <w:bottom w:val="single" w:sz="4" w:space="0" w:color="000000" w:themeColor="text1"/>
+              <w:right w:val="single" w:sz="4" w:space="0" w:color="000000" w:themeColor="text1"/>
+            </w:tcBorders>
+          </w:tcPr>
+          <w:p>
+            <w:pPr>
+              <w:pStyle w:val="HTMLPreformatted"/>
+            </w:pPr>
+            <w:r>
+              <w:rPr>
+                <w:rFonts w:eastAsiaTheme="minorEastAsia" w:hint="eastAsia"/>
+              </w:rPr>
+              <w:t>设置</w:t>
+            </w:r>
+            <w:r>
+              <w:t xml:space="preserve"> </w:t>
+            </w:r>
+            <w:proofErr w:type="spellStart"/>
+            <w:r>
+              <w:t>setSess</w:t>
+            </w:r>
+            <w:r>
+              <w:lastRenderedPageBreak/>
+              <w:t>ionAttr</w:t>
+            </w:r>
+            <w:proofErr w:type="spellEnd"/>
+            <w:r>
+              <w:t>({</w:t>
+            </w:r>
+            <w:proofErr w:type="spellStart"/>
+            <w:r>
+              <w:t>PreferedInstance</w:t>
+            </w:r>
+            <w:proofErr w:type="spellEnd"/>
+            <w:r>
+              <w:t>:"</w:t>
+            </w:r>
+            <w:r>
+              <w:rPr>
+                <w:rFonts w:hint="eastAsia"/>
+              </w:rPr>
+              <w:t>s</w:t>
+            </w:r>
+            <w:r>
+              <w:t>"})</w:t>
+            </w:r>
+          </w:p>
+          <w:p>
+            <w:pPr>
+              <w:ind w:left="0"/>
+              <w:rPr>
+                <w:rFonts w:eastAsiaTheme="minorEastAsia" w:hint="eastAsia"/>
+              </w:rPr>
+            </w:pPr>
+          </w:p>
+        </w:tc>
+        <w:tc>
+          <w:tcPr>
+            <w:tcW w:w="3352" w:type="dxa"/>
+            <w:tcBorders>
+              <w:top w:val="single" w:sz="4" w:space="0" w:color="000000" w:themeColor="text1"/>
+              <w:left w:val="single" w:sz="4" w:space="0" w:color="000000" w:themeColor="text1"/>
+              <w:bottom w:val="single" w:sz="4" w:space="0" w:color="000000" w:themeColor="text1"/>
+              <w:right w:val="single" w:sz="4" w:space="0" w:color="000000" w:themeColor="text1"/>
+            </w:tcBorders>
+          </w:tcPr>
+          <w:p>
+            <w:pPr>
+              <w:ind w:left="0"/>
+            </w:pPr>
+            <w:r>
+              <w:rPr>
+                <w:rFonts w:eastAsiaTheme="minorEastAsia" w:hint="eastAsia"/>
+              </w:rPr>
+              <w:lastRenderedPageBreak/>
+              <w:t>1.</w:t>
+            </w:r>
+            <w:r>
+              <w:rPr>
+                <w:rFonts w:eastAsiaTheme="minorEastAsia" w:hint="eastAsia"/>
+              </w:rPr>
+              <w:t>部署测试环境</w:t>
+            </w:r>
+            <w:r>
+              <w:rPr>
+                <w:rFonts w:eastAsiaTheme="minorEastAsia" w:hint="eastAsia"/>
+              </w:rPr>
+              <w:t>(</w:t>
+            </w:r>
+            <w:r>
+              <w:rPr>
+                <w:rFonts w:eastAsiaTheme="minorEastAsia" w:hint="eastAsia"/>
+              </w:rPr>
+              <w:t>独立模式</w:t>
+            </w:r>
+            <w:r>
+              <w:rPr>
+                <w:rFonts w:eastAsiaTheme="minorEastAsia" w:hint="eastAsia"/>
+              </w:rPr>
+              <w:t>/</w:t>
+            </w:r>
+            <w:r>
+              <w:rPr>
+                <w:rFonts w:eastAsiaTheme="minorEastAsia" w:hint="eastAsia"/>
+              </w:rPr>
+              <w:t>集群</w:t>
+            </w:r>
+            <w:r>
+              <w:rPr>
+                <w:rFonts w:eastAsiaTheme="minorEastAsia" w:hint="eastAsia"/>
+              </w:rPr>
+              <w:t>)</w:t>
+            </w:r>
+          </w:p>
+          <w:p>
+            <w:pPr>
+              <w:ind w:left="0"/>
+            </w:pPr>
+            <w:r>
+              <w:rPr>
+                <w:rFonts w:eastAsiaTheme="minorEastAsia" w:hint="eastAsia"/>
+              </w:rPr>
+              <w:t>2.</w:t>
+            </w:r>
+            <w:r>
+              <w:rPr>
+                <w:rFonts w:eastAsiaTheme="minorEastAsia" w:hint="eastAsia"/>
+              </w:rPr>
+              <w:t>创建测试用集合空间和集合</w:t>
+            </w:r>
+            <w:r>
+              <w:rPr>
+                <w:rFonts w:eastAsiaTheme="minorEastAsia" w:hint="eastAsia"/>
+              </w:rPr>
+              <w:lastRenderedPageBreak/>
+              <w:t>(</w:t>
+            </w:r>
+            <w:proofErr w:type="spellStart"/>
+            <w:r>
+              <w:rPr>
+                <w:rFonts w:eastAsiaTheme="minorEastAsia" w:hint="eastAsia"/>
+              </w:rPr>
+              <w:t>testfindandmodify.test</w:t>
+            </w:r>
+            <w:proofErr w:type="spellEnd"/>
+            <w:r>
+              <w:rPr>
+                <w:rFonts w:eastAsiaTheme="minorEastAsia" w:hint="eastAsia"/>
+              </w:rPr>
+              <w:t>)</w:t>
+            </w:r>
+          </w:p>
+          <w:p>
+            <w:pPr>
+              <w:ind w:left="0"/>
+              <w:rPr>
+                <w:rFonts w:eastAsiaTheme="minorEastAsia" w:hint="eastAsia"/>
+              </w:rPr>
+            </w:pPr>
+            <w:r>
+              <w:rPr>
+                <w:rFonts w:eastAsiaTheme="minorEastAsia" w:hint="eastAsia"/>
+              </w:rPr>
+              <w:t>3.</w:t>
+            </w:r>
+            <w:r>
+              <w:rPr>
+                <w:rFonts w:eastAsiaTheme="minorEastAsia" w:hint="eastAsia"/>
+              </w:rPr>
+              <w:t>通过</w:t>
+            </w:r>
+            <w:proofErr w:type="spellStart"/>
+            <w:r>
+              <w:rPr>
+                <w:rFonts w:eastAsiaTheme="minorEastAsia" w:hint="eastAsia"/>
+              </w:rPr>
+              <w:t>js</w:t>
+            </w:r>
+            <w:proofErr w:type="spellEnd"/>
+            <w:r>
+              <w:rPr>
+                <w:rFonts w:eastAsiaTheme="minorEastAsia" w:hint="eastAsia"/>
+              </w:rPr>
+              <w:t>执行</w:t>
+            </w:r>
+          </w:p>
+          <w:p>
+            <w:pPr>
+              <w:pStyle w:val="HTMLPreformatted"/>
+            </w:pPr>
+            <w:r>
+              <w:rPr>
+                <w:rFonts w:eastAsiaTheme="minorEastAsia" w:hint="eastAsia"/>
+              </w:rPr>
+              <w:t>db.</w:t>
+            </w:r>
+            <w:r>
+              <w:t xml:space="preserve"> </w:t>
+            </w:r>
+            <w:proofErr w:type="spellStart"/>
+            <w:r>
+              <w:t>setSessionAttr</w:t>
+            </w:r>
+            <w:proofErr w:type="spellEnd"/>
+            <w:r>
+              <w:t>({</w:t>
+            </w:r>
+            <w:proofErr w:type="spellStart"/>
+            <w:r>
+              <w:t>PreferedInstance</w:t>
+            </w:r>
+            <w:proofErr w:type="spellEnd"/>
+            <w:r>
+              <w:t>:"</w:t>
+            </w:r>
+            <w:r>
+              <w:rPr>
+                <w:rFonts w:hint="eastAsia"/>
+              </w:rPr>
+              <w:t>S</w:t>
+            </w:r>
+            <w:r>
+              <w:t>"})</w:t>
+            </w:r>
+          </w:p>
+          <w:p>
+            <w:pPr>
+              <w:ind w:left="0"/>
+              <w:rPr>
+                <w:rFonts w:eastAsiaTheme="minorEastAsia"/>
+              </w:rPr>
+            </w:pPr>
+          </w:p>
+          <w:p>
+            <w:pPr>
+              <w:ind w:left="0"/>
+              <w:rPr>
+                <w:rFonts w:eastAsiaTheme="minorEastAsia"/>
+              </w:rPr>
+            </w:pPr>
+            <w:r>
+              <w:rPr>
+                <w:rFonts w:eastAsiaTheme="minorEastAsia" w:hint="eastAsia"/>
+              </w:rPr>
+              <w:t>for(</w:t>
+            </w:r>
+            <w:proofErr w:type="spellStart"/>
+            <w:r>
+              <w:rPr>
+                <w:rFonts w:eastAsiaTheme="minorEastAsia" w:hint="eastAsia"/>
+              </w:rPr>
+              <w:t>i</w:t>
+            </w:r>
+            <w:proofErr w:type="spellEnd"/>
+            <w:r>
+              <w:rPr>
+                <w:rFonts w:eastAsiaTheme="minorEastAsia" w:hint="eastAsia"/>
+              </w:rPr>
+              <w:t>=0;i&lt;1000;++</w:t>
+            </w:r>
+            <w:proofErr w:type="spellStart"/>
+            <w:r>
+              <w:rPr>
+                <w:rFonts w:eastAsiaTheme="minorEastAsia" w:hint="eastAsia"/>
+              </w:rPr>
+              <w:t>i</w:t>
+            </w:r>
+            <w:proofErr w:type="spellEnd"/>
+            <w:r>
+              <w:rPr>
+                <w:rFonts w:eastAsiaTheme="minorEastAsia" w:hint="eastAsia"/>
+              </w:rPr>
+              <w:t>){</w:t>
+            </w:r>
+          </w:p>
+          <w:p>
+            <w:pPr>
+              <w:ind w:left="0"/>
+              <w:rPr>
+                <w:rFonts w:eastAsiaTheme="minorEastAsia"/>
+              </w:rPr>
+            </w:pPr>
+            <w:proofErr w:type="spellStart"/>
+            <w:r>
+              <w:rPr>
+                <w:rFonts w:eastAsiaTheme="minorEastAsia" w:hint="eastAsia"/>
+              </w:rPr>
+              <w:t>db.testfindandmodify.test.insert</w:t>
+            </w:r>
+            <w:proofErr w:type="spellEnd"/>
+            <w:r>
+              <w:rPr>
+                <w:rFonts w:eastAsiaTheme="minorEastAsia" w:hint="eastAsia"/>
+              </w:rPr>
+              <w:t>({a:i})</w:t>
+            </w:r>
+          </w:p>
+          <w:p>
+            <w:pPr>
+              <w:ind w:left="0"/>
+              <w:rPr>
+                <w:rFonts w:eastAsiaTheme="minorEastAsia"/>
+              </w:rPr>
+            </w:pPr>
+            <w:r>
+              <w:rPr>
+                <w:rFonts w:eastAsiaTheme="minorEastAsia" w:hint="eastAsia"/>
+              </w:rPr>
+              <w:t>}</w:t>
+            </w:r>
+          </w:p>
+          <w:p>
+            <w:pPr>
+              <w:ind w:left="0"/>
+              <w:rPr>
+                <w:rFonts w:eastAsiaTheme="minorEastAsia" w:hint="eastAsia"/>
+              </w:rPr>
+            </w:pPr>
+            <w:r>
+              <w:rPr>
+                <w:rFonts w:eastAsiaTheme="minorEastAsia" w:hint="eastAsia"/>
+              </w:rPr>
+              <w:t xml:space="preserve">db.testfindandmodify.test.find({a:{$gt:100}}).update({$set:{b:1}}) </w:t>
+            </w:r>
+          </w:p>
+          <w:p>
+            <w:pPr>
+              <w:pStyle w:val="HTMLPreformatted"/>
+              <w:rPr>
+                <w:rFonts w:hint="eastAsia"/>
+              </w:rPr>
+            </w:pPr>
+            <w:r>
+              <w:rPr>
+                <w:rFonts w:eastAsiaTheme="minorEastAsia" w:hint="eastAsia"/>
+              </w:rPr>
+              <w:t>db.</w:t>
+            </w:r>
+            <w:r>
+              <w:t xml:space="preserve"> </w:t>
+            </w:r>
+            <w:proofErr w:type="spellStart"/>
+            <w:r>
+              <w:t>setSessionAttr</w:t>
+            </w:r>
+            <w:proofErr w:type="spellEnd"/>
+            <w:r>
+              <w:t>({</w:t>
+            </w:r>
+            <w:proofErr w:type="spellStart"/>
+            <w:r>
+              <w:t>PreferedInstance</w:t>
+            </w:r>
+            <w:proofErr w:type="spellEnd"/>
+            <w:r>
+              <w:t>:"</w:t>
+            </w:r>
+            <w:r>
+              <w:rPr>
+                <w:rFonts w:hint="eastAsia"/>
+              </w:rPr>
+              <w:t>M</w:t>
+            </w:r>
+            <w:r>
+              <w:t>"})</w:t>
+            </w:r>
+          </w:p>
+          <w:p>
+            <w:pPr>
+              <w:ind w:left="0"/>
+              <w:rPr>
+                <w:rFonts w:eastAsiaTheme="minorEastAsia" w:hint="eastAsia"/>
+              </w:rPr>
+            </w:pPr>
+            <w:r>
+              <w:rPr>
+                <w:rFonts w:eastAsiaTheme="minorEastAsia" w:hint="eastAsia"/>
+              </w:rPr>
+              <w:t>查询更新在主节点上生效</w:t>
+            </w:r>
+          </w:p>
+          <w:p>
+            <w:pPr>
+              <w:pStyle w:val="HTMLPreformatted"/>
+            </w:pPr>
+            <w:r>
+              <w:rPr>
+                <w:rFonts w:eastAsiaTheme="minorEastAsia" w:hint="eastAsia"/>
+              </w:rPr>
+              <w:t>db.</w:t>
+            </w:r>
+            <w:r>
+              <w:t xml:space="preserve"> </w:t>
+            </w:r>
+            <w:proofErr w:type="spellStart"/>
+            <w:r>
+              <w:t>setSessionAttr</w:t>
+            </w:r>
+            <w:proofErr w:type="spellEnd"/>
+            <w:r>
+              <w:t>({</w:t>
+            </w:r>
+            <w:proofErr w:type="spellStart"/>
+            <w:r>
+              <w:t>PreferedInstance</w:t>
+            </w:r>
+            <w:proofErr w:type="spellEnd"/>
+            <w:r>
+              <w:t>:"</w:t>
+            </w:r>
+            <w:r>
+              <w:rPr>
+                <w:rFonts w:hint="eastAsia"/>
+              </w:rPr>
+              <w:t>S</w:t>
+            </w:r>
+            <w:r>
+              <w:t>"})</w:t>
+            </w:r>
+          </w:p>
+          <w:p>
+            <w:pPr>
+              <w:ind w:left="0"/>
+              <w:rPr>
+                <w:rFonts w:eastAsiaTheme="minorEastAsia" w:hint="eastAsia"/>
+              </w:rPr>
+            </w:pPr>
+          </w:p>
+          <w:p>
+            <w:pPr>
+              <w:ind w:left="0"/>
+              <w:rPr>
+                <w:rFonts w:eastAsiaTheme="minorEastAsia" w:hint="eastAsia"/>
+              </w:rPr>
+            </w:pPr>
+            <w:proofErr w:type="spellStart"/>
+            <w:r>
+              <w:rPr>
+                <w:rFonts w:eastAsiaTheme="minorEastAsia" w:hint="eastAsia"/>
+              </w:rPr>
+              <w:t>db.testfindandmodify.test.find</w:t>
+            </w:r>
+            <w:proofErr w:type="spellEnd"/>
+            <w:r>
+              <w:rPr>
+                <w:rFonts w:eastAsiaTheme="minorEastAsia" w:hint="eastAsia"/>
+              </w:rPr>
+              <w:t>({a:{$gt:50).remove()</w:t>
+            </w:r>
+          </w:p>
+          <w:p>
+            <w:pPr>
+              <w:pStyle w:val="HTMLPreformatted"/>
+            </w:pPr>
+            <w:r>
+              <w:rPr>
+                <w:rFonts w:eastAsiaTheme="minorEastAsia" w:hint="eastAsia"/>
+              </w:rPr>
+              <w:t>db.</w:t>
+            </w:r>
+            <w:r>
+              <w:t xml:space="preserve"> </w:t>
+            </w:r>
+            <w:proofErr w:type="spellStart"/>
+            <w:r>
+              <w:t>setSessionAttr</w:t>
+            </w:r>
+            <w:proofErr w:type="spellEnd"/>
+            <w:r>
+              <w:t>({</w:t>
+            </w:r>
+            <w:proofErr w:type="spellStart"/>
+            <w:r>
+              <w:t>PreferedInstance</w:t>
+            </w:r>
+            <w:proofErr w:type="spellEnd"/>
+            <w:r>
+              <w:t>:"</w:t>
+            </w:r>
+            <w:r>
+              <w:rPr>
+                <w:rFonts w:hint="eastAsia"/>
+              </w:rPr>
+              <w:t>M</w:t>
+            </w:r>
+            <w:r>
+              <w:t>"})</w:t>
+            </w:r>
+          </w:p>
+          <w:p>
+            <w:pPr>
+              <w:ind w:left="0"/>
+              <w:rPr>
+                <w:rFonts w:eastAsiaTheme="minorEastAsia" w:hint="eastAsia"/>
+              </w:rPr>
+            </w:pPr>
+            <w:r>
+              <w:rPr>
+                <w:rFonts w:eastAsiaTheme="minorEastAsia" w:hint="eastAsia"/>
+              </w:rPr>
+              <w:t>查询删除在主节点上生效</w:t>
+            </w:r>
+          </w:p>
+          <w:p>
+            <w:pPr>
+              <w:ind w:left="0"/>
+              <w:rPr>
+                <w:rFonts w:hint="eastAsia"/>
+              </w:rPr>
+            </w:pPr>
+            <w:r>
+              <w:rPr>
+                <w:rFonts w:eastAsiaTheme="minorEastAsia" w:hint="eastAsia"/>
+              </w:rPr>
+              <w:t>4.</w:t>
+            </w:r>
+            <w:r>
+              <w:rPr>
+                <w:rFonts w:eastAsiaTheme="minorEastAsia" w:hint="eastAsia"/>
+              </w:rPr>
+              <w:t>确认结果后，无论成功失败都执行</w:t>
+            </w:r>
+            <w:proofErr w:type="spellStart"/>
+            <w:r>
+              <w:rPr>
+                <w:rFonts w:eastAsiaTheme="minorEastAsia" w:hint="eastAsia"/>
+              </w:rPr>
+              <w:t>db.dropCL</w:t>
+            </w:r>
+            <w:proofErr w:type="spellEnd"/>
+            <w:r>
+              <w:rPr>
+                <w:rFonts w:eastAsiaTheme="minorEastAsia" w:hint="eastAsia"/>
+              </w:rPr>
+              <w:t>('test')</w:t>
+            </w:r>
+          </w:p>
+        </w:tc>
+        <w:tc>
+          <w:tcPr>
+            <w:tcW w:w="1754" w:type="dxa"/>
+            <w:tcBorders>
+              <w:top w:val="single" w:sz="4" w:space="0" w:color="000000" w:themeColor="text1"/>
+              <w:left w:val="single" w:sz="4" w:space="0" w:color="000000" w:themeColor="text1"/>
+              <w:bottom w:val="single" w:sz="4" w:space="0" w:color="000000" w:themeColor="text1"/>
+              <w:right w:val="single" w:sz="4" w:space="0" w:color="000000" w:themeColor="text1"/>
+            </w:tcBorders>
+          </w:tcPr>
+          <w:p>
+            <w:pPr>
+              <w:ind w:left="0"/>
+              <w:rPr>
+                <w:rFonts w:eastAsiaTheme="minorEastAsia" w:hint="eastAsia"/>
+              </w:rPr>
+            </w:pPr>
+            <w:r>
+              <w:rPr>
+                <w:rFonts w:eastAsiaTheme="minorEastAsia" w:hint="eastAsia"/>
+              </w:rPr>
+              <w:lastRenderedPageBreak/>
+              <w:t>确认修改不会只在备节点生效</w:t>
+            </w:r>
           </w:p>
         </w:tc>
       </w:tr>
     </w:tbl>
+    <w:p>
+      <w:pPr>
+        <w:rPr>
+          <w:rFonts w:hint="eastAsia"/>
+        </w:rPr>
+      </w:pPr>
+    </w:p>
+    <w:p/>
     <w:p/>
     <w:p>
       <w:pPr>
@@ -4863,6 +12185,58 @@
       <w:szCs w:val="18"/>
     </w:rPr>
   </w:style>
+  <w:style w:type="paragraph" w:styleId="HTMLPreformatted">
+    <w:name w:val="HTML Preformatted"/>
+    <w:basedOn w:val="Normal"/>
+    <w:link w:val="HTMLPreformattedChar"/>
+    <w:uiPriority w:val="99"/>
+    <w:semiHidden/>
+    <w:unhideWhenUsed/>
+    <w:rsid w:val="00867D74"/>
+    <w:pPr>
+      <w:widowControl/>
+      <w:tabs>
+        <w:tab w:val="left" w:pos="916"/>
+        <w:tab w:val="left" w:pos="1832"/>
+        <w:tab w:val="left" w:pos="2748"/>
+        <w:tab w:val="left" w:pos="3664"/>
+        <w:tab w:val="left" w:pos="4580"/>
+        <w:tab w:val="left" w:pos="5496"/>
+        <w:tab w:val="left" w:pos="6412"/>
+        <w:tab w:val="left" w:pos="7328"/>
+        <w:tab w:val="left" w:pos="8244"/>
+        <w:tab w:val="left" w:pos="9160"/>
+        <w:tab w:val="left" w:pos="10076"/>
+        <w:tab w:val="left" w:pos="10992"/>
+        <w:tab w:val="left" w:pos="11908"/>
+        <w:tab w:val="left" w:pos="12824"/>
+        <w:tab w:val="left" w:pos="13740"/>
+        <w:tab w:val="left" w:pos="14656"/>
+      </w:tabs>
+      <w:ind w:left="0"/>
+      <w:jc w:val="left"/>
+    </w:pPr>
+    <w:rPr>
+      <w:rFonts w:ascii="宋体" w:eastAsia="宋体" w:hAnsi="宋体" w:cs="宋体"/>
+      <w:kern w:val="0"/>
+      <w:sz w:val="24"/>
+      <w:szCs w:val="24"/>
+    </w:rPr>
+  </w:style>
+  <w:style w:type="character" w:customStyle="1" w:styleId="HTMLPreformattedChar">
+    <w:name w:val="HTML Preformatted Char"/>
+    <w:basedOn w:val="DefaultParagraphFont"/>
+    <w:link w:val="HTMLPreformatted"/>
+    <w:uiPriority w:val="99"/>
+    <w:semiHidden/>
+    <w:rsid w:val="00867D74"/>
+    <w:rPr>
+      <w:rFonts w:ascii="宋体" w:eastAsia="宋体" w:hAnsi="宋体" w:cs="宋体"/>
+      <w:kern w:val="0"/>
+      <w:sz w:val="24"/>
+      <w:szCs w:val="24"/>
+    </w:rPr>
+  </w:style>
 </w:styles>
 </file>
 

--- a/internal_doc/03.开发设计/Story-findAndModify.docx
+++ b/internal_doc/03.开发设计/Story-findAndModify.docx
@@ -6,14 +6,12 @@
       <w:pPr>
         <w:pStyle w:val="Title"/>
       </w:pPr>
-      <w:proofErr w:type="spellStart"/>
       <w:r>
         <w:rPr>
           <w:rFonts w:hint="eastAsia"/>
         </w:rPr>
         <w:t>findAndModify</w:t>
       </w:r>
-      <w:proofErr w:type="spellEnd"/>
       <w:r>
         <w:rPr>
           <w:rFonts w:hint="eastAsia"/>
@@ -108,11 +106,9 @@
               </w:rPr>
               <w:t xml:space="preserve"> </w:t>
             </w:r>
-            <w:proofErr w:type="spellStart"/>
             <w:r>
               <w:t>Weichao</w:t>
             </w:r>
-            <w:proofErr w:type="spellEnd"/>
           </w:p>
         </w:tc>
         <w:tc>
@@ -240,7 +236,6 @@
         </w:rPr>
         <w:t>提供</w:t>
       </w:r>
-      <w:proofErr w:type="spellStart"/>
       <w:r>
         <w:rPr>
           <w:rFonts w:hint="eastAsia"/>
@@ -248,7 +243,6 @@
         </w:rPr>
         <w:t>findAndUpdate</w:t>
       </w:r>
-      <w:proofErr w:type="spellEnd"/>
       <w:r>
         <w:rPr>
           <w:rFonts w:hint="eastAsia"/>
@@ -256,7 +250,6 @@
         </w:rPr>
         <w:t>和</w:t>
       </w:r>
-      <w:proofErr w:type="spellStart"/>
       <w:r>
         <w:rPr>
           <w:rFonts w:hint="eastAsia"/>
@@ -264,7 +257,6 @@
         </w:rPr>
         <w:t>findAndRemove</w:t>
       </w:r>
-      <w:proofErr w:type="spellEnd"/>
       <w:r>
         <w:rPr>
           <w:rFonts w:hint="eastAsia"/>
@@ -389,7 +381,6 @@
         </w:rPr>
         <w:t>增加</w:t>
       </w:r>
-      <w:proofErr w:type="spellStart"/>
       <w:r>
         <w:rPr>
           <w:rFonts w:hint="eastAsia"/>
@@ -397,7 +388,6 @@
         </w:rPr>
         <w:t>findAndUpdate</w:t>
       </w:r>
-      <w:proofErr w:type="spellEnd"/>
       <w:r>
         <w:rPr>
           <w:rFonts w:hint="eastAsia"/>
@@ -405,7 +395,6 @@
         </w:rPr>
         <w:t>和</w:t>
       </w:r>
-      <w:proofErr w:type="spellStart"/>
       <w:r>
         <w:rPr>
           <w:rFonts w:hint="eastAsia"/>
@@ -413,7 +402,6 @@
         </w:rPr>
         <w:t>findAndRemove</w:t>
       </w:r>
-      <w:proofErr w:type="spellEnd"/>
       <w:r>
         <w:rPr>
           <w:rFonts w:hint="eastAsia"/>
@@ -516,19 +504,11 @@
         </w:rPr>
         <w:t>在</w:t>
       </w:r>
-      <w:proofErr w:type="spellStart"/>
-      <w:r>
-        <w:rPr>
-          <w:rFonts w:hint="eastAsia"/>
-        </w:rPr>
-        <w:t>sdb</w:t>
-      </w:r>
-      <w:proofErr w:type="spellEnd"/>
-      <w:r>
-        <w:rPr>
-          <w:rFonts w:hint="eastAsia"/>
-        </w:rPr>
-        <w:t xml:space="preserve"> shell</w:t>
+      <w:r>
+        <w:rPr>
+          <w:rFonts w:hint="eastAsia"/>
+        </w:rPr>
+        <w:t>sdb shell</w:t>
       </w:r>
       <w:r>
         <w:rPr>
@@ -589,11 +569,9 @@
         </w:rPr>
         <w:t>在</w:t>
       </w:r>
-      <w:proofErr w:type="spellStart"/>
       <w:r>
         <w:t>MsgOpQuery</w:t>
       </w:r>
-      <w:proofErr w:type="spellEnd"/>
       <w:r>
         <w:rPr>
           <w:rFonts w:hint="eastAsia"/>
@@ -691,33 +669,11 @@
       <w:pPr>
         <w:ind w:firstLine="405"/>
       </w:pPr>
-      <w:proofErr w:type="spellStart"/>
-      <w:r>
-        <w:rPr>
-          <w:rFonts w:hint="eastAsia"/>
-        </w:rPr>
-        <w:t>returnnew</w:t>
-      </w:r>
-      <w:proofErr w:type="spellEnd"/>
-      <w:r>
-        <w:rPr>
-          <w:rFonts w:hint="eastAsia"/>
-        </w:rPr>
-        <w:t>: &lt;</w:t>
-      </w:r>
-      <w:proofErr w:type="spellStart"/>
-      <w:r>
-        <w:rPr>
-          <w:rFonts w:hint="eastAsia"/>
-        </w:rPr>
-        <w:t>boolean</w:t>
-      </w:r>
-      <w:proofErr w:type="spellEnd"/>
-      <w:r>
-        <w:rPr>
-          <w:rFonts w:hint="eastAsia"/>
-        </w:rPr>
-        <w:t>&gt;,</w:t>
+      <w:r>
+        <w:rPr>
+          <w:rFonts w:hint="eastAsia"/>
+        </w:rPr>
+        <w:t>returnnew: &lt;boolean&gt;,</w:t>
       </w:r>
     </w:p>
     <w:p>
@@ -728,21 +684,7 @@
         <w:rPr>
           <w:rFonts w:hint="eastAsia"/>
         </w:rPr>
-        <w:t>remove: &lt;</w:t>
-      </w:r>
-      <w:proofErr w:type="spellStart"/>
-      <w:r>
-        <w:rPr>
-          <w:rFonts w:hint="eastAsia"/>
-        </w:rPr>
-        <w:t>boolean</w:t>
-      </w:r>
-      <w:proofErr w:type="spellEnd"/>
-      <w:r>
-        <w:rPr>
-          <w:rFonts w:hint="eastAsia"/>
-        </w:rPr>
-        <w:t>&gt;</w:t>
+        <w:t>remove: &lt;boolean&gt;</w:t>
       </w:r>
     </w:p>
     <w:p>
@@ -903,14 +845,12 @@
         </w:numPr>
         <w:ind w:firstLineChars="0"/>
       </w:pPr>
-      <w:proofErr w:type="spellStart"/>
       <w:r>
         <w:rPr>
           <w:rFonts w:hint="eastAsia"/>
         </w:rPr>
         <w:t>returnnew</w:t>
       </w:r>
-      <w:proofErr w:type="spellEnd"/>
       <w:r>
         <w:rPr>
           <w:rFonts w:hint="eastAsia"/>
@@ -1046,11 +986,9 @@
         </w:rPr>
         <w:t>在</w:t>
       </w:r>
-      <w:proofErr w:type="spellStart"/>
       <w:r>
         <w:t>MsgOpQuery</w:t>
       </w:r>
-      <w:proofErr w:type="spellEnd"/>
       <w:r>
         <w:rPr>
           <w:rFonts w:hint="eastAsia"/>
@@ -1129,14 +1067,12 @@
         </w:rPr>
         <w:t>增加类</w:t>
       </w:r>
-      <w:proofErr w:type="spellStart"/>
       <w:r>
         <w:rPr>
           <w:rFonts w:hint="eastAsia"/>
         </w:rPr>
         <w:t>rtnQueryModifier</w:t>
       </w:r>
-      <w:proofErr w:type="spellEnd"/>
       <w:r>
         <w:rPr>
           <w:rFonts w:hint="eastAsia"/>
@@ -1171,25 +1107,21 @@
         </w:rPr>
         <w:t>将</w:t>
       </w:r>
-      <w:proofErr w:type="spellStart"/>
       <w:r>
         <w:rPr>
           <w:rFonts w:hint="eastAsia"/>
         </w:rPr>
         <w:t>rtnQueryModifier</w:t>
       </w:r>
-      <w:proofErr w:type="spellEnd"/>
       <w:r>
         <w:rPr>
           <w:rFonts w:hint="eastAsia"/>
         </w:rPr>
         <w:t>关联到</w:t>
       </w:r>
-      <w:proofErr w:type="spellStart"/>
       <w:r>
         <w:t>rtnContextData</w:t>
       </w:r>
-      <w:proofErr w:type="spellEnd"/>
       <w:r>
         <w:rPr>
           <w:rFonts w:hint="eastAsia"/>
@@ -1236,19 +1168,11 @@
         </w:rPr>
         <w:t>在查询操作执行</w:t>
       </w:r>
-      <w:proofErr w:type="spellStart"/>
-      <w:r>
-        <w:rPr>
-          <w:rFonts w:hint="eastAsia"/>
-        </w:rPr>
-        <w:t>rtnGetMore</w:t>
-      </w:r>
-      <w:proofErr w:type="spellEnd"/>
-      <w:r>
-        <w:rPr>
-          <w:rFonts w:hint="eastAsia"/>
-        </w:rPr>
-        <w:t>()</w:t>
+      <w:r>
+        <w:rPr>
+          <w:rFonts w:hint="eastAsia"/>
+        </w:rPr>
+        <w:t>rtnGetMore()</w:t>
       </w:r>
       <w:r>
         <w:rPr>
@@ -1260,16 +1184,8 @@
         <w:rPr>
           <w:rFonts w:hint="eastAsia"/>
         </w:rPr>
-        <w:t>_</w:t>
-      </w:r>
-      <w:proofErr w:type="spellStart"/>
-      <w:r>
-        <w:rPr>
-          <w:rFonts w:hint="eastAsia"/>
-        </w:rPr>
-        <w:t>prepareData</w:t>
-      </w:r>
-      <w:proofErr w:type="spellEnd"/>
+        <w:t>_prepareData</w:t>
+      </w:r>
       <w:r>
         <w:rPr>
           <w:rFonts w:hint="eastAsia"/>
@@ -1376,14 +1292,12 @@
         </w:rPr>
         <w:t>操作修改记录，并根据</w:t>
       </w:r>
-      <w:proofErr w:type="spellStart"/>
       <w:r>
         <w:rPr>
           <w:rFonts w:hint="eastAsia"/>
         </w:rPr>
         <w:t>returnnew</w:t>
       </w:r>
-      <w:proofErr w:type="spellEnd"/>
       <w:r>
         <w:rPr>
           <w:rFonts w:hint="eastAsia"/>
@@ -1528,28 +1442,24 @@
         </w:rPr>
         <w:t>需要为目前支持的各种语言的驱动增加</w:t>
       </w:r>
-      <w:proofErr w:type="spellStart"/>
       <w:r>
         <w:rPr>
           <w:rFonts w:hint="eastAsia"/>
         </w:rPr>
         <w:t>queryAndUpdate</w:t>
       </w:r>
-      <w:proofErr w:type="spellEnd"/>
       <w:r>
         <w:rPr>
           <w:rFonts w:hint="eastAsia"/>
         </w:rPr>
         <w:t>、</w:t>
       </w:r>
-      <w:proofErr w:type="spellStart"/>
       <w:r>
         <w:rPr>
           <w:rFonts w:hint="eastAsia"/>
         </w:rPr>
         <w:t>queryAndRemove</w:t>
       </w:r>
-      <w:proofErr w:type="spellEnd"/>
       <w:r>
         <w:rPr>
           <w:rFonts w:hint="eastAsia"/>
@@ -2145,21 +2055,7 @@
               <w:rPr>
                 <w:rFonts w:eastAsiaTheme="minorEastAsia" w:hint="eastAsia"/>
               </w:rPr>
-              <w:t>(</w:t>
-            </w:r>
-            <w:proofErr w:type="spellStart"/>
-            <w:r>
-              <w:rPr>
-                <w:rFonts w:eastAsiaTheme="minorEastAsia" w:hint="eastAsia"/>
-              </w:rPr>
-              <w:t>testfindandmodify.test</w:t>
-            </w:r>
-            <w:proofErr w:type="spellEnd"/>
-            <w:r>
-              <w:rPr>
-                <w:rFonts w:eastAsiaTheme="minorEastAsia" w:hint="eastAsia"/>
-              </w:rPr>
-              <w:t>)</w:t>
+              <w:t>(testfindandmodify.test)</w:t>
             </w:r>
           </w:p>
           <w:p>
@@ -2177,33 +2073,23 @@
               </w:rPr>
               <w:t>通过</w:t>
             </w:r>
-            <w:proofErr w:type="spellStart"/>
             <w:r>
               <w:rPr>
                 <w:rFonts w:eastAsiaTheme="minorEastAsia" w:hint="eastAsia"/>
               </w:rPr>
               <w:t>js</w:t>
             </w:r>
-            <w:proofErr w:type="spellEnd"/>
             <w:r>
               <w:rPr>
                 <w:rFonts w:eastAsiaTheme="minorEastAsia" w:hint="eastAsia"/>
               </w:rPr>
               <w:t>执行</w:t>
             </w:r>
-            <w:proofErr w:type="spellStart"/>
-            <w:r>
-              <w:rPr>
-                <w:rFonts w:eastAsiaTheme="minorEastAsia" w:hint="eastAsia"/>
-              </w:rPr>
-              <w:t>db.testfindandmodify.test.find</w:t>
-            </w:r>
-            <w:proofErr w:type="spellEnd"/>
-            <w:r>
-              <w:rPr>
-                <w:rFonts w:eastAsiaTheme="minorEastAsia" w:hint="eastAsia"/>
-              </w:rPr>
-              <w:t>().update()</w:t>
+            <w:r>
+              <w:rPr>
+                <w:rFonts w:eastAsiaTheme="minorEastAsia" w:hint="eastAsia"/>
+              </w:rPr>
+              <w:t>db.testfindandmodify.test.find().update()</w:t>
             </w:r>
           </w:p>
           <w:p>
@@ -2225,19 +2111,11 @@
               </w:rPr>
               <w:t>确认结果后，无论成功失败都执行</w:t>
             </w:r>
-            <w:proofErr w:type="spellStart"/>
-            <w:r>
-              <w:rPr>
-                <w:rFonts w:eastAsiaTheme="minorEastAsia" w:hint="eastAsia"/>
-              </w:rPr>
-              <w:t>db.dropCL</w:t>
-            </w:r>
-            <w:proofErr w:type="spellEnd"/>
-            <w:r>
-              <w:rPr>
-                <w:rFonts w:eastAsiaTheme="minorEastAsia" w:hint="eastAsia"/>
-              </w:rPr>
-              <w:t>('test')</w:t>
+            <w:r>
+              <w:rPr>
+                <w:rFonts w:eastAsiaTheme="minorEastAsia" w:hint="eastAsia"/>
+              </w:rPr>
+              <w:t>db.dropCL('test')</w:t>
             </w:r>
           </w:p>
         </w:tc>
@@ -2285,33 +2163,11 @@
             <w:r>
               <w:t xml:space="preserve"> </w:t>
             </w:r>
-            <w:proofErr w:type="spellStart"/>
-            <w:r>
-              <w:rPr>
-                <w:rFonts w:eastAsiaTheme="minorEastAsia"/>
-              </w:rPr>
-              <w:t>SdbQuery.update</w:t>
-            </w:r>
-            <w:proofErr w:type="spellEnd"/>
-            <w:r>
-              <w:rPr>
-                <w:rFonts w:eastAsiaTheme="minorEastAsia"/>
-              </w:rPr>
-              <w:t xml:space="preserve">(): the 1st </w:t>
-            </w:r>
-            <w:proofErr w:type="spellStart"/>
-            <w:r>
-              <w:rPr>
-                <w:rFonts w:eastAsiaTheme="minorEastAsia"/>
-              </w:rPr>
-              <w:t>param</w:t>
-            </w:r>
-            <w:proofErr w:type="spellEnd"/>
-            <w:r>
-              <w:rPr>
-                <w:rFonts w:eastAsiaTheme="minorEastAsia"/>
-              </w:rPr>
-              <w:t xml:space="preserve"> should be non-empty object</w:t>
+            <w:r>
+              <w:rPr>
+                <w:rFonts w:eastAsiaTheme="minorEastAsia"/>
+              </w:rPr>
+              <w:t>SdbQuery.update(): the 1st param should be non-empty object</w:t>
             </w:r>
           </w:p>
         </w:tc>
@@ -2392,28 +2248,24 @@
               </w:rPr>
               <w:t>，</w:t>
             </w:r>
-            <w:proofErr w:type="spellStart"/>
             <w:r>
               <w:rPr>
                 <w:rFonts w:eastAsiaTheme="minorEastAsia" w:hint="eastAsia"/>
               </w:rPr>
               <w:t>returnnew</w:t>
             </w:r>
-            <w:proofErr w:type="spellEnd"/>
             <w:r>
               <w:rPr>
                 <w:rFonts w:eastAsiaTheme="minorEastAsia" w:hint="eastAsia"/>
               </w:rPr>
               <w:t>字段不为</w:t>
             </w:r>
-            <w:proofErr w:type="spellStart"/>
             <w:r>
               <w:rPr>
                 <w:rFonts w:eastAsiaTheme="minorEastAsia" w:hint="eastAsia"/>
               </w:rPr>
               <w:t>bool</w:t>
             </w:r>
-            <w:proofErr w:type="spellEnd"/>
             <w:r>
               <w:rPr>
                 <w:rFonts w:eastAsiaTheme="minorEastAsia" w:hint="eastAsia"/>
@@ -2499,16 +2351,60 @@
               <w:rPr>
                 <w:rFonts w:eastAsiaTheme="minorEastAsia" w:hint="eastAsia"/>
               </w:rPr>
-              <w:t>(</w:t>
-            </w:r>
-            <w:proofErr w:type="spellStart"/>
-            <w:r>
-              <w:rPr>
-                <w:rFonts w:eastAsiaTheme="minorEastAsia" w:hint="eastAsia"/>
-              </w:rPr>
-              <w:t>testfindandmodify.test</w:t>
-            </w:r>
-            <w:proofErr w:type="spellEnd"/>
+              <w:t>(testfindandmodify.test)</w:t>
+            </w:r>
+          </w:p>
+          <w:p>
+            <w:pPr>
+              <w:ind w:left="0"/>
+              <w:rPr>
+                <w:rFonts w:eastAsiaTheme="minorEastAsia"/>
+              </w:rPr>
+            </w:pPr>
+            <w:r>
+              <w:rPr>
+                <w:rFonts w:eastAsiaTheme="minorEastAsia" w:hint="eastAsia"/>
+              </w:rPr>
+              <w:t>3.</w:t>
+            </w:r>
+            <w:r>
+              <w:rPr>
+                <w:rFonts w:eastAsiaTheme="minorEastAsia" w:hint="eastAsia"/>
+              </w:rPr>
+              <w:t>通过</w:t>
+            </w:r>
+            <w:r>
+              <w:rPr>
+                <w:rFonts w:eastAsiaTheme="minorEastAsia" w:hint="eastAsia"/>
+              </w:rPr>
+              <w:t>js</w:t>
+            </w:r>
+            <w:r>
+              <w:rPr>
+                <w:rFonts w:eastAsiaTheme="minorEastAsia" w:hint="eastAsia"/>
+              </w:rPr>
+              <w:t>执行</w:t>
+            </w:r>
+          </w:p>
+          <w:p>
+            <w:pPr>
+              <w:ind w:left="0"/>
+              <w:rPr>
+                <w:rFonts w:eastAsiaTheme="minorEastAsia"/>
+              </w:rPr>
+            </w:pPr>
+            <w:r>
+              <w:rPr>
+                <w:rFonts w:eastAsiaTheme="minorEastAsia" w:hint="eastAsia"/>
+              </w:rPr>
+              <w:t>db.testfindandmodify.test.find().update(</w:t>
+            </w:r>
+            <w:r>
+              <w:rPr>
+                <w:rFonts w:eastAsiaTheme="minorEastAsia" w:hint="eastAsia"/>
+              </w:rPr>
+              <w:t>{$set:{a:1}},1</w:t>
+            </w:r>
             <w:r>
               <w:rPr>
                 <w:rFonts w:eastAsiaTheme="minorEastAsia" w:hint="eastAsia"/>
@@ -2527,74 +2423,6 @@
               <w:rPr>
                 <w:rFonts w:eastAsiaTheme="minorEastAsia" w:hint="eastAsia"/>
               </w:rPr>
-              <w:t>3.</w:t>
-            </w:r>
-            <w:r>
-              <w:rPr>
-                <w:rFonts w:eastAsiaTheme="minorEastAsia" w:hint="eastAsia"/>
-              </w:rPr>
-              <w:t>通过</w:t>
-            </w:r>
-            <w:proofErr w:type="spellStart"/>
-            <w:r>
-              <w:rPr>
-                <w:rFonts w:eastAsiaTheme="minorEastAsia" w:hint="eastAsia"/>
-              </w:rPr>
-              <w:t>js</w:t>
-            </w:r>
-            <w:proofErr w:type="spellEnd"/>
-            <w:r>
-              <w:rPr>
-                <w:rFonts w:eastAsiaTheme="minorEastAsia" w:hint="eastAsia"/>
-              </w:rPr>
-              <w:t>执行</w:t>
-            </w:r>
-          </w:p>
-          <w:p>
-            <w:pPr>
-              <w:ind w:left="0"/>
-              <w:rPr>
-                <w:rFonts w:eastAsiaTheme="minorEastAsia"/>
-              </w:rPr>
-            </w:pPr>
-            <w:proofErr w:type="spellStart"/>
-            <w:r>
-              <w:rPr>
-                <w:rFonts w:eastAsiaTheme="minorEastAsia" w:hint="eastAsia"/>
-              </w:rPr>
-              <w:t>db.testfindandmodify.test.find</w:t>
-            </w:r>
-            <w:proofErr w:type="spellEnd"/>
-            <w:r>
-              <w:rPr>
-                <w:rFonts w:eastAsiaTheme="minorEastAsia" w:hint="eastAsia"/>
-              </w:rPr>
-              <w:t>().update(</w:t>
-            </w:r>
-            <w:r>
-              <w:rPr>
-                <w:rFonts w:eastAsiaTheme="minorEastAsia" w:hint="eastAsia"/>
-              </w:rPr>
-              <w:t>{$set:{a:1}},1</w:t>
-            </w:r>
-            <w:r>
-              <w:rPr>
-                <w:rFonts w:eastAsiaTheme="minorEastAsia" w:hint="eastAsia"/>
-              </w:rPr>
-              <w:t>)</w:t>
-            </w:r>
-          </w:p>
-          <w:p>
-            <w:pPr>
-              <w:ind w:left="0"/>
-              <w:rPr>
-                <w:rFonts w:eastAsiaTheme="minorEastAsia"/>
-              </w:rPr>
-            </w:pPr>
-            <w:r>
-              <w:rPr>
-                <w:rFonts w:eastAsiaTheme="minorEastAsia" w:hint="eastAsia"/>
-              </w:rPr>
               <w:t>4.</w:t>
             </w:r>
             <w:r>
@@ -2603,19 +2431,11 @@
               </w:rPr>
               <w:t>确认结果后，无论成功失败都执行</w:t>
             </w:r>
-            <w:proofErr w:type="spellStart"/>
-            <w:r>
-              <w:rPr>
-                <w:rFonts w:eastAsiaTheme="minorEastAsia" w:hint="eastAsia"/>
-              </w:rPr>
-              <w:t>db.dropCL</w:t>
-            </w:r>
-            <w:proofErr w:type="spellEnd"/>
-            <w:r>
-              <w:rPr>
-                <w:rFonts w:eastAsiaTheme="minorEastAsia" w:hint="eastAsia"/>
-              </w:rPr>
-              <w:t>('test')</w:t>
+            <w:r>
+              <w:rPr>
+                <w:rFonts w:eastAsiaTheme="minorEastAsia" w:hint="eastAsia"/>
+              </w:rPr>
+              <w:t>db.dropCL('test')</w:t>
             </w:r>
           </w:p>
         </w:tc>
@@ -2663,42 +2483,12 @@
             <w:r>
               <w:t xml:space="preserve">  </w:t>
             </w:r>
-            <w:proofErr w:type="spellStart"/>
-            <w:r>
-              <w:rPr>
-                <w:rFonts w:eastAsiaTheme="minorEastAsia"/>
-              </w:rPr>
-              <w:t>SdbQuery.update</w:t>
-            </w:r>
-            <w:proofErr w:type="spellEnd"/>
-            <w:r>
-              <w:rPr>
-                <w:rFonts w:eastAsiaTheme="minorEastAsia"/>
-              </w:rPr>
-              <w:t xml:space="preserve">(): the 2nd </w:t>
-            </w:r>
-            <w:proofErr w:type="spellStart"/>
-            <w:r>
-              <w:rPr>
-                <w:rFonts w:eastAsiaTheme="minorEastAsia"/>
-              </w:rPr>
-              <w:t>param</w:t>
-            </w:r>
-            <w:proofErr w:type="spellEnd"/>
-            <w:r>
-              <w:rPr>
-                <w:rFonts w:eastAsiaTheme="minorEastAsia"/>
-              </w:rPr>
-              <w:t xml:space="preserve"> should be </w:t>
-            </w:r>
-            <w:proofErr w:type="spellStart"/>
-            <w:r>
-              <w:rPr>
-                <w:rFonts w:eastAsiaTheme="minorEastAsia"/>
-              </w:rPr>
-              <w:t>boolean</w:t>
-            </w:r>
-            <w:proofErr w:type="spellEnd"/>
+            <w:r>
+              <w:rPr>
+                <w:rFonts w:eastAsiaTheme="minorEastAsia"/>
+              </w:rPr>
+              <w:t>SdbQuery.update(): the 2nd param should be boolean</w:t>
+            </w:r>
           </w:p>
         </w:tc>
       </w:tr>
@@ -2775,14 +2565,12 @@
               </w:rPr>
               <w:t>，</w:t>
             </w:r>
-            <w:proofErr w:type="spellStart"/>
             <w:r>
               <w:rPr>
                 <w:rFonts w:eastAsiaTheme="minorEastAsia" w:hint="eastAsia"/>
               </w:rPr>
               <w:t>returnnew</w:t>
             </w:r>
-            <w:proofErr w:type="spellEnd"/>
             <w:r>
               <w:rPr>
                 <w:rFonts w:eastAsiaTheme="minorEastAsia" w:hint="eastAsia"/>
@@ -2868,21 +2656,7 @@
               <w:rPr>
                 <w:rFonts w:eastAsiaTheme="minorEastAsia" w:hint="eastAsia"/>
               </w:rPr>
-              <w:t>(</w:t>
-            </w:r>
-            <w:proofErr w:type="spellStart"/>
-            <w:r>
-              <w:rPr>
-                <w:rFonts w:eastAsiaTheme="minorEastAsia" w:hint="eastAsia"/>
-              </w:rPr>
-              <w:t>testfindandmodify.test</w:t>
-            </w:r>
-            <w:proofErr w:type="spellEnd"/>
-            <w:r>
-              <w:rPr>
-                <w:rFonts w:eastAsiaTheme="minorEastAsia" w:hint="eastAsia"/>
-              </w:rPr>
-              <w:t>)</w:t>
+              <w:t>(testfindandmodify.test)</w:t>
             </w:r>
           </w:p>
           <w:p>
@@ -2904,14 +2678,12 @@
               </w:rPr>
               <w:t>通过</w:t>
             </w:r>
-            <w:proofErr w:type="spellStart"/>
             <w:r>
               <w:rPr>
                 <w:rFonts w:eastAsiaTheme="minorEastAsia" w:hint="eastAsia"/>
               </w:rPr>
               <w:t>js</w:t>
             </w:r>
-            <w:proofErr w:type="spellEnd"/>
             <w:r>
               <w:rPr>
                 <w:rFonts w:eastAsiaTheme="minorEastAsia" w:hint="eastAsia"/>
@@ -2926,41 +2698,25 @@
                 <w:rFonts w:eastAsiaTheme="minorEastAsia"/>
               </w:rPr>
             </w:pPr>
-            <w:proofErr w:type="spellStart"/>
-            <w:r>
-              <w:rPr>
-                <w:rFonts w:eastAsiaTheme="minorEastAsia" w:hint="eastAsia"/>
-              </w:rPr>
-              <w:t>db.testfindandmodify.test.insert</w:t>
-            </w:r>
-            <w:proofErr w:type="spellEnd"/>
-            <w:r>
-              <w:rPr>
-                <w:rFonts w:eastAsiaTheme="minorEastAsia" w:hint="eastAsia"/>
-              </w:rPr>
-              <w:t>({a:1})</w:t>
-            </w:r>
-          </w:p>
-          <w:p>
-            <w:pPr>
-              <w:ind w:left="0"/>
-              <w:rPr>
-                <w:rFonts w:eastAsiaTheme="minorEastAsia"/>
-              </w:rPr>
-            </w:pPr>
-            <w:proofErr w:type="spellStart"/>
-            <w:r>
-              <w:rPr>
-                <w:rFonts w:eastAsiaTheme="minorEastAsia" w:hint="eastAsia"/>
-              </w:rPr>
-              <w:t>db.testfindandmodify.test.find</w:t>
-            </w:r>
-            <w:proofErr w:type="spellEnd"/>
-            <w:r>
-              <w:rPr>
-                <w:rFonts w:eastAsiaTheme="minorEastAsia" w:hint="eastAsia"/>
-              </w:rPr>
-              <w:t>().update({$inc:{a:1}})</w:t>
+            <w:r>
+              <w:rPr>
+                <w:rFonts w:eastAsiaTheme="minorEastAsia" w:hint="eastAsia"/>
+              </w:rPr>
+              <w:t>db.testfindandmodify.test.insert({a:1})</w:t>
+            </w:r>
+          </w:p>
+          <w:p>
+            <w:pPr>
+              <w:ind w:left="0"/>
+              <w:rPr>
+                <w:rFonts w:eastAsiaTheme="minorEastAsia"/>
+              </w:rPr>
+            </w:pPr>
+            <w:r>
+              <w:rPr>
+                <w:rFonts w:eastAsiaTheme="minorEastAsia" w:hint="eastAsia"/>
+              </w:rPr>
+              <w:t>db.testfindandmodify.test.find().update({$inc:{a:1}})</w:t>
             </w:r>
           </w:p>
           <w:p>
@@ -2982,19 +2738,11 @@
               </w:rPr>
               <w:t>确认结果后，无论成功失败都执行</w:t>
             </w:r>
-            <w:proofErr w:type="spellStart"/>
-            <w:r>
-              <w:rPr>
-                <w:rFonts w:eastAsiaTheme="minorEastAsia" w:hint="eastAsia"/>
-              </w:rPr>
-              <w:t>db.dropCL</w:t>
-            </w:r>
-            <w:proofErr w:type="spellEnd"/>
-            <w:r>
-              <w:rPr>
-                <w:rFonts w:eastAsiaTheme="minorEastAsia" w:hint="eastAsia"/>
-              </w:rPr>
-              <w:t>('test')</w:t>
+            <w:r>
+              <w:rPr>
+                <w:rFonts w:eastAsiaTheme="minorEastAsia" w:hint="eastAsia"/>
+              </w:rPr>
+              <w:t>db.dropCL('test')</w:t>
             </w:r>
           </w:p>
         </w:tc>
@@ -3047,7 +2795,6 @@
                 <w:rFonts w:eastAsiaTheme="minorEastAsia"/>
               </w:rPr>
             </w:pPr>
-            <w:proofErr w:type="spellStart"/>
             <w:r>
               <w:rPr>
                 <w:rFonts w:eastAsiaTheme="minorEastAsia" w:hint="eastAsia"/>
@@ -3064,14 +2811,7 @@
               <w:rPr>
                 <w:rFonts w:eastAsiaTheme="minorEastAsia" w:hint="eastAsia"/>
               </w:rPr>
-              <w:t>ind</w:t>
-            </w:r>
-            <w:proofErr w:type="spellEnd"/>
-            <w:r>
-              <w:rPr>
-                <w:rFonts w:eastAsiaTheme="minorEastAsia" w:hint="eastAsia"/>
-              </w:rPr>
-              <w:t>({a:2}).count()</w:t>
+              <w:t>ind({a:2}).count()</w:t>
             </w:r>
             <w:r>
               <w:rPr>
@@ -3161,14 +2901,12 @@
               </w:rPr>
               <w:t>，</w:t>
             </w:r>
-            <w:proofErr w:type="spellStart"/>
             <w:r>
               <w:rPr>
                 <w:rFonts w:eastAsiaTheme="minorEastAsia" w:hint="eastAsia"/>
               </w:rPr>
               <w:t>returnnew</w:t>
             </w:r>
-            <w:proofErr w:type="spellEnd"/>
             <w:r>
               <w:rPr>
                 <w:rFonts w:eastAsiaTheme="minorEastAsia" w:hint="eastAsia"/>
@@ -3266,21 +3004,7 @@
               <w:rPr>
                 <w:rFonts w:eastAsiaTheme="minorEastAsia" w:hint="eastAsia"/>
               </w:rPr>
-              <w:t>(</w:t>
-            </w:r>
-            <w:proofErr w:type="spellStart"/>
-            <w:r>
-              <w:rPr>
-                <w:rFonts w:eastAsiaTheme="minorEastAsia" w:hint="eastAsia"/>
-              </w:rPr>
-              <w:t>testfindandmodify.test</w:t>
-            </w:r>
-            <w:proofErr w:type="spellEnd"/>
-            <w:r>
-              <w:rPr>
-                <w:rFonts w:eastAsiaTheme="minorEastAsia" w:hint="eastAsia"/>
-              </w:rPr>
-              <w:t>)</w:t>
+              <w:t>(testfindandmodify.test)</w:t>
             </w:r>
           </w:p>
           <w:p>
@@ -3302,14 +3026,12 @@
               </w:rPr>
               <w:t>通过</w:t>
             </w:r>
-            <w:proofErr w:type="spellStart"/>
             <w:r>
               <w:rPr>
                 <w:rFonts w:eastAsiaTheme="minorEastAsia" w:hint="eastAsia"/>
               </w:rPr>
               <w:t>js</w:t>
             </w:r>
-            <w:proofErr w:type="spellEnd"/>
             <w:r>
               <w:rPr>
                 <w:rFonts w:eastAsiaTheme="minorEastAsia" w:hint="eastAsia"/>
@@ -3324,19 +3046,11 @@
                 <w:rFonts w:eastAsiaTheme="minorEastAsia"/>
               </w:rPr>
             </w:pPr>
-            <w:proofErr w:type="spellStart"/>
-            <w:r>
-              <w:rPr>
-                <w:rFonts w:eastAsiaTheme="minorEastAsia" w:hint="eastAsia"/>
-              </w:rPr>
-              <w:t>db.testfindandmodify.test.insert</w:t>
-            </w:r>
-            <w:proofErr w:type="spellEnd"/>
-            <w:r>
-              <w:rPr>
-                <w:rFonts w:eastAsiaTheme="minorEastAsia" w:hint="eastAsia"/>
-              </w:rPr>
-              <w:t>({a:1},true)</w:t>
+            <w:r>
+              <w:rPr>
+                <w:rFonts w:eastAsiaTheme="minorEastAsia" w:hint="eastAsia"/>
+              </w:rPr>
+              <w:t>db.testfindandmodify.test.insert({a:1},true)</w:t>
             </w:r>
           </w:p>
           <w:p>
@@ -3372,19 +3086,11 @@
               </w:rPr>
               <w:t>确认结果后，无论成功失败都执行</w:t>
             </w:r>
-            <w:proofErr w:type="spellStart"/>
-            <w:r>
-              <w:rPr>
-                <w:rFonts w:eastAsiaTheme="minorEastAsia" w:hint="eastAsia"/>
-              </w:rPr>
-              <w:t>db.dropCL</w:t>
-            </w:r>
-            <w:proofErr w:type="spellEnd"/>
-            <w:r>
-              <w:rPr>
-                <w:rFonts w:eastAsiaTheme="minorEastAsia" w:hint="eastAsia"/>
-              </w:rPr>
-              <w:t>('test')</w:t>
+            <w:r>
+              <w:rPr>
+                <w:rFonts w:eastAsiaTheme="minorEastAsia" w:hint="eastAsia"/>
+              </w:rPr>
+              <w:t>db.dropCL('test')</w:t>
             </w:r>
           </w:p>
         </w:tc>
@@ -3434,7 +3140,6 @@
             <w:pPr>
               <w:ind w:left="0"/>
             </w:pPr>
-            <w:proofErr w:type="spellStart"/>
             <w:r>
               <w:rPr>
                 <w:rFonts w:eastAsiaTheme="minorEastAsia" w:hint="eastAsia"/>
@@ -3451,14 +3156,7 @@
               <w:rPr>
                 <w:rFonts w:eastAsiaTheme="minorEastAsia" w:hint="eastAsia"/>
               </w:rPr>
-              <w:t>ind</w:t>
-            </w:r>
-            <w:proofErr w:type="spellEnd"/>
-            <w:r>
-              <w:rPr>
-                <w:rFonts w:eastAsiaTheme="minorEastAsia" w:hint="eastAsia"/>
-              </w:rPr>
-              <w:t>({a:2}).count()</w:t>
+              <w:t>ind({a:2}).count()</w:t>
             </w:r>
             <w:r>
               <w:rPr>
@@ -3671,21 +3369,7 @@
               <w:rPr>
                 <w:rFonts w:eastAsiaTheme="minorEastAsia" w:hint="eastAsia"/>
               </w:rPr>
-              <w:t>(</w:t>
-            </w:r>
-            <w:proofErr w:type="spellStart"/>
-            <w:r>
-              <w:rPr>
-                <w:rFonts w:eastAsiaTheme="minorEastAsia" w:hint="eastAsia"/>
-              </w:rPr>
-              <w:t>testfindandmodify.test</w:t>
-            </w:r>
-            <w:proofErr w:type="spellEnd"/>
-            <w:r>
-              <w:rPr>
-                <w:rFonts w:eastAsiaTheme="minorEastAsia" w:hint="eastAsia"/>
-              </w:rPr>
-              <w:t>)</w:t>
+              <w:t>(testfindandmodify.test)</w:t>
             </w:r>
           </w:p>
           <w:p>
@@ -3707,14 +3391,12 @@
               </w:rPr>
               <w:t>通过</w:t>
             </w:r>
-            <w:proofErr w:type="spellStart"/>
             <w:r>
               <w:rPr>
                 <w:rFonts w:eastAsiaTheme="minorEastAsia" w:hint="eastAsia"/>
               </w:rPr>
               <w:t>js</w:t>
             </w:r>
-            <w:proofErr w:type="spellEnd"/>
             <w:r>
               <w:rPr>
                 <w:rFonts w:eastAsiaTheme="minorEastAsia" w:hint="eastAsia"/>
@@ -3729,19 +3411,11 @@
                 <w:rFonts w:eastAsiaTheme="minorEastAsia"/>
               </w:rPr>
             </w:pPr>
-            <w:proofErr w:type="spellStart"/>
-            <w:r>
-              <w:rPr>
-                <w:rFonts w:eastAsiaTheme="minorEastAsia" w:hint="eastAsia"/>
-              </w:rPr>
-              <w:t>db.testfindandmodify.test.insert</w:t>
-            </w:r>
-            <w:proofErr w:type="spellEnd"/>
-            <w:r>
-              <w:rPr>
-                <w:rFonts w:eastAsiaTheme="minorEastAsia" w:hint="eastAsia"/>
-              </w:rPr>
-              <w:t>({c:1</w:t>
+            <w:r>
+              <w:rPr>
+                <w:rFonts w:eastAsiaTheme="minorEastAsia" w:hint="eastAsia"/>
+              </w:rPr>
+              <w:t>db.testfindandmodify.test.insert({c:1</w:t>
             </w:r>
             <w:r>
               <w:rPr>
@@ -3758,19 +3432,11 @@
                 <w:rFonts w:eastAsiaTheme="minorEastAsia"/>
               </w:rPr>
             </w:pPr>
-            <w:proofErr w:type="spellStart"/>
-            <w:r>
-              <w:rPr>
-                <w:rFonts w:eastAsiaTheme="minorEastAsia" w:hint="eastAsia"/>
-              </w:rPr>
-              <w:t>db.testfindandmodify.test.find</w:t>
-            </w:r>
-            <w:proofErr w:type="spellEnd"/>
-            <w:r>
-              <w:rPr>
-                <w:rFonts w:eastAsiaTheme="minorEastAsia" w:hint="eastAsia"/>
-              </w:rPr>
-              <w:t>().update({$inc:{c:1}})</w:t>
+            <w:r>
+              <w:rPr>
+                <w:rFonts w:eastAsiaTheme="minorEastAsia" w:hint="eastAsia"/>
+              </w:rPr>
+              <w:t>db.testfindandmodify.test.find().update({$inc:{c:1}})</w:t>
             </w:r>
           </w:p>
           <w:p>
@@ -3792,19 +3458,11 @@
               </w:rPr>
               <w:t>确认结果后，无论成功失败都执行</w:t>
             </w:r>
-            <w:proofErr w:type="spellStart"/>
-            <w:r>
-              <w:rPr>
-                <w:rFonts w:eastAsiaTheme="minorEastAsia" w:hint="eastAsia"/>
-              </w:rPr>
-              <w:t>db.dropCL</w:t>
-            </w:r>
-            <w:proofErr w:type="spellEnd"/>
-            <w:r>
-              <w:rPr>
-                <w:rFonts w:eastAsiaTheme="minorEastAsia" w:hint="eastAsia"/>
-              </w:rPr>
-              <w:t>('test')</w:t>
+            <w:r>
+              <w:rPr>
+                <w:rFonts w:eastAsiaTheme="minorEastAsia" w:hint="eastAsia"/>
+              </w:rPr>
+              <w:t>db.dropCL('test')</w:t>
             </w:r>
           </w:p>
         </w:tc>
@@ -4036,21 +3694,7 @@
               <w:rPr>
                 <w:rFonts w:eastAsiaTheme="minorEastAsia" w:hint="eastAsia"/>
               </w:rPr>
-              <w:t>(</w:t>
-            </w:r>
-            <w:proofErr w:type="spellStart"/>
-            <w:r>
-              <w:rPr>
-                <w:rFonts w:eastAsiaTheme="minorEastAsia" w:hint="eastAsia"/>
-              </w:rPr>
-              <w:t>testfindandmodify.test</w:t>
-            </w:r>
-            <w:proofErr w:type="spellEnd"/>
-            <w:r>
-              <w:rPr>
-                <w:rFonts w:eastAsiaTheme="minorEastAsia" w:hint="eastAsia"/>
-              </w:rPr>
-              <w:t>)</w:t>
+              <w:t>(testfindandmodify.test)</w:t>
             </w:r>
           </w:p>
           <w:p>
@@ -4072,14 +3716,12 @@
               </w:rPr>
               <w:t>通过</w:t>
             </w:r>
-            <w:proofErr w:type="spellStart"/>
             <w:r>
               <w:rPr>
                 <w:rFonts w:eastAsiaTheme="minorEastAsia" w:hint="eastAsia"/>
               </w:rPr>
               <w:t>js</w:t>
             </w:r>
-            <w:proofErr w:type="spellEnd"/>
             <w:r>
               <w:rPr>
                 <w:rFonts w:eastAsiaTheme="minorEastAsia" w:hint="eastAsia"/>
@@ -4094,7 +3736,6 @@
                 <w:rFonts w:eastAsiaTheme="minorEastAsia"/>
               </w:rPr>
             </w:pPr>
-            <w:proofErr w:type="spellStart"/>
             <w:r>
               <w:rPr>
                 <w:rFonts w:eastAsiaTheme="minorEastAsia"/>
@@ -4105,92 +3746,35 @@
               <w:rPr>
                 <w:rFonts w:eastAsiaTheme="minorEastAsia" w:hint="eastAsia"/>
               </w:rPr>
-              <w:t>test.createIndex</w:t>
-            </w:r>
-            <w:proofErr w:type="spellEnd"/>
-            <w:r>
-              <w:rPr>
-                <w:rFonts w:eastAsiaTheme="minorEastAsia" w:hint="eastAsia"/>
-              </w:rPr>
-              <w:t>('</w:t>
-            </w:r>
-            <w:proofErr w:type="spellStart"/>
-            <w:r>
-              <w:rPr>
-                <w:rFonts w:eastAsiaTheme="minorEastAsia" w:hint="eastAsia"/>
-              </w:rPr>
-              <w:t>tmpindex</w:t>
-            </w:r>
-            <w:proofErr w:type="spellEnd"/>
-            <w:r>
-              <w:rPr>
-                <w:rFonts w:eastAsiaTheme="minorEastAsia" w:hint="eastAsia"/>
-              </w:rPr>
-              <w:t>',{d:1})</w:t>
-            </w:r>
-          </w:p>
-          <w:p>
-            <w:pPr>
-              <w:ind w:left="0"/>
-              <w:rPr>
-                <w:rFonts w:eastAsiaTheme="minorEastAsia"/>
-              </w:rPr>
-            </w:pPr>
-            <w:r>
-              <w:rPr>
-                <w:rFonts w:eastAsiaTheme="minorEastAsia" w:hint="eastAsia"/>
-              </w:rPr>
-              <w:t>for(</w:t>
-            </w:r>
-            <w:proofErr w:type="spellStart"/>
-            <w:r>
-              <w:rPr>
-                <w:rFonts w:eastAsiaTheme="minorEastAsia" w:hint="eastAsia"/>
-              </w:rPr>
-              <w:t>i</w:t>
-            </w:r>
-            <w:proofErr w:type="spellEnd"/>
-            <w:r>
-              <w:rPr>
-                <w:rFonts w:eastAsiaTheme="minorEastAsia" w:hint="eastAsia"/>
-              </w:rPr>
-              <w:t>=0;i&lt;10;++</w:t>
-            </w:r>
-            <w:proofErr w:type="spellStart"/>
-            <w:r>
-              <w:rPr>
-                <w:rFonts w:eastAsiaTheme="minorEastAsia" w:hint="eastAsia"/>
-              </w:rPr>
-              <w:t>i</w:t>
-            </w:r>
-            <w:proofErr w:type="spellEnd"/>
-            <w:r>
-              <w:rPr>
-                <w:rFonts w:eastAsiaTheme="minorEastAsia" w:hint="eastAsia"/>
-              </w:rPr>
-              <w:t>){</w:t>
-            </w:r>
-          </w:p>
-          <w:p>
-            <w:pPr>
-              <w:ind w:left="0"/>
-              <w:rPr>
-                <w:rFonts w:eastAsiaTheme="minorEastAsia"/>
-              </w:rPr>
-            </w:pPr>
-            <w:proofErr w:type="spellStart"/>
-            <w:r>
-              <w:rPr>
-                <w:rFonts w:eastAsiaTheme="minorEastAsia" w:hint="eastAsia"/>
-              </w:rPr>
-              <w:t>db.testfindandmodify.test.insert</w:t>
-            </w:r>
-            <w:proofErr w:type="spellEnd"/>
-            <w:r>
-              <w:rPr>
-                <w:rFonts w:eastAsiaTheme="minorEastAsia" w:hint="eastAsia"/>
-              </w:rPr>
-              <w:t>({c:1,d:i},true)</w:t>
+              <w:t>test.createIndex('tmpindex',{d:1})</w:t>
+            </w:r>
+          </w:p>
+          <w:p>
+            <w:pPr>
+              <w:ind w:left="0"/>
+              <w:rPr>
+                <w:rFonts w:eastAsiaTheme="minorEastAsia"/>
+              </w:rPr>
+            </w:pPr>
+            <w:r>
+              <w:rPr>
+                <w:rFonts w:eastAsiaTheme="minorEastAsia" w:hint="eastAsia"/>
+              </w:rPr>
+              <w:t>for(i=0;i&lt;10;++i){</w:t>
+            </w:r>
+          </w:p>
+          <w:p>
+            <w:pPr>
+              <w:ind w:left="0"/>
+              <w:rPr>
+                <w:rFonts w:eastAsiaTheme="minorEastAsia"/>
+              </w:rPr>
+            </w:pPr>
+            <w:r>
+              <w:rPr>
+                <w:rFonts w:eastAsiaTheme="minorEastAsia" w:hint="eastAsia"/>
+              </w:rPr>
+              <w:t>db.testfindandmodify.test.insert({c:1,d:i},true)</w:t>
             </w:r>
           </w:p>
           <w:p>
@@ -4252,19 +3836,11 @@
               </w:rPr>
               <w:t>确认结果后，无论成功失败都执行</w:t>
             </w:r>
-            <w:proofErr w:type="spellStart"/>
-            <w:r>
-              <w:rPr>
-                <w:rFonts w:eastAsiaTheme="minorEastAsia" w:hint="eastAsia"/>
-              </w:rPr>
-              <w:t>db.dropCL</w:t>
-            </w:r>
-            <w:proofErr w:type="spellEnd"/>
-            <w:r>
-              <w:rPr>
-                <w:rFonts w:eastAsiaTheme="minorEastAsia" w:hint="eastAsia"/>
-              </w:rPr>
-              <w:t>('test')</w:t>
+            <w:r>
+              <w:rPr>
+                <w:rFonts w:eastAsiaTheme="minorEastAsia" w:hint="eastAsia"/>
+              </w:rPr>
+              <w:t>db.dropCL('test')</w:t>
             </w:r>
           </w:p>
         </w:tc>
@@ -4500,21 +4076,7 @@
               <w:rPr>
                 <w:rFonts w:eastAsiaTheme="minorEastAsia" w:hint="eastAsia"/>
               </w:rPr>
-              <w:t>(</w:t>
-            </w:r>
-            <w:proofErr w:type="spellStart"/>
-            <w:r>
-              <w:rPr>
-                <w:rFonts w:eastAsiaTheme="minorEastAsia" w:hint="eastAsia"/>
-              </w:rPr>
-              <w:t>testfindandmodify.test</w:t>
-            </w:r>
-            <w:proofErr w:type="spellEnd"/>
-            <w:r>
-              <w:rPr>
-                <w:rFonts w:eastAsiaTheme="minorEastAsia" w:hint="eastAsia"/>
-              </w:rPr>
-              <w:t>)</w:t>
+              <w:t>(testfindandmodify.test)</w:t>
             </w:r>
           </w:p>
           <w:p>
@@ -4536,14 +4098,12 @@
               </w:rPr>
               <w:t>通过</w:t>
             </w:r>
-            <w:proofErr w:type="spellStart"/>
             <w:r>
               <w:rPr>
                 <w:rFonts w:eastAsiaTheme="minorEastAsia" w:hint="eastAsia"/>
               </w:rPr>
               <w:t>js</w:t>
             </w:r>
-            <w:proofErr w:type="spellEnd"/>
             <w:r>
               <w:rPr>
                 <w:rFonts w:eastAsiaTheme="minorEastAsia" w:hint="eastAsia"/>
@@ -4562,57 +4122,21 @@
               <w:rPr>
                 <w:rFonts w:eastAsiaTheme="minorEastAsia" w:hint="eastAsia"/>
               </w:rPr>
-              <w:t>for(</w:t>
-            </w:r>
-            <w:proofErr w:type="spellStart"/>
-            <w:r>
-              <w:rPr>
-                <w:rFonts w:eastAsiaTheme="minorEastAsia" w:hint="eastAsia"/>
-              </w:rPr>
-              <w:t>i</w:t>
-            </w:r>
-            <w:proofErr w:type="spellEnd"/>
-            <w:r>
-              <w:rPr>
-                <w:rFonts w:eastAsiaTheme="minorEastAsia" w:hint="eastAsia"/>
-              </w:rPr>
-              <w:t>=0;i&lt;10;++</w:t>
-            </w:r>
-            <w:proofErr w:type="spellStart"/>
-            <w:r>
-              <w:rPr>
-                <w:rFonts w:eastAsiaTheme="minorEastAsia" w:hint="eastAsia"/>
-              </w:rPr>
-              <w:t>i</w:t>
-            </w:r>
-            <w:proofErr w:type="spellEnd"/>
-            <w:r>
-              <w:rPr>
-                <w:rFonts w:eastAsiaTheme="minorEastAsia" w:hint="eastAsia"/>
-              </w:rPr>
-              <w:t>){</w:t>
-            </w:r>
-          </w:p>
-          <w:p>
-            <w:pPr>
-              <w:ind w:left="0"/>
-              <w:rPr>
-                <w:rFonts w:eastAsiaTheme="minorEastAsia"/>
-              </w:rPr>
-            </w:pPr>
-            <w:proofErr w:type="spellStart"/>
-            <w:r>
-              <w:rPr>
-                <w:rFonts w:eastAsiaTheme="minorEastAsia" w:hint="eastAsia"/>
-              </w:rPr>
-              <w:t>db.testfindandmodify.test.insert</w:t>
-            </w:r>
-            <w:proofErr w:type="spellEnd"/>
-            <w:r>
-              <w:rPr>
-                <w:rFonts w:eastAsiaTheme="minorEastAsia" w:hint="eastAsia"/>
-              </w:rPr>
-              <w:t>({c:1,d:i},true)</w:t>
+              <w:t>for(i=0;i&lt;10;++i){</w:t>
+            </w:r>
+          </w:p>
+          <w:p>
+            <w:pPr>
+              <w:ind w:left="0"/>
+              <w:rPr>
+                <w:rFonts w:eastAsiaTheme="minorEastAsia"/>
+              </w:rPr>
+            </w:pPr>
+            <w:r>
+              <w:rPr>
+                <w:rFonts w:eastAsiaTheme="minorEastAsia" w:hint="eastAsia"/>
+              </w:rPr>
+              <w:t>db.testfindandmodify.test.insert({c:1,d:i},true)</w:t>
             </w:r>
           </w:p>
           <w:p>
@@ -4636,19 +4160,11 @@
                 <w:rFonts w:eastAsiaTheme="minorEastAsia"/>
               </w:rPr>
             </w:pPr>
-            <w:proofErr w:type="spellStart"/>
-            <w:r>
-              <w:rPr>
-                <w:rFonts w:eastAsiaTheme="minorEastAsia" w:hint="eastAsia"/>
-              </w:rPr>
-              <w:t>db.testfindandmodify.test.find</w:t>
-            </w:r>
-            <w:proofErr w:type="spellEnd"/>
-            <w:r>
-              <w:rPr>
-                <w:rFonts w:eastAsiaTheme="minorEastAsia" w:hint="eastAsia"/>
-              </w:rPr>
-              <w:t>().update({$inc:{c:1}}).count()</w:t>
+            <w:r>
+              <w:rPr>
+                <w:rFonts w:eastAsiaTheme="minorEastAsia" w:hint="eastAsia"/>
+              </w:rPr>
+              <w:t>db.testfindandmodify.test.find().update({$inc:{c:1}}).count()</w:t>
             </w:r>
           </w:p>
           <w:p>
@@ -4670,19 +4186,11 @@
               </w:rPr>
               <w:t>确认结果后，无论成功失败都执行</w:t>
             </w:r>
-            <w:proofErr w:type="spellStart"/>
-            <w:r>
-              <w:rPr>
-                <w:rFonts w:eastAsiaTheme="minorEastAsia" w:hint="eastAsia"/>
-              </w:rPr>
-              <w:t>db.dropCL</w:t>
-            </w:r>
-            <w:proofErr w:type="spellEnd"/>
-            <w:r>
-              <w:rPr>
-                <w:rFonts w:eastAsiaTheme="minorEastAsia" w:hint="eastAsia"/>
-              </w:rPr>
-              <w:t>('test')</w:t>
+            <w:r>
+              <w:rPr>
+                <w:rFonts w:eastAsiaTheme="minorEastAsia" w:hint="eastAsia"/>
+              </w:rPr>
+              <w:t>db.dropCL('test')</w:t>
             </w:r>
           </w:p>
         </w:tc>
@@ -4920,16 +4428,74 @@
               <w:rPr>
                 <w:rFonts w:eastAsiaTheme="minorEastAsia" w:hint="eastAsia"/>
               </w:rPr>
-              <w:t>(</w:t>
-            </w:r>
-            <w:proofErr w:type="spellStart"/>
-            <w:r>
-              <w:rPr>
-                <w:rFonts w:eastAsiaTheme="minorEastAsia" w:hint="eastAsia"/>
-              </w:rPr>
-              <w:t>testfindandmodify.test</w:t>
-            </w:r>
-            <w:proofErr w:type="spellEnd"/>
+              <w:t>(testfindandmodify.test)</w:t>
+            </w:r>
+          </w:p>
+          <w:p>
+            <w:pPr>
+              <w:ind w:left="0"/>
+              <w:rPr>
+                <w:rFonts w:eastAsiaTheme="minorEastAsia"/>
+              </w:rPr>
+            </w:pPr>
+            <w:r>
+              <w:rPr>
+                <w:rFonts w:eastAsiaTheme="minorEastAsia" w:hint="eastAsia"/>
+              </w:rPr>
+              <w:t>3.</w:t>
+            </w:r>
+            <w:r>
+              <w:rPr>
+                <w:rFonts w:eastAsiaTheme="minorEastAsia" w:hint="eastAsia"/>
+              </w:rPr>
+              <w:t>通过</w:t>
+            </w:r>
+            <w:r>
+              <w:rPr>
+                <w:rFonts w:eastAsiaTheme="minorEastAsia" w:hint="eastAsia"/>
+              </w:rPr>
+              <w:t>js</w:t>
+            </w:r>
+            <w:r>
+              <w:rPr>
+                <w:rFonts w:eastAsiaTheme="minorEastAsia" w:hint="eastAsia"/>
+              </w:rPr>
+              <w:t>执行</w:t>
+            </w:r>
+          </w:p>
+          <w:p>
+            <w:pPr>
+              <w:ind w:left="0"/>
+              <w:rPr>
+                <w:rFonts w:eastAsiaTheme="minorEastAsia"/>
+              </w:rPr>
+            </w:pPr>
+            <w:r>
+              <w:rPr>
+                <w:rFonts w:eastAsiaTheme="minorEastAsia" w:hint="eastAsia"/>
+              </w:rPr>
+              <w:t>for(i=0;i&lt;10;++i){</w:t>
+            </w:r>
+          </w:p>
+          <w:p>
+            <w:pPr>
+              <w:ind w:left="0"/>
+              <w:rPr>
+                <w:rFonts w:eastAsiaTheme="minorEastAsia"/>
+              </w:rPr>
+            </w:pPr>
+            <w:r>
+              <w:rPr>
+                <w:rFonts w:eastAsiaTheme="minorEastAsia" w:hint="eastAsia"/>
+              </w:rPr>
+              <w:t>db.testfindandm</w:t>
+            </w:r>
+            <w:r>
+              <w:rPr>
+                <w:rFonts w:eastAsiaTheme="minorEastAsia" w:hint="eastAsia"/>
+              </w:rPr>
+              <w:t>odify.test.insert({c:1,d:i}</w:t>
+            </w:r>
             <w:r>
               <w:rPr>
                 <w:rFonts w:eastAsiaTheme="minorEastAsia" w:hint="eastAsia"/>
@@ -4948,116 +4514,6 @@
               <w:rPr>
                 <w:rFonts w:eastAsiaTheme="minorEastAsia" w:hint="eastAsia"/>
               </w:rPr>
-              <w:t>3.</w:t>
-            </w:r>
-            <w:r>
-              <w:rPr>
-                <w:rFonts w:eastAsiaTheme="minorEastAsia" w:hint="eastAsia"/>
-              </w:rPr>
-              <w:t>通过</w:t>
-            </w:r>
-            <w:proofErr w:type="spellStart"/>
-            <w:r>
-              <w:rPr>
-                <w:rFonts w:eastAsiaTheme="minorEastAsia" w:hint="eastAsia"/>
-              </w:rPr>
-              <w:t>js</w:t>
-            </w:r>
-            <w:proofErr w:type="spellEnd"/>
-            <w:r>
-              <w:rPr>
-                <w:rFonts w:eastAsiaTheme="minorEastAsia" w:hint="eastAsia"/>
-              </w:rPr>
-              <w:t>执行</w:t>
-            </w:r>
-          </w:p>
-          <w:p>
-            <w:pPr>
-              <w:ind w:left="0"/>
-              <w:rPr>
-                <w:rFonts w:eastAsiaTheme="minorEastAsia"/>
-              </w:rPr>
-            </w:pPr>
-            <w:r>
-              <w:rPr>
-                <w:rFonts w:eastAsiaTheme="minorEastAsia" w:hint="eastAsia"/>
-              </w:rPr>
-              <w:t>for(</w:t>
-            </w:r>
-            <w:proofErr w:type="spellStart"/>
-            <w:r>
-              <w:rPr>
-                <w:rFonts w:eastAsiaTheme="minorEastAsia" w:hint="eastAsia"/>
-              </w:rPr>
-              <w:t>i</w:t>
-            </w:r>
-            <w:proofErr w:type="spellEnd"/>
-            <w:r>
-              <w:rPr>
-                <w:rFonts w:eastAsiaTheme="minorEastAsia" w:hint="eastAsia"/>
-              </w:rPr>
-              <w:t>=0;i&lt;10;++</w:t>
-            </w:r>
-            <w:proofErr w:type="spellStart"/>
-            <w:r>
-              <w:rPr>
-                <w:rFonts w:eastAsiaTheme="minorEastAsia" w:hint="eastAsia"/>
-              </w:rPr>
-              <w:t>i</w:t>
-            </w:r>
-            <w:proofErr w:type="spellEnd"/>
-            <w:r>
-              <w:rPr>
-                <w:rFonts w:eastAsiaTheme="minorEastAsia" w:hint="eastAsia"/>
-              </w:rPr>
-              <w:t>){</w:t>
-            </w:r>
-          </w:p>
-          <w:p>
-            <w:pPr>
-              <w:ind w:left="0"/>
-              <w:rPr>
-                <w:rFonts w:eastAsiaTheme="minorEastAsia"/>
-              </w:rPr>
-            </w:pPr>
-            <w:proofErr w:type="spellStart"/>
-            <w:r>
-              <w:rPr>
-                <w:rFonts w:eastAsiaTheme="minorEastAsia" w:hint="eastAsia"/>
-              </w:rPr>
-              <w:t>db.testfindandm</w:t>
-            </w:r>
-            <w:r>
-              <w:rPr>
-                <w:rFonts w:eastAsiaTheme="minorEastAsia" w:hint="eastAsia"/>
-              </w:rPr>
-              <w:t>odify.test.insert</w:t>
-            </w:r>
-            <w:proofErr w:type="spellEnd"/>
-            <w:r>
-              <w:rPr>
-                <w:rFonts w:eastAsiaTheme="minorEastAsia" w:hint="eastAsia"/>
-              </w:rPr>
-              <w:t>({c:1,d:i}</w:t>
-            </w:r>
-            <w:r>
-              <w:rPr>
-                <w:rFonts w:eastAsiaTheme="minorEastAsia" w:hint="eastAsia"/>
-              </w:rPr>
-              <w:t>)</w:t>
-            </w:r>
-          </w:p>
-          <w:p>
-            <w:pPr>
-              <w:ind w:left="0"/>
-              <w:rPr>
-                <w:rFonts w:eastAsiaTheme="minorEastAsia"/>
-              </w:rPr>
-            </w:pPr>
-            <w:r>
-              <w:rPr>
-                <w:rFonts w:eastAsiaTheme="minorEastAsia" w:hint="eastAsia"/>
-              </w:rPr>
               <w:t>}</w:t>
             </w:r>
           </w:p>
@@ -5068,19 +4524,11 @@
                 <w:rFonts w:eastAsiaTheme="minorEastAsia"/>
               </w:rPr>
             </w:pPr>
-            <w:proofErr w:type="spellStart"/>
-            <w:r>
-              <w:rPr>
-                <w:rFonts w:eastAsiaTheme="minorEastAsia" w:hint="eastAsia"/>
-              </w:rPr>
-              <w:t>db.testfindandmodify.test.find</w:t>
-            </w:r>
-            <w:proofErr w:type="spellEnd"/>
-            <w:r>
-              <w:rPr>
-                <w:rFonts w:eastAsiaTheme="minorEastAsia" w:hint="eastAsia"/>
-              </w:rPr>
-              <w:t>().</w:t>
+            <w:r>
+              <w:rPr>
+                <w:rFonts w:eastAsiaTheme="minorEastAsia" w:hint="eastAsia"/>
+              </w:rPr>
+              <w:t>db.testfindandmodify.test.find().</w:t>
             </w:r>
             <w:r>
               <w:rPr>
@@ -5114,19 +4562,11 @@
                 <w:rFonts w:eastAsiaTheme="minorEastAsia"/>
               </w:rPr>
             </w:pPr>
-            <w:proofErr w:type="spellStart"/>
-            <w:r>
-              <w:rPr>
-                <w:rFonts w:eastAsiaTheme="minorEastAsia" w:hint="eastAsia"/>
-              </w:rPr>
-              <w:t>db.testfindandmodify.test.find</w:t>
-            </w:r>
-            <w:proofErr w:type="spellEnd"/>
-            <w:r>
-              <w:rPr>
-                <w:rFonts w:eastAsiaTheme="minorEastAsia" w:hint="eastAsia"/>
-              </w:rPr>
-              <w:t>().limit(1).update({$inc:{c:1}})</w:t>
+            <w:r>
+              <w:rPr>
+                <w:rFonts w:eastAsiaTheme="minorEastAsia" w:hint="eastAsia"/>
+              </w:rPr>
+              <w:t>db.testfindandmodify.test.find().limit(1).update({$inc:{c:1}})</w:t>
             </w:r>
           </w:p>
           <w:p>
@@ -5183,19 +4623,11 @@
               </w:rPr>
               <w:t>执行</w:t>
             </w:r>
-            <w:proofErr w:type="spellStart"/>
-            <w:r>
-              <w:rPr>
-                <w:rFonts w:eastAsiaTheme="minorEastAsia" w:hint="eastAsia"/>
-              </w:rPr>
-              <w:t>db.dropCL</w:t>
-            </w:r>
-            <w:proofErr w:type="spellEnd"/>
-            <w:r>
-              <w:rPr>
-                <w:rFonts w:eastAsiaTheme="minorEastAsia" w:hint="eastAsia"/>
-              </w:rPr>
-              <w:t>('test')</w:t>
+            <w:r>
+              <w:rPr>
+                <w:rFonts w:eastAsiaTheme="minorEastAsia" w:hint="eastAsia"/>
+              </w:rPr>
+              <w:t>db.dropCL('test')</w:t>
             </w:r>
           </w:p>
         </w:tc>
@@ -5510,16 +4942,74 @@
               <w:rPr>
                 <w:rFonts w:eastAsiaTheme="minorEastAsia" w:hint="eastAsia"/>
               </w:rPr>
-              <w:t>(</w:t>
-            </w:r>
-            <w:proofErr w:type="spellStart"/>
-            <w:r>
-              <w:rPr>
-                <w:rFonts w:eastAsiaTheme="minorEastAsia" w:hint="eastAsia"/>
-              </w:rPr>
-              <w:t>testfindandmodify.test</w:t>
-            </w:r>
-            <w:proofErr w:type="spellEnd"/>
+              <w:t>(testfindandmodify.test)</w:t>
+            </w:r>
+          </w:p>
+          <w:p>
+            <w:pPr>
+              <w:ind w:left="0"/>
+              <w:rPr>
+                <w:rFonts w:eastAsiaTheme="minorEastAsia"/>
+              </w:rPr>
+            </w:pPr>
+            <w:r>
+              <w:rPr>
+                <w:rFonts w:eastAsiaTheme="minorEastAsia" w:hint="eastAsia"/>
+              </w:rPr>
+              <w:t>3.</w:t>
+            </w:r>
+            <w:r>
+              <w:rPr>
+                <w:rFonts w:eastAsiaTheme="minorEastAsia" w:hint="eastAsia"/>
+              </w:rPr>
+              <w:t>通过</w:t>
+            </w:r>
+            <w:r>
+              <w:rPr>
+                <w:rFonts w:eastAsiaTheme="minorEastAsia" w:hint="eastAsia"/>
+              </w:rPr>
+              <w:t>js</w:t>
+            </w:r>
+            <w:r>
+              <w:rPr>
+                <w:rFonts w:eastAsiaTheme="minorEastAsia" w:hint="eastAsia"/>
+              </w:rPr>
+              <w:t>执行</w:t>
+            </w:r>
+          </w:p>
+          <w:p>
+            <w:pPr>
+              <w:ind w:left="0"/>
+              <w:rPr>
+                <w:rFonts w:eastAsiaTheme="minorEastAsia"/>
+              </w:rPr>
+            </w:pPr>
+            <w:r>
+              <w:rPr>
+                <w:rFonts w:eastAsiaTheme="minorEastAsia" w:hint="eastAsia"/>
+              </w:rPr>
+              <w:t>for(i=0;i&lt;10;++i){</w:t>
+            </w:r>
+          </w:p>
+          <w:p>
+            <w:pPr>
+              <w:ind w:left="0"/>
+              <w:rPr>
+                <w:rFonts w:eastAsiaTheme="minorEastAsia"/>
+              </w:rPr>
+            </w:pPr>
+            <w:r>
+              <w:rPr>
+                <w:rFonts w:eastAsiaTheme="minorEastAsia" w:hint="eastAsia"/>
+              </w:rPr>
+              <w:t>db.testfindandm</w:t>
+            </w:r>
+            <w:r>
+              <w:rPr>
+                <w:rFonts w:eastAsiaTheme="minorEastAsia" w:hint="eastAsia"/>
+              </w:rPr>
+              <w:t>odify.test.insert({c:1,d:i}</w:t>
+            </w:r>
             <w:r>
               <w:rPr>
                 <w:rFonts w:eastAsiaTheme="minorEastAsia" w:hint="eastAsia"/>
@@ -5538,116 +5028,6 @@
               <w:rPr>
                 <w:rFonts w:eastAsiaTheme="minorEastAsia" w:hint="eastAsia"/>
               </w:rPr>
-              <w:t>3.</w:t>
-            </w:r>
-            <w:r>
-              <w:rPr>
-                <w:rFonts w:eastAsiaTheme="minorEastAsia" w:hint="eastAsia"/>
-              </w:rPr>
-              <w:t>通过</w:t>
-            </w:r>
-            <w:proofErr w:type="spellStart"/>
-            <w:r>
-              <w:rPr>
-                <w:rFonts w:eastAsiaTheme="minorEastAsia" w:hint="eastAsia"/>
-              </w:rPr>
-              <w:t>js</w:t>
-            </w:r>
-            <w:proofErr w:type="spellEnd"/>
-            <w:r>
-              <w:rPr>
-                <w:rFonts w:eastAsiaTheme="minorEastAsia" w:hint="eastAsia"/>
-              </w:rPr>
-              <w:t>执行</w:t>
-            </w:r>
-          </w:p>
-          <w:p>
-            <w:pPr>
-              <w:ind w:left="0"/>
-              <w:rPr>
-                <w:rFonts w:eastAsiaTheme="minorEastAsia"/>
-              </w:rPr>
-            </w:pPr>
-            <w:r>
-              <w:rPr>
-                <w:rFonts w:eastAsiaTheme="minorEastAsia" w:hint="eastAsia"/>
-              </w:rPr>
-              <w:t>for(</w:t>
-            </w:r>
-            <w:proofErr w:type="spellStart"/>
-            <w:r>
-              <w:rPr>
-                <w:rFonts w:eastAsiaTheme="minorEastAsia" w:hint="eastAsia"/>
-              </w:rPr>
-              <w:t>i</w:t>
-            </w:r>
-            <w:proofErr w:type="spellEnd"/>
-            <w:r>
-              <w:rPr>
-                <w:rFonts w:eastAsiaTheme="minorEastAsia" w:hint="eastAsia"/>
-              </w:rPr>
-              <w:t>=0;i&lt;10;++</w:t>
-            </w:r>
-            <w:proofErr w:type="spellStart"/>
-            <w:r>
-              <w:rPr>
-                <w:rFonts w:eastAsiaTheme="minorEastAsia" w:hint="eastAsia"/>
-              </w:rPr>
-              <w:t>i</w:t>
-            </w:r>
-            <w:proofErr w:type="spellEnd"/>
-            <w:r>
-              <w:rPr>
-                <w:rFonts w:eastAsiaTheme="minorEastAsia" w:hint="eastAsia"/>
-              </w:rPr>
-              <w:t>){</w:t>
-            </w:r>
-          </w:p>
-          <w:p>
-            <w:pPr>
-              <w:ind w:left="0"/>
-              <w:rPr>
-                <w:rFonts w:eastAsiaTheme="minorEastAsia"/>
-              </w:rPr>
-            </w:pPr>
-            <w:proofErr w:type="spellStart"/>
-            <w:r>
-              <w:rPr>
-                <w:rFonts w:eastAsiaTheme="minorEastAsia" w:hint="eastAsia"/>
-              </w:rPr>
-              <w:t>db.testfindandm</w:t>
-            </w:r>
-            <w:r>
-              <w:rPr>
-                <w:rFonts w:eastAsiaTheme="minorEastAsia" w:hint="eastAsia"/>
-              </w:rPr>
-              <w:t>odify.test.insert</w:t>
-            </w:r>
-            <w:proofErr w:type="spellEnd"/>
-            <w:r>
-              <w:rPr>
-                <w:rFonts w:eastAsiaTheme="minorEastAsia" w:hint="eastAsia"/>
-              </w:rPr>
-              <w:t>({c:1,d:i}</w:t>
-            </w:r>
-            <w:r>
-              <w:rPr>
-                <w:rFonts w:eastAsiaTheme="minorEastAsia" w:hint="eastAsia"/>
-              </w:rPr>
-              <w:t>)</w:t>
-            </w:r>
-          </w:p>
-          <w:p>
-            <w:pPr>
-              <w:ind w:left="0"/>
-              <w:rPr>
-                <w:rFonts w:eastAsiaTheme="minorEastAsia"/>
-              </w:rPr>
-            </w:pPr>
-            <w:r>
-              <w:rPr>
-                <w:rFonts w:eastAsiaTheme="minorEastAsia" w:hint="eastAsia"/>
-              </w:rPr>
               <w:t>}</w:t>
             </w:r>
           </w:p>
@@ -5768,19 +5148,11 @@
               </w:rPr>
               <w:t>确认结果后，无论成功失败都执行</w:t>
             </w:r>
-            <w:proofErr w:type="spellStart"/>
-            <w:r>
-              <w:rPr>
-                <w:rFonts w:eastAsiaTheme="minorEastAsia" w:hint="eastAsia"/>
-              </w:rPr>
-              <w:t>db.dropCL</w:t>
-            </w:r>
-            <w:proofErr w:type="spellEnd"/>
-            <w:r>
-              <w:rPr>
-                <w:rFonts w:eastAsiaTheme="minorEastAsia" w:hint="eastAsia"/>
-              </w:rPr>
-              <w:t>('test')</w:t>
+            <w:r>
+              <w:rPr>
+                <w:rFonts w:eastAsiaTheme="minorEastAsia" w:hint="eastAsia"/>
+              </w:rPr>
+              <w:t>db.dropCL('test')</w:t>
             </w:r>
           </w:p>
         </w:tc>
@@ -6010,16 +5382,60 @@
               <w:rPr>
                 <w:rFonts w:eastAsiaTheme="minorEastAsia" w:hint="eastAsia"/>
               </w:rPr>
-              <w:t>(</w:t>
-            </w:r>
-            <w:proofErr w:type="spellStart"/>
-            <w:r>
-              <w:rPr>
-                <w:rFonts w:eastAsiaTheme="minorEastAsia" w:hint="eastAsia"/>
-              </w:rPr>
-              <w:t>testfindandmodify.test</w:t>
-            </w:r>
-            <w:proofErr w:type="spellEnd"/>
+              <w:t>(testfindandmodify.test)</w:t>
+            </w:r>
+          </w:p>
+          <w:p>
+            <w:pPr>
+              <w:ind w:left="0"/>
+              <w:rPr>
+                <w:rFonts w:eastAsiaTheme="minorEastAsia"/>
+              </w:rPr>
+            </w:pPr>
+            <w:r>
+              <w:rPr>
+                <w:rFonts w:eastAsiaTheme="minorEastAsia" w:hint="eastAsia"/>
+              </w:rPr>
+              <w:t>3.</w:t>
+            </w:r>
+            <w:r>
+              <w:rPr>
+                <w:rFonts w:eastAsiaTheme="minorEastAsia" w:hint="eastAsia"/>
+              </w:rPr>
+              <w:t>通过</w:t>
+            </w:r>
+            <w:r>
+              <w:rPr>
+                <w:rFonts w:eastAsiaTheme="minorEastAsia" w:hint="eastAsia"/>
+              </w:rPr>
+              <w:t>js</w:t>
+            </w:r>
+            <w:r>
+              <w:rPr>
+                <w:rFonts w:eastAsiaTheme="minorEastAsia" w:hint="eastAsia"/>
+              </w:rPr>
+              <w:t>执行</w:t>
+            </w:r>
+          </w:p>
+          <w:p>
+            <w:pPr>
+              <w:ind w:left="0"/>
+              <w:rPr>
+                <w:rFonts w:eastAsiaTheme="minorEastAsia"/>
+              </w:rPr>
+            </w:pPr>
+            <w:r>
+              <w:rPr>
+                <w:rFonts w:eastAsiaTheme="minorEastAsia" w:hint="eastAsia"/>
+              </w:rPr>
+              <w:t>db.testfindandm</w:t>
+            </w:r>
+            <w:r>
+              <w:rPr>
+                <w:rFonts w:eastAsiaTheme="minorEastAsia" w:hint="eastAsia"/>
+              </w:rPr>
+              <w:t>odify.test.insert({c:1,d:1}</w:t>
+            </w:r>
             <w:r>
               <w:rPr>
                 <w:rFonts w:eastAsiaTheme="minorEastAsia" w:hint="eastAsia"/>
@@ -6038,89 +5454,13 @@
               <w:rPr>
                 <w:rFonts w:eastAsiaTheme="minorEastAsia" w:hint="eastAsia"/>
               </w:rPr>
-              <w:t>3.</w:t>
-            </w:r>
-            <w:r>
-              <w:rPr>
-                <w:rFonts w:eastAsiaTheme="minorEastAsia" w:hint="eastAsia"/>
-              </w:rPr>
-              <w:t>通过</w:t>
-            </w:r>
-            <w:proofErr w:type="spellStart"/>
-            <w:r>
-              <w:rPr>
-                <w:rFonts w:eastAsiaTheme="minorEastAsia" w:hint="eastAsia"/>
-              </w:rPr>
-              <w:t>js</w:t>
-            </w:r>
-            <w:proofErr w:type="spellEnd"/>
-            <w:r>
-              <w:rPr>
-                <w:rFonts w:eastAsiaTheme="minorEastAsia" w:hint="eastAsia"/>
-              </w:rPr>
-              <w:t>执行</w:t>
-            </w:r>
-          </w:p>
-          <w:p>
-            <w:pPr>
-              <w:ind w:left="0"/>
-              <w:rPr>
-                <w:rFonts w:eastAsiaTheme="minorEastAsia"/>
-              </w:rPr>
-            </w:pPr>
-            <w:proofErr w:type="spellStart"/>
-            <w:r>
-              <w:rPr>
-                <w:rFonts w:eastAsiaTheme="minorEastAsia" w:hint="eastAsia"/>
-              </w:rPr>
-              <w:t>db.testfindandm</w:t>
-            </w:r>
-            <w:r>
-              <w:rPr>
-                <w:rFonts w:eastAsiaTheme="minorEastAsia" w:hint="eastAsia"/>
-              </w:rPr>
-              <w:t>odify.test.insert</w:t>
-            </w:r>
-            <w:proofErr w:type="spellEnd"/>
-            <w:r>
-              <w:rPr>
-                <w:rFonts w:eastAsiaTheme="minorEastAsia" w:hint="eastAsia"/>
-              </w:rPr>
-              <w:t>({c:1,d:1}</w:t>
-            </w:r>
-            <w:r>
-              <w:rPr>
-                <w:rFonts w:eastAsiaTheme="minorEastAsia" w:hint="eastAsia"/>
-              </w:rPr>
-              <w:t>)</w:t>
-            </w:r>
-          </w:p>
-          <w:p>
-            <w:pPr>
-              <w:ind w:left="0"/>
-              <w:rPr>
-                <w:rFonts w:eastAsiaTheme="minorEastAsia"/>
-              </w:rPr>
-            </w:pPr>
-            <w:proofErr w:type="spellStart"/>
-            <w:r>
-              <w:rPr>
-                <w:rFonts w:eastAsiaTheme="minorEastAsia" w:hint="eastAsia"/>
-              </w:rPr>
               <w:t>db.testfind</w:t>
             </w:r>
             <w:r>
               <w:rPr>
                 <w:rFonts w:eastAsiaTheme="minorEastAsia" w:hint="eastAsia"/>
               </w:rPr>
-              <w:t>andmodify.test.find</w:t>
-            </w:r>
-            <w:proofErr w:type="spellEnd"/>
-            <w:r>
-              <w:rPr>
-                <w:rFonts w:eastAsiaTheme="minorEastAsia" w:hint="eastAsia"/>
-              </w:rPr>
-              <w:t>().remove().</w:t>
+              <w:t>andmodify.test.find().remove().</w:t>
             </w:r>
             <w:r>
               <w:rPr>
@@ -6145,19 +5485,11 @@
               </w:rPr>
               <w:t>确认结果后，无论成功失败都执行</w:t>
             </w:r>
-            <w:proofErr w:type="spellStart"/>
-            <w:r>
-              <w:rPr>
-                <w:rFonts w:eastAsiaTheme="minorEastAsia" w:hint="eastAsia"/>
-              </w:rPr>
-              <w:t>db.dropCL</w:t>
-            </w:r>
-            <w:proofErr w:type="spellEnd"/>
-            <w:r>
-              <w:rPr>
-                <w:rFonts w:eastAsiaTheme="minorEastAsia" w:hint="eastAsia"/>
-              </w:rPr>
-              <w:t>('test')</w:t>
+            <w:r>
+              <w:rPr>
+                <w:rFonts w:eastAsiaTheme="minorEastAsia" w:hint="eastAsia"/>
+              </w:rPr>
+              <w:t>db.dropCL('test')</w:t>
             </w:r>
           </w:p>
         </w:tc>
@@ -6369,21 +5701,7 @@
               <w:rPr>
                 <w:rFonts w:eastAsiaTheme="minorEastAsia" w:hint="eastAsia"/>
               </w:rPr>
-              <w:t>(</w:t>
-            </w:r>
-            <w:proofErr w:type="spellStart"/>
-            <w:r>
-              <w:rPr>
-                <w:rFonts w:eastAsiaTheme="minorEastAsia" w:hint="eastAsia"/>
-              </w:rPr>
-              <w:t>testfindandmodify.test</w:t>
-            </w:r>
-            <w:proofErr w:type="spellEnd"/>
-            <w:r>
-              <w:rPr>
-                <w:rFonts w:eastAsiaTheme="minorEastAsia" w:hint="eastAsia"/>
-              </w:rPr>
-              <w:t>)</w:t>
+              <w:t>(testfindandmodify.test)</w:t>
             </w:r>
           </w:p>
           <w:p>
@@ -6405,14 +5723,12 @@
               </w:rPr>
               <w:t>通过</w:t>
             </w:r>
-            <w:proofErr w:type="spellStart"/>
             <w:r>
               <w:rPr>
                 <w:rFonts w:eastAsiaTheme="minorEastAsia" w:hint="eastAsia"/>
               </w:rPr>
               <w:t>js</w:t>
             </w:r>
-            <w:proofErr w:type="spellEnd"/>
             <w:r>
               <w:rPr>
                 <w:rFonts w:eastAsiaTheme="minorEastAsia" w:hint="eastAsia"/>
@@ -6427,7 +5743,6 @@
                 <w:rFonts w:eastAsiaTheme="minorEastAsia"/>
               </w:rPr>
             </w:pPr>
-            <w:proofErr w:type="spellStart"/>
             <w:r>
               <w:rPr>
                 <w:rFonts w:eastAsiaTheme="minorEastAsia"/>
@@ -6438,80 +5753,30 @@
               <w:rPr>
                 <w:rFonts w:eastAsiaTheme="minorEastAsia" w:hint="eastAsia"/>
               </w:rPr>
-              <w:t>test.createIndex</w:t>
-            </w:r>
-            <w:proofErr w:type="spellEnd"/>
-            <w:r>
-              <w:rPr>
-                <w:rFonts w:eastAsiaTheme="minorEastAsia" w:hint="eastAsia"/>
-              </w:rPr>
-              <w:t>('</w:t>
-            </w:r>
-            <w:proofErr w:type="spellStart"/>
-            <w:r>
-              <w:rPr>
-                <w:rFonts w:eastAsiaTheme="minorEastAsia" w:hint="eastAsia"/>
-              </w:rPr>
-              <w:t>tmpindex</w:t>
-            </w:r>
-            <w:proofErr w:type="spellEnd"/>
-            <w:r>
-              <w:rPr>
-                <w:rFonts w:eastAsiaTheme="minorEastAsia" w:hint="eastAsia"/>
-              </w:rPr>
-              <w:t>',{d:1})</w:t>
-            </w:r>
-          </w:p>
-          <w:p>
-            <w:pPr>
-              <w:ind w:left="0"/>
-              <w:rPr>
-                <w:rFonts w:eastAsiaTheme="minorEastAsia"/>
-              </w:rPr>
-            </w:pPr>
-            <w:r>
-              <w:rPr>
-                <w:rFonts w:eastAsiaTheme="minorEastAsia" w:hint="eastAsia"/>
-              </w:rPr>
-              <w:t>for(</w:t>
-            </w:r>
-            <w:proofErr w:type="spellStart"/>
-            <w:r>
-              <w:rPr>
-                <w:rFonts w:eastAsiaTheme="minorEastAsia" w:hint="eastAsia"/>
-              </w:rPr>
-              <w:t>i</w:t>
-            </w:r>
-            <w:proofErr w:type="spellEnd"/>
-            <w:r>
-              <w:rPr>
-                <w:rFonts w:eastAsiaTheme="minorEastAsia" w:hint="eastAsia"/>
-              </w:rPr>
-              <w:t>=0;i&lt;10;++</w:t>
-            </w:r>
-            <w:proofErr w:type="spellStart"/>
-            <w:r>
-              <w:rPr>
-                <w:rFonts w:eastAsiaTheme="minorEastAsia" w:hint="eastAsia"/>
-              </w:rPr>
-              <w:t>i</w:t>
-            </w:r>
-            <w:proofErr w:type="spellEnd"/>
-            <w:r>
-              <w:rPr>
-                <w:rFonts w:eastAsiaTheme="minorEastAsia" w:hint="eastAsia"/>
-              </w:rPr>
-              <w:t>){</w:t>
-            </w:r>
-          </w:p>
-          <w:p>
-            <w:pPr>
-              <w:ind w:left="0"/>
-              <w:rPr>
-                <w:rFonts w:eastAsiaTheme="minorEastAsia"/>
-              </w:rPr>
-            </w:pPr>
-            <w:proofErr w:type="spellStart"/>
+              <w:t>test.createIndex('tmpindex',{d:1})</w:t>
+            </w:r>
+          </w:p>
+          <w:p>
+            <w:pPr>
+              <w:ind w:left="0"/>
+              <w:rPr>
+                <w:rFonts w:eastAsiaTheme="minorEastAsia"/>
+              </w:rPr>
+            </w:pPr>
+            <w:r>
+              <w:rPr>
+                <w:rFonts w:eastAsiaTheme="minorEastAsia" w:hint="eastAsia"/>
+              </w:rPr>
+              <w:t>for(i=0;i&lt;10;++i){</w:t>
+            </w:r>
+          </w:p>
+          <w:p>
+            <w:pPr>
+              <w:ind w:left="0"/>
+              <w:rPr>
+                <w:rFonts w:eastAsiaTheme="minorEastAsia"/>
+              </w:rPr>
+            </w:pPr>
             <w:r>
               <w:rPr>
                 <w:rFonts w:eastAsiaTheme="minorEastAsia" w:hint="eastAsia"/>
@@ -6522,14 +5787,7 @@
               <w:rPr>
                 <w:rFonts w:eastAsiaTheme="minorEastAsia" w:hint="eastAsia"/>
               </w:rPr>
-              <w:t>odify.test.insert</w:t>
-            </w:r>
-            <w:proofErr w:type="spellEnd"/>
-            <w:r>
-              <w:rPr>
-                <w:rFonts w:eastAsiaTheme="minorEastAsia" w:hint="eastAsia"/>
-              </w:rPr>
-              <w:t>({c:1,d:i}</w:t>
+              <w:t>odify.test.insert({c:1,d:i}</w:t>
             </w:r>
             <w:r>
               <w:rPr>
@@ -6586,19 +5844,11 @@
               </w:rPr>
               <w:t>确认结果后，无论成功失败都执行</w:t>
             </w:r>
-            <w:proofErr w:type="spellStart"/>
-            <w:r>
-              <w:rPr>
-                <w:rFonts w:eastAsiaTheme="minorEastAsia" w:hint="eastAsia"/>
-              </w:rPr>
-              <w:t>db.dropCL</w:t>
-            </w:r>
-            <w:proofErr w:type="spellEnd"/>
-            <w:r>
-              <w:rPr>
-                <w:rFonts w:eastAsiaTheme="minorEastAsia" w:hint="eastAsia"/>
-              </w:rPr>
-              <w:t>('test')</w:t>
+            <w:r>
+              <w:rPr>
+                <w:rFonts w:eastAsiaTheme="minorEastAsia" w:hint="eastAsia"/>
+              </w:rPr>
+              <w:t>db.dropCL('test')</w:t>
             </w:r>
           </w:p>
         </w:tc>
@@ -6858,21 +6108,7 @@
               <w:rPr>
                 <w:rFonts w:eastAsiaTheme="minorEastAsia" w:hint="eastAsia"/>
               </w:rPr>
-              <w:t>(</w:t>
-            </w:r>
-            <w:proofErr w:type="spellStart"/>
-            <w:r>
-              <w:rPr>
-                <w:rFonts w:eastAsiaTheme="minorEastAsia" w:hint="eastAsia"/>
-              </w:rPr>
-              <w:t>testfindandmodify.test</w:t>
-            </w:r>
-            <w:proofErr w:type="spellEnd"/>
-            <w:r>
-              <w:rPr>
-                <w:rFonts w:eastAsiaTheme="minorEastAsia" w:hint="eastAsia"/>
-              </w:rPr>
-              <w:t>)</w:t>
+              <w:t>(testfindandmodify.test)</w:t>
             </w:r>
           </w:p>
           <w:p>
@@ -6894,14 +6130,12 @@
               </w:rPr>
               <w:t>通过</w:t>
             </w:r>
-            <w:proofErr w:type="spellStart"/>
             <w:r>
               <w:rPr>
                 <w:rFonts w:eastAsiaTheme="minorEastAsia" w:hint="eastAsia"/>
               </w:rPr>
               <w:t>js</w:t>
             </w:r>
-            <w:proofErr w:type="spellEnd"/>
             <w:r>
               <w:rPr>
                 <w:rFonts w:eastAsiaTheme="minorEastAsia" w:hint="eastAsia"/>
@@ -6920,57 +6154,21 @@
               <w:rPr>
                 <w:rFonts w:eastAsiaTheme="minorEastAsia" w:hint="eastAsia"/>
               </w:rPr>
-              <w:t>for(</w:t>
-            </w:r>
-            <w:proofErr w:type="spellStart"/>
-            <w:r>
-              <w:rPr>
-                <w:rFonts w:eastAsiaTheme="minorEastAsia" w:hint="eastAsia"/>
-              </w:rPr>
-              <w:t>i</w:t>
-            </w:r>
-            <w:proofErr w:type="spellEnd"/>
-            <w:r>
-              <w:rPr>
-                <w:rFonts w:eastAsiaTheme="minorEastAsia" w:hint="eastAsia"/>
-              </w:rPr>
-              <w:t>=0;i&lt;10;++</w:t>
-            </w:r>
-            <w:proofErr w:type="spellStart"/>
-            <w:r>
-              <w:rPr>
-                <w:rFonts w:eastAsiaTheme="minorEastAsia" w:hint="eastAsia"/>
-              </w:rPr>
-              <w:t>i</w:t>
-            </w:r>
-            <w:proofErr w:type="spellEnd"/>
-            <w:r>
-              <w:rPr>
-                <w:rFonts w:eastAsiaTheme="minorEastAsia" w:hint="eastAsia"/>
-              </w:rPr>
-              <w:t>){</w:t>
-            </w:r>
-          </w:p>
-          <w:p>
-            <w:pPr>
-              <w:ind w:left="0"/>
-              <w:rPr>
-                <w:rFonts w:eastAsiaTheme="minorEastAsia"/>
-              </w:rPr>
-            </w:pPr>
-            <w:proofErr w:type="spellStart"/>
-            <w:r>
-              <w:rPr>
-                <w:rFonts w:eastAsiaTheme="minorEastAsia" w:hint="eastAsia"/>
-              </w:rPr>
-              <w:t>db.testfindandmodify.test.insert</w:t>
-            </w:r>
-            <w:proofErr w:type="spellEnd"/>
-            <w:r>
-              <w:rPr>
-                <w:rFonts w:eastAsiaTheme="minorEastAsia" w:hint="eastAsia"/>
-              </w:rPr>
-              <w:t>({_id:1,c:i})</w:t>
+              <w:t>for(i=0;i&lt;10;++i){</w:t>
+            </w:r>
+          </w:p>
+          <w:p>
+            <w:pPr>
+              <w:ind w:left="0"/>
+              <w:rPr>
+                <w:rFonts w:eastAsiaTheme="minorEastAsia"/>
+              </w:rPr>
+            </w:pPr>
+            <w:r>
+              <w:rPr>
+                <w:rFonts w:eastAsiaTheme="minorEastAsia" w:hint="eastAsia"/>
+              </w:rPr>
+              <w:t>db.testfindandmodify.test.insert({_id:1,c:i})</w:t>
             </w:r>
           </w:p>
           <w:p>
@@ -6994,7 +6192,6 @@
                 <w:rFonts w:eastAsiaTheme="minorEastAsia"/>
               </w:rPr>
             </w:pPr>
-            <w:proofErr w:type="spellStart"/>
             <w:r>
               <w:rPr>
                 <w:rFonts w:eastAsiaTheme="minorEastAsia" w:hint="eastAsia"/>
@@ -7005,14 +6202,7 @@
               <w:rPr>
                 <w:rFonts w:eastAsiaTheme="minorEastAsia" w:hint="eastAsia"/>
               </w:rPr>
-              <w:t>test.find</w:t>
-            </w:r>
-            <w:proofErr w:type="spellEnd"/>
-            <w:r>
-              <w:rPr>
-                <w:rFonts w:eastAsiaTheme="minorEastAsia" w:hint="eastAsia"/>
-              </w:rPr>
-              <w:t>({_id:{$gte:5}}).skip(3</w:t>
+              <w:t>test.find({_id:{$gte:5}}).skip(3</w:t>
             </w:r>
             <w:r>
               <w:rPr>
@@ -7028,29 +6218,20 @@
                 <w:rFonts w:eastAsiaTheme="minorEastAsia"/>
               </w:rPr>
             </w:pPr>
-            <w:proofErr w:type="spellStart"/>
-            <w:r>
-              <w:rPr>
-                <w:rFonts w:eastAsiaTheme="minorEastAsia" w:hint="eastAsia"/>
-              </w:rPr>
-              <w:t>db.testfindandmodify.test.find</w:t>
-            </w:r>
-            <w:proofErr w:type="spellEnd"/>
-            <w:r>
-              <w:rPr>
-                <w:rFonts w:eastAsiaTheme="minorEastAsia" w:hint="eastAsia"/>
-              </w:rPr>
-              <w:t>({_id:{$gte:5}}).limit(1). remove()</w:t>
-            </w:r>
-          </w:p>
-          <w:p>
-            <w:pPr>
-              <w:ind w:left="0"/>
-              <w:rPr>
-                <w:rFonts w:eastAsiaTheme="minorEastAsia"/>
-              </w:rPr>
-            </w:pPr>
-            <w:proofErr w:type="spellStart"/>
+            <w:r>
+              <w:rPr>
+                <w:rFonts w:eastAsiaTheme="minorEastAsia" w:hint="eastAsia"/>
+              </w:rPr>
+              <w:t>db.testfindandmodify.test.find({_id:{$gte:5}}).limit(1). remove()</w:t>
+            </w:r>
+          </w:p>
+          <w:p>
+            <w:pPr>
+              <w:ind w:left="0"/>
+              <w:rPr>
+                <w:rFonts w:eastAsiaTheme="minorEastAsia"/>
+              </w:rPr>
+            </w:pPr>
             <w:r>
               <w:rPr>
                 <w:rFonts w:eastAsiaTheme="minorEastAsia" w:hint="eastAsia"/>
@@ -7061,14 +6242,7 @@
               <w:rPr>
                 <w:rFonts w:eastAsiaTheme="minorEastAsia" w:hint="eastAsia"/>
               </w:rPr>
-              <w:t>test.find</w:t>
-            </w:r>
-            <w:proofErr w:type="spellEnd"/>
-            <w:r>
-              <w:rPr>
-                <w:rFonts w:eastAsiaTheme="minorEastAsia" w:hint="eastAsia"/>
-              </w:rPr>
-              <w:t>({_id:{$gte:5}}).skip(1</w:t>
+              <w:t>test.find({_id:{$gte:5}}).skip(1</w:t>
             </w:r>
             <w:r>
               <w:rPr>
@@ -7104,19 +6278,11 @@
               </w:rPr>
               <w:t>确认结果后，无论成功失败都执行</w:t>
             </w:r>
-            <w:proofErr w:type="spellStart"/>
-            <w:r>
-              <w:rPr>
-                <w:rFonts w:eastAsiaTheme="minorEastAsia" w:hint="eastAsia"/>
-              </w:rPr>
-              <w:t>db.dropCL</w:t>
-            </w:r>
-            <w:proofErr w:type="spellEnd"/>
-            <w:r>
-              <w:rPr>
-                <w:rFonts w:eastAsiaTheme="minorEastAsia" w:hint="eastAsia"/>
-              </w:rPr>
-              <w:t>('test')</w:t>
+            <w:r>
+              <w:rPr>
+                <w:rFonts w:eastAsiaTheme="minorEastAsia" w:hint="eastAsia"/>
+              </w:rPr>
+              <w:t>db.dropCL('test')</w:t>
             </w:r>
           </w:p>
         </w:tc>
@@ -7322,21 +6488,7 @@
               <w:rPr>
                 <w:rFonts w:eastAsiaTheme="minorEastAsia" w:hint="eastAsia"/>
               </w:rPr>
-              <w:t>(</w:t>
-            </w:r>
-            <w:proofErr w:type="spellStart"/>
-            <w:r>
-              <w:rPr>
-                <w:rFonts w:eastAsiaTheme="minorEastAsia" w:hint="eastAsia"/>
-              </w:rPr>
-              <w:t>testfindandmodify.test</w:t>
-            </w:r>
-            <w:proofErr w:type="spellEnd"/>
-            <w:r>
-              <w:rPr>
-                <w:rFonts w:eastAsiaTheme="minorEastAsia" w:hint="eastAsia"/>
-              </w:rPr>
-              <w:t>)</w:t>
+              <w:t>(testfindandmodify.test)</w:t>
             </w:r>
           </w:p>
           <w:p>
@@ -7358,14 +6510,12 @@
               </w:rPr>
               <w:t>通过</w:t>
             </w:r>
-            <w:proofErr w:type="spellStart"/>
             <w:r>
               <w:rPr>
                 <w:rFonts w:eastAsiaTheme="minorEastAsia" w:hint="eastAsia"/>
               </w:rPr>
               <w:t>js</w:t>
             </w:r>
-            <w:proofErr w:type="spellEnd"/>
             <w:r>
               <w:rPr>
                 <w:rFonts w:eastAsiaTheme="minorEastAsia" w:hint="eastAsia"/>
@@ -7384,57 +6534,21 @@
               <w:rPr>
                 <w:rFonts w:eastAsiaTheme="minorEastAsia" w:hint="eastAsia"/>
               </w:rPr>
-              <w:t>for(</w:t>
-            </w:r>
-            <w:proofErr w:type="spellStart"/>
-            <w:r>
-              <w:rPr>
-                <w:rFonts w:eastAsiaTheme="minorEastAsia" w:hint="eastAsia"/>
-              </w:rPr>
-              <w:t>i</w:t>
-            </w:r>
-            <w:proofErr w:type="spellEnd"/>
-            <w:r>
-              <w:rPr>
-                <w:rFonts w:eastAsiaTheme="minorEastAsia" w:hint="eastAsia"/>
-              </w:rPr>
-              <w:t>=0;i&lt;10;++</w:t>
-            </w:r>
-            <w:proofErr w:type="spellStart"/>
-            <w:r>
-              <w:rPr>
-                <w:rFonts w:eastAsiaTheme="minorEastAsia" w:hint="eastAsia"/>
-              </w:rPr>
-              <w:t>i</w:t>
-            </w:r>
-            <w:proofErr w:type="spellEnd"/>
-            <w:r>
-              <w:rPr>
-                <w:rFonts w:eastAsiaTheme="minorEastAsia" w:hint="eastAsia"/>
-              </w:rPr>
-              <w:t>){</w:t>
-            </w:r>
-          </w:p>
-          <w:p>
-            <w:pPr>
-              <w:ind w:left="0"/>
-              <w:rPr>
-                <w:rFonts w:eastAsiaTheme="minorEastAsia"/>
-              </w:rPr>
-            </w:pPr>
-            <w:proofErr w:type="spellStart"/>
-            <w:r>
-              <w:rPr>
-                <w:rFonts w:eastAsiaTheme="minorEastAsia" w:hint="eastAsia"/>
-              </w:rPr>
-              <w:t>db.testfindandmodify.test.insert</w:t>
-            </w:r>
-            <w:proofErr w:type="spellEnd"/>
-            <w:r>
-              <w:rPr>
-                <w:rFonts w:eastAsiaTheme="minorEastAsia" w:hint="eastAsia"/>
-              </w:rPr>
-              <w:t>({c:1,d:i})</w:t>
+              <w:t>for(i=0;i&lt;10;++i){</w:t>
+            </w:r>
+          </w:p>
+          <w:p>
+            <w:pPr>
+              <w:ind w:left="0"/>
+              <w:rPr>
+                <w:rFonts w:eastAsiaTheme="minorEastAsia"/>
+              </w:rPr>
+            </w:pPr>
+            <w:r>
+              <w:rPr>
+                <w:rFonts w:eastAsiaTheme="minorEastAsia" w:hint="eastAsia"/>
+              </w:rPr>
+              <w:t>db.testfindandmodify.test.insert({c:1,d:i})</w:t>
             </w:r>
           </w:p>
           <w:p>
@@ -7458,63 +6572,39 @@
                 <w:rFonts w:eastAsiaTheme="minorEastAsia"/>
               </w:rPr>
             </w:pPr>
-            <w:proofErr w:type="spellStart"/>
-            <w:r>
-              <w:rPr>
-                <w:rFonts w:eastAsiaTheme="minorEastAsia" w:hint="eastAsia"/>
-              </w:rPr>
-              <w:t>db.testfindandmodify.test.find</w:t>
-            </w:r>
-            <w:proofErr w:type="spellEnd"/>
-            <w:r>
-              <w:rPr>
-                <w:rFonts w:eastAsiaTheme="minorEastAsia" w:hint="eastAsia"/>
-              </w:rPr>
-              <w:t>().skip(5).remove()</w:t>
-            </w:r>
-          </w:p>
-          <w:p>
-            <w:pPr>
-              <w:ind w:left="0"/>
-              <w:rPr>
-                <w:rFonts w:eastAsiaTheme="minorEastAsia"/>
-              </w:rPr>
-            </w:pPr>
-            <w:proofErr w:type="spellStart"/>
-            <w:r>
-              <w:rPr>
-                <w:rFonts w:eastAsiaTheme="minorEastAsia" w:hint="eastAsia"/>
-              </w:rPr>
-              <w:t>db.testfindandmodify.test.find</w:t>
-            </w:r>
-            <w:proofErr w:type="spellEnd"/>
-            <w:r>
-              <w:rPr>
-                <w:rFonts w:eastAsiaTheme="minorEastAsia" w:hint="eastAsia"/>
-              </w:rPr>
-              <w:t>().limit(1). remove()</w:t>
-            </w:r>
-          </w:p>
-          <w:p>
-            <w:pPr>
-              <w:ind w:left="0"/>
-              <w:rPr>
-                <w:rFonts w:eastAsiaTheme="minorEastAsia"/>
-              </w:rPr>
-            </w:pPr>
-            <w:proofErr w:type="spellStart"/>
-            <w:r>
-              <w:rPr>
-                <w:rFonts w:eastAsiaTheme="minorEastAsia" w:hint="eastAsia"/>
-              </w:rPr>
-              <w:t>db.testfindandmodify.test.find</w:t>
-            </w:r>
-            <w:proofErr w:type="spellEnd"/>
-            <w:r>
-              <w:rPr>
-                <w:rFonts w:eastAsiaTheme="minorEastAsia" w:hint="eastAsia"/>
-              </w:rPr>
-              <w:t>().skip(5).limit(1). remove()</w:t>
+            <w:r>
+              <w:rPr>
+                <w:rFonts w:eastAsiaTheme="minorEastAsia" w:hint="eastAsia"/>
+              </w:rPr>
+              <w:t>db.testfindandmodify.test.find().skip(5).remove()</w:t>
+            </w:r>
+          </w:p>
+          <w:p>
+            <w:pPr>
+              <w:ind w:left="0"/>
+              <w:rPr>
+                <w:rFonts w:eastAsiaTheme="minorEastAsia"/>
+              </w:rPr>
+            </w:pPr>
+            <w:r>
+              <w:rPr>
+                <w:rFonts w:eastAsiaTheme="minorEastAsia" w:hint="eastAsia"/>
+              </w:rPr>
+              <w:t>db.testfindandmodify.test.find().limit(1). remove()</w:t>
+            </w:r>
+          </w:p>
+          <w:p>
+            <w:pPr>
+              <w:ind w:left="0"/>
+              <w:rPr>
+                <w:rFonts w:eastAsiaTheme="minorEastAsia"/>
+              </w:rPr>
+            </w:pPr>
+            <w:r>
+              <w:rPr>
+                <w:rFonts w:eastAsiaTheme="minorEastAsia" w:hint="eastAsia"/>
+              </w:rPr>
+              <w:t>db.testfindandmodify.test.find().skip(5).limit(1). remove()</w:t>
             </w:r>
           </w:p>
           <w:p>
@@ -7533,19 +6623,11 @@
               </w:rPr>
               <w:t>确认结果后，无论成功失败都执行</w:t>
             </w:r>
-            <w:proofErr w:type="spellStart"/>
-            <w:r>
-              <w:rPr>
-                <w:rFonts w:eastAsiaTheme="minorEastAsia" w:hint="eastAsia"/>
-              </w:rPr>
-              <w:t>db.dropCL</w:t>
-            </w:r>
-            <w:proofErr w:type="spellEnd"/>
-            <w:r>
-              <w:rPr>
-                <w:rFonts w:eastAsiaTheme="minorEastAsia" w:hint="eastAsia"/>
-              </w:rPr>
-              <w:t>('test')</w:t>
+            <w:r>
+              <w:rPr>
+                <w:rFonts w:eastAsiaTheme="minorEastAsia" w:hint="eastAsia"/>
+              </w:rPr>
+              <w:t>db.dropCL('test')</w:t>
             </w:r>
           </w:p>
         </w:tc>
@@ -7650,14 +6732,12 @@
               </w:rPr>
               <w:t>并发执行</w:t>
             </w:r>
-            <w:proofErr w:type="spellStart"/>
             <w:r>
               <w:rPr>
                 <w:rFonts w:eastAsiaTheme="minorEastAsia" w:hint="eastAsia"/>
               </w:rPr>
               <w:t>findandupdate</w:t>
             </w:r>
-            <w:proofErr w:type="spellEnd"/>
           </w:p>
         </w:tc>
         <w:tc>
@@ -7737,21 +6817,7 @@
               <w:rPr>
                 <w:rFonts w:eastAsiaTheme="minorEastAsia" w:hint="eastAsia"/>
               </w:rPr>
-              <w:t>(</w:t>
-            </w:r>
-            <w:proofErr w:type="spellStart"/>
-            <w:r>
-              <w:rPr>
-                <w:rFonts w:eastAsiaTheme="minorEastAsia" w:hint="eastAsia"/>
-              </w:rPr>
-              <w:t>testfindandmodify.test</w:t>
-            </w:r>
-            <w:proofErr w:type="spellEnd"/>
-            <w:r>
-              <w:rPr>
-                <w:rFonts w:eastAsiaTheme="minorEastAsia" w:hint="eastAsia"/>
-              </w:rPr>
-              <w:t>)</w:t>
+              <w:t>(testfindandmodify.test)</w:t>
             </w:r>
           </w:p>
           <w:p>
@@ -7774,14 +6840,12 @@
               </w:rPr>
               <w:t>通过</w:t>
             </w:r>
-            <w:proofErr w:type="spellStart"/>
             <w:r>
               <w:rPr>
                 <w:rFonts w:eastAsiaTheme="minorEastAsia" w:hint="eastAsia"/>
               </w:rPr>
               <w:t>js</w:t>
             </w:r>
-            <w:proofErr w:type="spellEnd"/>
             <w:r>
               <w:rPr>
                 <w:rFonts w:eastAsiaTheme="minorEastAsia" w:hint="eastAsia"/>
@@ -7800,57 +6864,21 @@
               <w:rPr>
                 <w:rFonts w:eastAsiaTheme="minorEastAsia" w:hint="eastAsia"/>
               </w:rPr>
-              <w:t>for(</w:t>
-            </w:r>
-            <w:proofErr w:type="spellStart"/>
-            <w:r>
-              <w:rPr>
-                <w:rFonts w:eastAsiaTheme="minorEastAsia" w:hint="eastAsia"/>
-              </w:rPr>
-              <w:t>i</w:t>
-            </w:r>
-            <w:proofErr w:type="spellEnd"/>
-            <w:r>
-              <w:rPr>
-                <w:rFonts w:eastAsiaTheme="minorEastAsia" w:hint="eastAsia"/>
-              </w:rPr>
-              <w:t>=0;i&lt;1000;++</w:t>
-            </w:r>
-            <w:proofErr w:type="spellStart"/>
-            <w:r>
-              <w:rPr>
-                <w:rFonts w:eastAsiaTheme="minorEastAsia" w:hint="eastAsia"/>
-              </w:rPr>
-              <w:t>i</w:t>
-            </w:r>
-            <w:proofErr w:type="spellEnd"/>
-            <w:r>
-              <w:rPr>
-                <w:rFonts w:eastAsiaTheme="minorEastAsia" w:hint="eastAsia"/>
-              </w:rPr>
-              <w:t>){</w:t>
-            </w:r>
-          </w:p>
-          <w:p>
-            <w:pPr>
-              <w:ind w:left="0"/>
-              <w:rPr>
-                <w:rFonts w:eastAsiaTheme="minorEastAsia"/>
-              </w:rPr>
-            </w:pPr>
-            <w:proofErr w:type="spellStart"/>
-            <w:r>
-              <w:rPr>
-                <w:rFonts w:eastAsiaTheme="minorEastAsia" w:hint="eastAsia"/>
-              </w:rPr>
-              <w:t>db.testfindandmodify.test.insert</w:t>
-            </w:r>
-            <w:proofErr w:type="spellEnd"/>
-            <w:r>
-              <w:rPr>
-                <w:rFonts w:eastAsiaTheme="minorEastAsia" w:hint="eastAsia"/>
-              </w:rPr>
-              <w:t>({a:i})</w:t>
+              <w:t>for(i=0;i&lt;1000;++i){</w:t>
+            </w:r>
+          </w:p>
+          <w:p>
+            <w:pPr>
+              <w:ind w:left="0"/>
+              <w:rPr>
+                <w:rFonts w:eastAsiaTheme="minorEastAsia"/>
+              </w:rPr>
+            </w:pPr>
+            <w:r>
+              <w:rPr>
+                <w:rFonts w:eastAsiaTheme="minorEastAsia" w:hint="eastAsia"/>
+              </w:rPr>
+              <w:t>db.testfindandmodify.test.insert({a:i})</w:t>
             </w:r>
           </w:p>
           <w:p>
@@ -7874,19 +6902,11 @@
                 <w:rFonts w:eastAsiaTheme="minorEastAsia"/>
               </w:rPr>
             </w:pPr>
-            <w:proofErr w:type="spellStart"/>
-            <w:r>
-              <w:rPr>
-                <w:rFonts w:eastAsiaTheme="minorEastAsia" w:hint="eastAsia"/>
-              </w:rPr>
-              <w:t>db.testfindandmodify.test.find</w:t>
-            </w:r>
-            <w:proofErr w:type="spellEnd"/>
-            <w:r>
-              <w:rPr>
-                <w:rFonts w:eastAsiaTheme="minorEastAsia" w:hint="eastAsia"/>
-              </w:rPr>
-              <w:t xml:space="preserve">().update({$set:{b:1}}) </w:t>
+            <w:r>
+              <w:rPr>
+                <w:rFonts w:eastAsiaTheme="minorEastAsia" w:hint="eastAsia"/>
+              </w:rPr>
+              <w:t xml:space="preserve">db.testfindandmodify.test.find().update({$set:{b:1}}) </w:t>
             </w:r>
             <w:r>
               <w:rPr>
@@ -7902,19 +6922,11 @@
                 <w:rFonts w:eastAsiaTheme="minorEastAsia"/>
               </w:rPr>
             </w:pPr>
-            <w:proofErr w:type="spellStart"/>
-            <w:r>
-              <w:rPr>
-                <w:rFonts w:eastAsiaTheme="minorEastAsia" w:hint="eastAsia"/>
-              </w:rPr>
-              <w:t>db.testfindandmodify.test.find</w:t>
-            </w:r>
-            <w:proofErr w:type="spellEnd"/>
-            <w:r>
-              <w:rPr>
-                <w:rFonts w:eastAsiaTheme="minorEastAsia" w:hint="eastAsia"/>
-              </w:rPr>
-              <w:t>().update({$set:{c:1}})(</w:t>
+            <w:r>
+              <w:rPr>
+                <w:rFonts w:eastAsiaTheme="minorEastAsia" w:hint="eastAsia"/>
+              </w:rPr>
+              <w:t>db.testfindandmodify.test.find().update({$set:{c:1}})(</w:t>
             </w:r>
             <w:r>
               <w:rPr>
@@ -7945,19 +6957,11 @@
               </w:rPr>
               <w:t>确认结果后，无论成功失败都执行</w:t>
             </w:r>
-            <w:proofErr w:type="spellStart"/>
-            <w:r>
-              <w:rPr>
-                <w:rFonts w:eastAsiaTheme="minorEastAsia" w:hint="eastAsia"/>
-              </w:rPr>
-              <w:t>db.dropCL</w:t>
-            </w:r>
-            <w:proofErr w:type="spellEnd"/>
-            <w:r>
-              <w:rPr>
-                <w:rFonts w:eastAsiaTheme="minorEastAsia" w:hint="eastAsia"/>
-              </w:rPr>
-              <w:t>('test')</w:t>
+            <w:r>
+              <w:rPr>
+                <w:rFonts w:eastAsiaTheme="minorEastAsia" w:hint="eastAsia"/>
+              </w:rPr>
+              <w:t>db.dropCL('test')</w:t>
             </w:r>
           </w:p>
         </w:tc>
@@ -8071,14 +7075,12 @@
               </w:rPr>
               <w:t>并发执行</w:t>
             </w:r>
-            <w:proofErr w:type="spellStart"/>
             <w:r>
               <w:rPr>
                 <w:rFonts w:eastAsiaTheme="minorEastAsia" w:hint="eastAsia"/>
               </w:rPr>
               <w:t>findandremove</w:t>
             </w:r>
-            <w:proofErr w:type="spellEnd"/>
           </w:p>
         </w:tc>
         <w:tc>
@@ -8158,16 +7160,102 @@
               <w:rPr>
                 <w:rFonts w:eastAsiaTheme="minorEastAsia" w:hint="eastAsia"/>
               </w:rPr>
-              <w:t>(</w:t>
-            </w:r>
-            <w:proofErr w:type="spellStart"/>
-            <w:r>
-              <w:rPr>
-                <w:rFonts w:eastAsiaTheme="minorEastAsia" w:hint="eastAsia"/>
-              </w:rPr>
-              <w:t>testfindandmodify.test</w:t>
-            </w:r>
-            <w:proofErr w:type="spellEnd"/>
+              <w:t>(testfindandmodify.test)</w:t>
+            </w:r>
+          </w:p>
+          <w:p>
+            <w:pPr>
+              <w:ind w:left="0"/>
+              <w:rPr>
+                <w:rFonts w:eastAsiaTheme="minorEastAsia"/>
+              </w:rPr>
+            </w:pPr>
+            <w:r>
+              <w:rPr>
+                <w:rFonts w:eastAsiaTheme="minorEastAsia" w:hint="eastAsia"/>
+              </w:rPr>
+              <w:t>3.</w:t>
+            </w:r>
+            <w:r>
+              <w:rPr>
+                <w:rFonts w:eastAsiaTheme="minorEastAsia" w:hint="eastAsia"/>
+              </w:rPr>
+              <w:t>通过</w:t>
+            </w:r>
+            <w:r>
+              <w:rPr>
+                <w:rFonts w:eastAsiaTheme="minorEastAsia" w:hint="eastAsia"/>
+              </w:rPr>
+              <w:t>js</w:t>
+            </w:r>
+            <w:r>
+              <w:rPr>
+                <w:rFonts w:eastAsiaTheme="minorEastAsia" w:hint="eastAsia"/>
+              </w:rPr>
+              <w:t>执行</w:t>
+            </w:r>
+          </w:p>
+          <w:p>
+            <w:pPr>
+              <w:ind w:left="0"/>
+              <w:rPr>
+                <w:rFonts w:eastAsiaTheme="minorEastAsia"/>
+              </w:rPr>
+            </w:pPr>
+            <w:r>
+              <w:rPr>
+                <w:rFonts w:eastAsiaTheme="minorEastAsia" w:hint="eastAsia"/>
+              </w:rPr>
+              <w:t>for(i=0;i&lt;1000;++i){</w:t>
+            </w:r>
+          </w:p>
+          <w:p>
+            <w:pPr>
+              <w:ind w:left="0"/>
+              <w:rPr>
+                <w:rFonts w:eastAsiaTheme="minorEastAsia"/>
+              </w:rPr>
+            </w:pPr>
+            <w:r>
+              <w:rPr>
+                <w:rFonts w:eastAsiaTheme="minorEastAsia" w:hint="eastAsia"/>
+              </w:rPr>
+              <w:t>db.testfindandmodify.test.insert({a:i})</w:t>
+            </w:r>
+          </w:p>
+          <w:p>
+            <w:pPr>
+              <w:ind w:left="0"/>
+              <w:rPr>
+                <w:rFonts w:eastAsiaTheme="minorEastAsia"/>
+              </w:rPr>
+            </w:pPr>
+            <w:r>
+              <w:rPr>
+                <w:rFonts w:eastAsiaTheme="minorEastAsia" w:hint="eastAsia"/>
+              </w:rPr>
+              <w:t>}</w:t>
+            </w:r>
+          </w:p>
+          <w:p>
+            <w:pPr>
+              <w:ind w:left="0"/>
+              <w:rPr>
+                <w:rFonts w:eastAsiaTheme="minorEastAsia"/>
+              </w:rPr>
+            </w:pPr>
+            <w:r>
+              <w:rPr>
+                <w:rFonts w:eastAsiaTheme="minorEastAsia" w:hint="eastAsia"/>
+              </w:rPr>
+              <w:t>db.testfindandmodify.test.find().remove() (</w:t>
+            </w:r>
+            <w:r>
+              <w:rPr>
+                <w:rFonts w:eastAsiaTheme="minorEastAsia" w:hint="eastAsia"/>
+              </w:rPr>
+              <w:t>一个连接上执行</w:t>
+            </w:r>
             <w:r>
               <w:rPr>
                 <w:rFonts w:eastAsiaTheme="minorEastAsia" w:hint="eastAsia"/>
@@ -8186,133 +7274,13 @@
               <w:rPr>
                 <w:rFonts w:eastAsiaTheme="minorEastAsia" w:hint="eastAsia"/>
               </w:rPr>
-              <w:t>3.</w:t>
-            </w:r>
-            <w:r>
-              <w:rPr>
-                <w:rFonts w:eastAsiaTheme="minorEastAsia" w:hint="eastAsia"/>
-              </w:rPr>
-              <w:t>通过</w:t>
-            </w:r>
-            <w:proofErr w:type="spellStart"/>
-            <w:r>
-              <w:rPr>
-                <w:rFonts w:eastAsiaTheme="minorEastAsia" w:hint="eastAsia"/>
-              </w:rPr>
-              <w:t>js</w:t>
-            </w:r>
-            <w:proofErr w:type="spellEnd"/>
-            <w:r>
-              <w:rPr>
-                <w:rFonts w:eastAsiaTheme="minorEastAsia" w:hint="eastAsia"/>
-              </w:rPr>
-              <w:t>执行</w:t>
-            </w:r>
-          </w:p>
-          <w:p>
-            <w:pPr>
-              <w:ind w:left="0"/>
-              <w:rPr>
-                <w:rFonts w:eastAsiaTheme="minorEastAsia"/>
-              </w:rPr>
-            </w:pPr>
-            <w:r>
-              <w:rPr>
-                <w:rFonts w:eastAsiaTheme="minorEastAsia" w:hint="eastAsia"/>
-              </w:rPr>
-              <w:t>for(</w:t>
-            </w:r>
-            <w:proofErr w:type="spellStart"/>
-            <w:r>
-              <w:rPr>
-                <w:rFonts w:eastAsiaTheme="minorEastAsia" w:hint="eastAsia"/>
-              </w:rPr>
-              <w:t>i</w:t>
-            </w:r>
-            <w:proofErr w:type="spellEnd"/>
-            <w:r>
-              <w:rPr>
-                <w:rFonts w:eastAsiaTheme="minorEastAsia" w:hint="eastAsia"/>
-              </w:rPr>
-              <w:t>=0;i&lt;1000;++</w:t>
-            </w:r>
-            <w:proofErr w:type="spellStart"/>
-            <w:r>
-              <w:rPr>
-                <w:rFonts w:eastAsiaTheme="minorEastAsia" w:hint="eastAsia"/>
-              </w:rPr>
-              <w:t>i</w:t>
-            </w:r>
-            <w:proofErr w:type="spellEnd"/>
-            <w:r>
-              <w:rPr>
-                <w:rFonts w:eastAsiaTheme="minorEastAsia" w:hint="eastAsia"/>
-              </w:rPr>
-              <w:t>){</w:t>
-            </w:r>
-          </w:p>
-          <w:p>
-            <w:pPr>
-              <w:ind w:left="0"/>
-              <w:rPr>
-                <w:rFonts w:eastAsiaTheme="minorEastAsia"/>
-              </w:rPr>
-            </w:pPr>
-            <w:proofErr w:type="spellStart"/>
-            <w:r>
-              <w:rPr>
-                <w:rFonts w:eastAsiaTheme="minorEastAsia" w:hint="eastAsia"/>
-              </w:rPr>
-              <w:t>db.testfindandmodify.test.insert</w:t>
-            </w:r>
-            <w:proofErr w:type="spellEnd"/>
-            <w:r>
-              <w:rPr>
-                <w:rFonts w:eastAsiaTheme="minorEastAsia" w:hint="eastAsia"/>
-              </w:rPr>
-              <w:t>({a:i})</w:t>
-            </w:r>
-          </w:p>
-          <w:p>
-            <w:pPr>
-              <w:ind w:left="0"/>
-              <w:rPr>
-                <w:rFonts w:eastAsiaTheme="minorEastAsia"/>
-              </w:rPr>
-            </w:pPr>
-            <w:r>
-              <w:rPr>
-                <w:rFonts w:eastAsiaTheme="minorEastAsia" w:hint="eastAsia"/>
-              </w:rPr>
-              <w:t>}</w:t>
-            </w:r>
-          </w:p>
-          <w:p>
-            <w:pPr>
-              <w:ind w:left="0"/>
-              <w:rPr>
-                <w:rFonts w:eastAsiaTheme="minorEastAsia"/>
-              </w:rPr>
-            </w:pPr>
-            <w:proofErr w:type="spellStart"/>
-            <w:r>
-              <w:rPr>
-                <w:rFonts w:eastAsiaTheme="minorEastAsia" w:hint="eastAsia"/>
-              </w:rPr>
-              <w:t>db.testfindandmodify.test.find</w:t>
-            </w:r>
-            <w:proofErr w:type="spellEnd"/>
-            <w:r>
-              <w:rPr>
-                <w:rFonts w:eastAsiaTheme="minorEastAsia" w:hint="eastAsia"/>
-              </w:rPr>
-              <w:t>().remove() (</w:t>
-            </w:r>
-            <w:r>
-              <w:rPr>
-                <w:rFonts w:eastAsiaTheme="minorEastAsia" w:hint="eastAsia"/>
-              </w:rPr>
-              <w:t>一个连接上执行</w:t>
+              <w:t>db.testfindandmodify.test.find(). remove()(</w:t>
+            </w:r>
+            <w:r>
+              <w:rPr>
+                <w:rFonts w:eastAsiaTheme="minorEastAsia" w:hint="eastAsia"/>
+              </w:rPr>
+              <w:t>另一个连接上执行</w:t>
             </w:r>
             <w:r>
               <w:rPr>
@@ -8324,40 +7292,6 @@
           <w:p>
             <w:pPr>
               <w:ind w:left="0"/>
-              <w:rPr>
-                <w:rFonts w:eastAsiaTheme="minorEastAsia"/>
-              </w:rPr>
-            </w:pPr>
-            <w:proofErr w:type="spellStart"/>
-            <w:r>
-              <w:rPr>
-                <w:rFonts w:eastAsiaTheme="minorEastAsia" w:hint="eastAsia"/>
-              </w:rPr>
-              <w:t>db.testfindandmodify.test.find</w:t>
-            </w:r>
-            <w:proofErr w:type="spellEnd"/>
-            <w:r>
-              <w:rPr>
-                <w:rFonts w:eastAsiaTheme="minorEastAsia" w:hint="eastAsia"/>
-              </w:rPr>
-              <w:t>(). remove()(</w:t>
-            </w:r>
-            <w:r>
-              <w:rPr>
-                <w:rFonts w:eastAsiaTheme="minorEastAsia" w:hint="eastAsia"/>
-              </w:rPr>
-              <w:t>另一个连接上执行</w:t>
-            </w:r>
-            <w:r>
-              <w:rPr>
-                <w:rFonts w:eastAsiaTheme="minorEastAsia" w:hint="eastAsia"/>
-              </w:rPr>
-              <w:t>)</w:t>
-            </w:r>
-          </w:p>
-          <w:p>
-            <w:pPr>
-              <w:ind w:left="0"/>
             </w:pPr>
             <w:r>
               <w:rPr>
@@ -8371,19 +7305,11 @@
               </w:rPr>
               <w:t>确认结果后，无论成功失败都执行</w:t>
             </w:r>
-            <w:proofErr w:type="spellStart"/>
-            <w:r>
-              <w:rPr>
-                <w:rFonts w:eastAsiaTheme="minorEastAsia" w:hint="eastAsia"/>
-              </w:rPr>
-              <w:t>db.dropCL</w:t>
-            </w:r>
-            <w:proofErr w:type="spellEnd"/>
-            <w:r>
-              <w:rPr>
-                <w:rFonts w:eastAsiaTheme="minorEastAsia" w:hint="eastAsia"/>
-              </w:rPr>
-              <w:t>('test')</w:t>
+            <w:r>
+              <w:rPr>
+                <w:rFonts w:eastAsiaTheme="minorEastAsia" w:hint="eastAsia"/>
+              </w:rPr>
+              <w:t>db.dropCL('test')</w:t>
             </w:r>
           </w:p>
         </w:tc>
@@ -8468,28 +7394,24 @@
               </w:rPr>
               <w:t>并发执行</w:t>
             </w:r>
-            <w:proofErr w:type="spellStart"/>
             <w:r>
               <w:rPr>
                 <w:rFonts w:eastAsiaTheme="minorEastAsia" w:hint="eastAsia"/>
               </w:rPr>
               <w:t>findandupdate</w:t>
             </w:r>
-            <w:proofErr w:type="spellEnd"/>
             <w:r>
               <w:rPr>
                 <w:rFonts w:eastAsiaTheme="minorEastAsia" w:hint="eastAsia"/>
               </w:rPr>
               <w:t>和</w:t>
             </w:r>
-            <w:proofErr w:type="spellStart"/>
             <w:r>
               <w:rPr>
                 <w:rFonts w:eastAsiaTheme="minorEastAsia" w:hint="eastAsia"/>
               </w:rPr>
               <w:t>findandremove</w:t>
             </w:r>
-            <w:proofErr w:type="spellEnd"/>
           </w:p>
         </w:tc>
         <w:tc>
@@ -8569,16 +7491,108 @@
               <w:rPr>
                 <w:rFonts w:eastAsiaTheme="minorEastAsia" w:hint="eastAsia"/>
               </w:rPr>
+              <w:t>(testfindandmodify.test)</w:t>
+            </w:r>
+          </w:p>
+          <w:p>
+            <w:pPr>
+              <w:ind w:left="0"/>
+              <w:rPr>
+                <w:rFonts w:eastAsiaTheme="minorEastAsia"/>
+              </w:rPr>
+            </w:pPr>
+            <w:r>
+              <w:rPr>
+                <w:rFonts w:eastAsiaTheme="minorEastAsia" w:hint="eastAsia"/>
+              </w:rPr>
+              <w:t>3.</w:t>
+            </w:r>
+            <w:r>
+              <w:rPr>
+                <w:rFonts w:eastAsiaTheme="minorEastAsia" w:hint="eastAsia"/>
+              </w:rPr>
+              <w:t>通过</w:t>
+            </w:r>
+            <w:r>
+              <w:rPr>
+                <w:rFonts w:eastAsiaTheme="minorEastAsia" w:hint="eastAsia"/>
+              </w:rPr>
+              <w:t>js</w:t>
+            </w:r>
+            <w:r>
+              <w:rPr>
+                <w:rFonts w:eastAsiaTheme="minorEastAsia" w:hint="eastAsia"/>
+              </w:rPr>
+              <w:t>执行</w:t>
+            </w:r>
+          </w:p>
+          <w:p>
+            <w:pPr>
+              <w:ind w:left="0"/>
+              <w:rPr>
+                <w:rFonts w:eastAsiaTheme="minorEastAsia"/>
+              </w:rPr>
+            </w:pPr>
+            <w:r>
+              <w:rPr>
+                <w:rFonts w:eastAsiaTheme="minorEastAsia" w:hint="eastAsia"/>
+              </w:rPr>
+              <w:t>for(i=0;i&lt;1000;++i){</w:t>
+            </w:r>
+          </w:p>
+          <w:p>
+            <w:pPr>
+              <w:ind w:left="0"/>
+              <w:rPr>
+                <w:rFonts w:eastAsiaTheme="minorEastAsia"/>
+              </w:rPr>
+            </w:pPr>
+            <w:r>
+              <w:rPr>
+                <w:rFonts w:eastAsiaTheme="minorEastAsia" w:hint="eastAsia"/>
+              </w:rPr>
+              <w:t>db.testfindandmodify.test.insert({a:i})</w:t>
+            </w:r>
+          </w:p>
+          <w:p>
+            <w:pPr>
+              <w:ind w:left="0"/>
+              <w:rPr>
+                <w:rFonts w:eastAsiaTheme="minorEastAsia"/>
+              </w:rPr>
+            </w:pPr>
+            <w:r>
+              <w:rPr>
+                <w:rFonts w:eastAsiaTheme="minorEastAsia" w:hint="eastAsia"/>
+              </w:rPr>
+              <w:t>}</w:t>
+            </w:r>
+          </w:p>
+          <w:p>
+            <w:pPr>
+              <w:ind w:left="0"/>
+              <w:rPr>
+                <w:rFonts w:eastAsiaTheme="minorEastAsia"/>
+              </w:rPr>
+            </w:pPr>
+            <w:r>
+              <w:rPr>
+                <w:rFonts w:eastAsiaTheme="minorEastAsia" w:hint="eastAsia"/>
+              </w:rPr>
+              <w:t>db.testfindandmodify.test.find()..remove()</w:t>
+            </w:r>
+            <w:r>
+              <w:rPr>
+                <w:rFonts w:eastAsiaTheme="minorEastAsia" w:hint="eastAsia"/>
+              </w:rPr>
               <w:t>(</w:t>
             </w:r>
-            <w:proofErr w:type="spellStart"/>
-            <w:r>
-              <w:rPr>
-                <w:rFonts w:eastAsiaTheme="minorEastAsia" w:hint="eastAsia"/>
-              </w:rPr>
-              <w:t>testfindandmodify.test</w:t>
-            </w:r>
-            <w:proofErr w:type="spellEnd"/>
+            <w:r>
+              <w:rPr>
+                <w:rFonts w:eastAsiaTheme="minorEastAsia" w:hint="eastAsia"/>
+              </w:rPr>
+              <w:t>一个连接上执行</w:t>
+            </w:r>
             <w:r>
               <w:rPr>
                 <w:rFonts w:eastAsiaTheme="minorEastAsia" w:hint="eastAsia"/>
@@ -8597,127 +7611,7 @@
               <w:rPr>
                 <w:rFonts w:eastAsiaTheme="minorEastAsia" w:hint="eastAsia"/>
               </w:rPr>
-              <w:t>3.</w:t>
-            </w:r>
-            <w:r>
-              <w:rPr>
-                <w:rFonts w:eastAsiaTheme="minorEastAsia" w:hint="eastAsia"/>
-              </w:rPr>
-              <w:t>通过</w:t>
-            </w:r>
-            <w:proofErr w:type="spellStart"/>
-            <w:r>
-              <w:rPr>
-                <w:rFonts w:eastAsiaTheme="minorEastAsia" w:hint="eastAsia"/>
-              </w:rPr>
-              <w:t>js</w:t>
-            </w:r>
-            <w:proofErr w:type="spellEnd"/>
-            <w:r>
-              <w:rPr>
-                <w:rFonts w:eastAsiaTheme="minorEastAsia" w:hint="eastAsia"/>
-              </w:rPr>
-              <w:t>执行</w:t>
-            </w:r>
-          </w:p>
-          <w:p>
-            <w:pPr>
-              <w:ind w:left="0"/>
-              <w:rPr>
-                <w:rFonts w:eastAsiaTheme="minorEastAsia"/>
-              </w:rPr>
-            </w:pPr>
-            <w:r>
-              <w:rPr>
-                <w:rFonts w:eastAsiaTheme="minorEastAsia" w:hint="eastAsia"/>
-              </w:rPr>
-              <w:t>for(</w:t>
-            </w:r>
-            <w:proofErr w:type="spellStart"/>
-            <w:r>
-              <w:rPr>
-                <w:rFonts w:eastAsiaTheme="minorEastAsia" w:hint="eastAsia"/>
-              </w:rPr>
-              <w:t>i</w:t>
-            </w:r>
-            <w:proofErr w:type="spellEnd"/>
-            <w:r>
-              <w:rPr>
-                <w:rFonts w:eastAsiaTheme="minorEastAsia" w:hint="eastAsia"/>
-              </w:rPr>
-              <w:t>=0;i&lt;1000;++</w:t>
-            </w:r>
-            <w:proofErr w:type="spellStart"/>
-            <w:r>
-              <w:rPr>
-                <w:rFonts w:eastAsiaTheme="minorEastAsia" w:hint="eastAsia"/>
-              </w:rPr>
-              <w:t>i</w:t>
-            </w:r>
-            <w:proofErr w:type="spellEnd"/>
-            <w:r>
-              <w:rPr>
-                <w:rFonts w:eastAsiaTheme="minorEastAsia" w:hint="eastAsia"/>
-              </w:rPr>
-              <w:t>){</w:t>
-            </w:r>
-          </w:p>
-          <w:p>
-            <w:pPr>
-              <w:ind w:left="0"/>
-              <w:rPr>
-                <w:rFonts w:eastAsiaTheme="minorEastAsia"/>
-              </w:rPr>
-            </w:pPr>
-            <w:proofErr w:type="spellStart"/>
-            <w:r>
-              <w:rPr>
-                <w:rFonts w:eastAsiaTheme="minorEastAsia" w:hint="eastAsia"/>
-              </w:rPr>
-              <w:t>db.testfindandmodify.test.insert</w:t>
-            </w:r>
-            <w:proofErr w:type="spellEnd"/>
-            <w:r>
-              <w:rPr>
-                <w:rFonts w:eastAsiaTheme="minorEastAsia" w:hint="eastAsia"/>
-              </w:rPr>
-              <w:t>({a:i})</w:t>
-            </w:r>
-          </w:p>
-          <w:p>
-            <w:pPr>
-              <w:ind w:left="0"/>
-              <w:rPr>
-                <w:rFonts w:eastAsiaTheme="minorEastAsia"/>
-              </w:rPr>
-            </w:pPr>
-            <w:r>
-              <w:rPr>
-                <w:rFonts w:eastAsiaTheme="minorEastAsia" w:hint="eastAsia"/>
-              </w:rPr>
-              <w:t>}</w:t>
-            </w:r>
-          </w:p>
-          <w:p>
-            <w:pPr>
-              <w:ind w:left="0"/>
-              <w:rPr>
-                <w:rFonts w:eastAsiaTheme="minorEastAsia"/>
-              </w:rPr>
-            </w:pPr>
-            <w:proofErr w:type="spellStart"/>
-            <w:r>
-              <w:rPr>
-                <w:rFonts w:eastAsiaTheme="minorEastAsia" w:hint="eastAsia"/>
-              </w:rPr>
-              <w:t>db.testfindandmodify.test.find</w:t>
-            </w:r>
-            <w:proofErr w:type="spellEnd"/>
-            <w:r>
-              <w:rPr>
-                <w:rFonts w:eastAsiaTheme="minorEastAsia" w:hint="eastAsia"/>
-              </w:rPr>
-              <w:t>()..remove()</w:t>
+              <w:t>db.testfindandmodify.test.find().update({$set:{b:1}})</w:t>
             </w:r>
             <w:r>
               <w:rPr>
@@ -8729,7 +7623,7 @@
               <w:rPr>
                 <w:rFonts w:eastAsiaTheme="minorEastAsia" w:hint="eastAsia"/>
               </w:rPr>
-              <w:t>一个连接上执行</w:t>
+              <w:t>另一个连接上执行</w:t>
             </w:r>
             <w:r>
               <w:rPr>
@@ -8741,46 +7635,6 @@
           <w:p>
             <w:pPr>
               <w:ind w:left="0"/>
-              <w:rPr>
-                <w:rFonts w:eastAsiaTheme="minorEastAsia"/>
-              </w:rPr>
-            </w:pPr>
-            <w:proofErr w:type="spellStart"/>
-            <w:r>
-              <w:rPr>
-                <w:rFonts w:eastAsiaTheme="minorEastAsia" w:hint="eastAsia"/>
-              </w:rPr>
-              <w:t>db.testfindandmodify.test.find</w:t>
-            </w:r>
-            <w:proofErr w:type="spellEnd"/>
-            <w:r>
-              <w:rPr>
-                <w:rFonts w:eastAsiaTheme="minorEastAsia" w:hint="eastAsia"/>
-              </w:rPr>
-              <w:t>().update({$set:{b:1}})</w:t>
-            </w:r>
-            <w:r>
-              <w:rPr>
-                <w:rFonts w:eastAsiaTheme="minorEastAsia" w:hint="eastAsia"/>
-              </w:rPr>
-              <w:t>(</w:t>
-            </w:r>
-            <w:r>
-              <w:rPr>
-                <w:rFonts w:eastAsiaTheme="minorEastAsia" w:hint="eastAsia"/>
-              </w:rPr>
-              <w:t>另一个连接上执行</w:t>
-            </w:r>
-            <w:r>
-              <w:rPr>
-                <w:rFonts w:eastAsiaTheme="minorEastAsia" w:hint="eastAsia"/>
-              </w:rPr>
-              <w:t>)</w:t>
-            </w:r>
-          </w:p>
-          <w:p>
-            <w:pPr>
-              <w:ind w:left="0"/>
             </w:pPr>
             <w:r>
               <w:rPr>
@@ -8794,19 +7648,11 @@
               </w:rPr>
               <w:t>确认结果后，无论成功失败都执行</w:t>
             </w:r>
-            <w:proofErr w:type="spellStart"/>
-            <w:r>
-              <w:rPr>
-                <w:rFonts w:eastAsiaTheme="minorEastAsia" w:hint="eastAsia"/>
-              </w:rPr>
-              <w:t>db.dropCL</w:t>
-            </w:r>
-            <w:proofErr w:type="spellEnd"/>
-            <w:r>
-              <w:rPr>
-                <w:rFonts w:eastAsiaTheme="minorEastAsia" w:hint="eastAsia"/>
-              </w:rPr>
-              <w:t>('test')</w:t>
+            <w:r>
+              <w:rPr>
+                <w:rFonts w:eastAsiaTheme="minorEastAsia" w:hint="eastAsia"/>
+              </w:rPr>
+              <w:t>db.dropCL('test')</w:t>
             </w:r>
           </w:p>
         </w:tc>
@@ -8897,25 +7743,12 @@
             <w:r>
               <w:t xml:space="preserve"> </w:t>
             </w:r>
-            <w:proofErr w:type="spellStart"/>
             <w:r>
               <w:t>setSess</w:t>
             </w:r>
             <w:r>
               <w:lastRenderedPageBreak/>
-              <w:t>ionAttr</w:t>
-            </w:r>
-            <w:proofErr w:type="spellEnd"/>
-            <w:r>
-              <w:t>({</w:t>
-            </w:r>
-            <w:proofErr w:type="spellStart"/>
-            <w:r>
-              <w:t>PreferedInstance</w:t>
-            </w:r>
-            <w:proofErr w:type="spellEnd"/>
-            <w:r>
-              <w:t>:"</w:t>
+              <w:t>ionAttr({PreferedInstance:"</w:t>
             </w:r>
             <w:r>
               <w:rPr>
@@ -8931,7 +7764,7 @@
             <w:pPr>
               <w:ind w:left="0"/>
               <w:rPr>
-                <w:rFonts w:eastAsiaTheme="minorEastAsia" w:hint="eastAsia"/>
+                <w:rFonts w:eastAsiaTheme="minorEastAsia"/>
               </w:rPr>
             </w:pPr>
           </w:p>
@@ -9015,28 +7848,14 @@
                 <w:rFonts w:eastAsiaTheme="minorEastAsia" w:hint="eastAsia"/>
               </w:rPr>
               <w:lastRenderedPageBreak/>
-              <w:t>(</w:t>
-            </w:r>
-            <w:proofErr w:type="spellStart"/>
-            <w:r>
-              <w:rPr>
-                <w:rFonts w:eastAsiaTheme="minorEastAsia" w:hint="eastAsia"/>
-              </w:rPr>
-              <w:t>testfindandmodify.test</w:t>
-            </w:r>
-            <w:proofErr w:type="spellEnd"/>
-            <w:r>
-              <w:rPr>
-                <w:rFonts w:eastAsiaTheme="minorEastAsia" w:hint="eastAsia"/>
-              </w:rPr>
-              <w:t>)</w:t>
-            </w:r>
-          </w:p>
-          <w:p>
-            <w:pPr>
-              <w:ind w:left="0"/>
-              <w:rPr>
-                <w:rFonts w:eastAsiaTheme="minorEastAsia" w:hint="eastAsia"/>
+              <w:t>(testfindandmodify.test)</w:t>
+            </w:r>
+          </w:p>
+          <w:p>
+            <w:pPr>
+              <w:ind w:left="0"/>
+              <w:rPr>
+                <w:rFonts w:eastAsiaTheme="minorEastAsia"/>
               </w:rPr>
             </w:pPr>
             <w:r>
@@ -9051,14 +7870,12 @@
               </w:rPr>
               <w:t>通过</w:t>
             </w:r>
-            <w:proofErr w:type="spellStart"/>
             <w:r>
               <w:rPr>
                 <w:rFonts w:eastAsiaTheme="minorEastAsia" w:hint="eastAsia"/>
               </w:rPr>
               <w:t>js</w:t>
             </w:r>
-            <w:proofErr w:type="spellEnd"/>
             <w:r>
               <w:rPr>
                 <w:rFonts w:eastAsiaTheme="minorEastAsia" w:hint="eastAsia"/>
@@ -9077,23 +7894,7 @@
               <w:t>db.</w:t>
             </w:r>
             <w:r>
-              <w:t xml:space="preserve"> </w:t>
-            </w:r>
-            <w:proofErr w:type="spellStart"/>
-            <w:r>
-              <w:t>setSessionAttr</w:t>
-            </w:r>
-            <w:proofErr w:type="spellEnd"/>
-            <w:r>
-              <w:t>({</w:t>
-            </w:r>
-            <w:proofErr w:type="spellStart"/>
-            <w:r>
-              <w:t>PreferedInstance</w:t>
-            </w:r>
-            <w:proofErr w:type="spellEnd"/>
-            <w:r>
-              <w:t>:"</w:t>
+              <w:t xml:space="preserve"> setSessionAttr({PreferedInstance:"</w:t>
             </w:r>
             <w:r>
               <w:rPr>
@@ -9124,57 +7925,21 @@
               <w:rPr>
                 <w:rFonts w:eastAsiaTheme="minorEastAsia" w:hint="eastAsia"/>
               </w:rPr>
-              <w:t>for(</w:t>
-            </w:r>
-            <w:proofErr w:type="spellStart"/>
-            <w:r>
-              <w:rPr>
-                <w:rFonts w:eastAsiaTheme="minorEastAsia" w:hint="eastAsia"/>
-              </w:rPr>
-              <w:t>i</w:t>
-            </w:r>
-            <w:proofErr w:type="spellEnd"/>
-            <w:r>
-              <w:rPr>
-                <w:rFonts w:eastAsiaTheme="minorEastAsia" w:hint="eastAsia"/>
-              </w:rPr>
-              <w:t>=0;i&lt;1000;++</w:t>
-            </w:r>
-            <w:proofErr w:type="spellStart"/>
-            <w:r>
-              <w:rPr>
-                <w:rFonts w:eastAsiaTheme="minorEastAsia" w:hint="eastAsia"/>
-              </w:rPr>
-              <w:t>i</w:t>
-            </w:r>
-            <w:proofErr w:type="spellEnd"/>
-            <w:r>
-              <w:rPr>
-                <w:rFonts w:eastAsiaTheme="minorEastAsia" w:hint="eastAsia"/>
-              </w:rPr>
-              <w:t>){</w:t>
-            </w:r>
-          </w:p>
-          <w:p>
-            <w:pPr>
-              <w:ind w:left="0"/>
-              <w:rPr>
-                <w:rFonts w:eastAsiaTheme="minorEastAsia"/>
-              </w:rPr>
-            </w:pPr>
-            <w:proofErr w:type="spellStart"/>
-            <w:r>
-              <w:rPr>
-                <w:rFonts w:eastAsiaTheme="minorEastAsia" w:hint="eastAsia"/>
-              </w:rPr>
-              <w:t>db.testfindandmodify.test.insert</w:t>
-            </w:r>
-            <w:proofErr w:type="spellEnd"/>
-            <w:r>
-              <w:rPr>
-                <w:rFonts w:eastAsiaTheme="minorEastAsia" w:hint="eastAsia"/>
-              </w:rPr>
-              <w:t>({a:i})</w:t>
+              <w:t>for(i=0;i&lt;1000;++i){</w:t>
+            </w:r>
+          </w:p>
+          <w:p>
+            <w:pPr>
+              <w:ind w:left="0"/>
+              <w:rPr>
+                <w:rFonts w:eastAsiaTheme="minorEastAsia"/>
+              </w:rPr>
+            </w:pPr>
+            <w:r>
+              <w:rPr>
+                <w:rFonts w:eastAsiaTheme="minorEastAsia" w:hint="eastAsia"/>
+              </w:rPr>
+              <w:t>db.testfindandmodify.test.insert({a:i})</w:t>
             </w:r>
           </w:p>
           <w:p>
@@ -9195,7 +7960,7 @@
             <w:pPr>
               <w:ind w:left="0"/>
               <w:rPr>
-                <w:rFonts w:eastAsiaTheme="minorEastAsia" w:hint="eastAsia"/>
+                <w:rFonts w:eastAsiaTheme="minorEastAsia"/>
               </w:rPr>
             </w:pPr>
             <w:r>
@@ -9208,9 +7973,43 @@
           <w:p>
             <w:pPr>
               <w:pStyle w:val="HTMLPreformatted"/>
+            </w:pPr>
+            <w:r>
+              <w:rPr>
+                <w:rFonts w:eastAsiaTheme="minorEastAsia" w:hint="eastAsia"/>
+              </w:rPr>
+              <w:t>db.</w:t>
+            </w:r>
+            <w:r>
+              <w:t xml:space="preserve"> setSessionAttr({PreferedInstance:"</w:t>
+            </w:r>
+            <w:r>
               <w:rPr>
                 <w:rFonts w:hint="eastAsia"/>
               </w:rPr>
+              <w:t>M</w:t>
+            </w:r>
+            <w:r>
+              <w:t>"})</w:t>
+            </w:r>
+          </w:p>
+          <w:p>
+            <w:pPr>
+              <w:ind w:left="0"/>
+              <w:rPr>
+                <w:rFonts w:eastAsiaTheme="minorEastAsia"/>
+              </w:rPr>
+            </w:pPr>
+            <w:r>
+              <w:rPr>
+                <w:rFonts w:eastAsiaTheme="minorEastAsia" w:hint="eastAsia"/>
+              </w:rPr>
+              <w:t>查询更新在主节点上生效</w:t>
+            </w:r>
+          </w:p>
+          <w:p>
+            <w:pPr>
+              <w:pStyle w:val="HTMLPreformatted"/>
             </w:pPr>
             <w:r>
               <w:rPr>
@@ -9219,28 +8018,57 @@
               <w:t>db.</w:t>
             </w:r>
             <w:r>
-              <w:t xml:space="preserve"> </w:t>
-            </w:r>
-            <w:proofErr w:type="spellStart"/>
-            <w:r>
-              <w:t>setSessionAttr</w:t>
-            </w:r>
-            <w:proofErr w:type="spellEnd"/>
-            <w:r>
-              <w:t>({</w:t>
-            </w:r>
-            <w:proofErr w:type="spellStart"/>
-            <w:r>
-              <w:t>PreferedInstance</w:t>
-            </w:r>
-            <w:proofErr w:type="spellEnd"/>
-            <w:r>
-              <w:t>:"</w:t>
+              <w:t xml:space="preserve"> setSessionAttr({PreferedInstance:"</w:t>
             </w:r>
             <w:r>
               <w:rPr>
                 <w:rFonts w:hint="eastAsia"/>
               </w:rPr>
+              <w:t>S</w:t>
+            </w:r>
+            <w:r>
+              <w:t>"})</w:t>
+            </w:r>
+          </w:p>
+          <w:p>
+            <w:pPr>
+              <w:ind w:left="0"/>
+              <w:rPr>
+                <w:rFonts w:eastAsiaTheme="minorEastAsia"/>
+              </w:rPr>
+            </w:pPr>
+          </w:p>
+          <w:p>
+            <w:pPr>
+              <w:ind w:left="0"/>
+              <w:rPr>
+                <w:rFonts w:eastAsiaTheme="minorEastAsia"/>
+              </w:rPr>
+            </w:pPr>
+            <w:r>
+              <w:rPr>
+                <w:rFonts w:eastAsiaTheme="minorEastAsia" w:hint="eastAsia"/>
+              </w:rPr>
+              <w:t>db.testfindandmodify.test.find({a:{$gt:50).remove()</w:t>
+            </w:r>
+          </w:p>
+          <w:p>
+            <w:pPr>
+              <w:pStyle w:val="HTMLPreformatted"/>
+            </w:pPr>
+            <w:r>
+              <w:rPr>
+                <w:rFonts w:eastAsiaTheme="minorEastAsia" w:hint="eastAsia"/>
+              </w:rPr>
+              <w:t>db.</w:t>
+            </w:r>
+            <w:r>
+              <w:t xml:space="preserve"> setSessionAttr({PreferedInstance:"</w:t>
+            </w:r>
+            <w:r>
+              <w:rPr>
+                <w:rFonts w:hint="eastAsia"/>
+              </w:rPr>
               <w:t>M</w:t>
             </w:r>
             <w:r>
@@ -9251,129 +8079,7 @@
             <w:pPr>
               <w:ind w:left="0"/>
               <w:rPr>
-                <w:rFonts w:eastAsiaTheme="minorEastAsia" w:hint="eastAsia"/>
-              </w:rPr>
-            </w:pPr>
-            <w:r>
-              <w:rPr>
-                <w:rFonts w:eastAsiaTheme="minorEastAsia" w:hint="eastAsia"/>
-              </w:rPr>
-              <w:t>查询更新在主节点上生效</w:t>
-            </w:r>
-          </w:p>
-          <w:p>
-            <w:pPr>
-              <w:pStyle w:val="HTMLPreformatted"/>
-            </w:pPr>
-            <w:r>
-              <w:rPr>
-                <w:rFonts w:eastAsiaTheme="minorEastAsia" w:hint="eastAsia"/>
-              </w:rPr>
-              <w:t>db.</w:t>
-            </w:r>
-            <w:r>
-              <w:t xml:space="preserve"> </w:t>
-            </w:r>
-            <w:proofErr w:type="spellStart"/>
-            <w:r>
-              <w:t>setSessionAttr</w:t>
-            </w:r>
-            <w:proofErr w:type="spellEnd"/>
-            <w:r>
-              <w:t>({</w:t>
-            </w:r>
-            <w:proofErr w:type="spellStart"/>
-            <w:r>
-              <w:t>PreferedInstance</w:t>
-            </w:r>
-            <w:proofErr w:type="spellEnd"/>
-            <w:r>
-              <w:t>:"</w:t>
-            </w:r>
-            <w:r>
-              <w:rPr>
-                <w:rFonts w:hint="eastAsia"/>
-              </w:rPr>
-              <w:t>S</w:t>
-            </w:r>
-            <w:r>
-              <w:t>"})</w:t>
-            </w:r>
-          </w:p>
-          <w:p>
-            <w:pPr>
-              <w:ind w:left="0"/>
-              <w:rPr>
-                <w:rFonts w:eastAsiaTheme="minorEastAsia" w:hint="eastAsia"/>
-              </w:rPr>
-            </w:pPr>
-          </w:p>
-          <w:p>
-            <w:pPr>
-              <w:ind w:left="0"/>
-              <w:rPr>
-                <w:rFonts w:eastAsiaTheme="minorEastAsia" w:hint="eastAsia"/>
-              </w:rPr>
-            </w:pPr>
-            <w:proofErr w:type="spellStart"/>
-            <w:r>
-              <w:rPr>
-                <w:rFonts w:eastAsiaTheme="minorEastAsia" w:hint="eastAsia"/>
-              </w:rPr>
-              <w:t>db.testfindandmodify.test.find</w:t>
-            </w:r>
-            <w:proofErr w:type="spellEnd"/>
-            <w:r>
-              <w:rPr>
-                <w:rFonts w:eastAsiaTheme="minorEastAsia" w:hint="eastAsia"/>
-              </w:rPr>
-              <w:t>({a:{$gt:50).remove()</w:t>
-            </w:r>
-          </w:p>
-          <w:p>
-            <w:pPr>
-              <w:pStyle w:val="HTMLPreformatted"/>
-            </w:pPr>
-            <w:r>
-              <w:rPr>
-                <w:rFonts w:eastAsiaTheme="minorEastAsia" w:hint="eastAsia"/>
-              </w:rPr>
-              <w:t>db.</w:t>
-            </w:r>
-            <w:r>
-              <w:t xml:space="preserve"> </w:t>
-            </w:r>
-            <w:proofErr w:type="spellStart"/>
-            <w:r>
-              <w:t>setSessionAttr</w:t>
-            </w:r>
-            <w:proofErr w:type="spellEnd"/>
-            <w:r>
-              <w:t>({</w:t>
-            </w:r>
-            <w:proofErr w:type="spellStart"/>
-            <w:r>
-              <w:t>PreferedInstance</w:t>
-            </w:r>
-            <w:proofErr w:type="spellEnd"/>
-            <w:r>
-              <w:t>:"</w:t>
-            </w:r>
-            <w:r>
-              <w:rPr>
-                <w:rFonts w:hint="eastAsia"/>
-              </w:rPr>
-              <w:t>M</w:t>
-            </w:r>
-            <w:r>
-              <w:t>"})</w:t>
-            </w:r>
-          </w:p>
-          <w:p>
-            <w:pPr>
-              <w:ind w:left="0"/>
-              <w:rPr>
-                <w:rFonts w:eastAsiaTheme="minorEastAsia" w:hint="eastAsia"/>
+                <w:rFonts w:eastAsiaTheme="minorEastAsia"/>
               </w:rPr>
             </w:pPr>
             <w:r>
@@ -9386,9 +8092,6 @@
           <w:p>
             <w:pPr>
               <w:ind w:left="0"/>
-              <w:rPr>
-                <w:rFonts w:hint="eastAsia"/>
-              </w:rPr>
             </w:pPr>
             <w:r>
               <w:rPr>
@@ -9402,19 +8105,11 @@
               </w:rPr>
               <w:t>确认结果后，无论成功失败都执行</w:t>
             </w:r>
-            <w:proofErr w:type="spellStart"/>
-            <w:r>
-              <w:rPr>
-                <w:rFonts w:eastAsiaTheme="minorEastAsia" w:hint="eastAsia"/>
-              </w:rPr>
-              <w:t>db.dropCL</w:t>
-            </w:r>
-            <w:proofErr w:type="spellEnd"/>
-            <w:r>
-              <w:rPr>
-                <w:rFonts w:eastAsiaTheme="minorEastAsia" w:hint="eastAsia"/>
-              </w:rPr>
-              <w:t>('test')</w:t>
+            <w:r>
+              <w:rPr>
+                <w:rFonts w:eastAsiaTheme="minorEastAsia" w:hint="eastAsia"/>
+              </w:rPr>
+              <w:t>db.dropCL('test')</w:t>
             </w:r>
           </w:p>
         </w:tc>
@@ -9432,7 +8127,7 @@
             <w:pPr>
               <w:ind w:left="0"/>
               <w:rPr>
-                <w:rFonts w:eastAsiaTheme="minorEastAsia" w:hint="eastAsia"/>
+                <w:rFonts w:eastAsiaTheme="minorEastAsia"/>
               </w:rPr>
             </w:pPr>
             <w:r>
@@ -9442,17 +8137,1135 @@
               <w:lastRenderedPageBreak/>
               <w:t>确认修改不会只在备节点生效</w:t>
             </w:r>
+          </w:p>
+        </w:tc>
+      </w:tr>
+      <w:tr>
+        <w:tc>
+          <w:tcPr>
+            <w:tcW w:w="2696" w:type="dxa"/>
+            <w:tcBorders>
+              <w:top w:val="single" w:sz="4" w:space="0" w:color="000000" w:themeColor="text1"/>
+              <w:left w:val="single" w:sz="4" w:space="0" w:color="000000" w:themeColor="text1"/>
+              <w:bottom w:val="single" w:sz="4" w:space="0" w:color="000000" w:themeColor="text1"/>
+              <w:right w:val="single" w:sz="4" w:space="0" w:color="000000" w:themeColor="text1"/>
+            </w:tcBorders>
+          </w:tcPr>
+          <w:p>
+            <w:pPr>
+              <w:ind w:left="0"/>
+            </w:pPr>
+            <w:r>
+              <w:lastRenderedPageBreak/>
+              <w:t>Story</w:t>
+            </w:r>
+            <w:r>
+              <w:rPr>
+                <w:rFonts w:hint="eastAsia"/>
+              </w:rPr>
+              <w:t>.query.modify.001</w:t>
+            </w:r>
+            <w:r>
+              <w:rPr>
+                <w:rFonts w:eastAsiaTheme="minorEastAsia" w:hint="eastAsia"/>
+              </w:rPr>
+              <w:t>.01</w:t>
+            </w:r>
+            <w:r>
+              <w:rPr>
+                <w:rFonts w:eastAsiaTheme="minorEastAsia" w:hint="eastAsia"/>
+              </w:rPr>
+              <w:t>6</w:t>
+            </w:r>
+          </w:p>
+        </w:tc>
+        <w:tc>
+          <w:tcPr>
+            <w:tcW w:w="1132" w:type="dxa"/>
+            <w:tcBorders>
+              <w:top w:val="single" w:sz="4" w:space="0" w:color="000000" w:themeColor="text1"/>
+              <w:left w:val="single" w:sz="4" w:space="0" w:color="000000" w:themeColor="text1"/>
+              <w:bottom w:val="single" w:sz="4" w:space="0" w:color="000000" w:themeColor="text1"/>
+              <w:right w:val="single" w:sz="4" w:space="0" w:color="000000" w:themeColor="text1"/>
+            </w:tcBorders>
+          </w:tcPr>
+          <w:p>
+            <w:pPr>
+              <w:pStyle w:val="HTMLPreformatted"/>
+              <w:rPr>
+                <w:rFonts w:eastAsiaTheme="minorEastAsia" w:hint="eastAsia"/>
+              </w:rPr>
+            </w:pPr>
+            <w:r>
+              <w:rPr>
+                <w:rFonts w:eastAsiaTheme="minorEastAsia" w:hint="eastAsia"/>
+              </w:rPr>
+              <w:t>设置写所有副本,保证modify操作对所有副本都生效</w:t>
+            </w:r>
+          </w:p>
+        </w:tc>
+        <w:tc>
+          <w:tcPr>
+            <w:tcW w:w="3352" w:type="dxa"/>
+            <w:tcBorders>
+              <w:top w:val="single" w:sz="4" w:space="0" w:color="000000" w:themeColor="text1"/>
+              <w:left w:val="single" w:sz="4" w:space="0" w:color="000000" w:themeColor="text1"/>
+              <w:bottom w:val="single" w:sz="4" w:space="0" w:color="000000" w:themeColor="text1"/>
+              <w:right w:val="single" w:sz="4" w:space="0" w:color="000000" w:themeColor="text1"/>
+            </w:tcBorders>
+          </w:tcPr>
+          <w:p>
+            <w:pPr>
+              <w:ind w:left="0"/>
+            </w:pPr>
+            <w:r>
+              <w:rPr>
+                <w:rFonts w:eastAsiaTheme="minorEastAsia" w:hint="eastAsia"/>
+              </w:rPr>
+              <w:t>1.</w:t>
+            </w:r>
+            <w:r>
+              <w:rPr>
+                <w:rFonts w:eastAsiaTheme="minorEastAsia" w:hint="eastAsia"/>
+              </w:rPr>
+              <w:t>部署测试环境</w:t>
+            </w:r>
+            <w:r>
+              <w:rPr>
+                <w:rFonts w:eastAsiaTheme="minorEastAsia" w:hint="eastAsia"/>
+              </w:rPr>
+              <w:t>(</w:t>
+            </w:r>
+            <w:r>
+              <w:rPr>
+                <w:rFonts w:eastAsiaTheme="minorEastAsia" w:hint="eastAsia"/>
+              </w:rPr>
+              <w:t>集群</w:t>
+            </w:r>
+            <w:r>
+              <w:rPr>
+                <w:rFonts w:eastAsiaTheme="minorEastAsia" w:hint="eastAsia"/>
+              </w:rPr>
+              <w:t>)</w:t>
+            </w:r>
+          </w:p>
+          <w:p>
+            <w:pPr>
+              <w:pStyle w:val="HTMLPreformatted"/>
+              <w:rPr>
+                <w:rFonts w:hint="eastAsia"/>
+              </w:rPr>
+            </w:pPr>
+            <w:r>
+              <w:rPr>
+                <w:rFonts w:eastAsiaTheme="minorEastAsia" w:hint="eastAsia"/>
+              </w:rPr>
+              <w:t>2.创建测试用集合空间和集合(testfindandmodify.test)，创建集合时指定</w:t>
+            </w:r>
+            <w:r>
+              <w:t>ReplSize:1</w:t>
+            </w:r>
+          </w:p>
+          <w:p>
+            <w:pPr>
+              <w:ind w:left="0"/>
+              <w:rPr>
+                <w:rFonts w:eastAsiaTheme="minorEastAsia"/>
+              </w:rPr>
+            </w:pPr>
+            <w:r>
+              <w:rPr>
+                <w:rFonts w:eastAsiaTheme="minorEastAsia" w:hint="eastAsia"/>
+              </w:rPr>
+              <w:t>3.</w:t>
+            </w:r>
+            <w:r>
+              <w:rPr>
+                <w:rFonts w:eastAsiaTheme="minorEastAsia" w:hint="eastAsia"/>
+              </w:rPr>
+              <w:t>通过</w:t>
+            </w:r>
+            <w:r>
+              <w:rPr>
+                <w:rFonts w:eastAsiaTheme="minorEastAsia" w:hint="eastAsia"/>
+              </w:rPr>
+              <w:t>js</w:t>
+            </w:r>
+            <w:r>
+              <w:rPr>
+                <w:rFonts w:eastAsiaTheme="minorEastAsia" w:hint="eastAsia"/>
+              </w:rPr>
+              <w:t>执行</w:t>
+            </w:r>
+          </w:p>
+          <w:p>
+            <w:pPr>
+              <w:ind w:left="0"/>
+              <w:rPr>
+                <w:rFonts w:eastAsiaTheme="minorEastAsia"/>
+              </w:rPr>
+            </w:pPr>
+            <w:r>
+              <w:rPr>
+                <w:rFonts w:eastAsiaTheme="minorEastAsia" w:hint="eastAsia"/>
+              </w:rPr>
+              <w:t>for(i=0;i&lt;1000;++i){</w:t>
+            </w:r>
+          </w:p>
+          <w:p>
+            <w:pPr>
+              <w:ind w:left="0"/>
+              <w:rPr>
+                <w:rFonts w:eastAsiaTheme="minorEastAsia"/>
+              </w:rPr>
+            </w:pPr>
+            <w:r>
+              <w:rPr>
+                <w:rFonts w:eastAsiaTheme="minorEastAsia" w:hint="eastAsia"/>
+              </w:rPr>
+              <w:t>db.testfindandmodify.test.insert({a:i})</w:t>
+            </w:r>
+          </w:p>
+          <w:p>
+            <w:pPr>
+              <w:ind w:left="0"/>
+              <w:rPr>
+                <w:rFonts w:eastAsiaTheme="minorEastAsia"/>
+              </w:rPr>
+            </w:pPr>
+            <w:r>
+              <w:rPr>
+                <w:rFonts w:eastAsiaTheme="minorEastAsia" w:hint="eastAsia"/>
+              </w:rPr>
+              <w:t>}</w:t>
+            </w:r>
+          </w:p>
+          <w:p>
+            <w:pPr>
+              <w:ind w:left="0"/>
+              <w:rPr>
+                <w:rFonts w:eastAsiaTheme="minorEastAsia"/>
+              </w:rPr>
+            </w:pPr>
+            <w:r>
+              <w:rPr>
+                <w:rFonts w:eastAsiaTheme="minorEastAsia" w:hint="eastAsia"/>
+              </w:rPr>
+              <w:t xml:space="preserve">db.testfindandmodify.test.find({a:{$gt:100}}).update({$set:{b:1}}) </w:t>
+            </w:r>
+          </w:p>
+          <w:p>
+            <w:pPr>
+              <w:pStyle w:val="HTMLPreformatted"/>
+            </w:pPr>
+            <w:r>
+              <w:rPr>
+                <w:rFonts w:eastAsiaTheme="minorEastAsia" w:hint="eastAsia"/>
+              </w:rPr>
+              <w:t>db.</w:t>
+            </w:r>
+            <w:r>
+              <w:t xml:space="preserve"> setSessionAttr({PreferedInstance:"</w:t>
+            </w:r>
+            <w:r>
+              <w:rPr>
+                <w:rFonts w:hint="eastAsia"/>
+              </w:rPr>
+              <w:t>S</w:t>
+            </w:r>
+            <w:r>
+              <w:t>"})</w:t>
+            </w:r>
+          </w:p>
+          <w:p>
+            <w:pPr>
+              <w:ind w:left="0"/>
+              <w:rPr>
+                <w:rFonts w:eastAsiaTheme="minorEastAsia"/>
+              </w:rPr>
+            </w:pPr>
+            <w:r>
+              <w:rPr>
+                <w:rFonts w:eastAsiaTheme="minorEastAsia" w:hint="eastAsia"/>
+              </w:rPr>
+              <w:t>查询更新在备节点上生效</w:t>
+            </w:r>
+          </w:p>
+          <w:p>
+            <w:pPr>
+              <w:ind w:left="0"/>
+              <w:rPr>
+                <w:rFonts w:eastAsiaTheme="minorEastAsia"/>
+              </w:rPr>
+            </w:pPr>
+          </w:p>
+          <w:p>
+            <w:pPr>
+              <w:ind w:left="0"/>
+              <w:rPr>
+                <w:rFonts w:eastAsiaTheme="minorEastAsia"/>
+              </w:rPr>
+            </w:pPr>
+            <w:r>
+              <w:rPr>
+                <w:rFonts w:eastAsiaTheme="minorEastAsia" w:hint="eastAsia"/>
+              </w:rPr>
+              <w:lastRenderedPageBreak/>
+              <w:t>db.testfindandmodify.test.find({a:{$gt:50).remove()</w:t>
+            </w:r>
+          </w:p>
+          <w:p>
+            <w:pPr>
+              <w:pStyle w:val="HTMLPreformatted"/>
+            </w:pPr>
+            <w:r>
+              <w:rPr>
+                <w:rFonts w:eastAsiaTheme="minorEastAsia" w:hint="eastAsia"/>
+              </w:rPr>
+              <w:t>db.</w:t>
+            </w:r>
+            <w:r>
+              <w:t xml:space="preserve"> setSessionAttr({PreferedInstance:"</w:t>
+            </w:r>
+            <w:r>
+              <w:rPr>
+                <w:rFonts w:hint="eastAsia"/>
+              </w:rPr>
+              <w:t>S</w:t>
+            </w:r>
+            <w:r>
+              <w:t>"})</w:t>
+            </w:r>
+          </w:p>
+          <w:p>
+            <w:pPr>
+              <w:ind w:left="0"/>
+              <w:rPr>
+                <w:rFonts w:eastAsiaTheme="minorEastAsia"/>
+              </w:rPr>
+            </w:pPr>
+            <w:r>
+              <w:rPr>
+                <w:rFonts w:eastAsiaTheme="minorEastAsia" w:hint="eastAsia"/>
+              </w:rPr>
+              <w:t>查询删除在备节点上生效</w:t>
+            </w:r>
+          </w:p>
+          <w:p>
+            <w:pPr>
+              <w:ind w:left="0"/>
+              <w:rPr>
+                <w:rFonts w:hint="eastAsia"/>
+              </w:rPr>
+            </w:pPr>
+            <w:r>
+              <w:rPr>
+                <w:rFonts w:eastAsiaTheme="minorEastAsia" w:hint="eastAsia"/>
+              </w:rPr>
+              <w:t>4.</w:t>
+            </w:r>
+            <w:r>
+              <w:rPr>
+                <w:rFonts w:eastAsiaTheme="minorEastAsia" w:hint="eastAsia"/>
+              </w:rPr>
+              <w:t>确认结果后，无论成功失败都执行</w:t>
+            </w:r>
+            <w:r>
+              <w:rPr>
+                <w:rFonts w:eastAsiaTheme="minorEastAsia" w:hint="eastAsia"/>
+              </w:rPr>
+              <w:t>db.dropCL('test')</w:t>
+            </w:r>
+          </w:p>
+        </w:tc>
+        <w:tc>
+          <w:tcPr>
+            <w:tcW w:w="1754" w:type="dxa"/>
+            <w:tcBorders>
+              <w:top w:val="single" w:sz="4" w:space="0" w:color="000000" w:themeColor="text1"/>
+              <w:left w:val="single" w:sz="4" w:space="0" w:color="000000" w:themeColor="text1"/>
+              <w:bottom w:val="single" w:sz="4" w:space="0" w:color="000000" w:themeColor="text1"/>
+              <w:right w:val="single" w:sz="4" w:space="0" w:color="000000" w:themeColor="text1"/>
+            </w:tcBorders>
+          </w:tcPr>
+          <w:p>
+            <w:pPr>
+              <w:ind w:left="0"/>
+              <w:rPr>
+                <w:rFonts w:eastAsiaTheme="minorEastAsia" w:hint="eastAsia"/>
+              </w:rPr>
+            </w:pPr>
+            <w:r>
+              <w:rPr>
+                <w:rFonts w:eastAsiaTheme="minorEastAsia" w:hint="eastAsia"/>
+              </w:rPr>
+              <w:lastRenderedPageBreak/>
+              <w:t>更新后，从备节点查询，更新操作在备节点生效</w:t>
+            </w:r>
+          </w:p>
+        </w:tc>
+      </w:tr>
+      <w:tr>
+        <w:tc>
+          <w:tcPr>
+            <w:tcW w:w="2696" w:type="dxa"/>
+            <w:tcBorders>
+              <w:top w:val="single" w:sz="4" w:space="0" w:color="000000" w:themeColor="text1"/>
+              <w:left w:val="single" w:sz="4" w:space="0" w:color="000000" w:themeColor="text1"/>
+              <w:bottom w:val="single" w:sz="4" w:space="0" w:color="000000" w:themeColor="text1"/>
+              <w:right w:val="single" w:sz="4" w:space="0" w:color="000000" w:themeColor="text1"/>
+            </w:tcBorders>
+          </w:tcPr>
+          <w:p>
+            <w:pPr>
+              <w:ind w:left="0"/>
+            </w:pPr>
+            <w:r>
+              <w:lastRenderedPageBreak/>
+              <w:t>Story</w:t>
+            </w:r>
+            <w:r>
+              <w:rPr>
+                <w:rFonts w:hint="eastAsia"/>
+              </w:rPr>
+              <w:t>.query.modify.001</w:t>
+            </w:r>
+            <w:r>
+              <w:rPr>
+                <w:rFonts w:eastAsiaTheme="minorEastAsia" w:hint="eastAsia"/>
+              </w:rPr>
+              <w:t>.01</w:t>
+            </w:r>
+            <w:r>
+              <w:rPr>
+                <w:rFonts w:eastAsiaTheme="minorEastAsia" w:hint="eastAsia"/>
+              </w:rPr>
+              <w:t>7</w:t>
+            </w:r>
+          </w:p>
+        </w:tc>
+        <w:tc>
+          <w:tcPr>
+            <w:tcW w:w="1132" w:type="dxa"/>
+            <w:tcBorders>
+              <w:top w:val="single" w:sz="4" w:space="0" w:color="000000" w:themeColor="text1"/>
+              <w:left w:val="single" w:sz="4" w:space="0" w:color="000000" w:themeColor="text1"/>
+              <w:bottom w:val="single" w:sz="4" w:space="0" w:color="000000" w:themeColor="text1"/>
+              <w:right w:val="single" w:sz="4" w:space="0" w:color="000000" w:themeColor="text1"/>
+            </w:tcBorders>
+          </w:tcPr>
+          <w:p>
+            <w:pPr>
+              <w:pStyle w:val="HTMLPreformatted"/>
+              <w:rPr>
+                <w:rFonts w:eastAsiaTheme="minorEastAsia" w:hint="eastAsia"/>
+              </w:rPr>
+            </w:pPr>
+            <w:r>
+              <w:rPr>
+                <w:rFonts w:eastAsiaTheme="minorEastAsia" w:hint="eastAsia"/>
+              </w:rPr>
+              <w:t>将子表建在同一分区</w:t>
+            </w:r>
+            <w:r>
+              <w:rPr>
+                <w:rFonts w:eastAsiaTheme="minorEastAsia" w:hint="eastAsia"/>
+              </w:rPr>
+              <w:t>（或不同分区）</w:t>
+            </w:r>
+            <w:r>
+              <w:rPr>
+                <w:rFonts w:eastAsiaTheme="minorEastAsia" w:hint="eastAsia"/>
+              </w:rPr>
+              <w:t>下，组合skip或limit</w:t>
+            </w:r>
+          </w:p>
+        </w:tc>
+        <w:tc>
+          <w:tcPr>
+            <w:tcW w:w="3352" w:type="dxa"/>
+            <w:tcBorders>
+              <w:top w:val="single" w:sz="4" w:space="0" w:color="000000" w:themeColor="text1"/>
+              <w:left w:val="single" w:sz="4" w:space="0" w:color="000000" w:themeColor="text1"/>
+              <w:bottom w:val="single" w:sz="4" w:space="0" w:color="000000" w:themeColor="text1"/>
+              <w:right w:val="single" w:sz="4" w:space="0" w:color="000000" w:themeColor="text1"/>
+            </w:tcBorders>
+          </w:tcPr>
+          <w:p>
+            <w:pPr>
+              <w:ind w:left="0"/>
+            </w:pPr>
+            <w:r>
+              <w:rPr>
+                <w:rFonts w:eastAsiaTheme="minorEastAsia" w:hint="eastAsia"/>
+              </w:rPr>
+              <w:t>1.</w:t>
+            </w:r>
+            <w:r>
+              <w:rPr>
+                <w:rFonts w:eastAsiaTheme="minorEastAsia" w:hint="eastAsia"/>
+              </w:rPr>
+              <w:t>部署测试环境</w:t>
+            </w:r>
+            <w:r>
+              <w:rPr>
+                <w:rFonts w:eastAsiaTheme="minorEastAsia" w:hint="eastAsia"/>
+              </w:rPr>
+              <w:t>(</w:t>
+            </w:r>
+            <w:r>
+              <w:rPr>
+                <w:rFonts w:eastAsiaTheme="minorEastAsia" w:hint="eastAsia"/>
+              </w:rPr>
+              <w:t>集群</w:t>
+            </w:r>
+            <w:r>
+              <w:rPr>
+                <w:rFonts w:eastAsiaTheme="minorEastAsia" w:hint="eastAsia"/>
+              </w:rPr>
+              <w:t>)</w:t>
+            </w:r>
+          </w:p>
+          <w:p>
+            <w:pPr>
+              <w:pStyle w:val="HTMLPreformatted"/>
+              <w:rPr>
+                <w:rFonts w:eastAsiaTheme="minorEastAsia" w:hint="eastAsia"/>
+              </w:rPr>
+            </w:pPr>
+            <w:r>
+              <w:rPr>
+                <w:rFonts w:eastAsiaTheme="minorEastAsia" w:hint="eastAsia"/>
+              </w:rPr>
+              <w:t>2.创建测试用集合空间和集合(testfindandmodify.test)，</w:t>
+            </w:r>
+          </w:p>
+          <w:p>
+            <w:pPr>
+              <w:pStyle w:val="HTMLPreformatted"/>
+              <w:rPr>
+                <w:rFonts w:eastAsiaTheme="minorEastAsia" w:hint="eastAsia"/>
+              </w:rPr>
+            </w:pPr>
+            <w:r>
+              <w:rPr>
+                <w:rFonts w:eastAsiaTheme="minorEastAsia" w:hint="eastAsia"/>
+              </w:rPr>
+              <w:t xml:space="preserve"> 创建主表，并将子表建在同一个分区上</w:t>
+            </w:r>
+          </w:p>
+          <w:p>
+            <w:pPr>
+              <w:pStyle w:val="HTMLPreformatted"/>
+              <w:rPr>
+                <w:rFonts w:hint="eastAsia"/>
+              </w:rPr>
+            </w:pPr>
+            <w:r>
+              <w:t>db.total.createCL('t</w:t>
+            </w:r>
+            <w:r>
+              <w:rPr>
+                <w:rFonts w:hint="eastAsia"/>
+              </w:rPr>
+              <w:t>1</w:t>
+            </w:r>
+            <w:r>
+              <w:t>',{ShardingKey:{_id:1},ShardingType:"range",Group:"db2"})</w:t>
+            </w:r>
+          </w:p>
+          <w:p>
+            <w:pPr>
+              <w:pStyle w:val="HTMLPreformatted"/>
+              <w:rPr>
+                <w:rFonts w:hint="eastAsia"/>
+              </w:rPr>
+            </w:pPr>
+          </w:p>
+          <w:p>
+            <w:pPr>
+              <w:pStyle w:val="HTMLPreformatted"/>
+              <w:rPr>
+                <w:rFonts w:hint="eastAsia"/>
+              </w:rPr>
+            </w:pPr>
+            <w:r>
+              <w:t>db.total.createCL('t</w:t>
+            </w:r>
+            <w:r>
+              <w:rPr>
+                <w:rFonts w:hint="eastAsia"/>
+              </w:rPr>
+              <w:t>2</w:t>
+            </w:r>
+            <w:r>
+              <w:t>',{ShardingKey:{_id:1},ShardingType:"range",Group:"db2"})</w:t>
+            </w:r>
+          </w:p>
+          <w:p>
+            <w:pPr>
+              <w:pStyle w:val="HTMLPreformatted"/>
+              <w:rPr>
+                <w:rFonts w:hint="eastAsia"/>
+              </w:rPr>
+            </w:pPr>
+          </w:p>
+          <w:p>
+            <w:pPr>
+              <w:pStyle w:val="HTMLPreformatted"/>
+              <w:rPr>
+                <w:rFonts w:hint="eastAsia"/>
+              </w:rPr>
+            </w:pPr>
+            <w:r>
+              <w:t>db.</w:t>
+            </w:r>
+            <w:r>
+              <w:rPr>
+                <w:rFonts w:eastAsiaTheme="minorEastAsia" w:hint="eastAsia"/>
+              </w:rPr>
+              <w:t xml:space="preserve"> testfindandmodify.test</w:t>
+            </w:r>
+            <w:r>
+              <w:t>.attachCL('total.t</w:t>
+            </w:r>
+            <w:r>
+              <w:rPr>
+                <w:rFonts w:hint="eastAsia"/>
+              </w:rPr>
+              <w:t>1</w:t>
+            </w:r>
+            <w:r>
+              <w:t>',{LowBound:{date:20150</w:t>
+            </w:r>
+            <w:r>
+              <w:rPr>
+                <w:rFonts w:hint="eastAsia"/>
+              </w:rPr>
+              <w:t>1</w:t>
+            </w:r>
+            <w:r>
+              <w:t>01},UpBound:{date:20150</w:t>
+            </w:r>
+            <w:r>
+              <w:rPr>
+                <w:rFonts w:hint="eastAsia"/>
+              </w:rPr>
+              <w:t>2</w:t>
+            </w:r>
+            <w:r>
+              <w:t>01}})</w:t>
+            </w:r>
+          </w:p>
+          <w:p>
+            <w:pPr>
+              <w:pStyle w:val="HTMLPreformatted"/>
+              <w:rPr>
+                <w:rFonts w:hint="eastAsia"/>
+              </w:rPr>
+            </w:pPr>
+          </w:p>
+          <w:p>
+            <w:pPr>
+              <w:pStyle w:val="HTMLPreformatted"/>
+              <w:rPr>
+                <w:rFonts w:hint="eastAsia"/>
+              </w:rPr>
+            </w:pPr>
+            <w:r>
+              <w:t>db.</w:t>
+            </w:r>
+            <w:r>
+              <w:rPr>
+                <w:rFonts w:eastAsiaTheme="minorEastAsia" w:hint="eastAsia"/>
+              </w:rPr>
+              <w:t xml:space="preserve"> testfindandmodify.test</w:t>
+            </w:r>
+            <w:r>
+              <w:t>.attachCL('total.t</w:t>
+            </w:r>
+            <w:r>
+              <w:rPr>
+                <w:rFonts w:hint="eastAsia"/>
+              </w:rPr>
+              <w:t>2</w:t>
+            </w:r>
+            <w:r>
+              <w:t>',{LowBound:{date:20150</w:t>
+            </w:r>
+            <w:r>
+              <w:rPr>
+                <w:rFonts w:hint="eastAsia"/>
+              </w:rPr>
+              <w:t>2</w:t>
+            </w:r>
+            <w:r>
+              <w:t>01},UpBound:{date:20150</w:t>
+            </w:r>
+            <w:r>
+              <w:rPr>
+                <w:rFonts w:hint="eastAsia"/>
+              </w:rPr>
+              <w:t>3</w:t>
+            </w:r>
+            <w:r>
+              <w:t>01}})</w:t>
+            </w:r>
+          </w:p>
+          <w:p>
+            <w:pPr>
+              <w:ind w:left="0"/>
+              <w:rPr>
+                <w:rFonts w:eastAsiaTheme="minorEastAsia"/>
+              </w:rPr>
+            </w:pPr>
+            <w:r>
+              <w:rPr>
+                <w:rFonts w:eastAsiaTheme="minorEastAsia" w:hint="eastAsia"/>
+              </w:rPr>
+              <w:t>3.</w:t>
+            </w:r>
+            <w:r>
+              <w:rPr>
+                <w:rFonts w:eastAsiaTheme="minorEastAsia" w:hint="eastAsia"/>
+              </w:rPr>
+              <w:t>通过</w:t>
+            </w:r>
+            <w:r>
+              <w:rPr>
+                <w:rFonts w:eastAsiaTheme="minorEastAsia" w:hint="eastAsia"/>
+              </w:rPr>
+              <w:t>js</w:t>
+            </w:r>
+            <w:r>
+              <w:rPr>
+                <w:rFonts w:eastAsiaTheme="minorEastAsia" w:hint="eastAsia"/>
+              </w:rPr>
+              <w:t>执行</w:t>
+            </w:r>
+          </w:p>
+          <w:p>
+            <w:pPr>
+              <w:ind w:left="0"/>
+              <w:rPr>
+                <w:rFonts w:eastAsiaTheme="minorEastAsia" w:hint="eastAsia"/>
+              </w:rPr>
+            </w:pPr>
+            <w:r>
+              <w:rPr>
+                <w:rFonts w:eastAsiaTheme="minorEastAsia"/>
+              </w:rPr>
+              <w:t>for(i=1;i&lt;10000;++i){db.</w:t>
+            </w:r>
+            <w:r>
+              <w:rPr>
+                <w:rFonts w:eastAsiaTheme="minorEastAsia" w:hint="eastAsia"/>
+              </w:rPr>
+              <w:t xml:space="preserve"> testfindandmodify.test</w:t>
+            </w:r>
+            <w:r>
+              <w:rPr>
+                <w:rFonts w:eastAsiaTheme="minorEastAsia"/>
+              </w:rPr>
+              <w:t>.in</w:t>
+            </w:r>
+            <w:r>
+              <w:rPr>
+                <w:rFonts w:eastAsiaTheme="minorEastAsia"/>
+              </w:rPr>
+              <w:t>sert({_id:i,date:20150000 + (i%</w:t>
+            </w:r>
+            <w:r>
+              <w:rPr>
+                <w:rFonts w:eastAsiaTheme="minorEastAsia" w:hint="eastAsia"/>
+              </w:rPr>
+              <w:t>2</w:t>
+            </w:r>
+            <w:r>
+              <w:rPr>
+                <w:rFonts w:eastAsiaTheme="minorEastAsia"/>
+              </w:rPr>
+              <w:t>+1)*100+i%28+1 })}</w:t>
+            </w:r>
+          </w:p>
+          <w:p>
+            <w:pPr>
+              <w:ind w:left="0"/>
+              <w:rPr>
+                <w:rFonts w:eastAsiaTheme="minorEastAsia"/>
+              </w:rPr>
+            </w:pPr>
+            <w:r>
+              <w:rPr>
+                <w:rFonts w:eastAsiaTheme="minorEastAsia" w:hint="eastAsia"/>
+              </w:rPr>
+              <w:t>db.testfindandmodify.test.</w:t>
+            </w:r>
+            <w:r>
+              <w:t xml:space="preserve"> </w:t>
+            </w:r>
+            <w:r>
+              <w:rPr>
+                <w:rFonts w:eastAsiaTheme="minorEastAsia"/>
+              </w:rPr>
+              <w:t>find({date:{$gte:20150101}}).skip(1).limit(100).update({$set:{c:1}})</w:t>
+            </w:r>
+            <w:r>
+              <w:rPr>
+                <w:rFonts w:eastAsiaTheme="minorEastAsia" w:hint="eastAsia"/>
+              </w:rPr>
+              <w:t xml:space="preserve"> </w:t>
+            </w:r>
+          </w:p>
+          <w:p>
+            <w:pPr>
+              <w:ind w:left="0"/>
+              <w:rPr>
+                <w:rFonts w:eastAsiaTheme="minorEastAsia" w:hint="eastAsia"/>
+              </w:rPr>
+            </w:pPr>
+            <w:r>
+              <w:rPr>
+                <w:rFonts w:eastAsiaTheme="minorEastAsia" w:hint="eastAsia"/>
+              </w:rPr>
+              <w:t>db.testfindandmodify.test.</w:t>
+            </w:r>
+            <w:r>
+              <w:t xml:space="preserve"> </w:t>
+            </w:r>
+            <w:r>
+              <w:rPr>
+                <w:rFonts w:eastAsiaTheme="minorEastAsia"/>
+              </w:rPr>
+              <w:t>find({date:{$gte:20150101}}).skip(1).limit(100).</w:t>
+            </w:r>
+            <w:r>
+              <w:rPr>
+                <w:rFonts w:eastAsiaTheme="minorEastAsia" w:hint="eastAsia"/>
+              </w:rPr>
+              <w:t>remove</w:t>
+            </w:r>
+            <w:r>
+              <w:rPr>
+                <w:rFonts w:eastAsiaTheme="minorEastAsia"/>
+              </w:rPr>
+              <w:t>()</w:t>
+            </w:r>
+          </w:p>
+          <w:p>
+            <w:pPr>
+              <w:ind w:left="0"/>
+              <w:rPr>
+                <w:rFonts w:eastAsiaTheme="minorEastAsia" w:hint="eastAsia"/>
+              </w:rPr>
+            </w:pPr>
+          </w:p>
+          <w:p>
+            <w:pPr>
+              <w:ind w:left="0"/>
+              <w:rPr>
+                <w:rFonts w:eastAsiaTheme="minorEastAsia"/>
+              </w:rPr>
+            </w:pPr>
+            <w:r>
+              <w:rPr>
+                <w:rFonts w:eastAsiaTheme="minorEastAsia" w:hint="eastAsia"/>
+              </w:rPr>
+              <w:lastRenderedPageBreak/>
+              <w:t>db.testfindandmodify.test.</w:t>
+            </w:r>
+            <w:r>
+              <w:t xml:space="preserve"> </w:t>
+            </w:r>
+            <w:r>
+              <w:rPr>
+                <w:rFonts w:eastAsiaTheme="minorEastAsia"/>
+              </w:rPr>
+              <w:t>find(</w:t>
+            </w:r>
+            <w:r>
+              <w:rPr>
+                <w:rFonts w:eastAsiaTheme="minorEastAsia" w:hint="eastAsia"/>
+              </w:rPr>
+              <w:t>$and:[</w:t>
+            </w:r>
+            <w:r>
+              <w:rPr>
+                <w:rFonts w:eastAsiaTheme="minorEastAsia"/>
+              </w:rPr>
+              <w:t>{date:{$gt</w:t>
+            </w:r>
+            <w:r>
+              <w:rPr>
+                <w:rFonts w:eastAsiaTheme="minorEastAsia" w:hint="eastAsia"/>
+              </w:rPr>
+              <w:t>e</w:t>
+            </w:r>
+            <w:r>
+              <w:rPr>
+                <w:rFonts w:eastAsiaTheme="minorEastAsia"/>
+              </w:rPr>
+              <w:t>:20150101}}</w:t>
+            </w:r>
+            <w:r>
+              <w:rPr>
+                <w:rFonts w:eastAsiaTheme="minorEastAsia" w:hint="eastAsia"/>
+              </w:rPr>
+              <w:t>,{date:{$lt:20150201}}]</w:t>
+            </w:r>
+            <w:r>
+              <w:rPr>
+                <w:rFonts w:eastAsiaTheme="minorEastAsia"/>
+              </w:rPr>
+              <w:t>).skip(1).limit(100).update({$set:{c:1}})</w:t>
+            </w:r>
+            <w:r>
+              <w:rPr>
+                <w:rFonts w:eastAsiaTheme="minorEastAsia" w:hint="eastAsia"/>
+              </w:rPr>
+              <w:t xml:space="preserve"> </w:t>
+            </w:r>
+          </w:p>
+          <w:p>
+            <w:pPr>
+              <w:ind w:left="0"/>
+              <w:rPr>
+                <w:rFonts w:eastAsiaTheme="minorEastAsia" w:hint="eastAsia"/>
+              </w:rPr>
+            </w:pPr>
+            <w:r>
+              <w:rPr>
+                <w:rFonts w:eastAsiaTheme="minorEastAsia" w:hint="eastAsia"/>
+              </w:rPr>
+              <w:t>db.testfindandmodify.test.</w:t>
+            </w:r>
+            <w:r>
+              <w:t xml:space="preserve"> </w:t>
+            </w:r>
+            <w:r>
+              <w:rPr>
+                <w:rFonts w:eastAsiaTheme="minorEastAsia"/>
+              </w:rPr>
+              <w:t>find(</w:t>
+            </w:r>
+            <w:r>
+              <w:rPr>
+                <w:rFonts w:eastAsiaTheme="minorEastAsia" w:hint="eastAsia"/>
+              </w:rPr>
+              <w:t>$and:[</w:t>
+            </w:r>
+            <w:r>
+              <w:rPr>
+                <w:rFonts w:eastAsiaTheme="minorEastAsia"/>
+              </w:rPr>
+              <w:t>{date:{$gt</w:t>
+            </w:r>
+            <w:r>
+              <w:rPr>
+                <w:rFonts w:eastAsiaTheme="minorEastAsia" w:hint="eastAsia"/>
+              </w:rPr>
+              <w:t>e</w:t>
+            </w:r>
+            <w:r>
+              <w:rPr>
+                <w:rFonts w:eastAsiaTheme="minorEastAsia"/>
+              </w:rPr>
+              <w:t>:20150101}}</w:t>
+            </w:r>
+            <w:r>
+              <w:rPr>
+                <w:rFonts w:eastAsiaTheme="minorEastAsia" w:hint="eastAsia"/>
+              </w:rPr>
+              <w:t>,{date:{$lt:20150201}}]</w:t>
+            </w:r>
+            <w:r>
+              <w:rPr>
+                <w:rFonts w:eastAsiaTheme="minorEastAsia"/>
+              </w:rPr>
+              <w:t>).skip(1).limit(100).</w:t>
+            </w:r>
+            <w:r>
+              <w:rPr>
+                <w:rFonts w:eastAsiaTheme="minorEastAsia" w:hint="eastAsia"/>
+              </w:rPr>
+              <w:t xml:space="preserve">remove() </w:t>
+            </w:r>
+          </w:p>
+          <w:p>
+            <w:pPr>
+              <w:ind w:left="0"/>
+              <w:rPr>
+                <w:rFonts w:hint="eastAsia"/>
+              </w:rPr>
+            </w:pPr>
+            <w:r>
+              <w:rPr>
+                <w:rFonts w:eastAsiaTheme="minorEastAsia" w:hint="eastAsia"/>
+              </w:rPr>
+              <w:t>4.</w:t>
+            </w:r>
+            <w:r>
+              <w:rPr>
+                <w:rFonts w:eastAsiaTheme="minorEastAsia" w:hint="eastAsia"/>
+              </w:rPr>
+              <w:t>确认结果后，无论成功失败都执行</w:t>
+            </w:r>
+            <w:r>
+              <w:rPr>
+                <w:rFonts w:eastAsiaTheme="minorEastAsia" w:hint="eastAsia"/>
+              </w:rPr>
+              <w:t>db.dropCL('test')</w:t>
+            </w:r>
+          </w:p>
+        </w:tc>
+        <w:tc>
+          <w:tcPr>
+            <w:tcW w:w="1754" w:type="dxa"/>
+            <w:tcBorders>
+              <w:top w:val="single" w:sz="4" w:space="0" w:color="000000" w:themeColor="text1"/>
+              <w:left w:val="single" w:sz="4" w:space="0" w:color="000000" w:themeColor="text1"/>
+              <w:bottom w:val="single" w:sz="4" w:space="0" w:color="000000" w:themeColor="text1"/>
+              <w:right w:val="single" w:sz="4" w:space="0" w:color="000000" w:themeColor="text1"/>
+            </w:tcBorders>
+          </w:tcPr>
+          <w:p>
+            <w:pPr>
+              <w:ind w:left="0"/>
+              <w:rPr>
+                <w:rFonts w:eastAsiaTheme="minorEastAsia" w:hint="eastAsia"/>
+              </w:rPr>
+            </w:pPr>
+            <w:r>
+              <w:rPr>
+                <w:rFonts w:eastAsiaTheme="minorEastAsia" w:hint="eastAsia"/>
+              </w:rPr>
+              <w:lastRenderedPageBreak/>
+              <w:t>未对字表切分时，当条件不落在单张子表时，应该报</w:t>
+            </w:r>
+            <w:r>
+              <w:rPr>
+                <w:rFonts w:eastAsiaTheme="minorEastAsia" w:hint="eastAsia"/>
+              </w:rPr>
+              <w:t>-289</w:t>
+            </w:r>
+          </w:p>
+          <w:p>
+            <w:pPr>
+              <w:ind w:left="0"/>
+              <w:rPr>
+                <w:rFonts w:eastAsiaTheme="minorEastAsia" w:hint="eastAsia"/>
+              </w:rPr>
+            </w:pPr>
+          </w:p>
+          <w:p>
+            <w:pPr>
+              <w:ind w:left="0"/>
+              <w:rPr>
+                <w:rFonts w:eastAsiaTheme="minorEastAsia" w:hint="eastAsia"/>
+              </w:rPr>
+            </w:pPr>
+            <w:r>
+              <w:rPr>
+                <w:rFonts w:eastAsiaTheme="minorEastAsia" w:hint="eastAsia"/>
+              </w:rPr>
+              <w:t>未对子表切分时，当条件落在单张子表时，应该成功</w:t>
+            </w:r>
+          </w:p>
+          <w:p>
+            <w:pPr>
+              <w:ind w:left="0"/>
+              <w:rPr>
+                <w:rFonts w:eastAsiaTheme="minorEastAsia" w:hint="eastAsia"/>
+              </w:rPr>
+            </w:pPr>
+          </w:p>
+          <w:p>
+            <w:pPr>
+              <w:ind w:left="0"/>
+              <w:rPr>
+                <w:rFonts w:eastAsiaTheme="minorEastAsia" w:hint="eastAsia"/>
+              </w:rPr>
+            </w:pPr>
+          </w:p>
+        </w:tc>
+      </w:tr>
+      <w:tr>
+        <w:tc>
+          <w:tcPr>
+            <w:tcW w:w="2696" w:type="dxa"/>
+            <w:tcBorders>
+              <w:top w:val="single" w:sz="4" w:space="0" w:color="000000" w:themeColor="text1"/>
+              <w:left w:val="single" w:sz="4" w:space="0" w:color="000000" w:themeColor="text1"/>
+              <w:bottom w:val="single" w:sz="4" w:space="0" w:color="000000" w:themeColor="text1"/>
+              <w:right w:val="single" w:sz="4" w:space="0" w:color="000000" w:themeColor="text1"/>
+            </w:tcBorders>
+          </w:tcPr>
+          <w:p>
+            <w:pPr>
+              <w:ind w:left="0"/>
+            </w:pPr>
+          </w:p>
+        </w:tc>
+        <w:tc>
+          <w:tcPr>
+            <w:tcW w:w="1132" w:type="dxa"/>
+            <w:tcBorders>
+              <w:top w:val="single" w:sz="4" w:space="0" w:color="000000" w:themeColor="text1"/>
+              <w:left w:val="single" w:sz="4" w:space="0" w:color="000000" w:themeColor="text1"/>
+              <w:bottom w:val="single" w:sz="4" w:space="0" w:color="000000" w:themeColor="text1"/>
+              <w:right w:val="single" w:sz="4" w:space="0" w:color="000000" w:themeColor="text1"/>
+            </w:tcBorders>
+          </w:tcPr>
+          <w:p>
+            <w:pPr>
+              <w:pStyle w:val="HTMLPreformatted"/>
+              <w:rPr>
+                <w:rFonts w:eastAsiaTheme="minorEastAsia" w:hint="eastAsia"/>
+              </w:rPr>
+            </w:pPr>
+          </w:p>
+        </w:tc>
+        <w:tc>
+          <w:tcPr>
+            <w:tcW w:w="3352" w:type="dxa"/>
+            <w:tcBorders>
+              <w:top w:val="single" w:sz="4" w:space="0" w:color="000000" w:themeColor="text1"/>
+              <w:left w:val="single" w:sz="4" w:space="0" w:color="000000" w:themeColor="text1"/>
+              <w:bottom w:val="single" w:sz="4" w:space="0" w:color="000000" w:themeColor="text1"/>
+              <w:right w:val="single" w:sz="4" w:space="0" w:color="000000" w:themeColor="text1"/>
+            </w:tcBorders>
+          </w:tcPr>
+          <w:p>
+            <w:pPr>
+              <w:ind w:left="0"/>
+              <w:rPr>
+                <w:rFonts w:hint="eastAsia"/>
+              </w:rPr>
+            </w:pPr>
+          </w:p>
+        </w:tc>
+        <w:tc>
+          <w:tcPr>
+            <w:tcW w:w="1754" w:type="dxa"/>
+            <w:tcBorders>
+              <w:top w:val="single" w:sz="4" w:space="0" w:color="000000" w:themeColor="text1"/>
+              <w:left w:val="single" w:sz="4" w:space="0" w:color="000000" w:themeColor="text1"/>
+              <w:bottom w:val="single" w:sz="4" w:space="0" w:color="000000" w:themeColor="text1"/>
+              <w:right w:val="single" w:sz="4" w:space="0" w:color="000000" w:themeColor="text1"/>
+            </w:tcBorders>
+          </w:tcPr>
+          <w:p>
+            <w:pPr>
+              <w:ind w:left="0"/>
+              <w:rPr>
+                <w:rFonts w:hint="eastAsia"/>
+              </w:rPr>
+            </w:pPr>
           </w:p>
         </w:tc>
       </w:tr>
     </w:tbl>
-    <w:p>
-      <w:pPr>
-        <w:rPr>
-          <w:rFonts w:hint="eastAsia"/>
-        </w:rPr>
-      </w:pPr>
-    </w:p>
+    <w:p/>
     <w:p/>
     <w:p/>
     <w:p>
@@ -12190,7 +12003,6 @@
     <w:basedOn w:val="Normal"/>
     <w:link w:val="HTMLPreformattedChar"/>
     <w:uiPriority w:val="99"/>
-    <w:semiHidden/>
     <w:unhideWhenUsed/>
     <w:rsid w:val="00867D74"/>
     <w:pPr>
@@ -12228,7 +12040,6 @@
     <w:basedOn w:val="DefaultParagraphFont"/>
     <w:link w:val="HTMLPreformatted"/>
     <w:uiPriority w:val="99"/>
-    <w:semiHidden/>
     <w:rsid w:val="00867D74"/>
     <w:rPr>
       <w:rFonts w:ascii="宋体" w:eastAsia="宋体" w:hAnsi="宋体" w:cs="宋体"/>

--- a/internal_doc/03.开发设计/Story-findAndModify.docx
+++ b/internal_doc/03.开发设计/Story-findAndModify.docx
@@ -234,13 +234,6 @@
           <w:rFonts w:hint="eastAsia"/>
           <w:color w:val="000000" w:themeColor="text1"/>
         </w:rPr>
-        <w:t>提供</w:t>
-      </w:r>
-      <w:r>
-        <w:rPr>
-          <w:rFonts w:hint="eastAsia"/>
-          <w:color w:val="000000" w:themeColor="text1"/>
-        </w:rPr>
         <w:t>findAndUpdate</w:t>
       </w:r>
       <w:r>
@@ -633,7 +626,13 @@
         <w:rPr>
           <w:rFonts w:hint="eastAsia"/>
         </w:rPr>
-        <w:t>op: &lt;</w:t>
+        <w:t>OP</w:t>
+      </w:r>
+      <w:r>
+        <w:rPr>
+          <w:rFonts w:hint="eastAsia"/>
+        </w:rPr>
+        <w:t>: &lt;</w:t>
       </w:r>
       <w:r>
         <w:rPr>
@@ -662,7 +661,13 @@
         <w:rPr>
           <w:rFonts w:hint="eastAsia"/>
         </w:rPr>
-        <w:t>update:&lt;object&gt;,</w:t>
+        <w:t>U</w:t>
+      </w:r>
+      <w:r>
+        <w:rPr>
+          <w:rFonts w:hint="eastAsia"/>
+        </w:rPr>
+        <w:t>pdate:&lt;object&gt;,</w:t>
       </w:r>
     </w:p>
     <w:p>
@@ -673,7 +678,13 @@
         <w:rPr>
           <w:rFonts w:hint="eastAsia"/>
         </w:rPr>
-        <w:t>returnnew: &lt;boolean&gt;,</w:t>
+        <w:t>ReturnN</w:t>
+      </w:r>
+      <w:r>
+        <w:rPr>
+          <w:rFonts w:hint="eastAsia"/>
+        </w:rPr>
+        <w:t>ew: &lt;boolean&gt;,</w:t>
       </w:r>
     </w:p>
     <w:p>
@@ -684,7 +695,13 @@
         <w:rPr>
           <w:rFonts w:hint="eastAsia"/>
         </w:rPr>
-        <w:t>remove: &lt;boolean&gt;</w:t>
+        <w:t>R</w:t>
+      </w:r>
+      <w:r>
+        <w:rPr>
+          <w:rFonts w:hint="eastAsia"/>
+        </w:rPr>
+        <w:t>emove: &lt;boolean&gt;</w:t>
       </w:r>
     </w:p>
     <w:p>
@@ -709,7 +726,7 @@
           <w:rFonts w:hint="eastAsia"/>
         </w:rPr>
         <w:lastRenderedPageBreak/>
-        <w:t>op</w:t>
+        <w:t>OP</w:t>
       </w:r>
       <w:r>
         <w:rPr>
@@ -815,7 +832,13 @@
         <w:rPr>
           <w:rFonts w:hint="eastAsia"/>
         </w:rPr>
-        <w:t>update</w:t>
+        <w:t>U</w:t>
+      </w:r>
+      <w:r>
+        <w:rPr>
+          <w:rFonts w:hint="eastAsia"/>
+        </w:rPr>
+        <w:t>pdate</w:t>
       </w:r>
       <w:r>
         <w:rPr>
@@ -849,7 +872,13 @@
         <w:rPr>
           <w:rFonts w:hint="eastAsia"/>
         </w:rPr>
-        <w:t>returnnew</w:t>
+        <w:t>ReturnN</w:t>
+      </w:r>
+      <w:r>
+        <w:rPr>
+          <w:rFonts w:hint="eastAsia"/>
+        </w:rPr>
+        <w:t>ew</w:t>
       </w:r>
       <w:r>
         <w:rPr>
@@ -919,7 +948,13 @@
         <w:rPr>
           <w:rFonts w:hint="eastAsia"/>
         </w:rPr>
-        <w:t>remove</w:t>
+        <w:t>R</w:t>
+      </w:r>
+      <w:r>
+        <w:rPr>
+          <w:rFonts w:hint="eastAsia"/>
+        </w:rPr>
+        <w:t>emove</w:t>
       </w:r>
       <w:r>
         <w:rPr>
@@ -1296,7 +1331,13 @@
         <w:rPr>
           <w:rFonts w:hint="eastAsia"/>
         </w:rPr>
-        <w:t>returnnew</w:t>
+        <w:t>ReturnN</w:t>
+      </w:r>
+      <w:r>
+        <w:rPr>
+          <w:rFonts w:hint="eastAsia"/>
+        </w:rPr>
+        <w:t>ew</w:t>
       </w:r>
       <w:r>
         <w:rPr>
@@ -8169,13 +8210,7 @@
               <w:rPr>
                 <w:rFonts w:eastAsiaTheme="minorEastAsia" w:hint="eastAsia"/>
               </w:rPr>
-              <w:t>.01</w:t>
-            </w:r>
-            <w:r>
-              <w:rPr>
-                <w:rFonts w:eastAsiaTheme="minorEastAsia" w:hint="eastAsia"/>
-              </w:rPr>
-              <w:t>6</w:t>
+              <w:t>.016</w:t>
             </w:r>
           </w:p>
         </w:tc>
@@ -8193,7 +8228,7 @@
             <w:pPr>
               <w:pStyle w:val="HTMLPreformatted"/>
               <w:rPr>
-                <w:rFonts w:eastAsiaTheme="minorEastAsia" w:hint="eastAsia"/>
+                <w:rFonts w:eastAsiaTheme="minorEastAsia"/>
               </w:rPr>
             </w:pPr>
             <w:r>
@@ -8252,9 +8287,6 @@
           <w:p>
             <w:pPr>
               <w:pStyle w:val="HTMLPreformatted"/>
-              <w:rPr>
-                <w:rFonts w:hint="eastAsia"/>
-              </w:rPr>
             </w:pPr>
             <w:r>
               <w:rPr>
@@ -8454,9 +8486,6 @@
           <w:p>
             <w:pPr>
               <w:ind w:left="0"/>
-              <w:rPr>
-                <w:rFonts w:hint="eastAsia"/>
-              </w:rPr>
             </w:pPr>
             <w:r>
               <w:rPr>
@@ -8492,7 +8521,7 @@
             <w:pPr>
               <w:ind w:left="0"/>
               <w:rPr>
-                <w:rFonts w:eastAsiaTheme="minorEastAsia" w:hint="eastAsia"/>
+                <w:rFonts w:eastAsiaTheme="minorEastAsia"/>
               </w:rPr>
             </w:pPr>
             <w:r>
@@ -8534,13 +8563,7 @@
               <w:rPr>
                 <w:rFonts w:eastAsiaTheme="minorEastAsia" w:hint="eastAsia"/>
               </w:rPr>
-              <w:t>.01</w:t>
-            </w:r>
-            <w:r>
-              <w:rPr>
-                <w:rFonts w:eastAsiaTheme="minorEastAsia" w:hint="eastAsia"/>
-              </w:rPr>
-              <w:t>7</w:t>
+              <w:t>.017</w:t>
             </w:r>
           </w:p>
         </w:tc>
@@ -8558,7 +8581,7 @@
             <w:pPr>
               <w:pStyle w:val="HTMLPreformatted"/>
               <w:rPr>
-                <w:rFonts w:eastAsiaTheme="minorEastAsia" w:hint="eastAsia"/>
+                <w:rFonts w:eastAsiaTheme="minorEastAsia"/>
               </w:rPr>
             </w:pPr>
             <w:r>
@@ -8630,7 +8653,7 @@
             <w:pPr>
               <w:pStyle w:val="HTMLPreformatted"/>
               <w:rPr>
-                <w:rFonts w:eastAsiaTheme="minorEastAsia" w:hint="eastAsia"/>
+                <w:rFonts w:eastAsiaTheme="minorEastAsia"/>
               </w:rPr>
             </w:pPr>
             <w:r>
@@ -8644,7 +8667,7 @@
             <w:pPr>
               <w:pStyle w:val="HTMLPreformatted"/>
               <w:rPr>
-                <w:rFonts w:eastAsiaTheme="minorEastAsia" w:hint="eastAsia"/>
+                <w:rFonts w:eastAsiaTheme="minorEastAsia"/>
               </w:rPr>
             </w:pPr>
             <w:r>
@@ -8657,9 +8680,28 @@
           <w:p>
             <w:pPr>
               <w:pStyle w:val="HTMLPreformatted"/>
+            </w:pPr>
+            <w:r>
+              <w:t>db.total.createCL('t</w:t>
+            </w:r>
+            <w:r>
               <w:rPr>
                 <w:rFonts w:hint="eastAsia"/>
               </w:rPr>
+              <w:t>1</w:t>
+            </w:r>
+            <w:r>
+              <w:t>',{ShardingKey:{_id:1},ShardingType:"range",Group:"db2"})</w:t>
+            </w:r>
+          </w:p>
+          <w:p>
+            <w:pPr>
+              <w:pStyle w:val="HTMLPreformatted"/>
+            </w:pPr>
+          </w:p>
+          <w:p>
+            <w:pPr>
+              <w:pStyle w:val="HTMLPreformatted"/>
             </w:pPr>
             <w:r>
               <w:t>db.total.createCL('t</w:t>
@@ -8668,220 +8710,180 @@
               <w:rPr>
                 <w:rFonts w:hint="eastAsia"/>
               </w:rPr>
+              <w:t>2</w:t>
+            </w:r>
+            <w:r>
+              <w:t>',{ShardingKey:{_id:1},ShardingType:"range",Group:"db2"})</w:t>
+            </w:r>
+          </w:p>
+          <w:p>
+            <w:pPr>
+              <w:pStyle w:val="HTMLPreformatted"/>
+            </w:pPr>
+          </w:p>
+          <w:p>
+            <w:pPr>
+              <w:pStyle w:val="HTMLPreformatted"/>
+            </w:pPr>
+            <w:r>
+              <w:t>db.</w:t>
+            </w:r>
+            <w:r>
+              <w:rPr>
+                <w:rFonts w:eastAsiaTheme="minorEastAsia" w:hint="eastAsia"/>
+              </w:rPr>
+              <w:t xml:space="preserve"> testfindandmodify.test</w:t>
+            </w:r>
+            <w:r>
+              <w:t>.attachCL('total.t</w:t>
+            </w:r>
+            <w:r>
+              <w:rPr>
+                <w:rFonts w:hint="eastAsia"/>
+              </w:rPr>
               <w:t>1</w:t>
             </w:r>
             <w:r>
-              <w:t>',{ShardingKey:{_id:1},ShardingType:"range",Group:"db2"})</w:t>
+              <w:t>',{LowBound:{date:20150</w:t>
+            </w:r>
+            <w:r>
+              <w:rPr>
+                <w:rFonts w:hint="eastAsia"/>
+              </w:rPr>
+              <w:t>1</w:t>
+            </w:r>
+            <w:r>
+              <w:t>01},UpBound:{date:20150</w:t>
+            </w:r>
+            <w:r>
+              <w:rPr>
+                <w:rFonts w:hint="eastAsia"/>
+              </w:rPr>
+              <w:t>2</w:t>
+            </w:r>
+            <w:r>
+              <w:t>01}})</w:t>
             </w:r>
           </w:p>
           <w:p>
             <w:pPr>
               <w:pStyle w:val="HTMLPreformatted"/>
+            </w:pPr>
+          </w:p>
+          <w:p>
+            <w:pPr>
+              <w:pStyle w:val="HTMLPreformatted"/>
+            </w:pPr>
+            <w:r>
+              <w:t>db.</w:t>
+            </w:r>
+            <w:r>
+              <w:rPr>
+                <w:rFonts w:eastAsiaTheme="minorEastAsia" w:hint="eastAsia"/>
+              </w:rPr>
+              <w:t xml:space="preserve"> testfindandmodify.test</w:t>
+            </w:r>
+            <w:r>
+              <w:t>.attachCL('total.t</w:t>
+            </w:r>
+            <w:r>
               <w:rPr>
                 <w:rFonts w:hint="eastAsia"/>
               </w:rPr>
-            </w:pPr>
-          </w:p>
-          <w:p>
-            <w:pPr>
-              <w:pStyle w:val="HTMLPreformatted"/>
+              <w:t>2</w:t>
+            </w:r>
+            <w:r>
+              <w:t>',{LowBound:{date:20150</w:t>
+            </w:r>
+            <w:r>
               <w:rPr>
                 <w:rFonts w:hint="eastAsia"/>
               </w:rPr>
-            </w:pPr>
-            <w:r>
-              <w:t>db.total.createCL('t</w:t>
+              <w:t>2</w:t>
+            </w:r>
+            <w:r>
+              <w:t>01},UpBound:{date:20150</w:t>
             </w:r>
             <w:r>
               <w:rPr>
                 <w:rFonts w:hint="eastAsia"/>
               </w:rPr>
+              <w:t>3</w:t>
+            </w:r>
+            <w:r>
+              <w:t>01}})</w:t>
+            </w:r>
+          </w:p>
+          <w:p>
+            <w:pPr>
+              <w:ind w:left="0"/>
+              <w:rPr>
+                <w:rFonts w:eastAsiaTheme="minorEastAsia"/>
+              </w:rPr>
+            </w:pPr>
+            <w:r>
+              <w:rPr>
+                <w:rFonts w:eastAsiaTheme="minorEastAsia" w:hint="eastAsia"/>
+              </w:rPr>
+              <w:t>3.</w:t>
+            </w:r>
+            <w:r>
+              <w:rPr>
+                <w:rFonts w:eastAsiaTheme="minorEastAsia" w:hint="eastAsia"/>
+              </w:rPr>
+              <w:t>通过</w:t>
+            </w:r>
+            <w:r>
+              <w:rPr>
+                <w:rFonts w:eastAsiaTheme="minorEastAsia" w:hint="eastAsia"/>
+              </w:rPr>
+              <w:t>js</w:t>
+            </w:r>
+            <w:r>
+              <w:rPr>
+                <w:rFonts w:eastAsiaTheme="minorEastAsia" w:hint="eastAsia"/>
+              </w:rPr>
+              <w:t>执行</w:t>
+            </w:r>
+          </w:p>
+          <w:p>
+            <w:pPr>
+              <w:ind w:left="0"/>
+              <w:rPr>
+                <w:rFonts w:eastAsiaTheme="minorEastAsia"/>
+              </w:rPr>
+            </w:pPr>
+            <w:r>
+              <w:rPr>
+                <w:rFonts w:eastAsiaTheme="minorEastAsia"/>
+              </w:rPr>
+              <w:t>for(i=1;i&lt;10000;++i){db.</w:t>
+            </w:r>
+            <w:r>
+              <w:rPr>
+                <w:rFonts w:eastAsiaTheme="minorEastAsia" w:hint="eastAsia"/>
+              </w:rPr>
+              <w:t xml:space="preserve"> testfindandmodify.test</w:t>
+            </w:r>
+            <w:r>
+              <w:rPr>
+                <w:rFonts w:eastAsiaTheme="minorEastAsia"/>
+              </w:rPr>
+              <w:t>.in</w:t>
+            </w:r>
+            <w:r>
+              <w:rPr>
+                <w:rFonts w:eastAsiaTheme="minorEastAsia"/>
+              </w:rPr>
+              <w:t>sert({_id:i,date:20150000 + (i%</w:t>
+            </w:r>
+            <w:r>
+              <w:rPr>
+                <w:rFonts w:eastAsiaTheme="minorEastAsia" w:hint="eastAsia"/>
+              </w:rPr>
               <w:t>2</w:t>
             </w:r>
             <w:r>
-              <w:t>',{ShardingKey:{_id:1},ShardingType:"range",Group:"db2"})</w:t>
-            </w:r>
-          </w:p>
-          <w:p>
-            <w:pPr>
-              <w:pStyle w:val="HTMLPreformatted"/>
-              <w:rPr>
-                <w:rFonts w:hint="eastAsia"/>
-              </w:rPr>
-            </w:pPr>
-          </w:p>
-          <w:p>
-            <w:pPr>
-              <w:pStyle w:val="HTMLPreformatted"/>
-              <w:rPr>
-                <w:rFonts w:hint="eastAsia"/>
-              </w:rPr>
-            </w:pPr>
-            <w:r>
-              <w:t>db.</w:t>
-            </w:r>
-            <w:r>
-              <w:rPr>
-                <w:rFonts w:eastAsiaTheme="minorEastAsia" w:hint="eastAsia"/>
-              </w:rPr>
-              <w:t xml:space="preserve"> testfindandmodify.test</w:t>
-            </w:r>
-            <w:r>
-              <w:t>.attachCL('total.t</w:t>
-            </w:r>
-            <w:r>
-              <w:rPr>
-                <w:rFonts w:hint="eastAsia"/>
-              </w:rPr>
-              <w:t>1</w:t>
-            </w:r>
-            <w:r>
-              <w:t>',{LowBound:{date:20150</w:t>
-            </w:r>
-            <w:r>
-              <w:rPr>
-                <w:rFonts w:hint="eastAsia"/>
-              </w:rPr>
-              <w:t>1</w:t>
-            </w:r>
-            <w:r>
-              <w:t>01},UpBound:{date:20150</w:t>
-            </w:r>
-            <w:r>
-              <w:rPr>
-                <w:rFonts w:hint="eastAsia"/>
-              </w:rPr>
-              <w:t>2</w:t>
-            </w:r>
-            <w:r>
-              <w:t>01}})</w:t>
-            </w:r>
-          </w:p>
-          <w:p>
-            <w:pPr>
-              <w:pStyle w:val="HTMLPreformatted"/>
-              <w:rPr>
-                <w:rFonts w:hint="eastAsia"/>
-              </w:rPr>
-            </w:pPr>
-          </w:p>
-          <w:p>
-            <w:pPr>
-              <w:pStyle w:val="HTMLPreformatted"/>
-              <w:rPr>
-                <w:rFonts w:hint="eastAsia"/>
-              </w:rPr>
-            </w:pPr>
-            <w:r>
-              <w:t>db.</w:t>
-            </w:r>
-            <w:r>
-              <w:rPr>
-                <w:rFonts w:eastAsiaTheme="minorEastAsia" w:hint="eastAsia"/>
-              </w:rPr>
-              <w:t xml:space="preserve"> testfindandmodify.test</w:t>
-            </w:r>
-            <w:r>
-              <w:t>.attachCL('total.t</w:t>
-            </w:r>
-            <w:r>
-              <w:rPr>
-                <w:rFonts w:hint="eastAsia"/>
-              </w:rPr>
-              <w:t>2</w:t>
-            </w:r>
-            <w:r>
-              <w:t>',{LowBound:{date:20150</w:t>
-            </w:r>
-            <w:r>
-              <w:rPr>
-                <w:rFonts w:hint="eastAsia"/>
-              </w:rPr>
-              <w:t>2</w:t>
-            </w:r>
-            <w:r>
-              <w:t>01},UpBound:{date:20150</w:t>
-            </w:r>
-            <w:r>
-              <w:rPr>
-                <w:rFonts w:hint="eastAsia"/>
-              </w:rPr>
-              <w:t>3</w:t>
-            </w:r>
-            <w:r>
-              <w:t>01}})</w:t>
-            </w:r>
-          </w:p>
-          <w:p>
-            <w:pPr>
-              <w:ind w:left="0"/>
-              <w:rPr>
-                <w:rFonts w:eastAsiaTheme="minorEastAsia"/>
-              </w:rPr>
-            </w:pPr>
-            <w:r>
-              <w:rPr>
-                <w:rFonts w:eastAsiaTheme="minorEastAsia" w:hint="eastAsia"/>
-              </w:rPr>
-              <w:t>3.</w:t>
-            </w:r>
-            <w:r>
-              <w:rPr>
-                <w:rFonts w:eastAsiaTheme="minorEastAsia" w:hint="eastAsia"/>
-              </w:rPr>
-              <w:t>通过</w:t>
-            </w:r>
-            <w:r>
-              <w:rPr>
-                <w:rFonts w:eastAsiaTheme="minorEastAsia" w:hint="eastAsia"/>
-              </w:rPr>
-              <w:t>js</w:t>
-            </w:r>
-            <w:r>
-              <w:rPr>
-                <w:rFonts w:eastAsiaTheme="minorEastAsia" w:hint="eastAsia"/>
-              </w:rPr>
-              <w:t>执行</w:t>
-            </w:r>
-          </w:p>
-          <w:p>
-            <w:pPr>
-              <w:ind w:left="0"/>
-              <w:rPr>
-                <w:rFonts w:eastAsiaTheme="minorEastAsia" w:hint="eastAsia"/>
-              </w:rPr>
-            </w:pPr>
-            <w:r>
-              <w:rPr>
-                <w:rFonts w:eastAsiaTheme="minorEastAsia"/>
-              </w:rPr>
-              <w:t>for(i=1;i&lt;10000;++i){db.</w:t>
-            </w:r>
-            <w:r>
-              <w:rPr>
-                <w:rFonts w:eastAsiaTheme="minorEastAsia" w:hint="eastAsia"/>
-              </w:rPr>
-              <w:t xml:space="preserve"> testfindandmodify.test</w:t>
-            </w:r>
-            <w:r>
-              <w:rPr>
-                <w:rFonts w:eastAsiaTheme="minorEastAsia"/>
-              </w:rPr>
-              <w:t>.in</w:t>
-            </w:r>
-            <w:r>
-              <w:rPr>
-                <w:rFonts w:eastAsiaTheme="minorEastAsia"/>
-              </w:rPr>
-              <w:t>sert({_id:i,date:20150000 + (i%</w:t>
-            </w:r>
-            <w:r>
-              <w:rPr>
-                <w:rFonts w:eastAsiaTheme="minorEastAsia" w:hint="eastAsia"/>
-              </w:rPr>
-              <w:t>2</w:t>
-            </w:r>
-            <w:r>
               <w:rPr>
                 <w:rFonts w:eastAsiaTheme="minorEastAsia"/>
               </w:rPr>
@@ -8921,7 +8923,7 @@
             <w:pPr>
               <w:ind w:left="0"/>
               <w:rPr>
-                <w:rFonts w:eastAsiaTheme="minorEastAsia" w:hint="eastAsia"/>
+                <w:rFonts w:eastAsiaTheme="minorEastAsia"/>
               </w:rPr>
             </w:pPr>
             <w:r>
@@ -8956,7 +8958,7 @@
             <w:pPr>
               <w:ind w:left="0"/>
               <w:rPr>
-                <w:rFonts w:eastAsiaTheme="minorEastAsia" w:hint="eastAsia"/>
+                <w:rFonts w:eastAsiaTheme="minorEastAsia"/>
               </w:rPr>
             </w:pPr>
           </w:p>
@@ -9030,7 +9032,7 @@
             <w:pPr>
               <w:ind w:left="0"/>
               <w:rPr>
-                <w:rFonts w:eastAsiaTheme="minorEastAsia" w:hint="eastAsia"/>
+                <w:rFonts w:eastAsiaTheme="minorEastAsia"/>
               </w:rPr>
             </w:pPr>
             <w:r>
@@ -9094,9 +9096,6 @@
           <w:p>
             <w:pPr>
               <w:ind w:left="0"/>
-              <w:rPr>
-                <w:rFonts w:hint="eastAsia"/>
-              </w:rPr>
             </w:pPr>
             <w:r>
               <w:rPr>
@@ -9132,7 +9131,7 @@
             <w:pPr>
               <w:ind w:left="0"/>
               <w:rPr>
-                <w:rFonts w:eastAsiaTheme="minorEastAsia" w:hint="eastAsia"/>
+                <w:rFonts w:eastAsiaTheme="minorEastAsia"/>
               </w:rPr>
             </w:pPr>
             <w:r>
@@ -9153,15 +9152,15 @@
             <w:pPr>
               <w:ind w:left="0"/>
               <w:rPr>
-                <w:rFonts w:eastAsiaTheme="minorEastAsia" w:hint="eastAsia"/>
-              </w:rPr>
-            </w:pPr>
-          </w:p>
-          <w:p>
-            <w:pPr>
-              <w:ind w:left="0"/>
-              <w:rPr>
-                <w:rFonts w:eastAsiaTheme="minorEastAsia" w:hint="eastAsia"/>
+                <w:rFonts w:eastAsiaTheme="minorEastAsia"/>
+              </w:rPr>
+            </w:pPr>
+          </w:p>
+          <w:p>
+            <w:pPr>
+              <w:ind w:left="0"/>
+              <w:rPr>
+                <w:rFonts w:eastAsiaTheme="minorEastAsia"/>
               </w:rPr>
             </w:pPr>
             <w:r>
@@ -9175,15 +9174,15 @@
             <w:pPr>
               <w:ind w:left="0"/>
               <w:rPr>
-                <w:rFonts w:eastAsiaTheme="minorEastAsia" w:hint="eastAsia"/>
-              </w:rPr>
-            </w:pPr>
-          </w:p>
-          <w:p>
-            <w:pPr>
-              <w:ind w:left="0"/>
-              <w:rPr>
-                <w:rFonts w:eastAsiaTheme="minorEastAsia" w:hint="eastAsia"/>
+                <w:rFonts w:eastAsiaTheme="minorEastAsia"/>
+              </w:rPr>
+            </w:pPr>
+          </w:p>
+          <w:p>
+            <w:pPr>
+              <w:ind w:left="0"/>
+              <w:rPr>
+                <w:rFonts w:eastAsiaTheme="minorEastAsia"/>
               </w:rPr>
             </w:pPr>
           </w:p>
@@ -9220,7 +9219,7 @@
             <w:pPr>
               <w:pStyle w:val="HTMLPreformatted"/>
               <w:rPr>
-                <w:rFonts w:eastAsiaTheme="minorEastAsia" w:hint="eastAsia"/>
+                <w:rFonts w:eastAsiaTheme="minorEastAsia"/>
               </w:rPr>
             </w:pPr>
           </w:p>
@@ -9238,9 +9237,6 @@
           <w:p>
             <w:pPr>
               <w:ind w:left="0"/>
-              <w:rPr>
-                <w:rFonts w:hint="eastAsia"/>
-              </w:rPr>
             </w:pPr>
           </w:p>
         </w:tc>
@@ -9257,9 +9253,6 @@
           <w:p>
             <w:pPr>
               <w:ind w:left="0"/>
-              <w:rPr>
-                <w:rFonts w:hint="eastAsia"/>
-              </w:rPr>
             </w:pPr>
           </w:p>
         </w:tc>
